--- a/доп материалы/пробные варианты/politika_variant_1.docx
+++ b/доп материалы/пробные варианты/politika_variant_1.docx
@@ -4,2722 +4,2791 @@
   <w:body>
     <w:p>
       <w:pPr>
-        <w:jc w:val="center"/>
+        <w:widowControl/>
+        <w:spacing w:line="240" w:lineRule="auto" w:after="120"/>
+        <w:jc w:val="left"/>
       </w:pPr>
       <w:r>
         <w:rPr>
+          <w:rFonts w:ascii="Times New Roman" w:hAnsi="Times New Roman" w:eastAsia="Times New Roman"/>
           <w:b/>
-          <w:color w:val="2975E5"/>
-          <w:sz w:val="32"/>
+          <w:color w:val="181A1F"/>
+          <w:sz w:val="28"/>
         </w:rPr>
-        <w:t>ЕГЭ ПО ОБЩЕСТВОЗНАНИЮ — 2026</w:t>
+        <w:t>Тематический пробный вариант № 1. Политика</w:t>
       </w:r>
     </w:p>
     <w:p>
       <w:pPr>
-        <w:jc w:val="center"/>
+        <w:widowControl/>
+        <w:spacing w:line="240" w:lineRule="auto" w:after="140"/>
+        <w:jc w:val="left"/>
       </w:pPr>
       <w:r>
         <w:rPr>
-          <w:b/>
-          <w:sz w:val="30"/>
+          <w:rFonts w:ascii="Times New Roman" w:hAnsi="Times New Roman" w:eastAsia="Times New Roman"/>
+          <w:color w:val="181A1F"/>
+          <w:sz w:val="28"/>
         </w:rPr>
-        <w:t>Тематический пробный вариант № 1</w:t>
-        <w:br/>
-        <w:t>Политика</w:t>
-      </w:r>
-    </w:p>
-    <w:p>
-      <w:r>
         <w:t>25 заданий • максимальный первичный балл — 58 • рекомендуемое время — 3 часа 30 минут</w:t>
       </w:r>
     </w:p>
     <w:p>
+      <w:pPr>
+        <w:pStyle w:val="Heading1"/>
+        <w:keepNext/>
+        <w:widowControl/>
+        <w:spacing w:line="240" w:lineRule="auto" w:after="60" w:before="160"/>
+      </w:pPr>
       <w:r>
         <w:rPr>
-          <w:i/>
+          <w:rFonts w:ascii="Times New Roman" w:hAnsi="Times New Roman" w:eastAsia="Times New Roman"/>
+          <w:b/>
+          <w:color w:val="181A1F"/>
+          <w:sz w:val="28"/>
         </w:rPr>
-        <w:t>Все задания относятся к указанному разделу; фиксированные тематические номера заменены равноценными по максимальному баллу.</w:t>
-      </w:r>
-    </w:p>
-    <w:p>
-      <w:pPr>
-        <w:pStyle w:val="Heading1"/>
-      </w:pPr>
-      <w:r>
         <w:t>Часть 1</w:t>
       </w:r>
     </w:p>
     <w:p>
+      <w:pPr>
+        <w:widowControl/>
+        <w:spacing w:line="240" w:lineRule="auto" w:after="0"/>
+      </w:pPr>
       <w:r>
+        <w:rPr>
+          <w:rFonts w:ascii="Times New Roman" w:hAnsi="Times New Roman" w:eastAsia="Times New Roman"/>
+          <w:color w:val="181A1F"/>
+          <w:sz w:val="28"/>
+        </w:rPr>
         <w:t>Ответами к заданиям 1–16 являются последовательности цифр. Запишите ответ без пробелов и дополнительных символов.</w:t>
       </w:r>
     </w:p>
     <w:p>
+      <w:pPr>
+        <w:keepNext/>
+        <w:widowControl/>
+        <w:spacing w:line="240" w:lineRule="auto" w:after="0" w:before="120"/>
+      </w:pPr>
       <w:r>
         <w:rPr>
+          <w:rFonts w:ascii="Times New Roman" w:hAnsi="Times New Roman" w:eastAsia="Times New Roman"/>
           <w:b/>
-          <w:sz w:val="24"/>
+          <w:color w:val="181A1F"/>
+          <w:sz w:val="28"/>
         </w:rPr>
         <w:t>1.</w:t>
       </w:r>
     </w:p>
     <w:p>
+      <w:pPr>
+        <w:widowControl/>
+        <w:spacing w:line="240" w:lineRule="auto" w:after="0"/>
+      </w:pPr>
       <w:r>
         <w:rPr>
+          <w:rFonts w:ascii="Times New Roman" w:hAnsi="Times New Roman" w:eastAsia="Times New Roman"/>
           <w:b w:val="0"/>
           <w:i w:val="0"/>
+          <w:color w:val="181A1F"/>
+          <w:sz w:val="28"/>
         </w:rPr>
         <w:t>Ниже приведён перечень терминов. Все они, за исключением двух, относятся к признакам любого государства.</w:t>
       </w:r>
     </w:p>
     <w:p>
+      <w:pPr>
+        <w:widowControl/>
+        <w:spacing w:line="240" w:lineRule="auto" w:after="0"/>
+      </w:pPr>
       <w:r>
         <w:rPr>
+          <w:rFonts w:ascii="Times New Roman" w:hAnsi="Times New Roman" w:eastAsia="Times New Roman"/>
           <w:b w:val="0"/>
           <w:i w:val="0"/>
+          <w:color w:val="181A1F"/>
+          <w:sz w:val="28"/>
         </w:rPr>
         <w:t>1) монопольное право на правотворчество;</w:t>
       </w:r>
     </w:p>
     <w:p>
+      <w:pPr>
+        <w:widowControl/>
+        <w:spacing w:line="240" w:lineRule="auto" w:after="0"/>
+      </w:pPr>
       <w:r>
         <w:rPr>
+          <w:rFonts w:ascii="Times New Roman" w:hAnsi="Times New Roman" w:eastAsia="Times New Roman"/>
           <w:b w:val="0"/>
           <w:i w:val="0"/>
+          <w:color w:val="181A1F"/>
+          <w:sz w:val="28"/>
         </w:rPr>
         <w:t>2) суверенитет;</w:t>
       </w:r>
     </w:p>
     <w:p>
+      <w:pPr>
+        <w:widowControl/>
+        <w:spacing w:line="240" w:lineRule="auto" w:after="0"/>
+      </w:pPr>
       <w:r>
         <w:rPr>
+          <w:rFonts w:ascii="Times New Roman" w:hAnsi="Times New Roman" w:eastAsia="Times New Roman"/>
           <w:b w:val="0"/>
           <w:i w:val="0"/>
+          <w:color w:val="181A1F"/>
+          <w:sz w:val="28"/>
         </w:rPr>
         <w:t>3) публичная власть;</w:t>
       </w:r>
     </w:p>
     <w:p>
+      <w:pPr>
+        <w:widowControl/>
+        <w:spacing w:line="240" w:lineRule="auto" w:after="0"/>
+      </w:pPr>
       <w:r>
         <w:rPr>
+          <w:rFonts w:ascii="Times New Roman" w:hAnsi="Times New Roman" w:eastAsia="Times New Roman"/>
           <w:b w:val="0"/>
           <w:i w:val="0"/>
+          <w:color w:val="181A1F"/>
+          <w:sz w:val="28"/>
         </w:rPr>
         <w:t>4) республиканская форма правления;</w:t>
       </w:r>
     </w:p>
     <w:p>
+      <w:pPr>
+        <w:widowControl/>
+        <w:spacing w:line="240" w:lineRule="auto" w:after="0"/>
+      </w:pPr>
       <w:r>
         <w:rPr>
+          <w:rFonts w:ascii="Times New Roman" w:hAnsi="Times New Roman" w:eastAsia="Times New Roman"/>
           <w:b w:val="0"/>
           <w:i w:val="0"/>
+          <w:color w:val="181A1F"/>
+          <w:sz w:val="28"/>
         </w:rPr>
         <w:t>5) территория;</w:t>
       </w:r>
     </w:p>
     <w:p>
+      <w:pPr>
+        <w:widowControl/>
+        <w:spacing w:line="240" w:lineRule="auto" w:after="0"/>
+      </w:pPr>
       <w:r>
         <w:rPr>
+          <w:rFonts w:ascii="Times New Roman" w:hAnsi="Times New Roman" w:eastAsia="Times New Roman"/>
           <w:b w:val="0"/>
           <w:i w:val="0"/>
+          <w:color w:val="181A1F"/>
+          <w:sz w:val="28"/>
         </w:rPr>
         <w:t>6) федеративное устройство.</w:t>
       </w:r>
     </w:p>
     <w:p>
+      <w:pPr>
+        <w:widowControl/>
+        <w:spacing w:line="240" w:lineRule="auto" w:after="0"/>
+      </w:pPr>
       <w:r>
         <w:rPr>
+          <w:rFonts w:ascii="Times New Roman" w:hAnsi="Times New Roman" w:eastAsia="Times New Roman"/>
           <w:b w:val="0"/>
           <w:i w:val="0"/>
+          <w:color w:val="181A1F"/>
+          <w:sz w:val="28"/>
         </w:rPr>
         <w:t>Найдите два термина, «выпадающих» из общего ряда, и запишите в таблицу цифры, под которыми они указаны.</w:t>
       </w:r>
     </w:p>
     <w:p>
-      <w:r>
-        <w:t>Ответ: ______________________________</w:t>
-      </w:r>
-    </w:p>
-    <w:p>
+      <w:pPr>
+        <w:keepNext/>
+        <w:widowControl/>
+        <w:spacing w:line="240" w:lineRule="auto" w:after="0" w:before="120"/>
+      </w:pPr>
       <w:r>
         <w:rPr>
+          <w:rFonts w:ascii="Times New Roman" w:hAnsi="Times New Roman" w:eastAsia="Times New Roman"/>
           <w:b/>
-          <w:sz w:val="24"/>
+          <w:color w:val="181A1F"/>
+          <w:sz w:val="28"/>
         </w:rPr>
         <w:t>2.</w:t>
       </w:r>
     </w:p>
     <w:p>
+      <w:pPr>
+        <w:widowControl/>
+        <w:spacing w:line="240" w:lineRule="auto" w:after="0"/>
+      </w:pPr>
       <w:r>
         <w:rPr>
+          <w:rFonts w:ascii="Times New Roman" w:hAnsi="Times New Roman" w:eastAsia="Times New Roman"/>
           <w:b w:val="0"/>
           <w:i w:val="0"/>
+          <w:color w:val="181A1F"/>
+          <w:sz w:val="28"/>
         </w:rPr>
         <w:t>Какие из приведённых примеров иллюстрируют функционирование гражданского общества? Запишите цифры, под которыми они указаны.</w:t>
       </w:r>
     </w:p>
     <w:p>
+      <w:pPr>
+        <w:widowControl/>
+        <w:spacing w:line="240" w:lineRule="auto" w:after="0"/>
+      </w:pPr>
       <w:r>
         <w:rPr>
+          <w:rFonts w:ascii="Times New Roman" w:hAnsi="Times New Roman" w:eastAsia="Times New Roman"/>
           <w:b w:val="0"/>
           <w:i w:val="0"/>
+          <w:color w:val="181A1F"/>
+          <w:sz w:val="28"/>
         </w:rPr>
         <w:t>1) Министерство образования объявило о проведении конкурса «Учитель года».</w:t>
       </w:r>
     </w:p>
     <w:p>
+      <w:pPr>
+        <w:widowControl/>
+        <w:spacing w:line="240" w:lineRule="auto" w:after="0"/>
+      </w:pPr>
       <w:r>
         <w:rPr>
+          <w:rFonts w:ascii="Times New Roman" w:hAnsi="Times New Roman" w:eastAsia="Times New Roman"/>
           <w:b w:val="0"/>
           <w:i w:val="0"/>
+          <w:color w:val="181A1F"/>
+          <w:sz w:val="28"/>
         </w:rPr>
         <w:t>2) Ha собрании жителей микрорайона было принято решение о благоустройстве детских площадок.</w:t>
       </w:r>
     </w:p>
     <w:p>
+      <w:pPr>
+        <w:widowControl/>
+        <w:spacing w:line="240" w:lineRule="auto" w:after="0"/>
+      </w:pPr>
       <w:r>
         <w:rPr>
+          <w:rFonts w:ascii="Times New Roman" w:hAnsi="Times New Roman" w:eastAsia="Times New Roman"/>
           <w:b w:val="0"/>
           <w:i w:val="0"/>
+          <w:color w:val="181A1F"/>
+          <w:sz w:val="28"/>
         </w:rPr>
         <w:t>3) По всей стране прошли парламентские выборы.</w:t>
       </w:r>
     </w:p>
     <w:p>
+      <w:pPr>
+        <w:widowControl/>
+        <w:spacing w:line="240" w:lineRule="auto" w:after="0"/>
+      </w:pPr>
       <w:r>
         <w:rPr>
+          <w:rFonts w:ascii="Times New Roman" w:hAnsi="Times New Roman" w:eastAsia="Times New Roman"/>
           <w:b w:val="0"/>
           <w:i w:val="0"/>
+          <w:color w:val="181A1F"/>
+          <w:sz w:val="28"/>
         </w:rPr>
         <w:t>4) По инициативе губернатора были установлены новые светофоры на дорожных переходах возле школ и детских садов.</w:t>
       </w:r>
     </w:p>
     <w:p>
+      <w:pPr>
+        <w:widowControl/>
+        <w:spacing w:line="240" w:lineRule="auto" w:after="0"/>
+      </w:pPr>
       <w:r>
         <w:rPr>
+          <w:rFonts w:ascii="Times New Roman" w:hAnsi="Times New Roman" w:eastAsia="Times New Roman"/>
           <w:b w:val="0"/>
           <w:i w:val="0"/>
+          <w:color w:val="181A1F"/>
+          <w:sz w:val="28"/>
         </w:rPr>
         <w:t>5) Граждане проявили активность в благоустройстве своего района, организации досуга несовершеннолетних.</w:t>
       </w:r>
     </w:p>
     <w:p>
+      <w:pPr>
+        <w:widowControl/>
+        <w:spacing w:line="240" w:lineRule="auto" w:after="0"/>
+      </w:pPr>
       <w:r>
         <w:rPr>
+          <w:rFonts w:ascii="Times New Roman" w:hAnsi="Times New Roman" w:eastAsia="Times New Roman"/>
           <w:b w:val="0"/>
           <w:i w:val="0"/>
+          <w:color w:val="181A1F"/>
+          <w:sz w:val="28"/>
         </w:rPr>
         <w:t>6) В городе Z учителя-математики создали свою профессиональную ассоциацию.</w:t>
       </w:r>
     </w:p>
     <w:p>
-      <w:r>
-        <w:t>Ответ: ______________________________</w:t>
-      </w:r>
-    </w:p>
-    <w:p>
+      <w:pPr>
+        <w:keepNext/>
+        <w:widowControl/>
+        <w:spacing w:line="240" w:lineRule="auto" w:after="0" w:before="120"/>
+      </w:pPr>
       <w:r>
         <w:rPr>
+          <w:rFonts w:ascii="Times New Roman" w:hAnsi="Times New Roman" w:eastAsia="Times New Roman"/>
           <w:b/>
-          <w:sz w:val="24"/>
+          <w:color w:val="181A1F"/>
+          <w:sz w:val="28"/>
         </w:rPr>
         <w:t>3.</w:t>
       </w:r>
     </w:p>
     <w:p>
+      <w:pPr>
+        <w:widowControl/>
+        <w:spacing w:line="240" w:lineRule="auto" w:after="0"/>
+      </w:pPr>
       <w:r>
         <w:rPr>
+          <w:rFonts w:ascii="Times New Roman" w:hAnsi="Times New Roman" w:eastAsia="Times New Roman"/>
           <w:b w:val="0"/>
           <w:i w:val="0"/>
+          <w:color w:val="181A1F"/>
+          <w:sz w:val="28"/>
         </w:rPr>
         <w:t>Ниже приведён ряд терминов. Все они, за исключением двух, относятся к понятию «гражданское общество».</w:t>
       </w:r>
     </w:p>
     <w:p>
+      <w:pPr>
+        <w:widowControl/>
+        <w:spacing w:line="240" w:lineRule="auto" w:after="0"/>
+      </w:pPr>
       <w:r>
         <w:rPr>
+          <w:rFonts w:ascii="Times New Roman" w:hAnsi="Times New Roman" w:eastAsia="Times New Roman"/>
           <w:b w:val="0"/>
           <w:i w:val="0"/>
+          <w:color w:val="181A1F"/>
+          <w:sz w:val="28"/>
         </w:rPr>
         <w:t>1) парламент;</w:t>
       </w:r>
     </w:p>
     <w:p>
+      <w:pPr>
+        <w:widowControl/>
+        <w:spacing w:line="240" w:lineRule="auto" w:after="0"/>
+      </w:pPr>
       <w:r>
         <w:rPr>
+          <w:rFonts w:ascii="Times New Roman" w:hAnsi="Times New Roman" w:eastAsia="Times New Roman"/>
           <w:b w:val="0"/>
           <w:i w:val="0"/>
+          <w:color w:val="181A1F"/>
+          <w:sz w:val="28"/>
         </w:rPr>
         <w:t>2) общественная организация;</w:t>
       </w:r>
     </w:p>
     <w:p>
+      <w:pPr>
+        <w:widowControl/>
+        <w:spacing w:line="240" w:lineRule="auto" w:after="0"/>
+      </w:pPr>
       <w:r>
         <w:rPr>
+          <w:rFonts w:ascii="Times New Roman" w:hAnsi="Times New Roman" w:eastAsia="Times New Roman"/>
           <w:b w:val="0"/>
           <w:i w:val="0"/>
+          <w:color w:val="181A1F"/>
+          <w:sz w:val="28"/>
         </w:rPr>
         <w:t>3) частный интерес;</w:t>
       </w:r>
     </w:p>
     <w:p>
+      <w:pPr>
+        <w:widowControl/>
+        <w:spacing w:line="240" w:lineRule="auto" w:after="0"/>
+      </w:pPr>
       <w:r>
         <w:rPr>
+          <w:rFonts w:ascii="Times New Roman" w:hAnsi="Times New Roman" w:eastAsia="Times New Roman"/>
           <w:b w:val="0"/>
           <w:i w:val="0"/>
+          <w:color w:val="181A1F"/>
+          <w:sz w:val="28"/>
         </w:rPr>
         <w:t>4) социальная активность;</w:t>
       </w:r>
     </w:p>
     <w:p>
+      <w:pPr>
+        <w:widowControl/>
+        <w:spacing w:line="240" w:lineRule="auto" w:after="0"/>
+      </w:pPr>
       <w:r>
         <w:rPr>
+          <w:rFonts w:ascii="Times New Roman" w:hAnsi="Times New Roman" w:eastAsia="Times New Roman"/>
           <w:b w:val="0"/>
           <w:i w:val="0"/>
+          <w:color w:val="181A1F"/>
+          <w:sz w:val="28"/>
         </w:rPr>
         <w:t>5) горизонтальное социальное взаимодействие;</w:t>
       </w:r>
     </w:p>
     <w:p>
+      <w:pPr>
+        <w:widowControl/>
+        <w:spacing w:line="240" w:lineRule="auto" w:after="0"/>
+      </w:pPr>
       <w:r>
         <w:rPr>
+          <w:rFonts w:ascii="Times New Roman" w:hAnsi="Times New Roman" w:eastAsia="Times New Roman"/>
           <w:b w:val="0"/>
           <w:i w:val="0"/>
+          <w:color w:val="181A1F"/>
+          <w:sz w:val="28"/>
         </w:rPr>
         <w:t>6) исполнительная власть.</w:t>
       </w:r>
     </w:p>
     <w:p>
+      <w:pPr>
+        <w:widowControl/>
+        <w:spacing w:line="240" w:lineRule="auto" w:after="0"/>
+      </w:pPr>
       <w:r>
         <w:rPr>
+          <w:rFonts w:ascii="Times New Roman" w:hAnsi="Times New Roman" w:eastAsia="Times New Roman"/>
           <w:b w:val="0"/>
           <w:i w:val="0"/>
+          <w:color w:val="181A1F"/>
+          <w:sz w:val="28"/>
         </w:rPr>
         <w:t>Найдите два термина, «выпадающих» из общего ряда, и запишите в таблицу цифры, под которыми они указаны.</w:t>
       </w:r>
     </w:p>
     <w:p>
-      <w:r>
-        <w:t>Ответ: ______________________________</w:t>
-      </w:r>
-    </w:p>
-    <w:p>
+      <w:pPr>
+        <w:keepNext/>
+        <w:widowControl/>
+        <w:spacing w:line="240" w:lineRule="auto" w:after="0" w:before="120"/>
+      </w:pPr>
       <w:r>
         <w:rPr>
+          <w:rFonts w:ascii="Times New Roman" w:hAnsi="Times New Roman" w:eastAsia="Times New Roman"/>
           <w:b/>
-          <w:sz w:val="24"/>
+          <w:color w:val="181A1F"/>
+          <w:sz w:val="28"/>
         </w:rPr>
         <w:t>4.</w:t>
       </w:r>
     </w:p>
     <w:p>
+      <w:pPr>
+        <w:widowControl/>
+        <w:spacing w:line="240" w:lineRule="auto" w:after="0"/>
+      </w:pPr>
       <w:r>
         <w:rPr>
+          <w:rFonts w:ascii="Times New Roman" w:hAnsi="Times New Roman" w:eastAsia="Times New Roman"/>
           <w:b w:val="0"/>
           <w:i w:val="0"/>
+          <w:color w:val="181A1F"/>
+          <w:sz w:val="28"/>
         </w:rPr>
         <w:t>В государстве Z граждане обладают всей полнотой прав и свобод, развиты институты гражданского общества; регулярно проходят свободные выборы главы государства и парламента. Государство Z включает в себя субъекты, обладающие определённой политической самостоятельностью. Найдите в приведённом ниже списке элементы формы государства Z и запишите цифры, под которыми они указаны.</w:t>
       </w:r>
     </w:p>
     <w:p>
+      <w:pPr>
+        <w:widowControl/>
+        <w:spacing w:line="240" w:lineRule="auto" w:after="0"/>
+      </w:pPr>
       <w:r>
         <w:rPr>
+          <w:rFonts w:ascii="Times New Roman" w:hAnsi="Times New Roman" w:eastAsia="Times New Roman"/>
           <w:b w:val="0"/>
           <w:i w:val="0"/>
+          <w:color w:val="181A1F"/>
+          <w:sz w:val="28"/>
         </w:rPr>
         <w:t>1) монархия</w:t>
       </w:r>
     </w:p>
     <w:p>
+      <w:pPr>
+        <w:widowControl/>
+        <w:spacing w:line="240" w:lineRule="auto" w:after="0"/>
+      </w:pPr>
       <w:r>
         <w:rPr>
+          <w:rFonts w:ascii="Times New Roman" w:hAnsi="Times New Roman" w:eastAsia="Times New Roman"/>
           <w:b w:val="0"/>
           <w:i w:val="0"/>
+          <w:color w:val="181A1F"/>
+          <w:sz w:val="28"/>
         </w:rPr>
         <w:t>2) федерация</w:t>
       </w:r>
     </w:p>
     <w:p>
+      <w:pPr>
+        <w:widowControl/>
+        <w:spacing w:line="240" w:lineRule="auto" w:after="0"/>
+      </w:pPr>
       <w:r>
         <w:rPr>
+          <w:rFonts w:ascii="Times New Roman" w:hAnsi="Times New Roman" w:eastAsia="Times New Roman"/>
           <w:b w:val="0"/>
           <w:i w:val="0"/>
+          <w:color w:val="181A1F"/>
+          <w:sz w:val="28"/>
         </w:rPr>
         <w:t>3) республика</w:t>
       </w:r>
     </w:p>
     <w:p>
+      <w:pPr>
+        <w:widowControl/>
+        <w:spacing w:line="240" w:lineRule="auto" w:after="0"/>
+      </w:pPr>
       <w:r>
         <w:rPr>
+          <w:rFonts w:ascii="Times New Roman" w:hAnsi="Times New Roman" w:eastAsia="Times New Roman"/>
           <w:b w:val="0"/>
           <w:i w:val="0"/>
+          <w:color w:val="181A1F"/>
+          <w:sz w:val="28"/>
         </w:rPr>
         <w:t>4) унитарное государство</w:t>
       </w:r>
     </w:p>
     <w:p>
+      <w:pPr>
+        <w:widowControl/>
+        <w:spacing w:line="240" w:lineRule="auto" w:after="0"/>
+      </w:pPr>
       <w:r>
         <w:rPr>
+          <w:rFonts w:ascii="Times New Roman" w:hAnsi="Times New Roman" w:eastAsia="Times New Roman"/>
           <w:b w:val="0"/>
           <w:i w:val="0"/>
+          <w:color w:val="181A1F"/>
+          <w:sz w:val="28"/>
         </w:rPr>
         <w:t>5) демократическое государство</w:t>
       </w:r>
     </w:p>
     <w:p>
+      <w:pPr>
+        <w:widowControl/>
+        <w:spacing w:line="240" w:lineRule="auto" w:after="0"/>
+      </w:pPr>
       <w:r>
         <w:rPr>
+          <w:rFonts w:ascii="Times New Roman" w:hAnsi="Times New Roman" w:eastAsia="Times New Roman"/>
           <w:b w:val="0"/>
           <w:i w:val="0"/>
+          <w:color w:val="181A1F"/>
+          <w:sz w:val="28"/>
         </w:rPr>
         <w:t>6) тоталитарное государство</w:t>
       </w:r>
     </w:p>
     <w:p>
-      <w:r>
-        <w:t>Ответ: ______________________________</w:t>
-      </w:r>
-    </w:p>
-    <w:p>
+      <w:pPr>
+        <w:keepNext/>
+        <w:widowControl/>
+        <w:spacing w:line="240" w:lineRule="auto" w:after="0" w:before="120"/>
+      </w:pPr>
       <w:r>
         <w:rPr>
+          <w:rFonts w:ascii="Times New Roman" w:hAnsi="Times New Roman" w:eastAsia="Times New Roman"/>
           <w:b/>
-          <w:sz w:val="24"/>
+          <w:color w:val="181A1F"/>
+          <w:sz w:val="28"/>
         </w:rPr>
         <w:t>5.</w:t>
       </w:r>
     </w:p>
     <w:p>
+      <w:pPr>
+        <w:widowControl/>
+        <w:spacing w:line="240" w:lineRule="auto" w:after="0"/>
+      </w:pPr>
       <w:r>
         <w:rPr>
+          <w:rFonts w:ascii="Times New Roman" w:hAnsi="Times New Roman" w:eastAsia="Times New Roman"/>
           <w:b w:val="0"/>
           <w:i w:val="0"/>
+          <w:color w:val="181A1F"/>
+          <w:sz w:val="28"/>
         </w:rPr>
         <w:t>В государстве Z прошли парламентские выборы. Какие из приведенных фактов свидетельствуют о том, что выборы проходили по мажоритарной системе? Запишите цифры, под которыми они указаны.</w:t>
       </w:r>
     </w:p>
     <w:p>
+      <w:pPr>
+        <w:widowControl/>
+        <w:spacing w:line="240" w:lineRule="auto" w:after="0"/>
+      </w:pPr>
       <w:r>
         <w:rPr>
+          <w:rFonts w:ascii="Times New Roman" w:hAnsi="Times New Roman" w:eastAsia="Times New Roman"/>
           <w:b w:val="0"/>
           <w:i w:val="0"/>
+          <w:color w:val="181A1F"/>
+          <w:sz w:val="28"/>
         </w:rPr>
         <w:t>1) Право голоса предоставлялось гражданам старше 18 лет независимо от национальности, пола, профессиональной принадлежности, уровня образования, дохода и прочее.</w:t>
       </w:r>
     </w:p>
     <w:p>
+      <w:pPr>
+        <w:widowControl/>
+        <w:spacing w:line="240" w:lineRule="auto" w:after="0"/>
+      </w:pPr>
       <w:r>
         <w:rPr>
+          <w:rFonts w:ascii="Times New Roman" w:hAnsi="Times New Roman" w:eastAsia="Times New Roman"/>
           <w:b w:val="0"/>
           <w:i w:val="0"/>
+          <w:color w:val="181A1F"/>
+          <w:sz w:val="28"/>
         </w:rPr>
         <w:t>2) Голосование проводилось по одномандатным округам.</w:t>
       </w:r>
     </w:p>
     <w:p>
+      <w:pPr>
+        <w:widowControl/>
+        <w:spacing w:line="240" w:lineRule="auto" w:after="0"/>
+      </w:pPr>
       <w:r>
         <w:rPr>
+          <w:rFonts w:ascii="Times New Roman" w:hAnsi="Times New Roman" w:eastAsia="Times New Roman"/>
           <w:b w:val="0"/>
           <w:i w:val="0"/>
+          <w:color w:val="181A1F"/>
+          <w:sz w:val="28"/>
         </w:rPr>
         <w:t>3) В некоторых избирательных округах предстоит повторное голосование, так как баллотирующиеся кандидаты не смогли набрать необходимое количество голосов.</w:t>
       </w:r>
     </w:p>
     <w:p>
+      <w:pPr>
+        <w:widowControl/>
+        <w:spacing w:line="240" w:lineRule="auto" w:after="0"/>
+      </w:pPr>
       <w:r>
         <w:rPr>
+          <w:rFonts w:ascii="Times New Roman" w:hAnsi="Times New Roman" w:eastAsia="Times New Roman"/>
           <w:b w:val="0"/>
           <w:i w:val="0"/>
+          <w:color w:val="181A1F"/>
+          <w:sz w:val="28"/>
         </w:rPr>
         <w:t>4) Осуществляется процедура тайного голосования.</w:t>
       </w:r>
     </w:p>
     <w:p>
+      <w:pPr>
+        <w:widowControl/>
+        <w:spacing w:line="240" w:lineRule="auto" w:after="0"/>
+      </w:pPr>
       <w:r>
         <w:rPr>
+          <w:rFonts w:ascii="Times New Roman" w:hAnsi="Times New Roman" w:eastAsia="Times New Roman"/>
           <w:b w:val="0"/>
           <w:i w:val="0"/>
+          <w:color w:val="181A1F"/>
+          <w:sz w:val="28"/>
         </w:rPr>
         <w:t>5) Существует возможность выдвижение независимых беспартийных кандидатов.</w:t>
       </w:r>
     </w:p>
     <w:p>
+      <w:pPr>
+        <w:widowControl/>
+        <w:spacing w:line="240" w:lineRule="auto" w:after="0"/>
+      </w:pPr>
       <w:r>
         <w:rPr>
+          <w:rFonts w:ascii="Times New Roman" w:hAnsi="Times New Roman" w:eastAsia="Times New Roman"/>
           <w:b w:val="0"/>
           <w:i w:val="0"/>
+          <w:color w:val="181A1F"/>
+          <w:sz w:val="28"/>
         </w:rPr>
         <w:t>6) Депутатские мандаты распределяются между партиями в зависимости от итогов голосования.</w:t>
       </w:r>
     </w:p>
     <w:p>
-      <w:r>
-        <w:t>Ответ: ______________________________</w:t>
-      </w:r>
-    </w:p>
-    <w:p>
+      <w:pPr>
+        <w:keepNext/>
+        <w:widowControl/>
+        <w:spacing w:line="240" w:lineRule="auto" w:after="0" w:before="120"/>
+      </w:pPr>
       <w:r>
         <w:rPr>
+          <w:rFonts w:ascii="Times New Roman" w:hAnsi="Times New Roman" w:eastAsia="Times New Roman"/>
           <w:b/>
-          <w:sz w:val="24"/>
+          <w:color w:val="181A1F"/>
+          <w:sz w:val="28"/>
         </w:rPr>
         <w:t>6.</w:t>
       </w:r>
     </w:p>
     <w:p>
+      <w:pPr>
+        <w:widowControl/>
+        <w:spacing w:line="240" w:lineRule="auto" w:after="0"/>
+      </w:pPr>
       <w:r>
         <w:rPr>
+          <w:rFonts w:ascii="Times New Roman" w:hAnsi="Times New Roman" w:eastAsia="Times New Roman"/>
           <w:b w:val="0"/>
           <w:i w:val="0"/>
+          <w:color w:val="181A1F"/>
+          <w:sz w:val="28"/>
         </w:rPr>
         <w:t xml:space="preserve">Парламентские выборы в государстве Z происходят один раз в шесть лет. Выберите в приведённом списке черты, свидетельствующие о том, что в государстве Z парламентские выборы проходят по пропорциональной системе, и запишите цифры, под которыми эти черты указаны.  </w:t>
       </w:r>
     </w:p>
     <w:p>
+      <w:pPr>
+        <w:widowControl/>
+        <w:spacing w:line="240" w:lineRule="auto" w:after="0"/>
+      </w:pPr>
       <w:r>
         <w:rPr>
+          <w:rFonts w:ascii="Times New Roman" w:hAnsi="Times New Roman" w:eastAsia="Times New Roman"/>
           <w:b w:val="0"/>
           <w:i w:val="0"/>
+          <w:color w:val="181A1F"/>
+          <w:sz w:val="28"/>
         </w:rPr>
         <w:t xml:space="preserve">1) голосование за программы партий, а не за конкретных людей  </w:t>
       </w:r>
     </w:p>
     <w:p>
+      <w:pPr>
+        <w:widowControl/>
+        <w:spacing w:line="240" w:lineRule="auto" w:after="0"/>
+      </w:pPr>
       <w:r>
         <w:rPr>
+          <w:rFonts w:ascii="Times New Roman" w:hAnsi="Times New Roman" w:eastAsia="Times New Roman"/>
           <w:b w:val="0"/>
           <w:i w:val="0"/>
+          <w:color w:val="181A1F"/>
+          <w:sz w:val="28"/>
         </w:rPr>
         <w:t xml:space="preserve">2) возможность выдвижения независимых беспартийных кандидатов  </w:t>
       </w:r>
     </w:p>
     <w:p>
+      <w:pPr>
+        <w:widowControl/>
+        <w:spacing w:line="240" w:lineRule="auto" w:after="0"/>
+      </w:pPr>
       <w:r>
         <w:rPr>
+          <w:rFonts w:ascii="Times New Roman" w:hAnsi="Times New Roman" w:eastAsia="Times New Roman"/>
           <w:b w:val="0"/>
           <w:i w:val="0"/>
+          <w:color w:val="181A1F"/>
+          <w:sz w:val="28"/>
         </w:rPr>
         <w:t xml:space="preserve">3) голосование по спискам политических партий  </w:t>
       </w:r>
     </w:p>
     <w:p>
+      <w:pPr>
+        <w:widowControl/>
+        <w:spacing w:line="240" w:lineRule="auto" w:after="0"/>
+      </w:pPr>
       <w:r>
         <w:rPr>
+          <w:rFonts w:ascii="Times New Roman" w:hAnsi="Times New Roman" w:eastAsia="Times New Roman"/>
           <w:b w:val="0"/>
           <w:i w:val="0"/>
+          <w:color w:val="181A1F"/>
+          <w:sz w:val="28"/>
         </w:rPr>
         <w:t xml:space="preserve">4) победа кандидата, получившего большинство голосов на выборах  </w:t>
       </w:r>
     </w:p>
     <w:p>
+      <w:pPr>
+        <w:widowControl/>
+        <w:spacing w:line="240" w:lineRule="auto" w:after="0"/>
+      </w:pPr>
       <w:r>
         <w:rPr>
+          <w:rFonts w:ascii="Times New Roman" w:hAnsi="Times New Roman" w:eastAsia="Times New Roman"/>
           <w:b w:val="0"/>
           <w:i w:val="0"/>
+          <w:color w:val="181A1F"/>
+          <w:sz w:val="28"/>
         </w:rPr>
         <w:t xml:space="preserve">5) зависимость количества мест, полученных политической партией в парламенте, от процента голосов, поданных за неё на выборах  </w:t>
       </w:r>
     </w:p>
     <w:p>
+      <w:pPr>
+        <w:widowControl/>
+        <w:spacing w:line="240" w:lineRule="auto" w:after="0"/>
+      </w:pPr>
       <w:r>
         <w:rPr>
+          <w:rFonts w:ascii="Times New Roman" w:hAnsi="Times New Roman" w:eastAsia="Times New Roman"/>
           <w:b w:val="0"/>
           <w:i w:val="0"/>
+          <w:color w:val="181A1F"/>
+          <w:sz w:val="28"/>
         </w:rPr>
         <w:t>6) голосование по одномандатным округам</w:t>
       </w:r>
     </w:p>
     <w:p>
-      <w:r>
-        <w:t>Ответ: ______________________________</w:t>
-      </w:r>
-    </w:p>
-    <w:p>
+      <w:pPr>
+        <w:keepNext/>
+        <w:widowControl/>
+        <w:spacing w:line="240" w:lineRule="auto" w:after="0" w:before="120"/>
+      </w:pPr>
       <w:r>
         <w:rPr>
+          <w:rFonts w:ascii="Times New Roman" w:hAnsi="Times New Roman" w:eastAsia="Times New Roman"/>
           <w:b/>
-          <w:sz w:val="24"/>
+          <w:color w:val="181A1F"/>
+          <w:sz w:val="28"/>
         </w:rPr>
         <w:t>7.</w:t>
       </w:r>
     </w:p>
     <w:p>
+      <w:pPr>
+        <w:widowControl/>
+        <w:spacing w:line="240" w:lineRule="auto" w:after="0"/>
+      </w:pPr>
       <w:r>
         <w:rPr>
+          <w:rFonts w:ascii="Times New Roman" w:hAnsi="Times New Roman" w:eastAsia="Times New Roman"/>
           <w:b w:val="0"/>
           <w:i w:val="0"/>
+          <w:color w:val="181A1F"/>
+          <w:sz w:val="28"/>
         </w:rPr>
         <w:t xml:space="preserve">Выберите верные суждения о политических режимах и запишите цифры, под которыми они указаны. </w:t>
       </w:r>
     </w:p>
     <w:p>
+      <w:pPr>
+        <w:widowControl/>
+        <w:spacing w:line="240" w:lineRule="auto" w:after="0"/>
+      </w:pPr>
       <w:r>
         <w:rPr>
+          <w:rFonts w:ascii="Times New Roman" w:hAnsi="Times New Roman" w:eastAsia="Times New Roman"/>
           <w:b w:val="0"/>
           <w:i w:val="0"/>
+          <w:color w:val="181A1F"/>
+          <w:sz w:val="28"/>
         </w:rPr>
         <w:t xml:space="preserve">1) К признакам политического режима относят механизмы властвования, способ функционирования государственных органов, процедуры отбора правящих групп и политических лидеров. </w:t>
       </w:r>
     </w:p>
     <w:p>
+      <w:pPr>
+        <w:widowControl/>
+        <w:spacing w:line="240" w:lineRule="auto" w:after="0"/>
+      </w:pPr>
       <w:r>
         <w:rPr>
+          <w:rFonts w:ascii="Times New Roman" w:hAnsi="Times New Roman" w:eastAsia="Times New Roman"/>
           <w:b w:val="0"/>
           <w:i w:val="0"/>
+          <w:color w:val="181A1F"/>
+          <w:sz w:val="28"/>
         </w:rPr>
         <w:t xml:space="preserve">2) Тоталитарный режим от демократического отличает наличие профессионального аппарата управления (бюрократии). </w:t>
       </w:r>
     </w:p>
     <w:p>
+      <w:pPr>
+        <w:widowControl/>
+        <w:spacing w:line="240" w:lineRule="auto" w:after="0"/>
+      </w:pPr>
       <w:r>
         <w:rPr>
+          <w:rFonts w:ascii="Times New Roman" w:hAnsi="Times New Roman" w:eastAsia="Times New Roman"/>
           <w:b w:val="0"/>
           <w:i w:val="0"/>
+          <w:color w:val="181A1F"/>
+          <w:sz w:val="28"/>
         </w:rPr>
         <w:t xml:space="preserve">3) Режиму любого типа свойственна реализация принципа разделения властей. </w:t>
       </w:r>
     </w:p>
     <w:p>
+      <w:pPr>
+        <w:widowControl/>
+        <w:spacing w:line="240" w:lineRule="auto" w:after="0"/>
+      </w:pPr>
       <w:r>
         <w:rPr>
+          <w:rFonts w:ascii="Times New Roman" w:hAnsi="Times New Roman" w:eastAsia="Times New Roman"/>
           <w:b w:val="0"/>
           <w:i w:val="0"/>
+          <w:color w:val="181A1F"/>
+          <w:sz w:val="28"/>
         </w:rPr>
         <w:t xml:space="preserve">4) Политический режим характеризуется порядком распределения власти между различными социальными силами и выражающими их интересы политическими организациями. </w:t>
       </w:r>
     </w:p>
     <w:p>
+      <w:pPr>
+        <w:widowControl/>
+        <w:spacing w:line="240" w:lineRule="auto" w:after="0"/>
+      </w:pPr>
       <w:r>
         <w:rPr>
+          <w:rFonts w:ascii="Times New Roman" w:hAnsi="Times New Roman" w:eastAsia="Times New Roman"/>
           <w:b w:val="0"/>
           <w:i w:val="0"/>
+          <w:color w:val="181A1F"/>
+          <w:sz w:val="28"/>
         </w:rPr>
         <w:t xml:space="preserve">5) Тип политического режима в обществе определяется состоянием свобод и прав человека, господствующим типом легитимности власти. </w:t>
       </w:r>
     </w:p>
     <w:p>
-      <w:r>
-        <w:t>Ответ: ______________________________</w:t>
-      </w:r>
-    </w:p>
-    <w:p>
+      <w:pPr>
+        <w:keepNext/>
+        <w:widowControl/>
+        <w:spacing w:line="240" w:lineRule="auto" w:after="0" w:before="120"/>
+      </w:pPr>
       <w:r>
         <w:rPr>
+          <w:rFonts w:ascii="Times New Roman" w:hAnsi="Times New Roman" w:eastAsia="Times New Roman"/>
           <w:b/>
-          <w:sz w:val="24"/>
+          <w:color w:val="181A1F"/>
+          <w:sz w:val="28"/>
         </w:rPr>
         <w:t>8.</w:t>
       </w:r>
     </w:p>
     <w:p>
+      <w:pPr>
+        <w:widowControl/>
+        <w:spacing w:line="240" w:lineRule="auto" w:after="0"/>
+      </w:pPr>
       <w:r>
         <w:rPr>
+          <w:rFonts w:ascii="Times New Roman" w:hAnsi="Times New Roman" w:eastAsia="Times New Roman"/>
           <w:b w:val="0"/>
           <w:i w:val="0"/>
+          <w:color w:val="181A1F"/>
+          <w:sz w:val="28"/>
         </w:rPr>
         <w:t>Выберите верные суждения о политических режимах и общественно-политических движениях и запишите цифры, под которыми они указаны.</w:t>
       </w:r>
     </w:p>
     <w:p>
+      <w:pPr>
+        <w:widowControl/>
+        <w:spacing w:line="240" w:lineRule="auto" w:after="0"/>
+      </w:pPr>
       <w:r>
         <w:rPr>
+          <w:rFonts w:ascii="Times New Roman" w:hAnsi="Times New Roman" w:eastAsia="Times New Roman"/>
           <w:b w:val="0"/>
           <w:i w:val="0"/>
+          <w:color w:val="181A1F"/>
+          <w:sz w:val="28"/>
         </w:rPr>
         <w:t>1) Любой недемократический режим характеризуется стремлением к монополизации власти и бесконтрольному её осуществлению каким-либо субъектом политики.</w:t>
       </w:r>
     </w:p>
     <w:p>
+      <w:pPr>
+        <w:widowControl/>
+        <w:spacing w:line="240" w:lineRule="auto" w:after="0"/>
+      </w:pPr>
       <w:r>
         <w:rPr>
+          <w:rFonts w:ascii="Times New Roman" w:hAnsi="Times New Roman" w:eastAsia="Times New Roman"/>
           <w:b w:val="0"/>
           <w:i w:val="0"/>
+          <w:color w:val="181A1F"/>
+          <w:sz w:val="28"/>
         </w:rPr>
         <w:t>2) Недемократические режимы от демократического отличает наличие оппозиции.</w:t>
       </w:r>
     </w:p>
     <w:p>
+      <w:pPr>
+        <w:widowControl/>
+        <w:spacing w:line="240" w:lineRule="auto" w:after="0"/>
+      </w:pPr>
       <w:r>
         <w:rPr>
+          <w:rFonts w:ascii="Times New Roman" w:hAnsi="Times New Roman" w:eastAsia="Times New Roman"/>
           <w:b w:val="0"/>
           <w:i w:val="0"/>
+          <w:color w:val="181A1F"/>
+          <w:sz w:val="28"/>
         </w:rPr>
         <w:t>3) Тип политического режима определяется состоянием прав и свобод человека, возможностями политического участия граждан.</w:t>
       </w:r>
     </w:p>
     <w:p>
+      <w:pPr>
+        <w:widowControl/>
+        <w:spacing w:line="240" w:lineRule="auto" w:after="0"/>
+      </w:pPr>
       <w:r>
         <w:rPr>
+          <w:rFonts w:ascii="Times New Roman" w:hAnsi="Times New Roman" w:eastAsia="Times New Roman"/>
           <w:b w:val="0"/>
           <w:i w:val="0"/>
+          <w:color w:val="181A1F"/>
+          <w:sz w:val="28"/>
         </w:rPr>
         <w:t>4) К признакам политического режима относят систему методов осуществления политической власти.</w:t>
       </w:r>
     </w:p>
     <w:p>
+      <w:pPr>
+        <w:widowControl/>
+        <w:spacing w:line="240" w:lineRule="auto" w:after="0"/>
+      </w:pPr>
       <w:r>
         <w:rPr>
+          <w:rFonts w:ascii="Times New Roman" w:hAnsi="Times New Roman" w:eastAsia="Times New Roman"/>
           <w:b w:val="0"/>
           <w:i w:val="0"/>
+          <w:color w:val="181A1F"/>
+          <w:sz w:val="28"/>
         </w:rPr>
         <w:t>5) Политические режимы различаются в зависимости от характера использования принудительных ресурсов власти.</w:t>
       </w:r>
     </w:p>
     <w:p>
-      <w:r>
-        <w:t>Ответ: ______________________________</w:t>
-      </w:r>
-    </w:p>
-    <w:p>
+      <w:pPr>
+        <w:keepNext/>
+        <w:widowControl/>
+        <w:spacing w:line="240" w:lineRule="auto" w:after="0" w:before="120"/>
+      </w:pPr>
       <w:r>
         <w:rPr>
+          <w:rFonts w:ascii="Times New Roman" w:hAnsi="Times New Roman" w:eastAsia="Times New Roman"/>
           <w:b/>
-          <w:sz w:val="24"/>
+          <w:color w:val="181A1F"/>
+          <w:sz w:val="28"/>
         </w:rPr>
         <w:t>9.</w:t>
       </w:r>
     </w:p>
     <w:p>
+      <w:pPr>
+        <w:widowControl/>
+        <w:spacing w:line="240" w:lineRule="auto" w:after="0"/>
+      </w:pPr>
       <w:r>
         <w:rPr>
+          <w:rFonts w:ascii="Times New Roman" w:hAnsi="Times New Roman" w:eastAsia="Times New Roman"/>
           <w:b w:val="0"/>
           <w:i w:val="0"/>
+          <w:color w:val="181A1F"/>
+          <w:sz w:val="28"/>
         </w:rPr>
         <w:t>Ниже приведён перечень терминов. Все они, за исключением двух, являются подсистемами политической системы общества.</w:t>
       </w:r>
     </w:p>
     <w:p>
+      <w:pPr>
+        <w:widowControl/>
+        <w:spacing w:line="240" w:lineRule="auto" w:after="0"/>
+      </w:pPr>
       <w:r>
         <w:rPr>
+          <w:rFonts w:ascii="Times New Roman" w:hAnsi="Times New Roman" w:eastAsia="Times New Roman"/>
           <w:b w:val="0"/>
           <w:i w:val="0"/>
+          <w:color w:val="181A1F"/>
+          <w:sz w:val="28"/>
         </w:rPr>
         <w:t>1) организационная;</w:t>
       </w:r>
     </w:p>
     <w:p>
+      <w:pPr>
+        <w:widowControl/>
+        <w:spacing w:line="240" w:lineRule="auto" w:after="0"/>
+      </w:pPr>
       <w:r>
         <w:rPr>
+          <w:rFonts w:ascii="Times New Roman" w:hAnsi="Times New Roman" w:eastAsia="Times New Roman"/>
           <w:b w:val="0"/>
           <w:i w:val="0"/>
+          <w:color w:val="181A1F"/>
+          <w:sz w:val="28"/>
         </w:rPr>
         <w:t>2) нормативная,</w:t>
       </w:r>
     </w:p>
     <w:p>
+      <w:pPr>
+        <w:widowControl/>
+        <w:spacing w:line="240" w:lineRule="auto" w:after="0"/>
+      </w:pPr>
       <w:r>
         <w:rPr>
+          <w:rFonts w:ascii="Times New Roman" w:hAnsi="Times New Roman" w:eastAsia="Times New Roman"/>
           <w:b w:val="0"/>
           <w:i w:val="0"/>
+          <w:color w:val="181A1F"/>
+          <w:sz w:val="28"/>
         </w:rPr>
         <w:t>3) коммуникативная;</w:t>
       </w:r>
     </w:p>
     <w:p>
+      <w:pPr>
+        <w:widowControl/>
+        <w:spacing w:line="240" w:lineRule="auto" w:after="0"/>
+      </w:pPr>
       <w:r>
         <w:rPr>
+          <w:rFonts w:ascii="Times New Roman" w:hAnsi="Times New Roman" w:eastAsia="Times New Roman"/>
           <w:b w:val="0"/>
           <w:i w:val="0"/>
+          <w:color w:val="181A1F"/>
+          <w:sz w:val="28"/>
         </w:rPr>
         <w:t>4) пропорциональная;</w:t>
       </w:r>
     </w:p>
     <w:p>
+      <w:pPr>
+        <w:widowControl/>
+        <w:spacing w:line="240" w:lineRule="auto" w:after="0"/>
+      </w:pPr>
       <w:r>
         <w:rPr>
+          <w:rFonts w:ascii="Times New Roman" w:hAnsi="Times New Roman" w:eastAsia="Times New Roman"/>
           <w:b w:val="0"/>
           <w:i w:val="0"/>
+          <w:color w:val="181A1F"/>
+          <w:sz w:val="28"/>
         </w:rPr>
         <w:t xml:space="preserve">5) культурно-идеологическая; </w:t>
       </w:r>
     </w:p>
     <w:p>
+      <w:pPr>
+        <w:widowControl/>
+        <w:spacing w:line="240" w:lineRule="auto" w:after="0"/>
+      </w:pPr>
       <w:r>
         <w:rPr>
+          <w:rFonts w:ascii="Times New Roman" w:hAnsi="Times New Roman" w:eastAsia="Times New Roman"/>
           <w:b w:val="0"/>
           <w:i w:val="0"/>
+          <w:color w:val="181A1F"/>
+          <w:sz w:val="28"/>
         </w:rPr>
         <w:t>6) мажоритарная.</w:t>
       </w:r>
     </w:p>
     <w:p>
+      <w:pPr>
+        <w:widowControl/>
+        <w:spacing w:line="240" w:lineRule="auto" w:after="0"/>
+      </w:pPr>
       <w:r>
         <w:rPr>
+          <w:rFonts w:ascii="Times New Roman" w:hAnsi="Times New Roman" w:eastAsia="Times New Roman"/>
           <w:b w:val="0"/>
           <w:i w:val="0"/>
+          <w:color w:val="181A1F"/>
+          <w:sz w:val="28"/>
         </w:rPr>
         <w:t>Найдите два термина, «выпадающих» из общего ряда, и запишите в таблицу цифры, под которыми они указаны.</w:t>
       </w:r>
     </w:p>
     <w:p>
-      <w:r>
-        <w:t>Ответ: ______________________________</w:t>
-      </w:r>
-    </w:p>
-    <w:p>
+      <w:pPr>
+        <w:keepNext/>
+        <w:widowControl/>
+        <w:spacing w:line="240" w:lineRule="auto" w:after="0" w:before="120"/>
+      </w:pPr>
       <w:r>
         <w:rPr>
+          <w:rFonts w:ascii="Times New Roman" w:hAnsi="Times New Roman" w:eastAsia="Times New Roman"/>
           <w:b/>
-          <w:sz w:val="24"/>
+          <w:color w:val="181A1F"/>
+          <w:sz w:val="28"/>
         </w:rPr>
         <w:t>10.</w:t>
       </w:r>
     </w:p>
     <w:p>
+      <w:pPr>
+        <w:widowControl/>
+        <w:spacing w:line="240" w:lineRule="auto" w:after="0"/>
+      </w:pPr>
       <w:r>
         <w:rPr>
+          <w:rFonts w:ascii="Times New Roman" w:hAnsi="Times New Roman" w:eastAsia="Times New Roman"/>
           <w:b w:val="0"/>
           <w:i w:val="0"/>
+          <w:color w:val="181A1F"/>
+          <w:sz w:val="28"/>
         </w:rPr>
         <w:t>Политическая партия Y имеет чёткую структуру, активно работают её региональные отделения. Основными ценностями Y провозглашены личная свобода, неотчуждаемость частной собственности, свобода предпринимательства. Партия выступает за ограничение роли государства в экономике. Политическая партия во время выборов набрала необходимое количество голосов, получила в парламенте большинство мест и сформировала правительство. Какие из перечисленных ниже характеристик соответствуют типу политической партии (по разным основаниям), описанному в данном примере? Запишите цифры, под которыми указаны верные характеристики.</w:t>
       </w:r>
     </w:p>
     <w:p>
+      <w:pPr>
+        <w:widowControl/>
+        <w:spacing w:line="240" w:lineRule="auto" w:after="0"/>
+      </w:pPr>
       <w:r>
         <w:rPr>
+          <w:rFonts w:ascii="Times New Roman" w:hAnsi="Times New Roman" w:eastAsia="Times New Roman"/>
           <w:b w:val="0"/>
           <w:i w:val="0"/>
+          <w:color w:val="181A1F"/>
+          <w:sz w:val="28"/>
         </w:rPr>
         <w:t>1) консервативная</w:t>
       </w:r>
       <w:r>
+        <w:rPr>
+          <w:rFonts w:ascii="Times New Roman" w:hAnsi="Times New Roman" w:eastAsia="Times New Roman"/>
+          <w:color w:val="181A1F"/>
+          <w:sz w:val="28"/>
+        </w:rPr>
         <w:br/>
       </w:r>
       <w:r>
         <w:rPr>
+          <w:rFonts w:ascii="Times New Roman" w:hAnsi="Times New Roman" w:eastAsia="Times New Roman"/>
           <w:b w:val="0"/>
           <w:i w:val="0"/>
+          <w:color w:val="181A1F"/>
+          <w:sz w:val="28"/>
         </w:rPr>
         <w:t>2) либеральная</w:t>
       </w:r>
       <w:r>
+        <w:rPr>
+          <w:rFonts w:ascii="Times New Roman" w:hAnsi="Times New Roman" w:eastAsia="Times New Roman"/>
+          <w:color w:val="181A1F"/>
+          <w:sz w:val="28"/>
+        </w:rPr>
         <w:br/>
       </w:r>
       <w:r>
         <w:rPr>
+          <w:rFonts w:ascii="Times New Roman" w:hAnsi="Times New Roman" w:eastAsia="Times New Roman"/>
           <w:b w:val="0"/>
           <w:i w:val="0"/>
+          <w:color w:val="181A1F"/>
+          <w:sz w:val="28"/>
         </w:rPr>
         <w:t>3) кадровая</w:t>
       </w:r>
       <w:r>
+        <w:rPr>
+          <w:rFonts w:ascii="Times New Roman" w:hAnsi="Times New Roman" w:eastAsia="Times New Roman"/>
+          <w:color w:val="181A1F"/>
+          <w:sz w:val="28"/>
+        </w:rPr>
         <w:br/>
       </w:r>
       <w:r>
         <w:rPr>
+          <w:rFonts w:ascii="Times New Roman" w:hAnsi="Times New Roman" w:eastAsia="Times New Roman"/>
           <w:b w:val="0"/>
           <w:i w:val="0"/>
+          <w:color w:val="181A1F"/>
+          <w:sz w:val="28"/>
         </w:rPr>
         <w:t>4) правящая</w:t>
       </w:r>
     </w:p>
     <w:p>
+      <w:pPr>
+        <w:widowControl/>
+        <w:spacing w:line="240" w:lineRule="auto" w:after="0"/>
+      </w:pPr>
       <w:r>
         <w:rPr>
+          <w:rFonts w:ascii="Times New Roman" w:hAnsi="Times New Roman" w:eastAsia="Times New Roman"/>
           <w:b w:val="0"/>
           <w:i w:val="0"/>
+          <w:color w:val="181A1F"/>
+          <w:sz w:val="28"/>
         </w:rPr>
         <w:t>5) массовая</w:t>
       </w:r>
       <w:r>
+        <w:rPr>
+          <w:rFonts w:ascii="Times New Roman" w:hAnsi="Times New Roman" w:eastAsia="Times New Roman"/>
+          <w:color w:val="181A1F"/>
+          <w:sz w:val="28"/>
+        </w:rPr>
         <w:br/>
       </w:r>
       <w:r>
         <w:rPr>
+          <w:rFonts w:ascii="Times New Roman" w:hAnsi="Times New Roman" w:eastAsia="Times New Roman"/>
           <w:b w:val="0"/>
           <w:i w:val="0"/>
+          <w:color w:val="181A1F"/>
+          <w:sz w:val="28"/>
         </w:rPr>
         <w:t>6) оппозиционная</w:t>
       </w:r>
     </w:p>
     <w:p>
-      <w:r>
-        <w:t>Ответ: ______________________________</w:t>
-      </w:r>
-    </w:p>
-    <w:p>
+      <w:pPr>
+        <w:keepNext/>
+        <w:widowControl/>
+        <w:spacing w:line="240" w:lineRule="auto" w:after="0" w:before="120"/>
+      </w:pPr>
       <w:r>
         <w:rPr>
+          <w:rFonts w:ascii="Times New Roman" w:hAnsi="Times New Roman" w:eastAsia="Times New Roman"/>
           <w:b/>
-          <w:sz w:val="24"/>
+          <w:color w:val="181A1F"/>
+          <w:sz w:val="28"/>
         </w:rPr>
         <w:t>11.</w:t>
       </w:r>
     </w:p>
     <w:p>
+      <w:pPr>
+        <w:widowControl/>
+        <w:spacing w:line="240" w:lineRule="auto" w:after="0"/>
+      </w:pPr>
       <w:r>
         <w:rPr>
+          <w:rFonts w:ascii="Times New Roman" w:hAnsi="Times New Roman" w:eastAsia="Times New Roman"/>
           <w:b w:val="0"/>
           <w:i w:val="0"/>
+          <w:color w:val="181A1F"/>
+          <w:sz w:val="28"/>
         </w:rPr>
         <w:t>Выберите верные суждения об избирательных системах в демократическом государстве и запишите цифры, под которыми они указаны.</w:t>
       </w:r>
     </w:p>
     <w:p>
+      <w:pPr>
+        <w:widowControl/>
+        <w:spacing w:line="240" w:lineRule="auto" w:after="0"/>
+      </w:pPr>
       <w:r>
         <w:rPr>
+          <w:rFonts w:ascii="Times New Roman" w:hAnsi="Times New Roman" w:eastAsia="Times New Roman"/>
           <w:b w:val="0"/>
           <w:i w:val="0"/>
+          <w:color w:val="181A1F"/>
+          <w:sz w:val="28"/>
         </w:rPr>
         <w:t>1) Пропорциональная избирательная система применяется на выборах в представительные органы.</w:t>
       </w:r>
     </w:p>
     <w:p>
+      <w:pPr>
+        <w:widowControl/>
+        <w:spacing w:line="240" w:lineRule="auto" w:after="0"/>
+      </w:pPr>
       <w:r>
         <w:rPr>
+          <w:rFonts w:ascii="Times New Roman" w:hAnsi="Times New Roman" w:eastAsia="Times New Roman"/>
           <w:b w:val="0"/>
           <w:i w:val="0"/>
+          <w:color w:val="181A1F"/>
+          <w:sz w:val="28"/>
         </w:rPr>
         <w:t>2) Избирательные системы в демократическом государстве предполагают равенство возможностей политических партий и кандидатов, добровольность участия в выборах.</w:t>
       </w:r>
     </w:p>
     <w:p>
+      <w:pPr>
+        <w:widowControl/>
+        <w:spacing w:line="240" w:lineRule="auto" w:after="0"/>
+      </w:pPr>
       <w:r>
         <w:rPr>
+          <w:rFonts w:ascii="Times New Roman" w:hAnsi="Times New Roman" w:eastAsia="Times New Roman"/>
           <w:b w:val="0"/>
           <w:i w:val="0"/>
+          <w:color w:val="181A1F"/>
+          <w:sz w:val="28"/>
         </w:rPr>
         <w:t>3) Достоинством пропорциональной избирательной системы считается участие различных политических сил в представительном органе в зависимости от их популярности у избирателей.</w:t>
       </w:r>
     </w:p>
     <w:p>
+      <w:pPr>
+        <w:widowControl/>
+        <w:spacing w:line="240" w:lineRule="auto" w:after="0"/>
+      </w:pPr>
       <w:r>
         <w:rPr>
+          <w:rFonts w:ascii="Times New Roman" w:hAnsi="Times New Roman" w:eastAsia="Times New Roman"/>
           <w:b w:val="0"/>
           <w:i w:val="0"/>
+          <w:color w:val="181A1F"/>
+          <w:sz w:val="28"/>
         </w:rPr>
         <w:t>4) При проведении выборов по мажоритарной системе депутатские мандаты распределяются между партийными списками в соответствии с голосами, поданными за эти списки.</w:t>
       </w:r>
     </w:p>
     <w:p>
+      <w:pPr>
+        <w:widowControl/>
+        <w:spacing w:line="240" w:lineRule="auto" w:after="0"/>
+      </w:pPr>
       <w:r>
         <w:rPr>
+          <w:rFonts w:ascii="Times New Roman" w:hAnsi="Times New Roman" w:eastAsia="Times New Roman"/>
           <w:b w:val="0"/>
           <w:i w:val="0"/>
+          <w:color w:val="181A1F"/>
+          <w:sz w:val="28"/>
         </w:rPr>
         <w:t>5) Избирательные системы в демократических государствах обязательно предполагают проведение выборов в два тура.</w:t>
       </w:r>
     </w:p>
     <w:p>
-      <w:r>
-        <w:t>Ответ: ______________________________</w:t>
-      </w:r>
-    </w:p>
-    <w:p>
+      <w:pPr>
+        <w:keepNext/>
+        <w:widowControl/>
+        <w:spacing w:line="240" w:lineRule="auto" w:after="0" w:before="120"/>
+      </w:pPr>
       <w:r>
         <w:rPr>
+          <w:rFonts w:ascii="Times New Roman" w:hAnsi="Times New Roman" w:eastAsia="Times New Roman"/>
           <w:b/>
-          <w:sz w:val="24"/>
+          <w:color w:val="181A1F"/>
+          <w:sz w:val="28"/>
         </w:rPr>
         <w:t>12.</w:t>
       </w:r>
     </w:p>
     <w:p>
+      <w:pPr>
+        <w:widowControl/>
+        <w:spacing w:line="240" w:lineRule="auto" w:after="0"/>
+      </w:pPr>
       <w:r>
         <w:rPr>
+          <w:rFonts w:ascii="Times New Roman" w:hAnsi="Times New Roman" w:eastAsia="Times New Roman"/>
           <w:b w:val="0"/>
           <w:i w:val="0"/>
+          <w:color w:val="181A1F"/>
+          <w:sz w:val="28"/>
         </w:rPr>
         <w:t>Ниже приведён перечень терминов. Все они, за исключением двух, связаны с понятием «политический режим».</w:t>
       </w:r>
     </w:p>
     <w:p>
+      <w:pPr>
+        <w:widowControl/>
+        <w:spacing w:line="240" w:lineRule="auto" w:after="0"/>
+      </w:pPr>
       <w:r>
         <w:rPr>
+          <w:rFonts w:ascii="Times New Roman" w:hAnsi="Times New Roman" w:eastAsia="Times New Roman"/>
           <w:b w:val="0"/>
           <w:i w:val="0"/>
+          <w:color w:val="181A1F"/>
+          <w:sz w:val="28"/>
         </w:rPr>
         <w:t xml:space="preserve">1) авторитаризм; </w:t>
       </w:r>
     </w:p>
     <w:p>
+      <w:pPr>
+        <w:widowControl/>
+        <w:spacing w:line="240" w:lineRule="auto" w:after="0"/>
+      </w:pPr>
       <w:r>
         <w:rPr>
+          <w:rFonts w:ascii="Times New Roman" w:hAnsi="Times New Roman" w:eastAsia="Times New Roman"/>
           <w:b w:val="0"/>
           <w:i w:val="0"/>
+          <w:color w:val="181A1F"/>
+          <w:sz w:val="28"/>
         </w:rPr>
         <w:t xml:space="preserve">2) федерализм; </w:t>
       </w:r>
     </w:p>
     <w:p>
+      <w:pPr>
+        <w:widowControl/>
+        <w:spacing w:line="240" w:lineRule="auto" w:after="0"/>
+      </w:pPr>
       <w:r>
         <w:rPr>
+          <w:rFonts w:ascii="Times New Roman" w:hAnsi="Times New Roman" w:eastAsia="Times New Roman"/>
           <w:b w:val="0"/>
           <w:i w:val="0"/>
+          <w:color w:val="181A1F"/>
+          <w:sz w:val="28"/>
         </w:rPr>
         <w:t xml:space="preserve">3) тоталитаризм; </w:t>
       </w:r>
     </w:p>
     <w:p>
+      <w:pPr>
+        <w:widowControl/>
+        <w:spacing w:line="240" w:lineRule="auto" w:after="0"/>
+      </w:pPr>
       <w:r>
         <w:rPr>
+          <w:rFonts w:ascii="Times New Roman" w:hAnsi="Times New Roman" w:eastAsia="Times New Roman"/>
           <w:b w:val="0"/>
           <w:i w:val="0"/>
+          <w:color w:val="181A1F"/>
+          <w:sz w:val="28"/>
         </w:rPr>
         <w:t xml:space="preserve">4) монархия; </w:t>
       </w:r>
     </w:p>
     <w:p>
+      <w:pPr>
+        <w:widowControl/>
+        <w:spacing w:line="240" w:lineRule="auto" w:after="0"/>
+      </w:pPr>
       <w:r>
         <w:rPr>
+          <w:rFonts w:ascii="Times New Roman" w:hAnsi="Times New Roman" w:eastAsia="Times New Roman"/>
           <w:b w:val="0"/>
           <w:i w:val="0"/>
+          <w:color w:val="181A1F"/>
+          <w:sz w:val="28"/>
         </w:rPr>
         <w:t xml:space="preserve">5) демократия; </w:t>
       </w:r>
     </w:p>
     <w:p>
+      <w:pPr>
+        <w:widowControl/>
+        <w:spacing w:line="240" w:lineRule="auto" w:after="0"/>
+      </w:pPr>
       <w:r>
         <w:rPr>
+          <w:rFonts w:ascii="Times New Roman" w:hAnsi="Times New Roman" w:eastAsia="Times New Roman"/>
           <w:b w:val="0"/>
           <w:i w:val="0"/>
+          <w:color w:val="181A1F"/>
+          <w:sz w:val="28"/>
         </w:rPr>
         <w:t>6) диктатура.</w:t>
       </w:r>
     </w:p>
     <w:p>
+      <w:pPr>
+        <w:widowControl/>
+        <w:spacing w:line="240" w:lineRule="auto" w:after="0"/>
+      </w:pPr>
       <w:r>
         <w:rPr>
+          <w:rFonts w:ascii="Times New Roman" w:hAnsi="Times New Roman" w:eastAsia="Times New Roman"/>
           <w:b w:val="0"/>
           <w:i w:val="0"/>
+          <w:color w:val="181A1F"/>
+          <w:sz w:val="28"/>
         </w:rPr>
         <w:t>Найдите два термина, «выпадающие» из общего ряда, и запишите в таблицу цифры, под которыми они указаны.</w:t>
       </w:r>
     </w:p>
     <w:p>
-      <w:r>
-        <w:t>Ответ: ______________________________</w:t>
-      </w:r>
-    </w:p>
-    <w:p>
+      <w:pPr>
+        <w:keepNext/>
+        <w:widowControl/>
+        <w:spacing w:line="240" w:lineRule="auto" w:after="0" w:before="120"/>
+      </w:pPr>
       <w:r>
         <w:rPr>
+          <w:rFonts w:ascii="Times New Roman" w:hAnsi="Times New Roman" w:eastAsia="Times New Roman"/>
           <w:b/>
-          <w:sz w:val="24"/>
+          <w:color w:val="181A1F"/>
+          <w:sz w:val="28"/>
         </w:rPr>
         <w:t>13.</w:t>
       </w:r>
     </w:p>
     <w:p>
+      <w:pPr>
+        <w:widowControl/>
+        <w:spacing w:line="240" w:lineRule="auto" w:after="0"/>
+      </w:pPr>
       <w:r>
         <w:rPr>
+          <w:rFonts w:ascii="Times New Roman" w:hAnsi="Times New Roman" w:eastAsia="Times New Roman"/>
           <w:b w:val="0"/>
           <w:i w:val="0"/>
+          <w:color w:val="181A1F"/>
+          <w:sz w:val="28"/>
         </w:rPr>
         <w:t>Выберите верные суждения о политических партиях и общественно-политических движениях и запишите цифры, под которыми они указаны.</w:t>
       </w:r>
     </w:p>
     <w:p>
+      <w:pPr>
+        <w:widowControl/>
+        <w:spacing w:line="240" w:lineRule="auto" w:after="0"/>
+      </w:pPr>
       <w:r>
         <w:rPr>
+          <w:rFonts w:ascii="Times New Roman" w:hAnsi="Times New Roman" w:eastAsia="Times New Roman"/>
           <w:b w:val="0"/>
           <w:i w:val="0"/>
+          <w:color w:val="181A1F"/>
+          <w:sz w:val="28"/>
         </w:rPr>
         <w:t>1) Политические партии участвуют в выборах в органы государственной власти и местного самоуправления.</w:t>
       </w:r>
     </w:p>
     <w:p>
+      <w:pPr>
+        <w:widowControl/>
+        <w:spacing w:line="240" w:lineRule="auto" w:after="0"/>
+      </w:pPr>
       <w:r>
         <w:rPr>
+          <w:rFonts w:ascii="Times New Roman" w:hAnsi="Times New Roman" w:eastAsia="Times New Roman"/>
           <w:b w:val="0"/>
           <w:i w:val="0"/>
+          <w:color w:val="181A1F"/>
+          <w:sz w:val="28"/>
         </w:rPr>
         <w:t>2) Общественно-политические движения, в отличие от политических партий, ставят задачу получения государственной власти.</w:t>
       </w:r>
     </w:p>
     <w:p>
+      <w:pPr>
+        <w:widowControl/>
+        <w:spacing w:line="240" w:lineRule="auto" w:after="0"/>
+      </w:pPr>
       <w:r>
         <w:rPr>
+          <w:rFonts w:ascii="Times New Roman" w:hAnsi="Times New Roman" w:eastAsia="Times New Roman"/>
           <w:b w:val="0"/>
           <w:i w:val="0"/>
+          <w:color w:val="181A1F"/>
+          <w:sz w:val="28"/>
         </w:rPr>
         <w:t>3) По отношению к действующей власти различают политические партии правящие и оппозиционные.</w:t>
       </w:r>
     </w:p>
     <w:p>
+      <w:pPr>
+        <w:widowControl/>
+        <w:spacing w:line="240" w:lineRule="auto" w:after="0"/>
+      </w:pPr>
       <w:r>
         <w:rPr>
+          <w:rFonts w:ascii="Times New Roman" w:hAnsi="Times New Roman" w:eastAsia="Times New Roman"/>
           <w:b w:val="0"/>
           <w:i w:val="0"/>
+          <w:color w:val="181A1F"/>
+          <w:sz w:val="28"/>
         </w:rPr>
         <w:t>4) Социалистические партии провозглашают ценность порядка, традиций и стабильности развития; незыблемость моральных принципов, лежащих в основе семьи, религии и собственности.</w:t>
       </w:r>
     </w:p>
     <w:p>
+      <w:pPr>
+        <w:widowControl/>
+        <w:spacing w:line="240" w:lineRule="auto" w:after="0"/>
+      </w:pPr>
       <w:r>
         <w:rPr>
+          <w:rFonts w:ascii="Times New Roman" w:hAnsi="Times New Roman" w:eastAsia="Times New Roman"/>
           <w:b w:val="0"/>
           <w:i w:val="0"/>
+          <w:color w:val="181A1F"/>
+          <w:sz w:val="28"/>
         </w:rPr>
         <w:t>5) Кадровые партии ориентированы на ближайшие выборы, формируются вокруг нескольких лидеров, имеют слабую организацию.</w:t>
       </w:r>
     </w:p>
     <w:p>
-      <w:r>
-        <w:t>Ответ: ______________________________</w:t>
-      </w:r>
-    </w:p>
-    <w:p>
+      <w:pPr>
+        <w:keepNext/>
+        <w:widowControl/>
+        <w:spacing w:line="240" w:lineRule="auto" w:after="0" w:before="120"/>
+      </w:pPr>
       <w:r>
         <w:rPr>
+          <w:rFonts w:ascii="Times New Roman" w:hAnsi="Times New Roman" w:eastAsia="Times New Roman"/>
           <w:b/>
-          <w:sz w:val="24"/>
+          <w:color w:val="181A1F"/>
+          <w:sz w:val="28"/>
         </w:rPr>
         <w:t>14.</w:t>
       </w:r>
     </w:p>
     <w:p>
+      <w:pPr>
+        <w:widowControl/>
+        <w:spacing w:line="240" w:lineRule="auto" w:after="0"/>
+      </w:pPr>
       <w:r>
         <w:rPr>
+          <w:rFonts w:ascii="Times New Roman" w:hAnsi="Times New Roman" w:eastAsia="Times New Roman"/>
           <w:b w:val="0"/>
           <w:i w:val="0"/>
+          <w:color w:val="181A1F"/>
+          <w:sz w:val="28"/>
         </w:rPr>
         <w:t>Выберите верные суждения о государстве и его функциях и запишите цифры, под которыми они указаны.</w:t>
       </w:r>
     </w:p>
     <w:p>
+      <w:pPr>
+        <w:widowControl/>
+        <w:spacing w:line="240" w:lineRule="auto" w:after="0"/>
+      </w:pPr>
       <w:r>
         <w:rPr>
+          <w:rFonts w:ascii="Times New Roman" w:hAnsi="Times New Roman" w:eastAsia="Times New Roman"/>
           <w:b w:val="0"/>
           <w:i w:val="0"/>
+          <w:color w:val="181A1F"/>
+          <w:sz w:val="28"/>
         </w:rPr>
         <w:t>1) К внутренним функциям государства относится поддержание правопорядка.</w:t>
       </w:r>
     </w:p>
     <w:p>
+      <w:pPr>
+        <w:widowControl/>
+        <w:spacing w:line="240" w:lineRule="auto" w:after="0"/>
+      </w:pPr>
       <w:r>
         <w:rPr>
+          <w:rFonts w:ascii="Times New Roman" w:hAnsi="Times New Roman" w:eastAsia="Times New Roman"/>
           <w:b w:val="0"/>
           <w:i w:val="0"/>
+          <w:color w:val="181A1F"/>
+          <w:sz w:val="28"/>
         </w:rPr>
         <w:t>2) Одним из признаков государства является публичность власти.</w:t>
       </w:r>
     </w:p>
     <w:p>
+      <w:pPr>
+        <w:widowControl/>
+        <w:spacing w:line="240" w:lineRule="auto" w:after="0"/>
+      </w:pPr>
       <w:r>
         <w:rPr>
+          <w:rFonts w:ascii="Times New Roman" w:hAnsi="Times New Roman" w:eastAsia="Times New Roman"/>
           <w:b w:val="0"/>
           <w:i w:val="0"/>
+          <w:color w:val="181A1F"/>
+          <w:sz w:val="28"/>
         </w:rPr>
         <w:t>3) Реальные гарантии соблюдения прав человека лежат в основе любого государства.</w:t>
       </w:r>
     </w:p>
     <w:p>
+      <w:pPr>
+        <w:widowControl/>
+        <w:spacing w:line="240" w:lineRule="auto" w:after="0"/>
+      </w:pPr>
       <w:r>
         <w:rPr>
+          <w:rFonts w:ascii="Times New Roman" w:hAnsi="Times New Roman" w:eastAsia="Times New Roman"/>
           <w:b w:val="0"/>
           <w:i w:val="0"/>
+          <w:color w:val="181A1F"/>
+          <w:sz w:val="28"/>
         </w:rPr>
         <w:t>4) Одна из внешнеполитических функций государства заключается в создании условий для нормального функционирования экономики.</w:t>
       </w:r>
     </w:p>
     <w:p>
+      <w:pPr>
+        <w:widowControl/>
+        <w:spacing w:line="240" w:lineRule="auto" w:after="0"/>
+      </w:pPr>
       <w:r>
         <w:rPr>
+          <w:rFonts w:ascii="Times New Roman" w:hAnsi="Times New Roman" w:eastAsia="Times New Roman"/>
           <w:b w:val="0"/>
           <w:i w:val="0"/>
+          <w:color w:val="181A1F"/>
+          <w:sz w:val="28"/>
         </w:rPr>
         <w:t>5) Государство обладает исключительным правом принятия законов.</w:t>
       </w:r>
     </w:p>
     <w:p>
-      <w:r>
-        <w:t>Ответ: ______________________________</w:t>
-      </w:r>
-    </w:p>
-    <w:p>
+      <w:pPr>
+        <w:keepNext/>
+        <w:widowControl/>
+        <w:spacing w:line="240" w:lineRule="auto" w:after="0" w:before="120"/>
+      </w:pPr>
       <w:r>
         <w:rPr>
+          <w:rFonts w:ascii="Times New Roman" w:hAnsi="Times New Roman" w:eastAsia="Times New Roman"/>
           <w:b/>
-          <w:sz w:val="24"/>
+          <w:color w:val="181A1F"/>
+          <w:sz w:val="28"/>
         </w:rPr>
         <w:t>15.</w:t>
       </w:r>
     </w:p>
     <w:p>
+      <w:pPr>
+        <w:widowControl/>
+        <w:spacing w:line="240" w:lineRule="auto" w:after="0"/>
+      </w:pPr>
       <w:r>
         <w:rPr>
+          <w:rFonts w:ascii="Times New Roman" w:hAnsi="Times New Roman" w:eastAsia="Times New Roman"/>
           <w:b w:val="0"/>
           <w:i w:val="0"/>
+          <w:color w:val="181A1F"/>
+          <w:sz w:val="28"/>
         </w:rPr>
         <w:t>В государстве Z законодательную власть осуществляет парламент, а всенародно избираемый глава государства формирует правительство и возглавляет исполнительную власть; государственная или обязательная религия не установлена. Граждане обладают всей полнотой прав и свобод, развиты институты гражданского общества. Государство Z включает в себя территории субъектов, которые имеют право принятия собственных конституций. Найдите в приведённом ниже списке характеристики государства Z и запишите цифры, под которыми они указаны.</w:t>
       </w:r>
     </w:p>
     <w:p>
+      <w:pPr>
+        <w:widowControl/>
+        <w:spacing w:line="240" w:lineRule="auto" w:after="0"/>
+      </w:pPr>
       <w:r>
         <w:rPr>
+          <w:rFonts w:ascii="Times New Roman" w:hAnsi="Times New Roman" w:eastAsia="Times New Roman"/>
           <w:b w:val="0"/>
           <w:i w:val="0"/>
+          <w:color w:val="181A1F"/>
+          <w:sz w:val="28"/>
         </w:rPr>
         <w:t>1) федеративное государство</w:t>
       </w:r>
     </w:p>
     <w:p>
+      <w:pPr>
+        <w:widowControl/>
+        <w:spacing w:line="240" w:lineRule="auto" w:after="0"/>
+      </w:pPr>
       <w:r>
         <w:rPr>
+          <w:rFonts w:ascii="Times New Roman" w:hAnsi="Times New Roman" w:eastAsia="Times New Roman"/>
           <w:b w:val="0"/>
           <w:i w:val="0"/>
+          <w:color w:val="181A1F"/>
+          <w:sz w:val="28"/>
         </w:rPr>
         <w:t>2) демократическое государство</w:t>
       </w:r>
     </w:p>
     <w:p>
+      <w:pPr>
+        <w:widowControl/>
+        <w:spacing w:line="240" w:lineRule="auto" w:after="0"/>
+      </w:pPr>
       <w:r>
         <w:rPr>
+          <w:rFonts w:ascii="Times New Roman" w:hAnsi="Times New Roman" w:eastAsia="Times New Roman"/>
           <w:b w:val="0"/>
           <w:i w:val="0"/>
+          <w:color w:val="181A1F"/>
+          <w:sz w:val="28"/>
         </w:rPr>
         <w:t>3) светское государство</w:t>
       </w:r>
     </w:p>
     <w:p>
+      <w:pPr>
+        <w:widowControl/>
+        <w:spacing w:line="240" w:lineRule="auto" w:after="0"/>
+      </w:pPr>
       <w:r>
         <w:rPr>
+          <w:rFonts w:ascii="Times New Roman" w:hAnsi="Times New Roman" w:eastAsia="Times New Roman"/>
           <w:b w:val="0"/>
           <w:i w:val="0"/>
+          <w:color w:val="181A1F"/>
+          <w:sz w:val="28"/>
         </w:rPr>
         <w:t>4) конституционная монархия</w:t>
       </w:r>
     </w:p>
     <w:p>
+      <w:pPr>
+        <w:widowControl/>
+        <w:spacing w:line="240" w:lineRule="auto" w:after="0"/>
+      </w:pPr>
       <w:r>
         <w:rPr>
+          <w:rFonts w:ascii="Times New Roman" w:hAnsi="Times New Roman" w:eastAsia="Times New Roman"/>
           <w:b w:val="0"/>
           <w:i w:val="0"/>
+          <w:color w:val="181A1F"/>
+          <w:sz w:val="28"/>
         </w:rPr>
         <w:t>5) президентская республика</w:t>
       </w:r>
     </w:p>
     <w:p>
+      <w:pPr>
+        <w:widowControl/>
+        <w:spacing w:line="240" w:lineRule="auto" w:after="0"/>
+      </w:pPr>
       <w:r>
         <w:rPr>
+          <w:rFonts w:ascii="Times New Roman" w:hAnsi="Times New Roman" w:eastAsia="Times New Roman"/>
           <w:b w:val="0"/>
           <w:i w:val="0"/>
+          <w:color w:val="181A1F"/>
+          <w:sz w:val="28"/>
         </w:rPr>
         <w:t>6) унитарное государство</w:t>
       </w:r>
     </w:p>
     <w:p>
-      <w:r>
-        <w:t>Ответ: ______________________________</w:t>
-      </w:r>
-    </w:p>
-    <w:p>
+      <w:pPr>
+        <w:keepNext/>
+        <w:widowControl/>
+        <w:spacing w:line="240" w:lineRule="auto" w:after="0" w:before="120"/>
+      </w:pPr>
       <w:r>
         <w:rPr>
+          <w:rFonts w:ascii="Times New Roman" w:hAnsi="Times New Roman" w:eastAsia="Times New Roman"/>
           <w:b/>
-          <w:sz w:val="24"/>
+          <w:color w:val="181A1F"/>
+          <w:sz w:val="28"/>
         </w:rPr>
         <w:t>16.</w:t>
       </w:r>
     </w:p>
     <w:p>
+      <w:pPr>
+        <w:widowControl/>
+        <w:spacing w:line="240" w:lineRule="auto" w:after="0"/>
+      </w:pPr>
       <w:r>
         <w:rPr>
+          <w:rFonts w:ascii="Times New Roman" w:hAnsi="Times New Roman" w:eastAsia="Times New Roman"/>
           <w:b w:val="0"/>
           <w:i w:val="0"/>
+          <w:color w:val="181A1F"/>
+          <w:sz w:val="28"/>
         </w:rPr>
         <w:t>Выберите верные суждения о государстве и запишите цифры, под которыми они указаны.</w:t>
       </w:r>
     </w:p>
     <w:p>
+      <w:pPr>
+        <w:widowControl/>
+        <w:spacing w:line="240" w:lineRule="auto" w:after="0"/>
+      </w:pPr>
       <w:r>
         <w:rPr>
+          <w:rFonts w:ascii="Times New Roman" w:hAnsi="Times New Roman" w:eastAsia="Times New Roman"/>
           <w:b w:val="0"/>
           <w:i w:val="0"/>
+          <w:color w:val="181A1F"/>
+          <w:sz w:val="28"/>
         </w:rPr>
         <w:t>1) Государство располагает специальным аппаратом в целях осуществления управленческой, охранительной функций.</w:t>
       </w:r>
     </w:p>
     <w:p>
+      <w:pPr>
+        <w:widowControl/>
+        <w:spacing w:line="240" w:lineRule="auto" w:after="0"/>
+      </w:pPr>
       <w:r>
         <w:rPr>
+          <w:rFonts w:ascii="Times New Roman" w:hAnsi="Times New Roman" w:eastAsia="Times New Roman"/>
           <w:b w:val="0"/>
           <w:i w:val="0"/>
+          <w:color w:val="181A1F"/>
+          <w:sz w:val="28"/>
         </w:rPr>
         <w:t>2) К признакам государства относят публичность, суверенитет, монополию на издание законов и взимание налогов.</w:t>
       </w:r>
     </w:p>
     <w:p>
+      <w:pPr>
+        <w:widowControl/>
+        <w:spacing w:line="240" w:lineRule="auto" w:after="0"/>
+      </w:pPr>
       <w:r>
         <w:rPr>
+          <w:rFonts w:ascii="Times New Roman" w:hAnsi="Times New Roman" w:eastAsia="Times New Roman"/>
           <w:b w:val="0"/>
           <w:i w:val="0"/>
+          <w:color w:val="181A1F"/>
+          <w:sz w:val="28"/>
         </w:rPr>
         <w:t>3) Любое государство как главный политический институт призвано полностью контролировать жизнь общества для обеспечения правопорядка и безопасности.</w:t>
       </w:r>
     </w:p>
     <w:p>
+      <w:pPr>
+        <w:widowControl/>
+        <w:spacing w:line="240" w:lineRule="auto" w:after="0"/>
+      </w:pPr>
       <w:r>
         <w:rPr>
+          <w:rFonts w:ascii="Times New Roman" w:hAnsi="Times New Roman" w:eastAsia="Times New Roman"/>
           <w:b w:val="0"/>
           <w:i w:val="0"/>
+          <w:color w:val="181A1F"/>
+          <w:sz w:val="28"/>
         </w:rPr>
         <w:t>4) Демократическое государство руководствуется в своей деятельности правами человека и интересами большинства граждан.</w:t>
       </w:r>
     </w:p>
     <w:p>
+      <w:pPr>
+        <w:widowControl/>
+        <w:spacing w:line="240" w:lineRule="auto" w:after="0"/>
+      </w:pPr>
       <w:r>
         <w:rPr>
+          <w:rFonts w:ascii="Times New Roman" w:hAnsi="Times New Roman" w:eastAsia="Times New Roman"/>
           <w:b w:val="0"/>
           <w:i w:val="0"/>
+          <w:color w:val="181A1F"/>
+          <w:sz w:val="28"/>
         </w:rPr>
         <w:t>5) По форме государственного (территориального) устройства выделяют республиканские, федеративные и конфедеративные государства.</w:t>
       </w:r>
     </w:p>
     <w:p>
+      <w:pPr>
+        <w:widowControl/>
+        <w:spacing w:line="240" w:lineRule="auto" w:after="0"/>
+      </w:pPr>
       <w:r>
-        <w:t>Ответ: ______________________________</w:t>
-      </w:r>
-    </w:p>
-    <w:p>
-      <w:r>
+        <w:rPr>
+          <w:rFonts w:ascii="Times New Roman" w:hAnsi="Times New Roman" w:eastAsia="Times New Roman"/>
+          <w:color w:val="181A1F"/>
+          <w:sz w:val="28"/>
+        </w:rPr>
         <w:br w:type="page"/>
       </w:r>
     </w:p>
     <w:p>
       <w:pPr>
         <w:pStyle w:val="Heading1"/>
+        <w:keepNext/>
+        <w:widowControl/>
+        <w:spacing w:line="240" w:lineRule="auto" w:after="60" w:before="160"/>
       </w:pPr>
       <w:r>
+        <w:rPr>
+          <w:rFonts w:ascii="Times New Roman" w:hAnsi="Times New Roman" w:eastAsia="Times New Roman"/>
+          <w:b/>
+          <w:color w:val="181A1F"/>
+          <w:sz w:val="28"/>
+        </w:rPr>
         <w:t>Часть 2</w:t>
       </w:r>
     </w:p>
     <w:p>
+      <w:pPr>
+        <w:widowControl/>
+        <w:spacing w:line="240" w:lineRule="auto" w:after="0"/>
+      </w:pPr>
       <w:r>
+        <w:rPr>
+          <w:rFonts w:ascii="Times New Roman" w:hAnsi="Times New Roman" w:eastAsia="Times New Roman"/>
+          <w:color w:val="181A1F"/>
+          <w:sz w:val="28"/>
+        </w:rPr>
         <w:t>Для заданий 17–25 запишите полный развёрнутый ответ. Каждый вопрос самодостаточен и тематически соответствует варианту.</w:t>
       </w:r>
     </w:p>
     <w:p>
+      <w:pPr>
+        <w:keepNext/>
+        <w:widowControl/>
+        <w:spacing w:line="240" w:lineRule="auto" w:after="0" w:before="120"/>
+      </w:pPr>
       <w:r>
         <w:rPr>
+          <w:rFonts w:ascii="Times New Roman" w:hAnsi="Times New Roman" w:eastAsia="Times New Roman"/>
           <w:b/>
-          <w:sz w:val="24"/>
+          <w:color w:val="181A1F"/>
+          <w:sz w:val="28"/>
         </w:rPr>
         <w:t>17.</w:t>
       </w:r>
     </w:p>
     <w:p>
+      <w:pPr>
+        <w:widowControl/>
+        <w:spacing w:line="240" w:lineRule="auto" w:after="0"/>
+      </w:pPr>
       <w:r>
         <w:rPr>
+          <w:rFonts w:ascii="Times New Roman" w:hAnsi="Times New Roman" w:eastAsia="Times New Roman"/>
           <w:b w:val="0"/>
           <w:i w:val="0"/>
+          <w:color w:val="181A1F"/>
+          <w:sz w:val="28"/>
         </w:rPr>
         <w:t>Демократии как разновидности политического режима присущи следующие основные признаки, выделяемые в научной литературе. — Гарантированность прав и свобод человека и гражданина. Речь идет в первую очередь о личных и политических правах (так называемых «правах первого поколения» или «естественных правах») человека и гражданина. К гарантированным в демократическом государстве правам следует отнести также и социальные права, «права второго поколения» — право на достойную жизнь, право на труд, на повышение своего культурного статуса.</w:t>
       </w:r>
     </w:p>
     <w:p>
+      <w:pPr>
+        <w:widowControl/>
+        <w:spacing w:line="240" w:lineRule="auto" w:after="0"/>
+      </w:pPr>
       <w:r>
         <w:rPr>
+          <w:rFonts w:ascii="Times New Roman" w:hAnsi="Times New Roman" w:eastAsia="Times New Roman"/>
           <w:b w:val="0"/>
           <w:i w:val="0"/>
+          <w:color w:val="181A1F"/>
+          <w:sz w:val="28"/>
         </w:rPr>
         <w:t>Гарантированность прав и свобод человека и гражданина может быть обеспечена двумя способами: эффективным участием гражданина в осуществлении публичной власти и общественным контролем над принимаемыми решениями…</w:t>
       </w:r>
     </w:p>
     <w:p>
+      <w:pPr>
+        <w:widowControl/>
+        <w:spacing w:line="240" w:lineRule="auto" w:after="0"/>
+      </w:pPr>
       <w:r>
         <w:rPr>
+          <w:rFonts w:ascii="Times New Roman" w:hAnsi="Times New Roman" w:eastAsia="Times New Roman"/>
           <w:b w:val="0"/>
           <w:i w:val="0"/>
+          <w:color w:val="181A1F"/>
+          <w:sz w:val="28"/>
         </w:rPr>
         <w:t>Равенство прав… Проблематичный аспект равенства прав и возможностей — это соотношение между равенством и равноправием. Равноправие, в отличие от равенства, предполагает, что любой человек обладает равными правами и возможностями, поскольку, исходя из первоначальных фактических различий между людьми (как психических, так и физических), фактическое равенство не только в принципе недостижимо, но и социально неоправдано. Признак равноправия применительно к политическому режиму предполагает, во-первых, что в политических отношениях имеют право участвовать все граждане государства (за исключением особо установленных законом категорий — несовершеннолетние, умалишенные и т.д.). Если речь идет о такой важной форме реализации прав, как голосование, то все участвующие в голосовании имеют равные и реальные возможности для голосования, все голоса имеют равную сил. Во-вторых, к признаку равноправия относится такая важная характеристика демократии, как плюрализм. Плюрализм проявляется в свободе создания политических и иных ассоциаций, в политическом, культурном, идеологическом и ином многообразии…</w:t>
       </w:r>
     </w:p>
     <w:p>
+      <w:pPr>
+        <w:widowControl/>
+        <w:spacing w:line="240" w:lineRule="auto" w:after="0"/>
+      </w:pPr>
       <w:r>
         <w:rPr>
+          <w:rFonts w:ascii="Times New Roman" w:hAnsi="Times New Roman" w:eastAsia="Times New Roman"/>
           <w:b w:val="0"/>
           <w:i w:val="0"/>
+          <w:color w:val="181A1F"/>
+          <w:sz w:val="28"/>
         </w:rPr>
         <w:t>Противоположными демократии являются авторитарные и тоталитарные политические режимы, различаемые по степени жесткости…Причинами сохранения авторитаризма в современном мире являются: неразвитость гражданского общества и экономическая отсталость; преобладание вертикальных связей и отношений патронажно-клиентального типа в обществе; господство подданнического типа политической культуры; высокая степень конфликтности в развивающихся обществах. Тоталитаризм — такой политический режим, суть которого состоит в полной узурпации публичной власти правящей элитой, лишении человека каких-либо прав и полной унификации всех общественных отношений. (Д. Лубинин)</w:t>
       </w:r>
     </w:p>
     <w:p>
+      <w:pPr>
+        <w:widowControl/>
+        <w:spacing w:line="240" w:lineRule="auto" w:after="0"/>
+      </w:pPr>
       <w:r>
         <w:rPr>
+          <w:rFonts w:ascii="Times New Roman" w:hAnsi="Times New Roman" w:eastAsia="Times New Roman"/>
           <w:b w:val="0"/>
           <w:i w:val="0"/>
+          <w:color w:val="181A1F"/>
+          <w:sz w:val="28"/>
         </w:rPr>
         <w:t>Какие способы обеспечения гарантированности прав и свобод человека и гражданина приводит автор? Какие признаки равноправия применительно к политическому режиму он называет? Как автор характеризует суть тоталитарного режима?</w:t>
       </w:r>
     </w:p>
     <w:p>
+      <w:pPr>
+        <w:widowControl/>
+        <w:spacing w:line="240" w:lineRule="auto" w:after="0"/>
+      </w:pPr>
       <w:r>
+        <w:rPr>
+          <w:rFonts w:ascii="Times New Roman" w:hAnsi="Times New Roman" w:eastAsia="Times New Roman"/>
+          <w:color w:val="181A1F"/>
+          <w:sz w:val="28"/>
+        </w:rPr>
         <w:t>Ответ:</w:t>
       </w:r>
     </w:p>
     <w:p>
-      <w:r>
-        <w:t>__________________________________________________________________________________________</w:t>
-      </w:r>
-    </w:p>
-    <w:p>
-      <w:r>
-        <w:t>__________________________________________________________________________________________</w:t>
-      </w:r>
-    </w:p>
-    <w:p>
-      <w:r>
-        <w:t>__________________________________________________________________________________________</w:t>
-      </w:r>
-    </w:p>
-    <w:p>
+      <w:pPr>
+        <w:keepNext/>
+        <w:widowControl/>
+        <w:spacing w:line="240" w:lineRule="auto" w:after="0" w:before="120"/>
+      </w:pPr>
       <w:r>
         <w:rPr>
+          <w:rFonts w:ascii="Times New Roman" w:hAnsi="Times New Roman" w:eastAsia="Times New Roman"/>
           <w:b/>
-          <w:sz w:val="24"/>
+          <w:color w:val="181A1F"/>
+          <w:sz w:val="28"/>
         </w:rPr>
         <w:t>18.</w:t>
       </w:r>
     </w:p>
     <w:p>
+      <w:pPr>
+        <w:widowControl/>
+        <w:spacing w:line="240" w:lineRule="auto" w:after="0"/>
+      </w:pPr>
       <w:r>
         <w:rPr>
+          <w:rFonts w:ascii="Times New Roman" w:hAnsi="Times New Roman" w:eastAsia="Times New Roman"/>
           <w:b w:val="0"/>
           <w:i w:val="0"/>
+          <w:color w:val="181A1F"/>
+          <w:sz w:val="28"/>
         </w:rPr>
         <w:t xml:space="preserve">Понятие политической системы наряду с политической властью является сегодня одним из центральных в политологии. Единого определения, как и другие понятия, оно не имеет. И это объяснимо: многообразие представлений о политике не может не породить многообразия представлений обо всём, что с ней связано. Термин «политическая система» состоит из двух слов, и его содержание определяется применением понятия системы к сфере политического. Где начинается и где заканчивается политическое? Где та граница, которая разделяет политические и неполитические явления: деятельность, власть, процессы, системы? </w:t>
       </w:r>
     </w:p>
     <w:p>
+      <w:pPr>
+        <w:widowControl/>
+        <w:spacing w:line="240" w:lineRule="auto" w:after="0"/>
+      </w:pPr>
       <w:r>
         <w:rPr>
+          <w:rFonts w:ascii="Times New Roman" w:hAnsi="Times New Roman" w:eastAsia="Times New Roman"/>
           <w:b w:val="0"/>
           <w:i w:val="0"/>
+          <w:color w:val="181A1F"/>
+          <w:sz w:val="28"/>
         </w:rPr>
         <w:t>Не вызывает сомнения, что всё политическое так или иначе связано с государством, с государственной властью. Партии создаются для того, чтобы бороться за места в парламенте. Лидер становится политическим только тогда, когда он претендует на руководящее кресло в государственном учреждении или чего-то добивается от государства. Всякая политика утратила бы смысл, не будь государства.</w:t>
       </w:r>
     </w:p>
     <w:p>
+      <w:pPr>
+        <w:widowControl/>
+        <w:spacing w:line="240" w:lineRule="auto" w:after="0"/>
+      </w:pPr>
       <w:r>
         <w:rPr>
+          <w:rFonts w:ascii="Times New Roman" w:hAnsi="Times New Roman" w:eastAsia="Times New Roman"/>
           <w:b w:val="0"/>
           <w:i w:val="0"/>
+          <w:color w:val="181A1F"/>
+          <w:sz w:val="28"/>
         </w:rPr>
         <w:t>Но столь же очевидно, что не всё государственное является политическим. Многие функции, связанные с организацией внутренней деятельности государственных учреждений, имеют явно неполитический характер. Политической может быть только публичная деятельность государства, т.е. такая деятельность, которая затрагивает интересы широких слоёв или больших социальных групп. Но и в публичной деятельности государства есть сферы, которые мы не относим к политике. Это государственное управление в интересах всего общества. Не принято относить к политической сфере организацию здравоохранения, народного образования, дорожного движения и многое другое. Только там, где с помощью государства осуществляется согласование интересов различных социальных групп или посредством государства реализуются интересы одних групп в ущерб другим, начинается политика. В государственной деятельности следует, таким образом, отличать политическое и неполитическое (технологическое) управление. (О Ф. Шабров)</w:t>
       </w:r>
     </w:p>
     <w:p>
+      <w:pPr>
+        <w:widowControl/>
+        <w:spacing w:line="240" w:lineRule="auto" w:after="0"/>
+      </w:pPr>
       <w:r>
         <w:rPr>
+          <w:rFonts w:ascii="Times New Roman" w:hAnsi="Times New Roman" w:eastAsia="Times New Roman"/>
           <w:b w:val="0"/>
           <w:i w:val="0"/>
+          <w:color w:val="181A1F"/>
+          <w:sz w:val="28"/>
         </w:rPr>
         <w:t xml:space="preserve">Как автор объясняет отсутствие единого определения политической системы? </w:t>
       </w:r>
     </w:p>
     <w:p>
+      <w:pPr>
+        <w:widowControl/>
+        <w:spacing w:line="240" w:lineRule="auto" w:after="0"/>
+      </w:pPr>
       <w:r>
         <w:rPr>
+          <w:rFonts w:ascii="Times New Roman" w:hAnsi="Times New Roman" w:eastAsia="Times New Roman"/>
           <w:b w:val="0"/>
           <w:i w:val="0"/>
+          <w:color w:val="181A1F"/>
+          <w:sz w:val="28"/>
         </w:rPr>
         <w:t xml:space="preserve">Какие политические институты названы в тексте (укажите любые два политических института)? </w:t>
       </w:r>
     </w:p>
     <w:p>
+      <w:pPr>
+        <w:widowControl/>
+        <w:spacing w:line="240" w:lineRule="auto" w:after="0"/>
+      </w:pPr>
       <w:r>
         <w:rPr>
+          <w:rFonts w:ascii="Times New Roman" w:hAnsi="Times New Roman" w:eastAsia="Times New Roman"/>
           <w:b w:val="0"/>
           <w:i w:val="0"/>
+          <w:color w:val="181A1F"/>
+          <w:sz w:val="28"/>
         </w:rPr>
         <w:t>В какой ситуации лидер, по мнению автора, становится политическим?</w:t>
       </w:r>
     </w:p>
     <w:p>
+      <w:pPr>
+        <w:widowControl/>
+        <w:spacing w:line="240" w:lineRule="auto" w:after="0"/>
+      </w:pPr>
       <w:r>
+        <w:rPr>
+          <w:rFonts w:ascii="Times New Roman" w:hAnsi="Times New Roman" w:eastAsia="Times New Roman"/>
+          <w:color w:val="181A1F"/>
+          <w:sz w:val="28"/>
+        </w:rPr>
         <w:t>Ответ:</w:t>
       </w:r>
     </w:p>
     <w:p>
-      <w:r>
-        <w:t>__________________________________________________________________________________________</w:t>
-      </w:r>
-    </w:p>
-    <w:p>
-      <w:r>
-        <w:t>__________________________________________________________________________________________</w:t>
-      </w:r>
-    </w:p>
-    <w:p>
-      <w:r>
-        <w:t>__________________________________________________________________________________________</w:t>
-      </w:r>
-    </w:p>
-    <w:p>
+      <w:pPr>
+        <w:keepNext/>
+        <w:widowControl/>
+        <w:spacing w:line="240" w:lineRule="auto" w:after="0" w:before="120"/>
+      </w:pPr>
       <w:r>
         <w:rPr>
+          <w:rFonts w:ascii="Times New Roman" w:hAnsi="Times New Roman" w:eastAsia="Times New Roman"/>
           <w:b/>
-          <w:sz w:val="24"/>
+          <w:color w:val="181A1F"/>
+          <w:sz w:val="28"/>
         </w:rPr>
         <w:t>19.</w:t>
       </w:r>
     </w:p>
     <w:p>
+      <w:pPr>
+        <w:widowControl/>
+        <w:spacing w:line="240" w:lineRule="auto" w:after="0"/>
+      </w:pPr>
       <w:r>
         <w:rPr>
+          <w:rFonts w:ascii="Times New Roman" w:hAnsi="Times New Roman" w:eastAsia="Times New Roman"/>
           <w:b w:val="0"/>
           <w:i w:val="0"/>
+          <w:color w:val="181A1F"/>
+          <w:sz w:val="28"/>
         </w:rPr>
         <w:t>Субъект может активно участвовать в политической жизни или уклоняться от такого участия. Используя обществоведческие знания, приведите три аргумента, подтверждающих возможные негативные последствия массового уклонения граждан от участия в политической жизни общества. (Каждый аргумент должен быть сформулирован как распространённое предложение.)</w:t>
       </w:r>
     </w:p>
     <w:p>
+      <w:pPr>
+        <w:widowControl/>
+        <w:spacing w:line="240" w:lineRule="auto" w:after="0"/>
+      </w:pPr>
       <w:r>
+        <w:rPr>
+          <w:rFonts w:ascii="Times New Roman" w:hAnsi="Times New Roman" w:eastAsia="Times New Roman"/>
+          <w:color w:val="181A1F"/>
+          <w:sz w:val="28"/>
+        </w:rPr>
         <w:t>Ответ:</w:t>
       </w:r>
     </w:p>
     <w:p>
-      <w:r>
-        <w:t>__________________________________________________________________________________________</w:t>
-      </w:r>
-    </w:p>
-    <w:p>
-      <w:r>
-        <w:t>__________________________________________________________________________________________</w:t>
-      </w:r>
-    </w:p>
-    <w:p>
-      <w:r>
-        <w:t>__________________________________________________________________________________________</w:t>
-      </w:r>
-    </w:p>
-    <w:p>
+      <w:pPr>
+        <w:keepNext/>
+        <w:widowControl/>
+        <w:spacing w:line="240" w:lineRule="auto" w:after="0" w:before="120"/>
+      </w:pPr>
       <w:r>
         <w:rPr>
+          <w:rFonts w:ascii="Times New Roman" w:hAnsi="Times New Roman" w:eastAsia="Times New Roman"/>
           <w:b/>
-          <w:sz w:val="24"/>
+          <w:color w:val="181A1F"/>
+          <w:sz w:val="28"/>
         </w:rPr>
         <w:t>20.</w:t>
       </w:r>
     </w:p>
     <w:p>
+      <w:pPr>
+        <w:widowControl/>
+        <w:spacing w:line="240" w:lineRule="auto" w:after="0"/>
+      </w:pPr>
       <w:r>
         <w:rPr>
+          <w:rFonts w:ascii="Times New Roman" w:hAnsi="Times New Roman" w:eastAsia="Times New Roman"/>
           <w:b w:val="0"/>
           <w:i w:val="0"/>
+          <w:color w:val="181A1F"/>
+          <w:sz w:val="28"/>
         </w:rPr>
         <w:t>Используя обществоведческие знания, сформулируйте три суждения о том, что политический процесс отражает характер социальной динамики. (Каждое суждение должно быть сформулировано как распространённое предложение.)</w:t>
       </w:r>
     </w:p>
     <w:p>
+      <w:pPr>
+        <w:widowControl/>
+        <w:spacing w:line="240" w:lineRule="auto" w:after="0"/>
+      </w:pPr>
       <w:r>
+        <w:rPr>
+          <w:rFonts w:ascii="Times New Roman" w:hAnsi="Times New Roman" w:eastAsia="Times New Roman"/>
+          <w:color w:val="181A1F"/>
+          <w:sz w:val="28"/>
+        </w:rPr>
         <w:t>Ответ:</w:t>
       </w:r>
     </w:p>
     <w:p>
-      <w:r>
-        <w:t>__________________________________________________________________________________________</w:t>
-      </w:r>
-    </w:p>
-    <w:p>
-      <w:r>
-        <w:t>__________________________________________________________________________________________</w:t>
-      </w:r>
-    </w:p>
-    <w:p>
-      <w:r>
-        <w:t>__________________________________________________________________________________________</w:t>
-      </w:r>
-    </w:p>
-    <w:p>
+      <w:pPr>
+        <w:keepNext/>
+        <w:widowControl/>
+        <w:spacing w:line="240" w:lineRule="auto" w:after="0" w:before="120"/>
+      </w:pPr>
       <w:r>
         <w:rPr>
+          <w:rFonts w:ascii="Times New Roman" w:hAnsi="Times New Roman" w:eastAsia="Times New Roman"/>
           <w:b/>
-          <w:sz w:val="24"/>
+          <w:color w:val="181A1F"/>
+          <w:sz w:val="28"/>
         </w:rPr>
         <w:t>21.</w:t>
       </w:r>
     </w:p>
     <w:p>
+      <w:pPr>
+        <w:widowControl/>
+        <w:spacing w:line="240" w:lineRule="auto" w:after="0"/>
+      </w:pPr>
       <w:r>
         <w:rPr>
+          <w:rFonts w:ascii="Times New Roman" w:hAnsi="Times New Roman" w:eastAsia="Times New Roman"/>
           <w:b w:val="0"/>
           <w:i w:val="0"/>
+          <w:color w:val="181A1F"/>
+          <w:sz w:val="28"/>
         </w:rPr>
         <w:t>Приведите три аргумента, подтверждающие, что в демократическом обществе на вопрос: “должны ли те, кто находится на общественном иждивении, пользоваться теми же свободами, что и прочие члены общества” может быть дан только положительный ответ. (Каждый аргумент должен быть сформулирован как распространённое предложение.)</w:t>
       </w:r>
     </w:p>
     <w:p>
+      <w:pPr>
+        <w:widowControl/>
+        <w:spacing w:line="240" w:lineRule="auto" w:after="0"/>
+      </w:pPr>
       <w:r>
+        <w:rPr>
+          <w:rFonts w:ascii="Times New Roman" w:hAnsi="Times New Roman" w:eastAsia="Times New Roman"/>
+          <w:color w:val="181A1F"/>
+          <w:sz w:val="28"/>
+        </w:rPr>
         <w:t>Ответ:</w:t>
       </w:r>
     </w:p>
     <w:p>
-      <w:r>
-        <w:t>__________________________________________________________________________________________</w:t>
-      </w:r>
-    </w:p>
-    <w:p>
-      <w:r>
-        <w:t>__________________________________________________________________________________________</w:t>
-      </w:r>
-    </w:p>
-    <w:p>
-      <w:r>
-        <w:t>__________________________________________________________________________________________</w:t>
-      </w:r>
-    </w:p>
-    <w:p>
+      <w:pPr>
+        <w:keepNext/>
+        <w:widowControl/>
+        <w:spacing w:line="240" w:lineRule="auto" w:after="0" w:before="120"/>
+      </w:pPr>
       <w:r>
         <w:rPr>
+          <w:rFonts w:ascii="Times New Roman" w:hAnsi="Times New Roman" w:eastAsia="Times New Roman"/>
           <w:b/>
-          <w:sz w:val="24"/>
+          <w:color w:val="181A1F"/>
+          <w:sz w:val="28"/>
         </w:rPr>
         <w:t>22.</w:t>
       </w:r>
     </w:p>
     <w:p>
+      <w:pPr>
+        <w:widowControl/>
+        <w:spacing w:line="240" w:lineRule="auto" w:after="0"/>
+      </w:pPr>
       <w:r>
         <w:rPr>
+          <w:rFonts w:ascii="Times New Roman" w:hAnsi="Times New Roman" w:eastAsia="Times New Roman"/>
           <w:b w:val="0"/>
           <w:i w:val="0"/>
+          <w:color w:val="181A1F"/>
+          <w:sz w:val="28"/>
         </w:rPr>
         <w:t xml:space="preserve">В государстве Z субъекты не обладают политической самостоятельностью. Во главе государства стоит партия, поддерживающая традиции. Все сферы жизни общества контролируются государством. Правящая партия борется против экономической системы, в которой преобладает частная собственность, предпринимательство свободное. На государственном уровне одобряется тип семей, в котором глава семьи мужчина, домашние обязанности распределяются по гендерному признаку.   </w:t>
       </w:r>
     </w:p>
     <w:p>
+      <w:pPr>
+        <w:widowControl/>
+        <w:spacing w:line="240" w:lineRule="auto" w:after="0"/>
+      </w:pPr>
       <w:r>
         <w:rPr>
+          <w:rFonts w:ascii="Times New Roman" w:hAnsi="Times New Roman" w:eastAsia="Times New Roman"/>
           <w:b w:val="0"/>
           <w:i w:val="0"/>
+          <w:color w:val="181A1F"/>
+          <w:sz w:val="28"/>
         </w:rPr>
         <w:t>Какой политический режим в государстве Z? Приведена ли в тексте форма правления государства? Объясните свой ответ. Какой тип экономической системы критикуется правящей партией страны Z? Какой тип семьи по отношению супругов поддерживается на государственном уровне?</w:t>
       </w:r>
     </w:p>
     <w:p>
+      <w:pPr>
+        <w:widowControl/>
+        <w:spacing w:line="240" w:lineRule="auto" w:after="0"/>
+      </w:pPr>
       <w:r>
+        <w:rPr>
+          <w:rFonts w:ascii="Times New Roman" w:hAnsi="Times New Roman" w:eastAsia="Times New Roman"/>
+          <w:color w:val="181A1F"/>
+          <w:sz w:val="28"/>
+        </w:rPr>
         <w:t>Ответ:</w:t>
       </w:r>
     </w:p>
     <w:p>
-      <w:r>
-        <w:t>__________________________________________________________________________________________</w:t>
-      </w:r>
-    </w:p>
-    <w:p>
-      <w:r>
-        <w:t>__________________________________________________________________________________________</w:t>
-      </w:r>
-    </w:p>
-    <w:p>
-      <w:r>
-        <w:t>__________________________________________________________________________________________</w:t>
-      </w:r>
-    </w:p>
-    <w:p>
+      <w:pPr>
+        <w:keepNext/>
+        <w:widowControl/>
+        <w:spacing w:line="240" w:lineRule="auto" w:after="0" w:before="120"/>
+      </w:pPr>
       <w:r>
         <w:rPr>
+          <w:rFonts w:ascii="Times New Roman" w:hAnsi="Times New Roman" w:eastAsia="Times New Roman"/>
           <w:b/>
-          <w:sz w:val="24"/>
+          <w:color w:val="181A1F"/>
+          <w:sz w:val="28"/>
         </w:rPr>
         <w:t>23.</w:t>
       </w:r>
     </w:p>
     <w:p>
+      <w:pPr>
+        <w:widowControl/>
+        <w:spacing w:line="240" w:lineRule="auto" w:after="0"/>
+      </w:pPr>
       <w:r>
         <w:rPr>
+          <w:rFonts w:ascii="Times New Roman" w:hAnsi="Times New Roman" w:eastAsia="Times New Roman"/>
           <w:b w:val="0"/>
           <w:i w:val="0"/>
+          <w:color w:val="181A1F"/>
+          <w:sz w:val="28"/>
         </w:rPr>
         <w:t>Используя обществоведческие знания, приведите три объяснения негативных последствия расширения политического участия через цифровые технологии (неприменение критического мышления и альтернативного выбора, популистские идеи, отсутствие политической ценности участия). (Каждое суждение должно быть сформулировано как распространённое предложение.)</w:t>
       </w:r>
     </w:p>
     <w:p>
+      <w:pPr>
+        <w:widowControl/>
+        <w:spacing w:line="240" w:lineRule="auto" w:after="0"/>
+      </w:pPr>
       <w:r>
+        <w:rPr>
+          <w:rFonts w:ascii="Times New Roman" w:hAnsi="Times New Roman" w:eastAsia="Times New Roman"/>
+          <w:color w:val="181A1F"/>
+          <w:sz w:val="28"/>
+        </w:rPr>
         <w:t>Ответ:</w:t>
       </w:r>
     </w:p>
     <w:p>
-      <w:r>
-        <w:t>__________________________________________________________________________________________</w:t>
-      </w:r>
-    </w:p>
-    <w:p>
-      <w:r>
-        <w:t>__________________________________________________________________________________________</w:t>
-      </w:r>
-    </w:p>
-    <w:p>
-      <w:r>
-        <w:t>__________________________________________________________________________________________</w:t>
-      </w:r>
-    </w:p>
-    <w:p>
+      <w:pPr>
+        <w:keepNext/>
+        <w:widowControl/>
+        <w:spacing w:line="240" w:lineRule="auto" w:after="0" w:before="120"/>
+      </w:pPr>
       <w:r>
         <w:rPr>
+          <w:rFonts w:ascii="Times New Roman" w:hAnsi="Times New Roman" w:eastAsia="Times New Roman"/>
           <w:b/>
-          <w:sz w:val="24"/>
+          <w:color w:val="181A1F"/>
+          <w:sz w:val="28"/>
         </w:rPr>
         <w:t>24.</w:t>
       </w:r>
     </w:p>
     <w:p>
+      <w:pPr>
+        <w:widowControl/>
+        <w:spacing w:line="240" w:lineRule="auto" w:after="0"/>
+      </w:pPr>
       <w:r>
         <w:rPr>
+          <w:rFonts w:ascii="Times New Roman" w:hAnsi="Times New Roman" w:eastAsia="Times New Roman"/>
           <w:b w:val="0"/>
           <w:i w:val="0"/>
+          <w:color w:val="181A1F"/>
+          <w:sz w:val="28"/>
         </w:rPr>
         <w:t xml:space="preserve">Гражданин РФ Аркадий баллотируется в качестве кандидата в депутаты Государственной Думы в порядке самовыдвижения. В своей предвыборной программе он пообещал бороться за увеличение государственного финансирования новых дорог, больниц, а также полиции и армии ради обеспечения безопасности. Также Аркадий выступает за внесение изменений в законы, регулирующие сделки. </w:t>
       </w:r>
     </w:p>
     <w:p>
+      <w:pPr>
+        <w:widowControl/>
+        <w:spacing w:line="240" w:lineRule="auto" w:after="0"/>
+      </w:pPr>
       <w:r>
         <w:rPr>
+          <w:rFonts w:ascii="Times New Roman" w:hAnsi="Times New Roman" w:eastAsia="Times New Roman"/>
           <w:b w:val="0"/>
           <w:i w:val="0"/>
+          <w:color w:val="181A1F"/>
+          <w:sz w:val="28"/>
         </w:rPr>
         <w:t xml:space="preserve">Какого возраста должен достичь гражданин РФ, чтобы принять участие в выборах в качестве кандидата в депутаты Государственной Думы? Какая экономическая функция государства описана в предвыборной программе Аркадия? К какой отрасли российского права относится законодательство, в которое кандидат предлагает внести изменения? Какой тип избирательной системы применяется на выборах в Государственную Думу? (Назовите тип и приведите объяснение своего ответа) </w:t>
       </w:r>
     </w:p>
     <w:p>
+      <w:pPr>
+        <w:widowControl/>
+        <w:spacing w:line="240" w:lineRule="auto" w:after="0"/>
+      </w:pPr>
       <w:r>
+        <w:rPr>
+          <w:rFonts w:ascii="Times New Roman" w:hAnsi="Times New Roman" w:eastAsia="Times New Roman"/>
+          <w:color w:val="181A1F"/>
+          <w:sz w:val="28"/>
+        </w:rPr>
         <w:t>Ответ:</w:t>
       </w:r>
     </w:p>
     <w:p>
-      <w:r>
-        <w:t>__________________________________________________________________________________________</w:t>
-      </w:r>
-    </w:p>
-    <w:p>
-      <w:r>
-        <w:t>__________________________________________________________________________________________</w:t>
-      </w:r>
-    </w:p>
-    <w:p>
-      <w:r>
-        <w:t>__________________________________________________________________________________________</w:t>
-      </w:r>
-    </w:p>
-    <w:p>
-      <w:r>
-        <w:t>__________________________________________________________________________________________</w:t>
-      </w:r>
-    </w:p>
-    <w:p>
-      <w:r>
-        <w:t>__________________________________________________________________________________________</w:t>
-      </w:r>
-    </w:p>
-    <w:p>
+      <w:pPr>
+        <w:keepNext/>
+        <w:widowControl/>
+        <w:spacing w:line="240" w:lineRule="auto" w:after="0" w:before="120"/>
+      </w:pPr>
       <w:r>
         <w:rPr>
+          <w:rFonts w:ascii="Times New Roman" w:hAnsi="Times New Roman" w:eastAsia="Times New Roman"/>
           <w:b/>
-          <w:sz w:val="24"/>
+          <w:color w:val="181A1F"/>
+          <w:sz w:val="28"/>
         </w:rPr>
         <w:t>25.</w:t>
       </w:r>
     </w:p>
     <w:p>
+      <w:pPr>
+        <w:widowControl/>
+        <w:spacing w:line="240" w:lineRule="auto" w:after="0"/>
+      </w:pPr>
       <w:r>
         <w:rPr>
+          <w:rFonts w:ascii="Times New Roman" w:hAnsi="Times New Roman" w:eastAsia="Times New Roman"/>
           <w:b w:val="0"/>
           <w:i w:val="0"/>
+          <w:color w:val="181A1F"/>
+          <w:sz w:val="28"/>
         </w:rPr>
         <w:t>Объясните, почему в демократическом обществе, как и в недемократическом, существует политическая элита. (Обоснование должно быть дано с опорой на обществоведческие знания в нескольких связанных между собой распространённых предложениях, раскрывать причинно-следственные и (или) функциональные связи.)</w:t>
       </w:r>
     </w:p>
     <w:p>
+      <w:pPr>
+        <w:widowControl/>
+        <w:spacing w:line="240" w:lineRule="auto" w:after="0"/>
+      </w:pPr>
       <w:r>
         <w:rPr>
+          <w:rFonts w:ascii="Times New Roman" w:hAnsi="Times New Roman" w:eastAsia="Times New Roman"/>
           <w:b w:val="0"/>
           <w:i w:val="0"/>
+          <w:color w:val="181A1F"/>
+          <w:sz w:val="28"/>
         </w:rPr>
         <w:t>Кого относят к политической элите? (Назовите трёх любых представителей политической элиты.)</w:t>
       </w:r>
     </w:p>
     <w:p>
+      <w:pPr>
+        <w:widowControl/>
+        <w:spacing w:line="240" w:lineRule="auto" w:after="0"/>
+      </w:pPr>
       <w:r>
         <w:rPr>
+          <w:rFonts w:ascii="Times New Roman" w:hAnsi="Times New Roman" w:eastAsia="Times New Roman"/>
           <w:b w:val="0"/>
           <w:i w:val="0"/>
+          <w:color w:val="181A1F"/>
+          <w:sz w:val="28"/>
         </w:rPr>
         <w:t>Для каждого из них приведите по одному примеру, иллюстрирующему реализацию любой функции политической элиты в жизни общества и государства. (Каждый пример должен быть сформулирован развёрнуто. В совокупности примеры должны иллюстрировать три различные функции.)</w:t>
       </w:r>
     </w:p>
     <w:p>
+      <w:pPr>
+        <w:widowControl/>
+        <w:spacing w:line="240" w:lineRule="auto" w:after="0"/>
+      </w:pPr>
       <w:r>
+        <w:rPr>
+          <w:rFonts w:ascii="Times New Roman" w:hAnsi="Times New Roman" w:eastAsia="Times New Roman"/>
+          <w:color w:val="181A1F"/>
+          <w:sz w:val="28"/>
+        </w:rPr>
         <w:t>Ответ:</w:t>
       </w:r>
     </w:p>
     <w:p>
+      <w:pPr>
+        <w:widowControl/>
+        <w:spacing w:line="240" w:lineRule="auto" w:after="0"/>
+      </w:pPr>
       <w:r>
-        <w:t>__________________________________________________________________________________________</w:t>
-      </w:r>
-    </w:p>
-    <w:p>
-      <w:r>
-        <w:t>__________________________________________________________________________________________</w:t>
-      </w:r>
-    </w:p>
-    <w:p>
-      <w:r>
-        <w:t>__________________________________________________________________________________________</w:t>
-      </w:r>
-    </w:p>
-    <w:p>
-      <w:r>
-        <w:t>__________________________________________________________________________________________</w:t>
-      </w:r>
-    </w:p>
-    <w:p>
-      <w:r>
-        <w:t>__________________________________________________________________________________________</w:t>
-      </w:r>
-    </w:p>
-    <w:p>
-      <w:r>
+        <w:rPr>
+          <w:rFonts w:ascii="Times New Roman" w:hAnsi="Times New Roman" w:eastAsia="Times New Roman"/>
+          <w:color w:val="181A1F"/>
+          <w:sz w:val="28"/>
+        </w:rPr>
         <w:br w:type="page"/>
       </w:r>
     </w:p>
-    <w:p>
-      <w:pPr>
-        <w:pStyle w:val="Heading1"/>
-      </w:pPr>
-      <w:r>
-        <w:t>Ответы и критерии</w:t>
-      </w:r>
-    </w:p>
-    <w:tbl>
-      <w:tblPr>
-        <w:tblStyle w:val="TableGrid"/>
-        <w:tblW w:type="auto" w:w="0"/>
-        <w:tblLook w:firstColumn="1" w:firstRow="1" w:lastColumn="0" w:lastRow="0" w:noHBand="0" w:noVBand="1" w:val="04A0"/>
-      </w:tblPr>
-      <w:tblGrid>
-        <w:gridCol w:w="3419"/>
-        <w:gridCol w:w="3419"/>
-        <w:gridCol w:w="3419"/>
-      </w:tblGrid>
-      <w:tr>
-        <w:tc>
-          <w:tcPr>
-            <w:tcW w:type="dxa" w:w="3419"/>
-            <w:shd w:fill="DCE9FA"/>
-          </w:tcPr>
-          <w:p>
-            <w:r>
-              <w:t>№</w:t>
-            </w:r>
-          </w:p>
-        </w:tc>
-        <w:tc>
-          <w:tcPr>
-            <w:tcW w:type="dxa" w:w="3419"/>
-            <w:shd w:fill="DCE9FA"/>
-          </w:tcPr>
-          <w:p>
-            <w:r>
-              <w:t>Ответ</w:t>
-            </w:r>
-          </w:p>
-        </w:tc>
-        <w:tc>
-          <w:tcPr>
-            <w:tcW w:type="dxa" w:w="3419"/>
-            <w:shd w:fill="DCE9FA"/>
-          </w:tcPr>
-          <w:p>
-            <w:r>
-              <w:t>Макс. балл</w:t>
-            </w:r>
-          </w:p>
-        </w:tc>
-      </w:tr>
-      <w:tr>
-        <w:tc>
-          <w:tcPr>
-            <w:tcW w:type="dxa" w:w="3419"/>
-          </w:tcPr>
-          <w:p>
-            <w:r>
-              <w:t>1</w:t>
-            </w:r>
-          </w:p>
-        </w:tc>
-        <w:tc>
-          <w:tcPr>
-            <w:tcW w:type="dxa" w:w="3419"/>
-          </w:tcPr>
-          <w:p>
-            <w:r>
-              <w:t>46</w:t>
-            </w:r>
-          </w:p>
-        </w:tc>
-        <w:tc>
-          <w:tcPr>
-            <w:tcW w:type="dxa" w:w="3419"/>
-          </w:tcPr>
-          <w:p>
-            <w:r>
-              <w:t>1</w:t>
-            </w:r>
-          </w:p>
-        </w:tc>
-      </w:tr>
-      <w:tr>
-        <w:tc>
-          <w:tcPr>
-            <w:tcW w:type="dxa" w:w="3419"/>
-          </w:tcPr>
-          <w:p>
-            <w:r>
-              <w:t>2</w:t>
-            </w:r>
-          </w:p>
-        </w:tc>
-        <w:tc>
-          <w:tcPr>
-            <w:tcW w:type="dxa" w:w="3419"/>
-          </w:tcPr>
-          <w:p>
-            <w:r>
-              <w:t>256</w:t>
-            </w:r>
-          </w:p>
-        </w:tc>
-        <w:tc>
-          <w:tcPr>
-            <w:tcW w:type="dxa" w:w="3419"/>
-          </w:tcPr>
-          <w:p>
-            <w:r>
-              <w:t>2</w:t>
-            </w:r>
-          </w:p>
-        </w:tc>
-      </w:tr>
-      <w:tr>
-        <w:tc>
-          <w:tcPr>
-            <w:tcW w:type="dxa" w:w="3419"/>
-          </w:tcPr>
-          <w:p>
-            <w:r>
-              <w:t>3</w:t>
-            </w:r>
-          </w:p>
-        </w:tc>
-        <w:tc>
-          <w:tcPr>
-            <w:tcW w:type="dxa" w:w="3419"/>
-          </w:tcPr>
-          <w:p>
-            <w:r>
-              <w:t>16</w:t>
-            </w:r>
-          </w:p>
-        </w:tc>
-        <w:tc>
-          <w:tcPr>
-            <w:tcW w:type="dxa" w:w="3419"/>
-          </w:tcPr>
-          <w:p>
-            <w:r>
-              <w:t>1</w:t>
-            </w:r>
-          </w:p>
-        </w:tc>
-      </w:tr>
-      <w:tr>
-        <w:tc>
-          <w:tcPr>
-            <w:tcW w:type="dxa" w:w="3419"/>
-          </w:tcPr>
-          <w:p>
-            <w:r>
-              <w:t>4</w:t>
-            </w:r>
-          </w:p>
-        </w:tc>
-        <w:tc>
-          <w:tcPr>
-            <w:tcW w:type="dxa" w:w="3419"/>
-          </w:tcPr>
-          <w:p>
-            <w:r>
-              <w:t>235</w:t>
-            </w:r>
-          </w:p>
-        </w:tc>
-        <w:tc>
-          <w:tcPr>
-            <w:tcW w:type="dxa" w:w="3419"/>
-          </w:tcPr>
-          <w:p>
-            <w:r>
-              <w:t>2</w:t>
-            </w:r>
-          </w:p>
-        </w:tc>
-      </w:tr>
-      <w:tr>
-        <w:tc>
-          <w:tcPr>
-            <w:tcW w:type="dxa" w:w="3419"/>
-          </w:tcPr>
-          <w:p>
-            <w:r>
-              <w:t>5</w:t>
-            </w:r>
-          </w:p>
-        </w:tc>
-        <w:tc>
-          <w:tcPr>
-            <w:tcW w:type="dxa" w:w="3419"/>
-          </w:tcPr>
-          <w:p>
-            <w:r>
-              <w:t>235</w:t>
-            </w:r>
-          </w:p>
-        </w:tc>
-        <w:tc>
-          <w:tcPr>
-            <w:tcW w:type="dxa" w:w="3419"/>
-          </w:tcPr>
-          <w:p>
-            <w:r>
-              <w:t>2</w:t>
-            </w:r>
-          </w:p>
-        </w:tc>
-      </w:tr>
-      <w:tr>
-        <w:tc>
-          <w:tcPr>
-            <w:tcW w:type="dxa" w:w="3419"/>
-          </w:tcPr>
-          <w:p>
-            <w:r>
-              <w:t>6</w:t>
-            </w:r>
-          </w:p>
-        </w:tc>
-        <w:tc>
-          <w:tcPr>
-            <w:tcW w:type="dxa" w:w="3419"/>
-          </w:tcPr>
-          <w:p>
-            <w:r>
-              <w:t>135</w:t>
-            </w:r>
-          </w:p>
-        </w:tc>
-        <w:tc>
-          <w:tcPr>
-            <w:tcW w:type="dxa" w:w="3419"/>
-          </w:tcPr>
-          <w:p>
-            <w:r>
-              <w:t>2</w:t>
-            </w:r>
-          </w:p>
-        </w:tc>
-      </w:tr>
-      <w:tr>
-        <w:tc>
-          <w:tcPr>
-            <w:tcW w:type="dxa" w:w="3419"/>
-          </w:tcPr>
-          <w:p>
-            <w:r>
-              <w:t>7</w:t>
-            </w:r>
-          </w:p>
-        </w:tc>
-        <w:tc>
-          <w:tcPr>
-            <w:tcW w:type="dxa" w:w="3419"/>
-          </w:tcPr>
-          <w:p>
-            <w:r>
-              <w:t>145</w:t>
-            </w:r>
-          </w:p>
-        </w:tc>
-        <w:tc>
-          <w:tcPr>
-            <w:tcW w:type="dxa" w:w="3419"/>
-          </w:tcPr>
-          <w:p>
-            <w:r>
-              <w:t>2</w:t>
-            </w:r>
-          </w:p>
-        </w:tc>
-      </w:tr>
-      <w:tr>
-        <w:tc>
-          <w:tcPr>
-            <w:tcW w:type="dxa" w:w="3419"/>
-          </w:tcPr>
-          <w:p>
-            <w:r>
-              <w:t>8</w:t>
-            </w:r>
-          </w:p>
-        </w:tc>
-        <w:tc>
-          <w:tcPr>
-            <w:tcW w:type="dxa" w:w="3419"/>
-          </w:tcPr>
-          <w:p>
-            <w:r>
-              <w:t>1345</w:t>
-            </w:r>
-          </w:p>
-        </w:tc>
-        <w:tc>
-          <w:tcPr>
-            <w:tcW w:type="dxa" w:w="3419"/>
-          </w:tcPr>
-          <w:p>
-            <w:r>
-              <w:t>2</w:t>
-            </w:r>
-          </w:p>
-        </w:tc>
-      </w:tr>
-      <w:tr>
-        <w:tc>
-          <w:tcPr>
-            <w:tcW w:type="dxa" w:w="3419"/>
-          </w:tcPr>
-          <w:p>
-            <w:r>
-              <w:t>9</w:t>
-            </w:r>
-          </w:p>
-        </w:tc>
-        <w:tc>
-          <w:tcPr>
-            <w:tcW w:type="dxa" w:w="3419"/>
-          </w:tcPr>
-          <w:p>
-            <w:r>
-              <w:t>46</w:t>
-            </w:r>
-          </w:p>
-        </w:tc>
-        <w:tc>
-          <w:tcPr>
-            <w:tcW w:type="dxa" w:w="3419"/>
-          </w:tcPr>
-          <w:p>
-            <w:r>
-              <w:t>1</w:t>
-            </w:r>
-          </w:p>
-        </w:tc>
-      </w:tr>
-      <w:tr>
-        <w:tc>
-          <w:tcPr>
-            <w:tcW w:type="dxa" w:w="3419"/>
-          </w:tcPr>
-          <w:p>
-            <w:r>
-              <w:t>10</w:t>
-            </w:r>
-          </w:p>
-        </w:tc>
-        <w:tc>
-          <w:tcPr>
-            <w:tcW w:type="dxa" w:w="3419"/>
-          </w:tcPr>
-          <w:p>
-            <w:r>
-              <w:t>245</w:t>
-            </w:r>
-          </w:p>
-        </w:tc>
-        <w:tc>
-          <w:tcPr>
-            <w:tcW w:type="dxa" w:w="3419"/>
-          </w:tcPr>
-          <w:p>
-            <w:r>
-              <w:t>2</w:t>
-            </w:r>
-          </w:p>
-        </w:tc>
-      </w:tr>
-      <w:tr>
-        <w:tc>
-          <w:tcPr>
-            <w:tcW w:type="dxa" w:w="3419"/>
-          </w:tcPr>
-          <w:p>
-            <w:r>
-              <w:t>11</w:t>
-            </w:r>
-          </w:p>
-        </w:tc>
-        <w:tc>
-          <w:tcPr>
-            <w:tcW w:type="dxa" w:w="3419"/>
-          </w:tcPr>
-          <w:p>
-            <w:r>
-              <w:t>123</w:t>
-            </w:r>
-          </w:p>
-        </w:tc>
-        <w:tc>
-          <w:tcPr>
-            <w:tcW w:type="dxa" w:w="3419"/>
-          </w:tcPr>
-          <w:p>
-            <w:r>
-              <w:t>2</w:t>
-            </w:r>
-          </w:p>
-        </w:tc>
-      </w:tr>
-      <w:tr>
-        <w:tc>
-          <w:tcPr>
-            <w:tcW w:type="dxa" w:w="3419"/>
-          </w:tcPr>
-          <w:p>
-            <w:r>
-              <w:t>12</w:t>
-            </w:r>
-          </w:p>
-        </w:tc>
-        <w:tc>
-          <w:tcPr>
-            <w:tcW w:type="dxa" w:w="3419"/>
-          </w:tcPr>
-          <w:p>
-            <w:r>
-              <w:t>24</w:t>
-            </w:r>
-          </w:p>
-        </w:tc>
-        <w:tc>
-          <w:tcPr>
-            <w:tcW w:type="dxa" w:w="3419"/>
-          </w:tcPr>
-          <w:p>
-            <w:r>
-              <w:t>1</w:t>
-            </w:r>
-          </w:p>
-        </w:tc>
-      </w:tr>
-      <w:tr>
-        <w:tc>
-          <w:tcPr>
-            <w:tcW w:type="dxa" w:w="3419"/>
-          </w:tcPr>
-          <w:p>
-            <w:r>
-              <w:t>13</w:t>
-            </w:r>
-          </w:p>
-        </w:tc>
-        <w:tc>
-          <w:tcPr>
-            <w:tcW w:type="dxa" w:w="3419"/>
-          </w:tcPr>
-          <w:p>
-            <w:r>
-              <w:t>135</w:t>
-            </w:r>
-          </w:p>
-        </w:tc>
-        <w:tc>
-          <w:tcPr>
-            <w:tcW w:type="dxa" w:w="3419"/>
-          </w:tcPr>
-          <w:p>
-            <w:r>
-              <w:t>2</w:t>
-            </w:r>
-          </w:p>
-        </w:tc>
-      </w:tr>
-      <w:tr>
-        <w:tc>
-          <w:tcPr>
-            <w:tcW w:type="dxa" w:w="3419"/>
-          </w:tcPr>
-          <w:p>
-            <w:r>
-              <w:t>14</w:t>
-            </w:r>
-          </w:p>
-        </w:tc>
-        <w:tc>
-          <w:tcPr>
-            <w:tcW w:type="dxa" w:w="3419"/>
-          </w:tcPr>
-          <w:p>
-            <w:r>
-              <w:t>125</w:t>
-            </w:r>
-          </w:p>
-        </w:tc>
-        <w:tc>
-          <w:tcPr>
-            <w:tcW w:type="dxa" w:w="3419"/>
-          </w:tcPr>
-          <w:p>
-            <w:r>
-              <w:t>2</w:t>
-            </w:r>
-          </w:p>
-        </w:tc>
-      </w:tr>
-      <w:tr>
-        <w:tc>
-          <w:tcPr>
-            <w:tcW w:type="dxa" w:w="3419"/>
-          </w:tcPr>
-          <w:p>
-            <w:r>
-              <w:t>15</w:t>
-            </w:r>
-          </w:p>
-        </w:tc>
-        <w:tc>
-          <w:tcPr>
-            <w:tcW w:type="dxa" w:w="3419"/>
-          </w:tcPr>
-          <w:p>
-            <w:r>
-              <w:t>1235</w:t>
-            </w:r>
-          </w:p>
-        </w:tc>
-        <w:tc>
-          <w:tcPr>
-            <w:tcW w:type="dxa" w:w="3419"/>
-          </w:tcPr>
-          <w:p>
-            <w:r>
-              <w:t>2</w:t>
-            </w:r>
-          </w:p>
-        </w:tc>
-      </w:tr>
-      <w:tr>
-        <w:tc>
-          <w:tcPr>
-            <w:tcW w:type="dxa" w:w="3419"/>
-          </w:tcPr>
-          <w:p>
-            <w:r>
-              <w:t>16</w:t>
-            </w:r>
-          </w:p>
-        </w:tc>
-        <w:tc>
-          <w:tcPr>
-            <w:tcW w:type="dxa" w:w="3419"/>
-          </w:tcPr>
-          <w:p>
-            <w:r>
-              <w:t>124</w:t>
-            </w:r>
-          </w:p>
-        </w:tc>
-        <w:tc>
-          <w:tcPr>
-            <w:tcW w:type="dxa" w:w="3419"/>
-          </w:tcPr>
-          <w:p>
-            <w:r>
-              <w:t>2</w:t>
-            </w:r>
-          </w:p>
-        </w:tc>
-      </w:tr>
-    </w:tbl>
-    <w:p>
-      <w:r>
-        <w:rPr>
-          <w:b/>
-        </w:rPr>
-        <w:t>Задание 17 — до 2 баллов</w:t>
-      </w:r>
-    </w:p>
-    <w:p>
-      <w:r>
-        <w:rPr>
-          <w:b w:val="0"/>
-          <w:i w:val="0"/>
-        </w:rPr>
-        <w:t>1) Эффективное участие гражданина в осуществлении публичной власти и общественный контроль над принимаемыми решениями;</w:t>
-      </w:r>
-    </w:p>
-    <w:p>
-      <w:r>
-        <w:rPr>
-          <w:b w:val="0"/>
-          <w:i w:val="0"/>
-        </w:rPr>
-        <w:t>2) В политических отношениях имеют право участвовать все граждане государства и плюрализм;</w:t>
-      </w:r>
-    </w:p>
-    <w:p>
-      <w:r>
-        <w:rPr>
-          <w:b w:val="0"/>
-          <w:i w:val="0"/>
-        </w:rPr>
-        <w:t>3) Полная узурпация публичной власти правящей элитой, лишение человека каких-либо прав и полной унификации всех общественных отношений.</w:t>
-      </w:r>
-    </w:p>
-    <w:p>
-      <w:r>
-        <w:rPr>
-          <w:b/>
-        </w:rPr>
-        <w:t>Задание 18 — до 2 баллов</w:t>
-      </w:r>
-    </w:p>
-    <w:p>
-      <w:r>
-        <w:rPr>
-          <w:b w:val="0"/>
-          <w:i w:val="0"/>
-        </w:rPr>
-        <w:t xml:space="preserve">1. Многообразие представлений о политике не может не породить многообразия представлений обо всём, что с ней связано. </w:t>
-      </w:r>
-    </w:p>
-    <w:p>
-      <w:r>
-        <w:rPr>
-          <w:b w:val="0"/>
-          <w:i w:val="0"/>
-        </w:rPr>
-        <w:t xml:space="preserve">2. Государство, политические партии. </w:t>
-      </w:r>
-    </w:p>
-    <w:p>
-      <w:r>
-        <w:rPr>
-          <w:b w:val="0"/>
-          <w:i w:val="0"/>
-        </w:rPr>
-        <w:t>3. Лидер становится политическим только тогда, когда он претендует на руководящее кресло в государственном учреждении или чего-то добивается от государства.</w:t>
-      </w:r>
-    </w:p>
-    <w:p>
-      <w:r>
-        <w:rPr>
-          <w:b/>
-        </w:rPr>
-        <w:t>Задание 19 — до 3 баллов</w:t>
-      </w:r>
-    </w:p>
-    <w:p>
-      <w:r>
-        <w:rPr>
-          <w:b w:val="0"/>
-          <w:i w:val="0"/>
-        </w:rPr>
-        <w:t>1. Массовое уклонение от участия в политической жизни может привести к отсутствию сменяемости власти, ее узурпации правящей элитой, которая будет действовать только в собственных интересах;</w:t>
-      </w:r>
-    </w:p>
-    <w:p>
-      <w:r>
-        <w:rPr>
-          <w:b w:val="0"/>
-          <w:i w:val="0"/>
-        </w:rPr>
-        <w:t>2. Массовое уклонение от участия в политический жизни может привести к тому, что политика, которую проводит государства не будет соответствовать потребностям общества, так как граждане не выражают общественные запросы, уклоняясь от участия в политике;</w:t>
-      </w:r>
-    </w:p>
-    <w:p>
-      <w:r>
-        <w:rPr>
-          <w:b w:val="0"/>
-          <w:i w:val="0"/>
-        </w:rPr>
-        <w:t>3. Массовое уклонение от участия в политической жизни может привести к сокращению прав и свобод у граждан, построению недемократического режима, так как общество не контролирует деятельность государства, что способствует превышению полномочий органами государственной власти.</w:t>
-      </w:r>
-    </w:p>
-    <w:p>
-      <w:r>
-        <w:rPr>
-          <w:b/>
-        </w:rPr>
-        <w:t>Задание 20 — до 3 баллов</w:t>
-      </w:r>
-    </w:p>
-    <w:p>
-      <w:r>
-        <w:rPr>
-          <w:b w:val="0"/>
-          <w:i w:val="0"/>
-        </w:rPr>
-        <w:t>1) Политический процесс отражает характер социальной динамики, потому что политика неизбежно изменяется вслед за обществом, и любые преобразования в социальной жизни находят выражение в действиях политических институтов и в способах принятия политических решений.</w:t>
-      </w:r>
-    </w:p>
-    <w:p>
-      <w:r>
-        <w:rPr>
-          <w:b w:val="0"/>
-          <w:i w:val="0"/>
-        </w:rPr>
-        <w:t>2) Политический процесс отражает социальную динамику, поскольку изменения в уровне политической культуры общества влияют на формы политического участия граждан, приводит к обновлению механизмов политического управления.</w:t>
-      </w:r>
-    </w:p>
-    <w:p>
-      <w:r>
-        <w:rPr>
-          <w:b w:val="0"/>
-          <w:i w:val="0"/>
-        </w:rPr>
-        <w:t>3) Политический процесс отражает характер социальной динамики, потому что изменение общественных запросов побуждает политические институты корректировать цели и содержание государственной политики, что показывает, как изменение общественных настроений приводит к изменению политических решений.</w:t>
-      </w:r>
-    </w:p>
-    <w:p>
-      <w:r>
-        <w:rPr>
-          <w:b/>
-        </w:rPr>
-        <w:t>Задание 21 — до 3 баллов</w:t>
-      </w:r>
-    </w:p>
-    <w:p>
-      <w:r>
-        <w:rPr>
-          <w:b w:val="0"/>
-          <w:i w:val="0"/>
-        </w:rPr>
-        <w:t>Три аргумента, подтверждающие, что в демократическом обществе на вопрос: “должны ли те, кто находится на общественном иждивении, пользоваться теми же свободами, что и прочие члены общества” может быть дан только положительный ответ:</w:t>
-      </w:r>
-    </w:p>
-    <w:p>
-      <w:r>
-        <w:rPr>
-          <w:b w:val="0"/>
-          <w:i w:val="0"/>
-        </w:rPr>
-        <w:t>1) Те, кто находится на общественном иждивении, должны пользоваться теми же свободами, что и прочие члены общества, так как любое поражение в правах какие-либо группы недопустимо в демократическом государстве, так как демократия основана на равенстве всех людей в обществе;</w:t>
-      </w:r>
-    </w:p>
-    <w:p>
-      <w:r>
-        <w:rPr>
-          <w:b w:val="0"/>
-          <w:i w:val="0"/>
-        </w:rPr>
-        <w:t>2) Те, кто находится на общественном иждивении, должны пользоваться теми же свободами, что и прочие члены общества, так как в это приведет к тому, что определенные слои населения не смогут оказывать влияние на власть, связи с чем их мнение не будет учитываться при принятии политических решений, что недопустимо для демократического государства, так как оно основывается на принятии решений всем обществом;</w:t>
-      </w:r>
-    </w:p>
-    <w:p>
-      <w:r>
-        <w:rPr>
-          <w:b w:val="0"/>
-          <w:i w:val="0"/>
-        </w:rPr>
-        <w:t>3) Те, кто находится на общественном иждивении, должны пользоваться теми же свободами, что и прочие члены общества, так как в демократии недопустима любая форма дискриминации людей, потому что приоритетом демократического государства являются люди.</w:t>
-      </w:r>
-    </w:p>
-    <w:p>
-      <w:r>
-        <w:rPr>
-          <w:b/>
-        </w:rPr>
-        <w:t>Задание 22 — до 4 баллов</w:t>
-      </w:r>
-    </w:p>
-    <w:p>
-      <w:r>
-        <w:rPr>
-          <w:b w:val="0"/>
-          <w:i w:val="0"/>
-        </w:rPr>
-        <w:t>1) Тоталитарный.</w:t>
-      </w:r>
-    </w:p>
-    <w:p>
-      <w:r>
-        <w:rPr>
-          <w:b w:val="0"/>
-          <w:i w:val="0"/>
-        </w:rPr>
-        <w:t>2) Не приведена, так как в условии задачи не сказано о том, как в государстве организована система высших органов государственной власти, а также порядок их формирования и объем их полномочий.</w:t>
-      </w:r>
-    </w:p>
-    <w:p>
-      <w:r>
-        <w:rPr>
-          <w:b w:val="0"/>
-          <w:i w:val="0"/>
-        </w:rPr>
-        <w:t>3) Рыночная экономическая система.</w:t>
-      </w:r>
-    </w:p>
-    <w:p>
-      <w:r>
-        <w:rPr>
-          <w:b w:val="0"/>
-          <w:i w:val="0"/>
-        </w:rPr>
-        <w:t>4) Патриархальная.</w:t>
-      </w:r>
-    </w:p>
-    <w:p>
-      <w:r>
-        <w:rPr>
-          <w:b/>
-        </w:rPr>
-        <w:t>Задание 23 — до 3 баллов</w:t>
-      </w:r>
-    </w:p>
-    <w:p>
-      <w:r>
-        <w:rPr>
-          <w:b w:val="0"/>
-          <w:i w:val="0"/>
-        </w:rPr>
-        <w:t>1) Неприменение критического мышления и альтернативного выбора. В условиях цифровизации граждане получают доступ к огромному объёму политической информации из различных источников. При отсутствии навыков критического мышления и цифровой грамотности возрастает риск распространения недостоверной информации, что может привести к принятию необоснованных политических решений.</w:t>
-      </w:r>
-    </w:p>
-    <w:p>
-      <w:r>
-        <w:rPr>
-          <w:b w:val="0"/>
-          <w:i w:val="0"/>
-        </w:rPr>
-        <w:t>2) Популистские идеи. Цифровые технологии позволяют быстро распространять политические лозунги и упрощённые способы решения сложных общественных проблем. Поэтому часть граждан может поддерживать популистские идеи, не анализируя их реалистичность и возможные последствия для общества и государства.</w:t>
-      </w:r>
-    </w:p>
-    <w:p>
-      <w:r>
-        <w:rPr>
-          <w:b w:val="0"/>
-          <w:i w:val="0"/>
-        </w:rPr>
-        <w:t xml:space="preserve">3) Отсутствие политической ценности участия. Цифровые технологии расширяют возможности участия граждан в политической жизни, однако эффективное использование этих возможностей требует определённого уровня политической культуры. При отсутствии сформированного уважительного отношения к демократическим процедурам, политическому плюрализму и принципам правового государства цифровизация может способствовать распространению деструктивных моделей политического поведения и снижению качества политического участия граждан. </w:t>
-      </w:r>
-    </w:p>
-    <w:p>
-      <w:r>
-        <w:rPr>
-          <w:b/>
-        </w:rPr>
-        <w:t>Задание 24 — до 4 баллов</w:t>
-      </w:r>
-    </w:p>
-    <w:p>
-      <w:r>
-        <w:rPr>
-          <w:b w:val="0"/>
-          <w:i w:val="0"/>
-        </w:rPr>
-        <w:t>1) 21 года.</w:t>
-      </w:r>
-    </w:p>
-    <w:p>
-      <w:r>
-        <w:rPr>
-          <w:b w:val="0"/>
-          <w:i w:val="0"/>
-        </w:rPr>
-        <w:t>2) Производство общественных благ.</w:t>
-      </w:r>
-    </w:p>
-    <w:p>
-      <w:r>
-        <w:rPr>
-          <w:b w:val="0"/>
-          <w:i w:val="0"/>
-        </w:rPr>
-        <w:t>3) Гражданское право.</w:t>
-      </w:r>
-    </w:p>
-    <w:p>
-      <w:r>
-        <w:rPr>
-          <w:b w:val="0"/>
-          <w:i w:val="0"/>
-        </w:rPr>
-        <w:t>4) Смешанная — 225 депутатов Государственной Думы избираются по одномандатным избирательным округам, 225 депутатов Государственной Думы избираются по федеральному избирательному округу пропорционально числу голосов избирателей, поданных за федеральные списки кандидатов в депутаты Государственной Думы.</w:t>
-      </w:r>
-    </w:p>
-    <w:p>
-      <w:r>
-        <w:rPr>
-          <w:b/>
-        </w:rPr>
-        <w:t>Задание 25 — до 6 баллов</w:t>
-      </w:r>
-    </w:p>
-    <w:p>
-      <w:r>
-        <w:rPr>
-          <w:b w:val="0"/>
-          <w:i w:val="0"/>
-        </w:rPr>
-        <w:t>1) Демократическое общество от недемократического отличается, в первую очередь, методами и средствами,  с помощью которых осуществляется власть в этих обществах. Однако в обоих типах обществах сохраняется необходимость в организации и управлении жизни общества, вследствие чего в обществе возникает деление на управляющих (лидеров), которые обладают определенным объемом власти, и управляемых. Политическая элита, которая принимает властные управленческие решения, оказывает на общество особое влияние, обладая привилегированным положением и возможностью использования государственной власти, именно поэтому в демократическом обществе, как и в недемократическом, существует политическая элита.</w:t>
-      </w:r>
-    </w:p>
-    <w:p>
-      <w:r>
-        <w:rPr>
-          <w:b w:val="0"/>
-          <w:i w:val="0"/>
-        </w:rPr>
-        <w:t>2) В состав политической элиты входят глава государства, руководители политических партий, руководители федеральных органов исполнительной власти.</w:t>
-      </w:r>
-    </w:p>
-    <w:p>
-      <w:r>
-        <w:rPr>
-          <w:b w:val="0"/>
-          <w:i w:val="0"/>
-        </w:rPr>
-        <w:t>3) Примеры, иллюстрирующие реализацию функций политической элиты:</w:t>
-      </w:r>
-    </w:p>
-    <w:p>
-      <w:r>
-        <w:rPr>
-          <w:b w:val="0"/>
-          <w:i w:val="0"/>
-        </w:rPr>
-        <w:t>— организаторская функция главы государства (в 2020 году Президент РФ подписал указ о назначении Мишустина председателем Правительства, после чего он занял свой пост и начал осуществлять свою деятельность);</w:t>
-      </w:r>
-    </w:p>
-    <w:p>
-      <w:r>
-        <w:rPr>
-          <w:b w:val="0"/>
-          <w:i w:val="0"/>
-        </w:rPr>
-        <w:t>— мобилизационная функция руководителей политических партий (лидер партии «КПРФ» Зюганов выступил против проведения пенсионной реформы и призвал своих сторонников активно выступать против её реализации);</w:t>
-      </w:r>
-    </w:p>
-    <w:p>
-      <w:r>
-        <w:rPr>
-          <w:b w:val="0"/>
-          <w:i w:val="0"/>
-        </w:rPr>
-        <w:t>— стратегическая функция руководителей федеральных органов исполнительной власти (Правительство РФ утвердило Транспортную стратегию, разработанную Министерством транспорта. В этом документе обозначены основные направления, задачи и цели необходимые для создания развитой транспортной системы в России).</w:t>
-      </w:r>
-    </w:p>
     <w:sectPr>
-      <w:pgSz w:w="12240" w:h="15840"/>
-      <w:pgMar w:top="964" w:right="850" w:bottom="964" w:left="1134" w:header="720" w:footer="720" w:gutter="0"/>
+      <w:footerReference w:type="default" r:id="rId9"/>
+      <w:pgSz w:w="11906" w:h="16838"/>
+      <w:pgMar w:top="935" w:right="879" w:bottom="879" w:left="992" w:header="397" w:footer="397" w:gutter="0"/>
       <w:cols w:space="720"/>
       <w:docGrid w:linePitch="360"/>
     </w:sectPr>
   </w:body>
 </w:document>
+</file>
+
+<file path=word/footer1.xml><?xml version="1.0" encoding="utf-8"?>
+<w:ftr xmlns:m="http://schemas.openxmlformats.org/officeDocument/2006/math" xmlns:mc="http://schemas.openxmlformats.org/markup-compatibility/2006" xmlns:mo="http://schemas.microsoft.com/office/mac/office/2008/main" xmlns:mv="urn:schemas-microsoft-com:mac:vml" xmlns:o="urn:schemas-microsoft-com:office:office" xmlns:r="http://schemas.openxmlformats.org/officeDocument/2006/relationships" xmlns:v="urn:schemas-microsoft-com:vml" xmlns:w10="urn:schemas-microsoft-com:office:word" xmlns:w14="http://schemas.microsoft.com/office/word/2010/wordml" xmlns:w="http://schemas.openxmlformats.org/wordprocessingml/2006/main" xmlns:wne="http://schemas.microsoft.com/office/word/2006/wordml" xmlns:wp14="http://schemas.microsoft.com/office/word/2010/wordprocessingDrawing" xmlns:wp="http://schemas.openxmlformats.org/drawingml/2006/wordprocessingDrawing" xmlns:wpc="http://schemas.microsoft.com/office/word/2010/wordprocessingCanvas" xmlns:wpg="http://schemas.microsoft.com/office/word/2010/wordprocessingGroup" xmlns:wpi="http://schemas.microsoft.com/office/word/2010/wordprocessingInk" xmlns:wps="http://schemas.microsoft.com/office/word/2010/wordprocessingShape" mc:Ignorable="w14 wp14">
+  <w:p>
+    <w:pPr>
+      <w:pStyle w:val="Footer"/>
+    </w:pPr>
+  </w:p>
+</w:ftr>
 </file>
 
 <file path=word/numbering.xml><?xml version="1.0" encoding="utf-8"?>
@@ -3086,11 +3155,12 @@
     <w:qFormat/>
     <w:rsid w:val="00FC693F"/>
     <w:pPr>
-      <w:spacing w:after="100"/>
+      <w:spacing w:after="0" w:line="240" w:lineRule="auto"/>
     </w:pPr>
     <w:rPr>
-      <w:rFonts w:ascii="Arial" w:hAnsi="Arial"/>
-      <w:sz w:val="22"/>
+      <w:rFonts w:ascii="Times New Roman" w:hAnsi="Times New Roman"/>
+      <w:color w:val="181A1F"/>
+      <w:sz w:val="28"/>
     </w:rPr>
   </w:style>
   <w:style w:type="paragraph" w:styleId="Header">
@@ -3152,10 +3222,10 @@
       <w:outlineLvl w:val="0"/>
     </w:pPr>
     <w:rPr>
-      <w:rFonts w:asciiTheme="majorHAnsi" w:eastAsiaTheme="majorEastAsia" w:hAnsiTheme="majorHAnsi" w:cstheme="majorBidi" w:ascii="Arial" w:hAnsi="Arial"/>
+      <w:rFonts w:asciiTheme="majorHAnsi" w:eastAsiaTheme="majorEastAsia" w:hAnsiTheme="majorHAnsi" w:cstheme="majorBidi" w:ascii="Times New Roman" w:hAnsi="Times New Roman"/>
       <w:b/>
       <w:bCs/>
-      <w:color w:val="365F91" w:themeColor="accent1" w:themeShade="BF"/>
+      <w:color w:val="181A1F"/>
       <w:sz w:val="28"/>
       <w:szCs w:val="28"/>
     </w:rPr>

--- a/доп материалы/пробные варианты/politika_variant_1.docx
+++ b/доп материалы/пробные варианты/politika_variant_1.docx
@@ -4,2240 +4,907 @@
   <w:body>
     <w:p>
       <w:pPr>
-        <w:widowControl/>
-        <w:spacing w:line="240" w:lineRule="auto" w:after="120"/>
-        <w:jc w:val="left"/>
+        <w:keepNext/>
+        <w:spacing w:after="60" w:line="240" w:lineRule="auto"/>
+        <w:jc w:val="center"/>
       </w:pPr>
       <w:r>
         <w:rPr>
           <w:rFonts w:ascii="Times New Roman" w:hAnsi="Times New Roman" w:eastAsia="Times New Roman"/>
           <w:b/>
-          <w:color w:val="181A1F"/>
+          <w:i w:val="0"/>
           <w:sz w:val="28"/>
         </w:rPr>
-        <w:t>Тематический пробный вариант № 1. Политика</w:t>
+        <w:t>Пробный ЕГЭ по обществознанию</w:t>
       </w:r>
     </w:p>
     <w:p>
       <w:pPr>
-        <w:widowControl/>
-        <w:spacing w:line="240" w:lineRule="auto" w:after="140"/>
-        <w:jc w:val="left"/>
-      </w:pPr>
-      <w:r>
-        <w:rPr>
-          <w:rFonts w:ascii="Times New Roman" w:hAnsi="Times New Roman" w:eastAsia="Times New Roman"/>
-          <w:color w:val="181A1F"/>
-          <w:sz w:val="28"/>
-        </w:rPr>
-        <w:t>25 заданий • максимальный первичный балл — 58 • рекомендуемое время — 3 часа 30 минут</w:t>
-      </w:r>
-    </w:p>
-    <w:p>
-      <w:pPr>
-        <w:pStyle w:val="Heading1"/>
-        <w:keepNext/>
-        <w:widowControl/>
-        <w:spacing w:line="240" w:lineRule="auto" w:after="60" w:before="160"/>
-      </w:pPr>
-      <w:r>
-        <w:rPr>
-          <w:rFonts w:ascii="Times New Roman" w:hAnsi="Times New Roman" w:eastAsia="Times New Roman"/>
-          <w:b/>
-          <w:color w:val="181A1F"/>
-          <w:sz w:val="28"/>
-        </w:rPr>
-        <w:t>Часть 1</w:t>
-      </w:r>
-    </w:p>
-    <w:p>
-      <w:pPr>
-        <w:widowControl/>
-        <w:spacing w:line="240" w:lineRule="auto" w:after="0"/>
-      </w:pPr>
-      <w:r>
-        <w:rPr>
-          <w:rFonts w:ascii="Times New Roman" w:hAnsi="Times New Roman" w:eastAsia="Times New Roman"/>
-          <w:color w:val="181A1F"/>
-          <w:sz w:val="28"/>
-        </w:rPr>
-        <w:t>Ответами к заданиям 1–16 являются последовательности цифр. Запишите ответ без пробелов и дополнительных символов.</w:t>
-      </w:r>
-    </w:p>
-    <w:p>
-      <w:pPr>
-        <w:keepNext/>
-        <w:widowControl/>
-        <w:spacing w:line="240" w:lineRule="auto" w:after="0" w:before="120"/>
-      </w:pPr>
-      <w:r>
-        <w:rPr>
-          <w:rFonts w:ascii="Times New Roman" w:hAnsi="Times New Roman" w:eastAsia="Times New Roman"/>
-          <w:b/>
-          <w:color w:val="181A1F"/>
-          <w:sz w:val="28"/>
-        </w:rPr>
-        <w:t>1.</w:t>
-      </w:r>
-    </w:p>
-    <w:p>
-      <w:pPr>
-        <w:widowControl/>
-        <w:spacing w:line="240" w:lineRule="auto" w:after="0"/>
+        <w:keepNext w:val="0"/>
+        <w:spacing w:after="60" w:line="240" w:lineRule="auto"/>
+        <w:jc w:val="center"/>
       </w:pPr>
       <w:r>
         <w:rPr>
           <w:rFonts w:ascii="Times New Roman" w:hAnsi="Times New Roman" w:eastAsia="Times New Roman"/>
           <w:b w:val="0"/>
           <w:i w:val="0"/>
-          <w:color w:val="181A1F"/>
           <w:sz w:val="28"/>
         </w:rPr>
-        <w:t>Ниже приведён перечень терминов. Все они, за исключением двух, относятся к признакам любого государства.</w:t>
+        <w:t>Политика. Вариант № 1</w:t>
       </w:r>
     </w:p>
     <w:p>
       <w:pPr>
-        <w:widowControl/>
-        <w:spacing w:line="240" w:lineRule="auto" w:after="0"/>
-      </w:pPr>
-      <w:r>
-        <w:rPr>
-          <w:rFonts w:ascii="Times New Roman" w:hAnsi="Times New Roman" w:eastAsia="Times New Roman"/>
-          <w:b w:val="0"/>
-          <w:i w:val="0"/>
-          <w:color w:val="181A1F"/>
-          <w:sz w:val="28"/>
-        </w:rPr>
-        <w:t>1) монопольное право на правотворчество;</w:t>
-      </w:r>
-    </w:p>
-    <w:p>
-      <w:pPr>
-        <w:widowControl/>
-        <w:spacing w:line="240" w:lineRule="auto" w:after="0"/>
-      </w:pPr>
-      <w:r>
-        <w:rPr>
-          <w:rFonts w:ascii="Times New Roman" w:hAnsi="Times New Roman" w:eastAsia="Times New Roman"/>
-          <w:b w:val="0"/>
-          <w:i w:val="0"/>
-          <w:color w:val="181A1F"/>
-          <w:sz w:val="28"/>
-        </w:rPr>
-        <w:t>2) суверенитет;</w:t>
-      </w:r>
-    </w:p>
-    <w:p>
-      <w:pPr>
-        <w:widowControl/>
-        <w:spacing w:line="240" w:lineRule="auto" w:after="0"/>
-      </w:pPr>
-      <w:r>
-        <w:rPr>
-          <w:rFonts w:ascii="Times New Roman" w:hAnsi="Times New Roman" w:eastAsia="Times New Roman"/>
-          <w:b w:val="0"/>
-          <w:i w:val="0"/>
-          <w:color w:val="181A1F"/>
-          <w:sz w:val="28"/>
-        </w:rPr>
-        <w:t>3) публичная власть;</w:t>
-      </w:r>
-    </w:p>
-    <w:p>
-      <w:pPr>
-        <w:widowControl/>
-        <w:spacing w:line="240" w:lineRule="auto" w:after="0"/>
-      </w:pPr>
-      <w:r>
-        <w:rPr>
-          <w:rFonts w:ascii="Times New Roman" w:hAnsi="Times New Roman" w:eastAsia="Times New Roman"/>
-          <w:b w:val="0"/>
-          <w:i w:val="0"/>
-          <w:color w:val="181A1F"/>
-          <w:sz w:val="28"/>
-        </w:rPr>
-        <w:t>4) республиканская форма правления;</w:t>
-      </w:r>
-    </w:p>
-    <w:p>
-      <w:pPr>
-        <w:widowControl/>
-        <w:spacing w:line="240" w:lineRule="auto" w:after="0"/>
-      </w:pPr>
-      <w:r>
-        <w:rPr>
-          <w:rFonts w:ascii="Times New Roman" w:hAnsi="Times New Roman" w:eastAsia="Times New Roman"/>
-          <w:b w:val="0"/>
-          <w:i w:val="0"/>
-          <w:color w:val="181A1F"/>
-          <w:sz w:val="28"/>
-        </w:rPr>
-        <w:t>5) территория;</w:t>
-      </w:r>
-    </w:p>
-    <w:p>
-      <w:pPr>
-        <w:widowControl/>
-        <w:spacing w:line="240" w:lineRule="auto" w:after="0"/>
-      </w:pPr>
-      <w:r>
-        <w:rPr>
-          <w:rFonts w:ascii="Times New Roman" w:hAnsi="Times New Roman" w:eastAsia="Times New Roman"/>
-          <w:b w:val="0"/>
-          <w:i w:val="0"/>
-          <w:color w:val="181A1F"/>
-          <w:sz w:val="28"/>
-        </w:rPr>
-        <w:t>6) федеративное устройство.</w:t>
-      </w:r>
-    </w:p>
-    <w:p>
-      <w:pPr>
-        <w:widowControl/>
-        <w:spacing w:line="240" w:lineRule="auto" w:after="0"/>
-      </w:pPr>
-      <w:r>
-        <w:rPr>
-          <w:rFonts w:ascii="Times New Roman" w:hAnsi="Times New Roman" w:eastAsia="Times New Roman"/>
-          <w:b w:val="0"/>
-          <w:i w:val="0"/>
-          <w:color w:val="181A1F"/>
-          <w:sz w:val="28"/>
-        </w:rPr>
-        <w:t>Найдите два термина, «выпадающих» из общего ряда, и запишите в таблицу цифры, под которыми они указаны.</w:t>
-      </w:r>
-    </w:p>
-    <w:p>
-      <w:pPr>
         <w:keepNext/>
-        <w:widowControl/>
-        <w:spacing w:line="240" w:lineRule="auto" w:after="0" w:before="120"/>
+        <w:spacing w:after="60" w:line="240" w:lineRule="auto"/>
+        <w:jc w:val="both"/>
       </w:pPr>
       <w:r>
         <w:rPr>
           <w:rFonts w:ascii="Times New Roman" w:hAnsi="Times New Roman" w:eastAsia="Times New Roman"/>
           <w:b/>
-          <w:color w:val="181A1F"/>
+          <w:i w:val="0"/>
           <w:sz w:val="28"/>
         </w:rPr>
-        <w:t>2.</w:t>
+        <w:t>Первая часть</w:t>
       </w:r>
     </w:p>
     <w:p>
       <w:pPr>
-        <w:widowControl/>
-        <w:spacing w:line="240" w:lineRule="auto" w:after="0"/>
-      </w:pPr>
-      <w:r>
-        <w:rPr>
-          <w:rFonts w:ascii="Times New Roman" w:hAnsi="Times New Roman" w:eastAsia="Times New Roman"/>
-          <w:b w:val="0"/>
-          <w:i w:val="0"/>
-          <w:color w:val="181A1F"/>
-          <w:sz w:val="28"/>
-        </w:rPr>
-        <w:t>Какие из приведённых примеров иллюстрируют функционирование гражданского общества? Запишите цифры, под которыми они указаны.</w:t>
-      </w:r>
-    </w:p>
-    <w:p>
-      <w:pPr>
-        <w:widowControl/>
-        <w:spacing w:line="240" w:lineRule="auto" w:after="0"/>
-      </w:pPr>
-      <w:r>
-        <w:rPr>
-          <w:rFonts w:ascii="Times New Roman" w:hAnsi="Times New Roman" w:eastAsia="Times New Roman"/>
-          <w:b w:val="0"/>
-          <w:i w:val="0"/>
-          <w:color w:val="181A1F"/>
-          <w:sz w:val="28"/>
-        </w:rPr>
-        <w:t>1) Министерство образования объявило о проведении конкурса «Учитель года».</w:t>
-      </w:r>
-    </w:p>
-    <w:p>
-      <w:pPr>
-        <w:widowControl/>
-        <w:spacing w:line="240" w:lineRule="auto" w:after="0"/>
-      </w:pPr>
-      <w:r>
-        <w:rPr>
-          <w:rFonts w:ascii="Times New Roman" w:hAnsi="Times New Roman" w:eastAsia="Times New Roman"/>
-          <w:b w:val="0"/>
-          <w:i w:val="0"/>
-          <w:color w:val="181A1F"/>
-          <w:sz w:val="28"/>
-        </w:rPr>
-        <w:t>2) Ha собрании жителей микрорайона было принято решение о благоустройстве детских площадок.</w:t>
-      </w:r>
-    </w:p>
-    <w:p>
-      <w:pPr>
-        <w:widowControl/>
-        <w:spacing w:line="240" w:lineRule="auto" w:after="0"/>
-      </w:pPr>
-      <w:r>
-        <w:rPr>
-          <w:rFonts w:ascii="Times New Roman" w:hAnsi="Times New Roman" w:eastAsia="Times New Roman"/>
-          <w:b w:val="0"/>
-          <w:i w:val="0"/>
-          <w:color w:val="181A1F"/>
-          <w:sz w:val="28"/>
-        </w:rPr>
-        <w:t>3) По всей стране прошли парламентские выборы.</w:t>
-      </w:r>
-    </w:p>
-    <w:p>
-      <w:pPr>
-        <w:widowControl/>
-        <w:spacing w:line="240" w:lineRule="auto" w:after="0"/>
-      </w:pPr>
-      <w:r>
-        <w:rPr>
-          <w:rFonts w:ascii="Times New Roman" w:hAnsi="Times New Roman" w:eastAsia="Times New Roman"/>
-          <w:b w:val="0"/>
-          <w:i w:val="0"/>
-          <w:color w:val="181A1F"/>
-          <w:sz w:val="28"/>
-        </w:rPr>
-        <w:t>4) По инициативе губернатора были установлены новые светофоры на дорожных переходах возле школ и детских садов.</w:t>
-      </w:r>
-    </w:p>
-    <w:p>
-      <w:pPr>
-        <w:widowControl/>
-        <w:spacing w:line="240" w:lineRule="auto" w:after="0"/>
-      </w:pPr>
-      <w:r>
-        <w:rPr>
-          <w:rFonts w:ascii="Times New Roman" w:hAnsi="Times New Roman" w:eastAsia="Times New Roman"/>
-          <w:b w:val="0"/>
-          <w:i w:val="0"/>
-          <w:color w:val="181A1F"/>
-          <w:sz w:val="28"/>
-        </w:rPr>
-        <w:t>5) Граждане проявили активность в благоустройстве своего района, организации досуга несовершеннолетних.</w:t>
-      </w:r>
-    </w:p>
-    <w:p>
-      <w:pPr>
-        <w:widowControl/>
-        <w:spacing w:line="240" w:lineRule="auto" w:after="0"/>
-      </w:pPr>
-      <w:r>
-        <w:rPr>
-          <w:rFonts w:ascii="Times New Roman" w:hAnsi="Times New Roman" w:eastAsia="Times New Roman"/>
-          <w:b w:val="0"/>
-          <w:i w:val="0"/>
-          <w:color w:val="181A1F"/>
-          <w:sz w:val="28"/>
-        </w:rPr>
-        <w:t>6) В городе Z учителя-математики создали свою профессиональную ассоциацию.</w:t>
-      </w:r>
-    </w:p>
-    <w:p>
-      <w:pPr>
-        <w:keepNext/>
-        <w:widowControl/>
-        <w:spacing w:line="240" w:lineRule="auto" w:after="0" w:before="120"/>
+        <w:keepNext w:val="0"/>
+        <w:spacing w:after="60" w:line="240" w:lineRule="auto"/>
+        <w:jc w:val="both"/>
       </w:pPr>
       <w:r>
         <w:rPr>
           <w:rFonts w:ascii="Times New Roman" w:hAnsi="Times New Roman" w:eastAsia="Times New Roman"/>
           <w:b/>
-          <w:color w:val="181A1F"/>
           <w:sz w:val="28"/>
         </w:rPr>
-        <w:t>3.</w:t>
-      </w:r>
-    </w:p>
-    <w:p>
-      <w:pPr>
-        <w:widowControl/>
-        <w:spacing w:line="240" w:lineRule="auto" w:after="0"/>
-      </w:pPr>
-      <w:r>
-        <w:rPr>
-          <w:rFonts w:ascii="Times New Roman" w:hAnsi="Times New Roman" w:eastAsia="Times New Roman"/>
-          <w:b w:val="0"/>
-          <w:i w:val="0"/>
-          <w:color w:val="181A1F"/>
-          <w:sz w:val="28"/>
-        </w:rPr>
-        <w:t>Ниже приведён ряд терминов. Все они, за исключением двух, относятся к понятию «гражданское общество».</w:t>
-      </w:r>
-    </w:p>
-    <w:p>
-      <w:pPr>
-        <w:widowControl/>
-        <w:spacing w:line="240" w:lineRule="auto" w:after="0"/>
-      </w:pPr>
-      <w:r>
-        <w:rPr>
-          <w:rFonts w:ascii="Times New Roman" w:hAnsi="Times New Roman" w:eastAsia="Times New Roman"/>
-          <w:b w:val="0"/>
-          <w:i w:val="0"/>
-          <w:color w:val="181A1F"/>
-          <w:sz w:val="28"/>
-        </w:rPr>
-        <w:t>1) парламент;</w:t>
-      </w:r>
-    </w:p>
-    <w:p>
-      <w:pPr>
-        <w:widowControl/>
-        <w:spacing w:line="240" w:lineRule="auto" w:after="0"/>
-      </w:pPr>
-      <w:r>
-        <w:rPr>
-          <w:rFonts w:ascii="Times New Roman" w:hAnsi="Times New Roman" w:eastAsia="Times New Roman"/>
-          <w:b w:val="0"/>
-          <w:i w:val="0"/>
-          <w:color w:val="181A1F"/>
-          <w:sz w:val="28"/>
-        </w:rPr>
-        <w:t>2) общественная организация;</w:t>
-      </w:r>
-    </w:p>
-    <w:p>
-      <w:pPr>
-        <w:widowControl/>
-        <w:spacing w:line="240" w:lineRule="auto" w:after="0"/>
-      </w:pPr>
-      <w:r>
-        <w:rPr>
-          <w:rFonts w:ascii="Times New Roman" w:hAnsi="Times New Roman" w:eastAsia="Times New Roman"/>
-          <w:b w:val="0"/>
-          <w:i w:val="0"/>
-          <w:color w:val="181A1F"/>
-          <w:sz w:val="28"/>
-        </w:rPr>
-        <w:t>3) частный интерес;</w:t>
-      </w:r>
-    </w:p>
-    <w:p>
-      <w:pPr>
-        <w:widowControl/>
-        <w:spacing w:line="240" w:lineRule="auto" w:after="0"/>
-      </w:pPr>
-      <w:r>
-        <w:rPr>
-          <w:rFonts w:ascii="Times New Roman" w:hAnsi="Times New Roman" w:eastAsia="Times New Roman"/>
-          <w:b w:val="0"/>
-          <w:i w:val="0"/>
-          <w:color w:val="181A1F"/>
-          <w:sz w:val="28"/>
-        </w:rPr>
-        <w:t>4) социальная активность;</w:t>
-      </w:r>
-    </w:p>
-    <w:p>
-      <w:pPr>
-        <w:widowControl/>
-        <w:spacing w:line="240" w:lineRule="auto" w:after="0"/>
-      </w:pPr>
-      <w:r>
-        <w:rPr>
-          <w:rFonts w:ascii="Times New Roman" w:hAnsi="Times New Roman" w:eastAsia="Times New Roman"/>
-          <w:b w:val="0"/>
-          <w:i w:val="0"/>
-          <w:color w:val="181A1F"/>
-          <w:sz w:val="28"/>
-        </w:rPr>
-        <w:t>5) горизонтальное социальное взаимодействие;</w:t>
-      </w:r>
-    </w:p>
-    <w:p>
-      <w:pPr>
-        <w:widowControl/>
-        <w:spacing w:line="240" w:lineRule="auto" w:after="0"/>
-      </w:pPr>
-      <w:r>
-        <w:rPr>
-          <w:rFonts w:ascii="Times New Roman" w:hAnsi="Times New Roman" w:eastAsia="Times New Roman"/>
-          <w:b w:val="0"/>
-          <w:i w:val="0"/>
-          <w:color w:val="181A1F"/>
-          <w:sz w:val="28"/>
-        </w:rPr>
-        <w:t>6) исполнительная власть.</w:t>
-      </w:r>
-    </w:p>
-    <w:p>
-      <w:pPr>
-        <w:widowControl/>
-        <w:spacing w:line="240" w:lineRule="auto" w:after="0"/>
-      </w:pPr>
-      <w:r>
-        <w:rPr>
-          <w:rFonts w:ascii="Times New Roman" w:hAnsi="Times New Roman" w:eastAsia="Times New Roman"/>
-          <w:b w:val="0"/>
-          <w:i w:val="0"/>
-          <w:color w:val="181A1F"/>
-          <w:sz w:val="28"/>
-        </w:rPr>
-        <w:t>Найдите два термина, «выпадающих» из общего ряда, и запишите в таблицу цифры, под которыми они указаны.</w:t>
-      </w:r>
-    </w:p>
-    <w:p>
-      <w:pPr>
-        <w:keepNext/>
-        <w:widowControl/>
-        <w:spacing w:line="240" w:lineRule="auto" w:after="0" w:before="120"/>
-      </w:pPr>
-      <w:r>
-        <w:rPr>
-          <w:rFonts w:ascii="Times New Roman" w:hAnsi="Times New Roman" w:eastAsia="Times New Roman"/>
-          <w:b/>
-          <w:color w:val="181A1F"/>
-          <w:sz w:val="28"/>
-        </w:rPr>
-        <w:t>4.</w:t>
-      </w:r>
-    </w:p>
-    <w:p>
-      <w:pPr>
-        <w:widowControl/>
-        <w:spacing w:line="240" w:lineRule="auto" w:after="0"/>
-      </w:pPr>
-      <w:r>
-        <w:rPr>
-          <w:rFonts w:ascii="Times New Roman" w:hAnsi="Times New Roman" w:eastAsia="Times New Roman"/>
-          <w:b w:val="0"/>
-          <w:i w:val="0"/>
-          <w:color w:val="181A1F"/>
-          <w:sz w:val="28"/>
-        </w:rPr>
-        <w:t>В государстве Z граждане обладают всей полнотой прав и свобод, развиты институты гражданского общества; регулярно проходят свободные выборы главы государства и парламента. Государство Z включает в себя субъекты, обладающие определённой политической самостоятельностью. Найдите в приведённом ниже списке элементы формы государства Z и запишите цифры, под которыми они указаны.</w:t>
-      </w:r>
-    </w:p>
-    <w:p>
-      <w:pPr>
-        <w:widowControl/>
-        <w:spacing w:line="240" w:lineRule="auto" w:after="0"/>
-      </w:pPr>
-      <w:r>
-        <w:rPr>
-          <w:rFonts w:ascii="Times New Roman" w:hAnsi="Times New Roman" w:eastAsia="Times New Roman"/>
-          <w:b w:val="0"/>
-          <w:i w:val="0"/>
-          <w:color w:val="181A1F"/>
-          <w:sz w:val="28"/>
-        </w:rPr>
-        <w:t>1) монархия</w:t>
-      </w:r>
-    </w:p>
-    <w:p>
-      <w:pPr>
-        <w:widowControl/>
-        <w:spacing w:line="240" w:lineRule="auto" w:after="0"/>
-      </w:pPr>
-      <w:r>
-        <w:rPr>
-          <w:rFonts w:ascii="Times New Roman" w:hAnsi="Times New Roman" w:eastAsia="Times New Roman"/>
-          <w:b w:val="0"/>
-          <w:i w:val="0"/>
-          <w:color w:val="181A1F"/>
-          <w:sz w:val="28"/>
-        </w:rPr>
-        <w:t>2) федерация</w:t>
-      </w:r>
-    </w:p>
-    <w:p>
-      <w:pPr>
-        <w:widowControl/>
-        <w:spacing w:line="240" w:lineRule="auto" w:after="0"/>
-      </w:pPr>
-      <w:r>
-        <w:rPr>
-          <w:rFonts w:ascii="Times New Roman" w:hAnsi="Times New Roman" w:eastAsia="Times New Roman"/>
-          <w:b w:val="0"/>
-          <w:i w:val="0"/>
-          <w:color w:val="181A1F"/>
-          <w:sz w:val="28"/>
-        </w:rPr>
-        <w:t>3) республика</w:t>
-      </w:r>
-    </w:p>
-    <w:p>
-      <w:pPr>
-        <w:widowControl/>
-        <w:spacing w:line="240" w:lineRule="auto" w:after="0"/>
-      </w:pPr>
-      <w:r>
-        <w:rPr>
-          <w:rFonts w:ascii="Times New Roman" w:hAnsi="Times New Roman" w:eastAsia="Times New Roman"/>
-          <w:b w:val="0"/>
-          <w:i w:val="0"/>
-          <w:color w:val="181A1F"/>
-          <w:sz w:val="28"/>
-        </w:rPr>
-        <w:t>4) унитарное государство</w:t>
-      </w:r>
-    </w:p>
-    <w:p>
-      <w:pPr>
-        <w:widowControl/>
-        <w:spacing w:line="240" w:lineRule="auto" w:after="0"/>
-      </w:pPr>
-      <w:r>
-        <w:rPr>
-          <w:rFonts w:ascii="Times New Roman" w:hAnsi="Times New Roman" w:eastAsia="Times New Roman"/>
-          <w:b w:val="0"/>
-          <w:i w:val="0"/>
-          <w:color w:val="181A1F"/>
-          <w:sz w:val="28"/>
-        </w:rPr>
-        <w:t>5) демократическое государство</w:t>
-      </w:r>
-    </w:p>
-    <w:p>
-      <w:pPr>
-        <w:widowControl/>
-        <w:spacing w:line="240" w:lineRule="auto" w:after="0"/>
-      </w:pPr>
-      <w:r>
-        <w:rPr>
-          <w:rFonts w:ascii="Times New Roman" w:hAnsi="Times New Roman" w:eastAsia="Times New Roman"/>
-          <w:b w:val="0"/>
-          <w:i w:val="0"/>
-          <w:color w:val="181A1F"/>
-          <w:sz w:val="28"/>
-        </w:rPr>
-        <w:t>6) тоталитарное государство</w:t>
-      </w:r>
-    </w:p>
-    <w:p>
-      <w:pPr>
-        <w:keepNext/>
-        <w:widowControl/>
-        <w:spacing w:line="240" w:lineRule="auto" w:after="0" w:before="120"/>
-      </w:pPr>
-      <w:r>
-        <w:rPr>
-          <w:rFonts w:ascii="Times New Roman" w:hAnsi="Times New Roman" w:eastAsia="Times New Roman"/>
-          <w:b/>
-          <w:color w:val="181A1F"/>
-          <w:sz w:val="28"/>
-        </w:rPr>
-        <w:t>5.</w:t>
-      </w:r>
-    </w:p>
-    <w:p>
-      <w:pPr>
-        <w:widowControl/>
-        <w:spacing w:line="240" w:lineRule="auto" w:after="0"/>
-      </w:pPr>
-      <w:r>
-        <w:rPr>
-          <w:rFonts w:ascii="Times New Roman" w:hAnsi="Times New Roman" w:eastAsia="Times New Roman"/>
-          <w:b w:val="0"/>
-          <w:i w:val="0"/>
-          <w:color w:val="181A1F"/>
-          <w:sz w:val="28"/>
-        </w:rPr>
-        <w:t>В государстве Z прошли парламентские выборы. Какие из приведенных фактов свидетельствуют о том, что выборы проходили по мажоритарной системе? Запишите цифры, под которыми они указаны.</w:t>
-      </w:r>
-    </w:p>
-    <w:p>
-      <w:pPr>
-        <w:widowControl/>
-        <w:spacing w:line="240" w:lineRule="auto" w:after="0"/>
-      </w:pPr>
-      <w:r>
-        <w:rPr>
-          <w:rFonts w:ascii="Times New Roman" w:hAnsi="Times New Roman" w:eastAsia="Times New Roman"/>
-          <w:b w:val="0"/>
-          <w:i w:val="0"/>
-          <w:color w:val="181A1F"/>
-          <w:sz w:val="28"/>
-        </w:rPr>
-        <w:t>1) Право голоса предоставлялось гражданам старше 18 лет независимо от национальности, пола, профессиональной принадлежности, уровня образования, дохода и прочее.</w:t>
-      </w:r>
-    </w:p>
-    <w:p>
-      <w:pPr>
-        <w:widowControl/>
-        <w:spacing w:line="240" w:lineRule="auto" w:after="0"/>
-      </w:pPr>
-      <w:r>
-        <w:rPr>
-          <w:rFonts w:ascii="Times New Roman" w:hAnsi="Times New Roman" w:eastAsia="Times New Roman"/>
-          <w:b w:val="0"/>
-          <w:i w:val="0"/>
-          <w:color w:val="181A1F"/>
-          <w:sz w:val="28"/>
-        </w:rPr>
-        <w:t>2) Голосование проводилось по одномандатным округам.</w:t>
-      </w:r>
-    </w:p>
-    <w:p>
-      <w:pPr>
-        <w:widowControl/>
-        <w:spacing w:line="240" w:lineRule="auto" w:after="0"/>
-      </w:pPr>
-      <w:r>
-        <w:rPr>
-          <w:rFonts w:ascii="Times New Roman" w:hAnsi="Times New Roman" w:eastAsia="Times New Roman"/>
-          <w:b w:val="0"/>
-          <w:i w:val="0"/>
-          <w:color w:val="181A1F"/>
-          <w:sz w:val="28"/>
-        </w:rPr>
-        <w:t>3) В некоторых избирательных округах предстоит повторное голосование, так как баллотирующиеся кандидаты не смогли набрать необходимое количество голосов.</w:t>
-      </w:r>
-    </w:p>
-    <w:p>
-      <w:pPr>
-        <w:widowControl/>
-        <w:spacing w:line="240" w:lineRule="auto" w:after="0"/>
-      </w:pPr>
-      <w:r>
-        <w:rPr>
-          <w:rFonts w:ascii="Times New Roman" w:hAnsi="Times New Roman" w:eastAsia="Times New Roman"/>
-          <w:b w:val="0"/>
-          <w:i w:val="0"/>
-          <w:color w:val="181A1F"/>
-          <w:sz w:val="28"/>
-        </w:rPr>
-        <w:t>4) Осуществляется процедура тайного голосования.</w:t>
-      </w:r>
-    </w:p>
-    <w:p>
-      <w:pPr>
-        <w:widowControl/>
-        <w:spacing w:line="240" w:lineRule="auto" w:after="0"/>
-      </w:pPr>
-      <w:r>
-        <w:rPr>
-          <w:rFonts w:ascii="Times New Roman" w:hAnsi="Times New Roman" w:eastAsia="Times New Roman"/>
-          <w:b w:val="0"/>
-          <w:i w:val="0"/>
-          <w:color w:val="181A1F"/>
-          <w:sz w:val="28"/>
-        </w:rPr>
-        <w:t>5) Существует возможность выдвижение независимых беспартийных кандидатов.</w:t>
-      </w:r>
-    </w:p>
-    <w:p>
-      <w:pPr>
-        <w:widowControl/>
-        <w:spacing w:line="240" w:lineRule="auto" w:after="0"/>
-      </w:pPr>
-      <w:r>
-        <w:rPr>
-          <w:rFonts w:ascii="Times New Roman" w:hAnsi="Times New Roman" w:eastAsia="Times New Roman"/>
-          <w:b w:val="0"/>
-          <w:i w:val="0"/>
-          <w:color w:val="181A1F"/>
-          <w:sz w:val="28"/>
-        </w:rPr>
-        <w:t>6) Депутатские мандаты распределяются между партиями в зависимости от итогов голосования.</w:t>
-      </w:r>
-    </w:p>
-    <w:p>
-      <w:pPr>
-        <w:keepNext/>
-        <w:widowControl/>
-        <w:spacing w:line="240" w:lineRule="auto" w:after="0" w:before="120"/>
-      </w:pPr>
-      <w:r>
-        <w:rPr>
-          <w:rFonts w:ascii="Times New Roman" w:hAnsi="Times New Roman" w:eastAsia="Times New Roman"/>
-          <w:b/>
-          <w:color w:val="181A1F"/>
-          <w:sz w:val="28"/>
-        </w:rPr>
-        <w:t>6.</w:t>
-      </w:r>
-    </w:p>
-    <w:p>
-      <w:pPr>
-        <w:widowControl/>
-        <w:spacing w:line="240" w:lineRule="auto" w:after="0"/>
-      </w:pPr>
-      <w:r>
-        <w:rPr>
-          <w:rFonts w:ascii="Times New Roman" w:hAnsi="Times New Roman" w:eastAsia="Times New Roman"/>
-          <w:b w:val="0"/>
-          <w:i w:val="0"/>
-          <w:color w:val="181A1F"/>
-          <w:sz w:val="28"/>
-        </w:rPr>
-        <w:t xml:space="preserve">Парламентские выборы в государстве Z происходят один раз в шесть лет. Выберите в приведённом списке черты, свидетельствующие о том, что в государстве Z парламентские выборы проходят по пропорциональной системе, и запишите цифры, под которыми эти черты указаны.  </w:t>
-      </w:r>
-    </w:p>
-    <w:p>
-      <w:pPr>
-        <w:widowControl/>
-        <w:spacing w:line="240" w:lineRule="auto" w:after="0"/>
-      </w:pPr>
-      <w:r>
-        <w:rPr>
-          <w:rFonts w:ascii="Times New Roman" w:hAnsi="Times New Roman" w:eastAsia="Times New Roman"/>
-          <w:b w:val="0"/>
-          <w:i w:val="0"/>
-          <w:color w:val="181A1F"/>
-          <w:sz w:val="28"/>
-        </w:rPr>
-        <w:t xml:space="preserve">1) голосование за программы партий, а не за конкретных людей  </w:t>
-      </w:r>
-    </w:p>
-    <w:p>
-      <w:pPr>
-        <w:widowControl/>
-        <w:spacing w:line="240" w:lineRule="auto" w:after="0"/>
-      </w:pPr>
-      <w:r>
-        <w:rPr>
-          <w:rFonts w:ascii="Times New Roman" w:hAnsi="Times New Roman" w:eastAsia="Times New Roman"/>
-          <w:b w:val="0"/>
-          <w:i w:val="0"/>
-          <w:color w:val="181A1F"/>
-          <w:sz w:val="28"/>
-        </w:rPr>
-        <w:t xml:space="preserve">2) возможность выдвижения независимых беспартийных кандидатов  </w:t>
-      </w:r>
-    </w:p>
-    <w:p>
-      <w:pPr>
-        <w:widowControl/>
-        <w:spacing w:line="240" w:lineRule="auto" w:after="0"/>
-      </w:pPr>
-      <w:r>
-        <w:rPr>
-          <w:rFonts w:ascii="Times New Roman" w:hAnsi="Times New Roman" w:eastAsia="Times New Roman"/>
-          <w:b w:val="0"/>
-          <w:i w:val="0"/>
-          <w:color w:val="181A1F"/>
-          <w:sz w:val="28"/>
-        </w:rPr>
-        <w:t xml:space="preserve">3) голосование по спискам политических партий  </w:t>
-      </w:r>
-    </w:p>
-    <w:p>
-      <w:pPr>
-        <w:widowControl/>
-        <w:spacing w:line="240" w:lineRule="auto" w:after="0"/>
-      </w:pPr>
-      <w:r>
-        <w:rPr>
-          <w:rFonts w:ascii="Times New Roman" w:hAnsi="Times New Roman" w:eastAsia="Times New Roman"/>
-          <w:b w:val="0"/>
-          <w:i w:val="0"/>
-          <w:color w:val="181A1F"/>
-          <w:sz w:val="28"/>
-        </w:rPr>
-        <w:t xml:space="preserve">4) победа кандидата, получившего большинство голосов на выборах  </w:t>
-      </w:r>
-    </w:p>
-    <w:p>
-      <w:pPr>
-        <w:widowControl/>
-        <w:spacing w:line="240" w:lineRule="auto" w:after="0"/>
-      </w:pPr>
-      <w:r>
-        <w:rPr>
-          <w:rFonts w:ascii="Times New Roman" w:hAnsi="Times New Roman" w:eastAsia="Times New Roman"/>
-          <w:b w:val="0"/>
-          <w:i w:val="0"/>
-          <w:color w:val="181A1F"/>
-          <w:sz w:val="28"/>
-        </w:rPr>
-        <w:t xml:space="preserve">5) зависимость количества мест, полученных политической партией в парламенте, от процента голосов, поданных за неё на выборах  </w:t>
-      </w:r>
-    </w:p>
-    <w:p>
-      <w:pPr>
-        <w:widowControl/>
-        <w:spacing w:line="240" w:lineRule="auto" w:after="0"/>
-      </w:pPr>
-      <w:r>
-        <w:rPr>
-          <w:rFonts w:ascii="Times New Roman" w:hAnsi="Times New Roman" w:eastAsia="Times New Roman"/>
-          <w:b w:val="0"/>
-          <w:i w:val="0"/>
-          <w:color w:val="181A1F"/>
-          <w:sz w:val="28"/>
-        </w:rPr>
-        <w:t>6) голосование по одномандатным округам</w:t>
-      </w:r>
-    </w:p>
-    <w:p>
-      <w:pPr>
-        <w:keepNext/>
-        <w:widowControl/>
-        <w:spacing w:line="240" w:lineRule="auto" w:after="0" w:before="120"/>
-      </w:pPr>
-      <w:r>
-        <w:rPr>
-          <w:rFonts w:ascii="Times New Roman" w:hAnsi="Times New Roman" w:eastAsia="Times New Roman"/>
-          <w:b/>
-          <w:color w:val="181A1F"/>
-          <w:sz w:val="28"/>
-        </w:rPr>
-        <w:t>7.</w:t>
-      </w:r>
-    </w:p>
-    <w:p>
-      <w:pPr>
-        <w:widowControl/>
-        <w:spacing w:line="240" w:lineRule="auto" w:after="0"/>
-      </w:pPr>
-      <w:r>
-        <w:rPr>
-          <w:rFonts w:ascii="Times New Roman" w:hAnsi="Times New Roman" w:eastAsia="Times New Roman"/>
-          <w:b w:val="0"/>
-          <w:i w:val="0"/>
-          <w:color w:val="181A1F"/>
-          <w:sz w:val="28"/>
-        </w:rPr>
-        <w:t xml:space="preserve">Выберите верные суждения о политических режимах и запишите цифры, под которыми они указаны. </w:t>
-      </w:r>
-    </w:p>
-    <w:p>
-      <w:pPr>
-        <w:widowControl/>
-        <w:spacing w:line="240" w:lineRule="auto" w:after="0"/>
-      </w:pPr>
-      <w:r>
-        <w:rPr>
-          <w:rFonts w:ascii="Times New Roman" w:hAnsi="Times New Roman" w:eastAsia="Times New Roman"/>
-          <w:b w:val="0"/>
-          <w:i w:val="0"/>
-          <w:color w:val="181A1F"/>
-          <w:sz w:val="28"/>
-        </w:rPr>
-        <w:t xml:space="preserve">1) К признакам политического режима относят механизмы властвования, способ функционирования государственных органов, процедуры отбора правящих групп и политических лидеров. </w:t>
-      </w:r>
-    </w:p>
-    <w:p>
-      <w:pPr>
-        <w:widowControl/>
-        <w:spacing w:line="240" w:lineRule="auto" w:after="0"/>
-      </w:pPr>
-      <w:r>
-        <w:rPr>
-          <w:rFonts w:ascii="Times New Roman" w:hAnsi="Times New Roman" w:eastAsia="Times New Roman"/>
-          <w:b w:val="0"/>
-          <w:i w:val="0"/>
-          <w:color w:val="181A1F"/>
-          <w:sz w:val="28"/>
-        </w:rPr>
-        <w:t xml:space="preserve">2) Тоталитарный режим от демократического отличает наличие профессионального аппарата управления (бюрократии). </w:t>
-      </w:r>
-    </w:p>
-    <w:p>
-      <w:pPr>
-        <w:widowControl/>
-        <w:spacing w:line="240" w:lineRule="auto" w:after="0"/>
-      </w:pPr>
-      <w:r>
-        <w:rPr>
-          <w:rFonts w:ascii="Times New Roman" w:hAnsi="Times New Roman" w:eastAsia="Times New Roman"/>
-          <w:b w:val="0"/>
-          <w:i w:val="0"/>
-          <w:color w:val="181A1F"/>
-          <w:sz w:val="28"/>
-        </w:rPr>
-        <w:t xml:space="preserve">3) Режиму любого типа свойственна реализация принципа разделения властей. </w:t>
-      </w:r>
-    </w:p>
-    <w:p>
-      <w:pPr>
-        <w:widowControl/>
-        <w:spacing w:line="240" w:lineRule="auto" w:after="0"/>
-      </w:pPr>
-      <w:r>
-        <w:rPr>
-          <w:rFonts w:ascii="Times New Roman" w:hAnsi="Times New Roman" w:eastAsia="Times New Roman"/>
-          <w:b w:val="0"/>
-          <w:i w:val="0"/>
-          <w:color w:val="181A1F"/>
-          <w:sz w:val="28"/>
-        </w:rPr>
-        <w:t xml:space="preserve">4) Политический режим характеризуется порядком распределения власти между различными социальными силами и выражающими их интересы политическими организациями. </w:t>
-      </w:r>
-    </w:p>
-    <w:p>
-      <w:pPr>
-        <w:widowControl/>
-        <w:spacing w:line="240" w:lineRule="auto" w:after="0"/>
-      </w:pPr>
-      <w:r>
-        <w:rPr>
-          <w:rFonts w:ascii="Times New Roman" w:hAnsi="Times New Roman" w:eastAsia="Times New Roman"/>
-          <w:b w:val="0"/>
-          <w:i w:val="0"/>
-          <w:color w:val="181A1F"/>
-          <w:sz w:val="28"/>
-        </w:rPr>
-        <w:t xml:space="preserve">5) Тип политического режима в обществе определяется состоянием свобод и прав человека, господствующим типом легитимности власти. </w:t>
-      </w:r>
-    </w:p>
-    <w:p>
-      <w:pPr>
-        <w:keepNext/>
-        <w:widowControl/>
-        <w:spacing w:line="240" w:lineRule="auto" w:after="0" w:before="120"/>
-      </w:pPr>
-      <w:r>
-        <w:rPr>
-          <w:rFonts w:ascii="Times New Roman" w:hAnsi="Times New Roman" w:eastAsia="Times New Roman"/>
-          <w:b/>
-          <w:color w:val="181A1F"/>
-          <w:sz w:val="28"/>
-        </w:rPr>
-        <w:t>8.</w:t>
-      </w:r>
-    </w:p>
-    <w:p>
-      <w:pPr>
-        <w:widowControl/>
-        <w:spacing w:line="240" w:lineRule="auto" w:after="0"/>
-      </w:pPr>
-      <w:r>
-        <w:rPr>
-          <w:rFonts w:ascii="Times New Roman" w:hAnsi="Times New Roman" w:eastAsia="Times New Roman"/>
-          <w:b w:val="0"/>
-          <w:i w:val="0"/>
-          <w:color w:val="181A1F"/>
-          <w:sz w:val="28"/>
-        </w:rPr>
-        <w:t>Выберите верные суждения о политических режимах и общественно-политических движениях и запишите цифры, под которыми они указаны.</w:t>
-      </w:r>
-    </w:p>
-    <w:p>
-      <w:pPr>
-        <w:widowControl/>
-        <w:spacing w:line="240" w:lineRule="auto" w:after="0"/>
-      </w:pPr>
-      <w:r>
-        <w:rPr>
-          <w:rFonts w:ascii="Times New Roman" w:hAnsi="Times New Roman" w:eastAsia="Times New Roman"/>
-          <w:b w:val="0"/>
-          <w:i w:val="0"/>
-          <w:color w:val="181A1F"/>
-          <w:sz w:val="28"/>
-        </w:rPr>
-        <w:t>1) Любой недемократический режим характеризуется стремлением к монополизации власти и бесконтрольному её осуществлению каким-либо субъектом политики.</w:t>
-      </w:r>
-    </w:p>
-    <w:p>
-      <w:pPr>
-        <w:widowControl/>
-        <w:spacing w:line="240" w:lineRule="auto" w:after="0"/>
-      </w:pPr>
-      <w:r>
-        <w:rPr>
-          <w:rFonts w:ascii="Times New Roman" w:hAnsi="Times New Roman" w:eastAsia="Times New Roman"/>
-          <w:b w:val="0"/>
-          <w:i w:val="0"/>
-          <w:color w:val="181A1F"/>
-          <w:sz w:val="28"/>
-        </w:rPr>
-        <w:t>2) Недемократические режимы от демократического отличает наличие оппозиции.</w:t>
-      </w:r>
-    </w:p>
-    <w:p>
-      <w:pPr>
-        <w:widowControl/>
-        <w:spacing w:line="240" w:lineRule="auto" w:after="0"/>
-      </w:pPr>
-      <w:r>
-        <w:rPr>
-          <w:rFonts w:ascii="Times New Roman" w:hAnsi="Times New Roman" w:eastAsia="Times New Roman"/>
-          <w:b w:val="0"/>
-          <w:i w:val="0"/>
-          <w:color w:val="181A1F"/>
-          <w:sz w:val="28"/>
-        </w:rPr>
-        <w:t>3) Тип политического режима определяется состоянием прав и свобод человека, возможностями политического участия граждан.</w:t>
-      </w:r>
-    </w:p>
-    <w:p>
-      <w:pPr>
-        <w:widowControl/>
-        <w:spacing w:line="240" w:lineRule="auto" w:after="0"/>
-      </w:pPr>
-      <w:r>
-        <w:rPr>
-          <w:rFonts w:ascii="Times New Roman" w:hAnsi="Times New Roman" w:eastAsia="Times New Roman"/>
-          <w:b w:val="0"/>
-          <w:i w:val="0"/>
-          <w:color w:val="181A1F"/>
-          <w:sz w:val="28"/>
-        </w:rPr>
-        <w:t>4) К признакам политического режима относят систему методов осуществления политической власти.</w:t>
-      </w:r>
-    </w:p>
-    <w:p>
-      <w:pPr>
-        <w:widowControl/>
-        <w:spacing w:line="240" w:lineRule="auto" w:after="0"/>
-      </w:pPr>
-      <w:r>
-        <w:rPr>
-          <w:rFonts w:ascii="Times New Roman" w:hAnsi="Times New Roman" w:eastAsia="Times New Roman"/>
-          <w:b w:val="0"/>
-          <w:i w:val="0"/>
-          <w:color w:val="181A1F"/>
-          <w:sz w:val="28"/>
-        </w:rPr>
-        <w:t>5) Политические режимы различаются в зависимости от характера использования принудительных ресурсов власти.</w:t>
-      </w:r>
-    </w:p>
-    <w:p>
-      <w:pPr>
-        <w:keepNext/>
-        <w:widowControl/>
-        <w:spacing w:line="240" w:lineRule="auto" w:after="0" w:before="120"/>
-      </w:pPr>
-      <w:r>
-        <w:rPr>
-          <w:rFonts w:ascii="Times New Roman" w:hAnsi="Times New Roman" w:eastAsia="Times New Roman"/>
-          <w:b/>
-          <w:color w:val="181A1F"/>
-          <w:sz w:val="28"/>
-        </w:rPr>
-        <w:t>9.</w:t>
-      </w:r>
-    </w:p>
-    <w:p>
-      <w:pPr>
-        <w:widowControl/>
-        <w:spacing w:line="240" w:lineRule="auto" w:after="0"/>
-      </w:pPr>
-      <w:r>
-        <w:rPr>
-          <w:rFonts w:ascii="Times New Roman" w:hAnsi="Times New Roman" w:eastAsia="Times New Roman"/>
-          <w:b w:val="0"/>
-          <w:i w:val="0"/>
-          <w:color w:val="181A1F"/>
-          <w:sz w:val="28"/>
-        </w:rPr>
-        <w:t>Ниже приведён перечень терминов. Все они, за исключением двух, являются подсистемами политической системы общества.</w:t>
-      </w:r>
-    </w:p>
-    <w:p>
-      <w:pPr>
-        <w:widowControl/>
-        <w:spacing w:line="240" w:lineRule="auto" w:after="0"/>
-      </w:pPr>
-      <w:r>
-        <w:rPr>
-          <w:rFonts w:ascii="Times New Roman" w:hAnsi="Times New Roman" w:eastAsia="Times New Roman"/>
-          <w:b w:val="0"/>
-          <w:i w:val="0"/>
-          <w:color w:val="181A1F"/>
-          <w:sz w:val="28"/>
-        </w:rPr>
-        <w:t>1) организационная;</w:t>
-      </w:r>
-    </w:p>
-    <w:p>
-      <w:pPr>
-        <w:widowControl/>
-        <w:spacing w:line="240" w:lineRule="auto" w:after="0"/>
-      </w:pPr>
-      <w:r>
-        <w:rPr>
-          <w:rFonts w:ascii="Times New Roman" w:hAnsi="Times New Roman" w:eastAsia="Times New Roman"/>
-          <w:b w:val="0"/>
-          <w:i w:val="0"/>
-          <w:color w:val="181A1F"/>
-          <w:sz w:val="28"/>
-        </w:rPr>
-        <w:t>2) нормативная,</w:t>
-      </w:r>
-    </w:p>
-    <w:p>
-      <w:pPr>
-        <w:widowControl/>
-        <w:spacing w:line="240" w:lineRule="auto" w:after="0"/>
-      </w:pPr>
-      <w:r>
-        <w:rPr>
-          <w:rFonts w:ascii="Times New Roman" w:hAnsi="Times New Roman" w:eastAsia="Times New Roman"/>
-          <w:b w:val="0"/>
-          <w:i w:val="0"/>
-          <w:color w:val="181A1F"/>
-          <w:sz w:val="28"/>
-        </w:rPr>
-        <w:t>3) коммуникативная;</w:t>
-      </w:r>
-    </w:p>
-    <w:p>
-      <w:pPr>
-        <w:widowControl/>
-        <w:spacing w:line="240" w:lineRule="auto" w:after="0"/>
-      </w:pPr>
-      <w:r>
-        <w:rPr>
-          <w:rFonts w:ascii="Times New Roman" w:hAnsi="Times New Roman" w:eastAsia="Times New Roman"/>
-          <w:b w:val="0"/>
-          <w:i w:val="0"/>
-          <w:color w:val="181A1F"/>
-          <w:sz w:val="28"/>
-        </w:rPr>
-        <w:t>4) пропорциональная;</w:t>
-      </w:r>
-    </w:p>
-    <w:p>
-      <w:pPr>
-        <w:widowControl/>
-        <w:spacing w:line="240" w:lineRule="auto" w:after="0"/>
-      </w:pPr>
-      <w:r>
-        <w:rPr>
-          <w:rFonts w:ascii="Times New Roman" w:hAnsi="Times New Roman" w:eastAsia="Times New Roman"/>
-          <w:b w:val="0"/>
-          <w:i w:val="0"/>
-          <w:color w:val="181A1F"/>
-          <w:sz w:val="28"/>
-        </w:rPr>
-        <w:t xml:space="preserve">5) культурно-идеологическая; </w:t>
-      </w:r>
-    </w:p>
-    <w:p>
-      <w:pPr>
-        <w:widowControl/>
-        <w:spacing w:line="240" w:lineRule="auto" w:after="0"/>
-      </w:pPr>
-      <w:r>
-        <w:rPr>
-          <w:rFonts w:ascii="Times New Roman" w:hAnsi="Times New Roman" w:eastAsia="Times New Roman"/>
-          <w:b w:val="0"/>
-          <w:i w:val="0"/>
-          <w:color w:val="181A1F"/>
-          <w:sz w:val="28"/>
-        </w:rPr>
-        <w:t>6) мажоритарная.</w:t>
-      </w:r>
-    </w:p>
-    <w:p>
-      <w:pPr>
-        <w:widowControl/>
-        <w:spacing w:line="240" w:lineRule="auto" w:after="0"/>
-      </w:pPr>
-      <w:r>
-        <w:rPr>
-          <w:rFonts w:ascii="Times New Roman" w:hAnsi="Times New Roman" w:eastAsia="Times New Roman"/>
-          <w:b w:val="0"/>
-          <w:i w:val="0"/>
-          <w:color w:val="181A1F"/>
-          <w:sz w:val="28"/>
-        </w:rPr>
-        <w:t>Найдите два термина, «выпадающих» из общего ряда, и запишите в таблицу цифры, под которыми они указаны.</w:t>
-      </w:r>
-    </w:p>
-    <w:p>
-      <w:pPr>
-        <w:keepNext/>
-        <w:widowControl/>
-        <w:spacing w:line="240" w:lineRule="auto" w:after="0" w:before="120"/>
-      </w:pPr>
-      <w:r>
-        <w:rPr>
-          <w:rFonts w:ascii="Times New Roman" w:hAnsi="Times New Roman" w:eastAsia="Times New Roman"/>
-          <w:b/>
-          <w:color w:val="181A1F"/>
-          <w:sz w:val="28"/>
-        </w:rPr>
-        <w:t>10.</w:t>
-      </w:r>
-    </w:p>
-    <w:p>
-      <w:pPr>
-        <w:widowControl/>
-        <w:spacing w:line="240" w:lineRule="auto" w:after="0"/>
-      </w:pPr>
-      <w:r>
-        <w:rPr>
-          <w:rFonts w:ascii="Times New Roman" w:hAnsi="Times New Roman" w:eastAsia="Times New Roman"/>
-          <w:b w:val="0"/>
-          <w:i w:val="0"/>
-          <w:color w:val="181A1F"/>
-          <w:sz w:val="28"/>
-        </w:rPr>
-        <w:t>Политическая партия Y имеет чёткую структуру, активно работают её региональные отделения. Основными ценностями Y провозглашены личная свобода, неотчуждаемость частной собственности, свобода предпринимательства. Партия выступает за ограничение роли государства в экономике. Политическая партия во время выборов набрала необходимое количество голосов, получила в парламенте большинство мест и сформировала правительство. Какие из перечисленных ниже характеристик соответствуют типу политической партии (по разным основаниям), описанному в данном примере? Запишите цифры, под которыми указаны верные характеристики.</w:t>
-      </w:r>
-    </w:p>
-    <w:p>
-      <w:pPr>
-        <w:widowControl/>
-        <w:spacing w:line="240" w:lineRule="auto" w:after="0"/>
-      </w:pPr>
-      <w:r>
-        <w:rPr>
-          <w:rFonts w:ascii="Times New Roman" w:hAnsi="Times New Roman" w:eastAsia="Times New Roman"/>
-          <w:b w:val="0"/>
-          <w:i w:val="0"/>
-          <w:color w:val="181A1F"/>
-          <w:sz w:val="28"/>
-        </w:rPr>
-        <w:t>1) консервативная</w:t>
-      </w:r>
-      <w:r>
-        <w:rPr>
-          <w:rFonts w:ascii="Times New Roman" w:hAnsi="Times New Roman" w:eastAsia="Times New Roman"/>
-          <w:color w:val="181A1F"/>
-          <w:sz w:val="28"/>
-        </w:rPr>
-        <w:br/>
+        <w:t xml:space="preserve">№1 </w:t>
       </w:r>
       <w:r>
         <w:rPr>
           <w:rFonts w:ascii="Times New Roman" w:hAnsi="Times New Roman" w:eastAsia="Times New Roman"/>
           <w:b w:val="0"/>
           <w:i w:val="0"/>
-          <w:color w:val="181A1F"/>
           <w:sz w:val="28"/>
         </w:rPr>
-        <w:t>2) либеральная</w:t>
+        <w:t>Ниже приведён ряд признаков. Все они, за исключением двух, относятся к признакам любого государства.</w:t>
       </w:r>
+    </w:p>
+    <w:p>
+      <w:pPr>
+        <w:keepNext w:val="0"/>
+        <w:spacing w:after="60" w:line="240" w:lineRule="auto"/>
+        <w:jc w:val="both"/>
+      </w:pPr>
       <w:r>
         <w:rPr>
           <w:rFonts w:ascii="Times New Roman" w:hAnsi="Times New Roman" w:eastAsia="Times New Roman"/>
-          <w:color w:val="181A1F"/>
+          <w:b w:val="0"/>
+          <w:i w:val="0"/>
           <w:sz w:val="28"/>
         </w:rPr>
-        <w:br/>
+        <w:t>1) легальное право на применение силы;</w:t>
+      </w:r>
+    </w:p>
+    <w:p>
+      <w:pPr>
+        <w:keepNext w:val="0"/>
+        <w:spacing w:after="60" w:line="240" w:lineRule="auto"/>
+        <w:jc w:val="both"/>
+      </w:pPr>
+      <w:r>
+        <w:rPr>
+          <w:rFonts w:ascii="Times New Roman" w:hAnsi="Times New Roman" w:eastAsia="Times New Roman"/>
+          <w:b w:val="0"/>
+          <w:i w:val="0"/>
+          <w:sz w:val="28"/>
+        </w:rPr>
+        <w:t>2) федеративное государственное устройство;</w:t>
+      </w:r>
+    </w:p>
+    <w:p>
+      <w:pPr>
+        <w:keepNext w:val="0"/>
+        <w:spacing w:after="60" w:line="240" w:lineRule="auto"/>
+        <w:jc w:val="both"/>
+      </w:pPr>
+      <w:r>
+        <w:rPr>
+          <w:rFonts w:ascii="Times New Roman" w:hAnsi="Times New Roman" w:eastAsia="Times New Roman"/>
+          <w:b w:val="0"/>
+          <w:i w:val="0"/>
+          <w:sz w:val="28"/>
+        </w:rPr>
+        <w:t>3) республиканская форма правления;</w:t>
+      </w:r>
+    </w:p>
+    <w:p>
+      <w:pPr>
+        <w:keepNext w:val="0"/>
+        <w:spacing w:after="60" w:line="240" w:lineRule="auto"/>
+        <w:jc w:val="both"/>
+      </w:pPr>
+      <w:r>
+        <w:rPr>
+          <w:rFonts w:ascii="Times New Roman" w:hAnsi="Times New Roman" w:eastAsia="Times New Roman"/>
+          <w:b w:val="0"/>
+          <w:i w:val="0"/>
+          <w:sz w:val="28"/>
+        </w:rPr>
+        <w:t>4) монопольное право издавать законы;</w:t>
+      </w:r>
+    </w:p>
+    <w:p>
+      <w:pPr>
+        <w:keepNext w:val="0"/>
+        <w:spacing w:after="60" w:line="240" w:lineRule="auto"/>
+        <w:jc w:val="both"/>
+      </w:pPr>
+      <w:r>
+        <w:rPr>
+          <w:rFonts w:ascii="Times New Roman" w:hAnsi="Times New Roman" w:eastAsia="Times New Roman"/>
+          <w:b w:val="0"/>
+          <w:i w:val="0"/>
+          <w:sz w:val="28"/>
+        </w:rPr>
+        <w:t>5) суверенитет;</w:t>
+      </w:r>
+    </w:p>
+    <w:p>
+      <w:pPr>
+        <w:keepNext w:val="0"/>
+        <w:spacing w:after="60" w:line="240" w:lineRule="auto"/>
+        <w:jc w:val="both"/>
+      </w:pPr>
+      <w:r>
+        <w:rPr>
+          <w:rFonts w:ascii="Times New Roman" w:hAnsi="Times New Roman" w:eastAsia="Times New Roman"/>
+          <w:b w:val="0"/>
+          <w:i w:val="0"/>
+          <w:sz w:val="28"/>
+        </w:rPr>
+        <w:t>6) наличие аппарата власти и управления.</w:t>
+      </w:r>
+    </w:p>
+    <w:p>
+      <w:pPr>
+        <w:keepNext w:val="0"/>
+        <w:spacing w:after="60" w:line="240" w:lineRule="auto"/>
+        <w:jc w:val="both"/>
+      </w:pPr>
+      <w:r>
+        <w:rPr>
+          <w:rFonts w:ascii="Times New Roman" w:hAnsi="Times New Roman" w:eastAsia="Times New Roman"/>
+          <w:b w:val="0"/>
+          <w:i w:val="0"/>
+          <w:sz w:val="28"/>
+        </w:rPr>
+        <w:t>Найдите два термина, «выпадающих из общего ряда, и запишите в таблицу цифры, под которыми они указаны.</w:t>
+      </w:r>
+    </w:p>
+    <w:p>
+      <w:pPr>
+        <w:keepNext w:val="0"/>
+        <w:spacing w:after="60" w:line="240" w:lineRule="auto"/>
+        <w:jc w:val="both"/>
+      </w:pPr>
+      <w:r>
+        <w:rPr>
+          <w:rFonts w:ascii="Times New Roman" w:hAnsi="Times New Roman" w:eastAsia="Times New Roman"/>
+          <w:b w:val="0"/>
+          <w:i w:val="0"/>
+          <w:sz w:val="28"/>
+        </w:rPr>
+        <w:t>Ответ:</w:t>
+      </w:r>
+    </w:p>
+    <w:p>
+      <w:pPr>
+        <w:keepNext w:val="0"/>
+        <w:spacing w:after="60" w:line="240" w:lineRule="auto"/>
+        <w:jc w:val="both"/>
+      </w:pPr>
+      <w:r>
+        <w:rPr>
+          <w:rFonts w:ascii="Times New Roman" w:hAnsi="Times New Roman" w:eastAsia="Times New Roman"/>
+          <w:b/>
+          <w:sz w:val="28"/>
+        </w:rPr>
+        <w:t xml:space="preserve">№2 </w:t>
       </w:r>
       <w:r>
         <w:rPr>
           <w:rFonts w:ascii="Times New Roman" w:hAnsi="Times New Roman" w:eastAsia="Times New Roman"/>
           <w:b w:val="0"/>
           <w:i w:val="0"/>
-          <w:color w:val="181A1F"/>
           <w:sz w:val="28"/>
         </w:rPr>
-        <w:t>3) кадровая</w:t>
+        <w:t>Выберите верные суждения о человеке и запишите цифры, под которыми они указаны.</w:t>
       </w:r>
+    </w:p>
+    <w:p>
+      <w:pPr>
+        <w:keepNext w:val="0"/>
+        <w:spacing w:after="60" w:line="240" w:lineRule="auto"/>
+        <w:jc w:val="both"/>
+      </w:pPr>
       <w:r>
         <w:rPr>
           <w:rFonts w:ascii="Times New Roman" w:hAnsi="Times New Roman" w:eastAsia="Times New Roman"/>
-          <w:color w:val="181A1F"/>
+          <w:b w:val="0"/>
+          <w:i w:val="0"/>
           <w:sz w:val="28"/>
         </w:rPr>
-        <w:br/>
+        <w:t>1) Каждый человек обладает биологической индивидуальностью.</w:t>
+      </w:r>
+    </w:p>
+    <w:p>
+      <w:pPr>
+        <w:keepNext w:val="0"/>
+        <w:spacing w:after="60" w:line="240" w:lineRule="auto"/>
+        <w:jc w:val="both"/>
+      </w:pPr>
+      <w:r>
+        <w:rPr>
+          <w:rFonts w:ascii="Times New Roman" w:hAnsi="Times New Roman" w:eastAsia="Times New Roman"/>
+          <w:b w:val="0"/>
+          <w:i w:val="0"/>
+          <w:sz w:val="28"/>
+        </w:rPr>
+        <w:t>2) Человеку свойственно наличие мышления и словесной речи.</w:t>
+      </w:r>
+    </w:p>
+    <w:p>
+      <w:pPr>
+        <w:keepNext w:val="0"/>
+        <w:spacing w:after="60" w:line="240" w:lineRule="auto"/>
+        <w:jc w:val="both"/>
+      </w:pPr>
+      <w:r>
+        <w:rPr>
+          <w:rFonts w:ascii="Times New Roman" w:hAnsi="Times New Roman" w:eastAsia="Times New Roman"/>
+          <w:b w:val="0"/>
+          <w:i w:val="0"/>
+          <w:sz w:val="28"/>
+        </w:rPr>
+        <w:t>3) Человек, в отличие от других живых существ, обладает способностью к целенаправленной, в том числе творческой, деятельности.</w:t>
+      </w:r>
+    </w:p>
+    <w:p>
+      <w:pPr>
+        <w:keepNext w:val="0"/>
+        <w:spacing w:after="60" w:line="240" w:lineRule="auto"/>
+        <w:jc w:val="both"/>
+      </w:pPr>
+      <w:r>
+        <w:rPr>
+          <w:rFonts w:ascii="Times New Roman" w:hAnsi="Times New Roman" w:eastAsia="Times New Roman"/>
+          <w:b w:val="0"/>
+          <w:i w:val="0"/>
+          <w:sz w:val="28"/>
+        </w:rPr>
+        <w:t>4) Социальная природа человека проявляется в анатомо-физиологических чертах, строении различных систем и органов, инстинктах и рефлексах.</w:t>
+      </w:r>
+    </w:p>
+    <w:p>
+      <w:pPr>
+        <w:keepNext w:val="0"/>
+        <w:spacing w:after="60" w:line="240" w:lineRule="auto"/>
+        <w:jc w:val="both"/>
+      </w:pPr>
+      <w:r>
+        <w:rPr>
+          <w:rFonts w:ascii="Times New Roman" w:hAnsi="Times New Roman" w:eastAsia="Times New Roman"/>
+          <w:b w:val="0"/>
+          <w:i w:val="0"/>
+          <w:sz w:val="28"/>
+        </w:rPr>
+        <w:t>5) Общественные потребности человека реализуются в его социальных взаимодействиях.</w:t>
+      </w:r>
+    </w:p>
+    <w:p>
+      <w:pPr>
+        <w:keepNext w:val="0"/>
+        <w:spacing w:after="60" w:line="240" w:lineRule="auto"/>
+        <w:jc w:val="both"/>
+      </w:pPr>
+      <w:r>
+        <w:rPr>
+          <w:rFonts w:ascii="Times New Roman" w:hAnsi="Times New Roman" w:eastAsia="Times New Roman"/>
+          <w:b w:val="0"/>
+          <w:i w:val="0"/>
+          <w:sz w:val="28"/>
+        </w:rPr>
+        <w:t>Ответ:</w:t>
+      </w:r>
+    </w:p>
+    <w:p>
+      <w:pPr>
+        <w:keepNext w:val="0"/>
+        <w:spacing w:after="60" w:line="240" w:lineRule="auto"/>
+        <w:jc w:val="both"/>
+      </w:pPr>
+      <w:r>
+        <w:rPr>
+          <w:rFonts w:ascii="Times New Roman" w:hAnsi="Times New Roman" w:eastAsia="Times New Roman"/>
+          <w:b/>
+          <w:sz w:val="28"/>
+        </w:rPr>
+        <w:t xml:space="preserve">№3 </w:t>
       </w:r>
       <w:r>
         <w:rPr>
           <w:rFonts w:ascii="Times New Roman" w:hAnsi="Times New Roman" w:eastAsia="Times New Roman"/>
           <w:b w:val="0"/>
           <w:i w:val="0"/>
-          <w:color w:val="181A1F"/>
           <w:sz w:val="28"/>
         </w:rPr>
-        <w:t>4) правящая</w:t>
+        <w:t>Установите соответствие между признаками и видами (типами) культуры: к каждой позиции, данной в первом столбце, подберите соответствующую позицию из второго столбца.</w:t>
       </w:r>
     </w:p>
+    <w:tbl>
+      <w:tblPr>
+        <w:tblStyle w:val="TableGrid"/>
+        <w:tblW w:type="auto" w:w="0"/>
+        <w:tblLayout w:type="autofit"/>
+        <w:tblLook w:firstColumn="1" w:firstRow="1" w:lastColumn="0" w:lastRow="0" w:noHBand="0" w:noVBand="1" w:val="04A0"/>
+      </w:tblPr>
+      <w:tblGrid>
+        <w:gridCol w:w="5128"/>
+        <w:gridCol w:w="5128"/>
+      </w:tblGrid>
+      <w:tr>
+        <w:tc>
+          <w:tcPr>
+            <w:tcW w:type="dxa" w:w="5128"/>
+            <w:vAlign w:val="center"/>
+            <w:tcMar>
+              <w:top w:w="80" w:type="dxa"/>
+              <w:start w:w="100" w:type="dxa"/>
+              <w:bottom w:w="80" w:type="dxa"/>
+              <w:end w:w="100" w:type="dxa"/>
+            </w:tcMar>
+          </w:tcPr>
+          <w:p>
+            <w:pPr>
+              <w:keepNext w:val="0"/>
+              <w:spacing w:after="0" w:line="240" w:lineRule="auto"/>
+              <w:jc w:val="left"/>
+            </w:pPr>
+            <w:r>
+              <w:rPr>
+                <w:rFonts w:ascii="Times New Roman" w:hAnsi="Times New Roman" w:eastAsia="Times New Roman"/>
+                <w:sz w:val="28"/>
+              </w:rPr>
+              <w:t>ПРИЗНАКИ</w:t>
+            </w:r>
+          </w:p>
+        </w:tc>
+        <w:tc>
+          <w:tcPr>
+            <w:tcW w:type="dxa" w:w="5128"/>
+            <w:vAlign w:val="center"/>
+            <w:tcMar>
+              <w:top w:w="80" w:type="dxa"/>
+              <w:start w:w="100" w:type="dxa"/>
+              <w:bottom w:w="80" w:type="dxa"/>
+              <w:end w:w="100" w:type="dxa"/>
+            </w:tcMar>
+          </w:tcPr>
+          <w:p>
+            <w:pPr>
+              <w:keepNext w:val="0"/>
+              <w:spacing w:after="0" w:line="240" w:lineRule="auto"/>
+              <w:jc w:val="left"/>
+            </w:pPr>
+            <w:r>
+              <w:rPr>
+                <w:rFonts w:ascii="Times New Roman" w:hAnsi="Times New Roman" w:eastAsia="Times New Roman"/>
+                <w:sz w:val="28"/>
+              </w:rPr>
+              <w:t>ВИДЫ (ТИПЫ) КУЛЬТУРЫ</w:t>
+            </w:r>
+          </w:p>
+        </w:tc>
+      </w:tr>
+      <w:tr>
+        <w:tc>
+          <w:tcPr>
+            <w:tcW w:type="dxa" w:w="5128"/>
+            <w:vAlign w:val="center"/>
+            <w:tcMar>
+              <w:top w:w="80" w:type="dxa"/>
+              <w:start w:w="100" w:type="dxa"/>
+              <w:bottom w:w="80" w:type="dxa"/>
+              <w:end w:w="100" w:type="dxa"/>
+            </w:tcMar>
+          </w:tcPr>
+          <w:p>
+            <w:pPr>
+              <w:keepNext w:val="0"/>
+              <w:spacing w:after="0" w:line="240" w:lineRule="auto"/>
+              <w:jc w:val="left"/>
+            </w:pPr>
+            <w:r>
+              <w:rPr>
+                <w:rFonts w:ascii="Times New Roman" w:hAnsi="Times New Roman" w:eastAsia="Times New Roman"/>
+                <w:sz w:val="28"/>
+              </w:rPr>
+              <w:t>А) необходимость специальной подготовки слушателей для восприятия произведенийБ) ориентация на запросы широкого круга потребителейВ) наличие определённого круга ценностей, признаваемых истинными и «высокими»Г) ярко выраженная коммерческая направленностьД) серийность, тиражируемость</w:t>
+            </w:r>
+          </w:p>
+        </w:tc>
+        <w:tc>
+          <w:tcPr>
+            <w:tcW w:type="dxa" w:w="5128"/>
+            <w:vAlign w:val="center"/>
+            <w:tcMar>
+              <w:top w:w="80" w:type="dxa"/>
+              <w:start w:w="100" w:type="dxa"/>
+              <w:bottom w:w="80" w:type="dxa"/>
+              <w:end w:w="100" w:type="dxa"/>
+            </w:tcMar>
+          </w:tcPr>
+          <w:p>
+            <w:pPr>
+              <w:keepNext w:val="0"/>
+              <w:spacing w:after="0" w:line="240" w:lineRule="auto"/>
+              <w:jc w:val="left"/>
+            </w:pPr>
+            <w:r>
+              <w:rPr>
+                <w:rFonts w:ascii="Times New Roman" w:hAnsi="Times New Roman" w:eastAsia="Times New Roman"/>
+                <w:sz w:val="28"/>
+              </w:rPr>
+              <w:t>1) элитарная2) массовая</w:t>
+            </w:r>
+          </w:p>
+        </w:tc>
+      </w:tr>
+    </w:tbl>
+    <w:p/>
     <w:p>
       <w:pPr>
-        <w:widowControl/>
-        <w:spacing w:line="240" w:lineRule="auto" w:after="0"/>
+        <w:keepNext w:val="0"/>
+        <w:spacing w:after="60" w:line="240" w:lineRule="auto"/>
+        <w:jc w:val="both"/>
       </w:pPr>
       <w:r>
         <w:rPr>
           <w:rFonts w:ascii="Times New Roman" w:hAnsi="Times New Roman" w:eastAsia="Times New Roman"/>
           <w:b w:val="0"/>
           <w:i w:val="0"/>
-          <w:color w:val="181A1F"/>
           <w:sz w:val="28"/>
         </w:rPr>
-        <w:t>5) массовая</w:t>
+        <w:t>Запишите в ответ цифры, расположив их в порядке, соответствующем буквам:</w:t>
       </w:r>
+    </w:p>
+    <w:tbl>
+      <w:tblPr>
+        <w:tblStyle w:val="TableGrid"/>
+        <w:tblW w:type="auto" w:w="0"/>
+        <w:tblLayout w:type="autofit"/>
+        <w:tblLook w:firstColumn="1" w:firstRow="1" w:lastColumn="0" w:lastRow="0" w:noHBand="0" w:noVBand="1" w:val="04A0"/>
+      </w:tblPr>
+      <w:tblGrid>
+        <w:gridCol w:w="2051"/>
+        <w:gridCol w:w="2051"/>
+        <w:gridCol w:w="2051"/>
+        <w:gridCol w:w="2051"/>
+        <w:gridCol w:w="2051"/>
+      </w:tblGrid>
+      <w:tr>
+        <w:tc>
+          <w:tcPr>
+            <w:tcW w:type="dxa" w:w="2051"/>
+            <w:vAlign w:val="center"/>
+            <w:tcMar>
+              <w:top w:w="80" w:type="dxa"/>
+              <w:start w:w="100" w:type="dxa"/>
+              <w:bottom w:w="80" w:type="dxa"/>
+              <w:end w:w="100" w:type="dxa"/>
+            </w:tcMar>
+          </w:tcPr>
+          <w:p>
+            <w:pPr>
+              <w:keepNext w:val="0"/>
+              <w:spacing w:after="0" w:line="240" w:lineRule="auto"/>
+              <w:jc w:val="left"/>
+            </w:pPr>
+            <w:r>
+              <w:rPr>
+                <w:rFonts w:ascii="Times New Roman" w:hAnsi="Times New Roman" w:eastAsia="Times New Roman"/>
+                <w:sz w:val="28"/>
+              </w:rPr>
+              <w:t>A</w:t>
+            </w:r>
+          </w:p>
+        </w:tc>
+        <w:tc>
+          <w:tcPr>
+            <w:tcW w:type="dxa" w:w="2051"/>
+            <w:vAlign w:val="center"/>
+            <w:tcMar>
+              <w:top w:w="80" w:type="dxa"/>
+              <w:start w:w="100" w:type="dxa"/>
+              <w:bottom w:w="80" w:type="dxa"/>
+              <w:end w:w="100" w:type="dxa"/>
+            </w:tcMar>
+          </w:tcPr>
+          <w:p>
+            <w:pPr>
+              <w:keepNext w:val="0"/>
+              <w:spacing w:after="0" w:line="240" w:lineRule="auto"/>
+              <w:jc w:val="left"/>
+            </w:pPr>
+            <w:r>
+              <w:rPr>
+                <w:rFonts w:ascii="Times New Roman" w:hAnsi="Times New Roman" w:eastAsia="Times New Roman"/>
+                <w:sz w:val="28"/>
+              </w:rPr>
+              <w:t>Б</w:t>
+            </w:r>
+          </w:p>
+        </w:tc>
+        <w:tc>
+          <w:tcPr>
+            <w:tcW w:type="dxa" w:w="2051"/>
+            <w:vAlign w:val="center"/>
+            <w:tcMar>
+              <w:top w:w="80" w:type="dxa"/>
+              <w:start w:w="100" w:type="dxa"/>
+              <w:bottom w:w="80" w:type="dxa"/>
+              <w:end w:w="100" w:type="dxa"/>
+            </w:tcMar>
+          </w:tcPr>
+          <w:p>
+            <w:pPr>
+              <w:keepNext w:val="0"/>
+              <w:spacing w:after="0" w:line="240" w:lineRule="auto"/>
+              <w:jc w:val="left"/>
+            </w:pPr>
+            <w:r>
+              <w:rPr>
+                <w:rFonts w:ascii="Times New Roman" w:hAnsi="Times New Roman" w:eastAsia="Times New Roman"/>
+                <w:sz w:val="28"/>
+              </w:rPr>
+              <w:t>В</w:t>
+            </w:r>
+          </w:p>
+        </w:tc>
+        <w:tc>
+          <w:tcPr>
+            <w:tcW w:type="dxa" w:w="2051"/>
+            <w:vAlign w:val="center"/>
+            <w:tcMar>
+              <w:top w:w="80" w:type="dxa"/>
+              <w:start w:w="100" w:type="dxa"/>
+              <w:bottom w:w="80" w:type="dxa"/>
+              <w:end w:w="100" w:type="dxa"/>
+            </w:tcMar>
+          </w:tcPr>
+          <w:p>
+            <w:pPr>
+              <w:keepNext w:val="0"/>
+              <w:spacing w:after="0" w:line="240" w:lineRule="auto"/>
+              <w:jc w:val="left"/>
+            </w:pPr>
+            <w:r>
+              <w:rPr>
+                <w:rFonts w:ascii="Times New Roman" w:hAnsi="Times New Roman" w:eastAsia="Times New Roman"/>
+                <w:sz w:val="28"/>
+              </w:rPr>
+              <w:t>Г</w:t>
+            </w:r>
+          </w:p>
+        </w:tc>
+        <w:tc>
+          <w:tcPr>
+            <w:tcW w:type="dxa" w:w="2051"/>
+            <w:vAlign w:val="center"/>
+            <w:tcMar>
+              <w:top w:w="80" w:type="dxa"/>
+              <w:start w:w="100" w:type="dxa"/>
+              <w:bottom w:w="80" w:type="dxa"/>
+              <w:end w:w="100" w:type="dxa"/>
+            </w:tcMar>
+          </w:tcPr>
+          <w:p>
+            <w:pPr>
+              <w:keepNext w:val="0"/>
+              <w:spacing w:after="0" w:line="240" w:lineRule="auto"/>
+              <w:jc w:val="left"/>
+            </w:pPr>
+            <w:r>
+              <w:rPr>
+                <w:rFonts w:ascii="Times New Roman" w:hAnsi="Times New Roman" w:eastAsia="Times New Roman"/>
+                <w:sz w:val="28"/>
+              </w:rPr>
+              <w:t>Д</w:t>
+            </w:r>
+          </w:p>
+        </w:tc>
+      </w:tr>
+      <w:tr>
+        <w:tc>
+          <w:tcPr>
+            <w:tcW w:type="dxa" w:w="2051"/>
+            <w:vAlign w:val="center"/>
+            <w:tcMar>
+              <w:top w:w="80" w:type="dxa"/>
+              <w:start w:w="100" w:type="dxa"/>
+              <w:bottom w:w="80" w:type="dxa"/>
+              <w:end w:w="100" w:type="dxa"/>
+            </w:tcMar>
+          </w:tcPr>
+          <w:p>
+            <w:pPr>
+              <w:keepNext w:val="0"/>
+              <w:spacing w:after="0" w:line="240" w:lineRule="auto"/>
+              <w:jc w:val="left"/>
+            </w:pPr>
+            <w:r>
+              <w:rPr>
+                <w:rFonts w:ascii="Times New Roman" w:hAnsi="Times New Roman" w:eastAsia="Times New Roman"/>
+                <w:sz w:val="28"/>
+              </w:rPr>
+            </w:r>
+          </w:p>
+        </w:tc>
+        <w:tc>
+          <w:tcPr>
+            <w:tcW w:type="dxa" w:w="2051"/>
+            <w:vAlign w:val="center"/>
+            <w:tcMar>
+              <w:top w:w="80" w:type="dxa"/>
+              <w:start w:w="100" w:type="dxa"/>
+              <w:bottom w:w="80" w:type="dxa"/>
+              <w:end w:w="100" w:type="dxa"/>
+            </w:tcMar>
+          </w:tcPr>
+          <w:p>
+            <w:pPr>
+              <w:keepNext w:val="0"/>
+              <w:spacing w:after="0" w:line="240" w:lineRule="auto"/>
+              <w:jc w:val="left"/>
+            </w:pPr>
+            <w:r>
+              <w:rPr>
+                <w:rFonts w:ascii="Times New Roman" w:hAnsi="Times New Roman" w:eastAsia="Times New Roman"/>
+                <w:sz w:val="28"/>
+              </w:rPr>
+            </w:r>
+          </w:p>
+        </w:tc>
+        <w:tc>
+          <w:tcPr>
+            <w:tcW w:type="dxa" w:w="2051"/>
+            <w:vAlign w:val="center"/>
+            <w:tcMar>
+              <w:top w:w="80" w:type="dxa"/>
+              <w:start w:w="100" w:type="dxa"/>
+              <w:bottom w:w="80" w:type="dxa"/>
+              <w:end w:w="100" w:type="dxa"/>
+            </w:tcMar>
+          </w:tcPr>
+          <w:p>
+            <w:pPr>
+              <w:keepNext w:val="0"/>
+              <w:spacing w:after="0" w:line="240" w:lineRule="auto"/>
+              <w:jc w:val="left"/>
+            </w:pPr>
+            <w:r>
+              <w:rPr>
+                <w:rFonts w:ascii="Times New Roman" w:hAnsi="Times New Roman" w:eastAsia="Times New Roman"/>
+                <w:sz w:val="28"/>
+              </w:rPr>
+            </w:r>
+          </w:p>
+        </w:tc>
+        <w:tc>
+          <w:tcPr>
+            <w:tcW w:type="dxa" w:w="2051"/>
+            <w:vAlign w:val="center"/>
+            <w:tcMar>
+              <w:top w:w="80" w:type="dxa"/>
+              <w:start w:w="100" w:type="dxa"/>
+              <w:bottom w:w="80" w:type="dxa"/>
+              <w:end w:w="100" w:type="dxa"/>
+            </w:tcMar>
+          </w:tcPr>
+          <w:p>
+            <w:pPr>
+              <w:keepNext w:val="0"/>
+              <w:spacing w:after="0" w:line="240" w:lineRule="auto"/>
+              <w:jc w:val="left"/>
+            </w:pPr>
+            <w:r>
+              <w:rPr>
+                <w:rFonts w:ascii="Times New Roman" w:hAnsi="Times New Roman" w:eastAsia="Times New Roman"/>
+                <w:sz w:val="28"/>
+              </w:rPr>
+            </w:r>
+          </w:p>
+        </w:tc>
+        <w:tc>
+          <w:tcPr>
+            <w:tcW w:type="dxa" w:w="2051"/>
+            <w:vAlign w:val="center"/>
+            <w:tcMar>
+              <w:top w:w="80" w:type="dxa"/>
+              <w:start w:w="100" w:type="dxa"/>
+              <w:bottom w:w="80" w:type="dxa"/>
+              <w:end w:w="100" w:type="dxa"/>
+            </w:tcMar>
+          </w:tcPr>
+          <w:p>
+            <w:pPr>
+              <w:keepNext w:val="0"/>
+              <w:spacing w:after="0" w:line="240" w:lineRule="auto"/>
+              <w:jc w:val="left"/>
+            </w:pPr>
+            <w:r>
+              <w:rPr>
+                <w:rFonts w:ascii="Times New Roman" w:hAnsi="Times New Roman" w:eastAsia="Times New Roman"/>
+                <w:sz w:val="28"/>
+              </w:rPr>
+            </w:r>
+          </w:p>
+        </w:tc>
+      </w:tr>
+    </w:tbl>
+    <w:p/>
+    <w:p>
+      <w:pPr>
+        <w:keepNext w:val="0"/>
+        <w:spacing w:after="60" w:line="240" w:lineRule="auto"/>
+        <w:jc w:val="both"/>
+      </w:pPr>
       <w:r>
         <w:rPr>
           <w:rFonts w:ascii="Times New Roman" w:hAnsi="Times New Roman" w:eastAsia="Times New Roman"/>
-          <w:color w:val="181A1F"/>
+          <w:b w:val="0"/>
+          <w:i w:val="0"/>
           <w:sz w:val="28"/>
         </w:rPr>
-        <w:br/>
+        <w:t>Ответ:</w:t>
+      </w:r>
+    </w:p>
+    <w:p>
+      <w:pPr>
+        <w:keepNext w:val="0"/>
+        <w:spacing w:after="60" w:line="240" w:lineRule="auto"/>
+        <w:jc w:val="both"/>
+      </w:pPr>
+      <w:r>
+        <w:rPr>
+          <w:rFonts w:ascii="Times New Roman" w:hAnsi="Times New Roman" w:eastAsia="Times New Roman"/>
+          <w:b/>
+          <w:sz w:val="28"/>
+        </w:rPr>
+        <w:t xml:space="preserve">№4 </w:t>
       </w:r>
       <w:r>
         <w:rPr>
           <w:rFonts w:ascii="Times New Roman" w:hAnsi="Times New Roman" w:eastAsia="Times New Roman"/>
           <w:b w:val="0"/>
           <w:i w:val="0"/>
-          <w:color w:val="181A1F"/>
           <w:sz w:val="28"/>
         </w:rPr>
-        <w:t>6) оппозиционная</w:t>
+        <w:t>В стране Z проводится реформа образования. Какие факты свидетельствуют о том, что реформа направлена на гуманизацию образования? Запишите цифры, под которыми они указаны.</w:t>
       </w:r>
     </w:p>
     <w:p>
       <w:pPr>
-        <w:keepNext/>
-        <w:widowControl/>
-        <w:spacing w:line="240" w:lineRule="auto" w:after="0" w:before="120"/>
-      </w:pPr>
-      <w:r>
-        <w:rPr>
-          <w:rFonts w:ascii="Times New Roman" w:hAnsi="Times New Roman" w:eastAsia="Times New Roman"/>
-          <w:b/>
-          <w:color w:val="181A1F"/>
-          <w:sz w:val="28"/>
-        </w:rPr>
-        <w:t>11.</w:t>
-      </w:r>
-    </w:p>
-    <w:p>
-      <w:pPr>
-        <w:widowControl/>
-        <w:spacing w:line="240" w:lineRule="auto" w:after="0"/>
+        <w:keepNext w:val="0"/>
+        <w:spacing w:after="60" w:line="240" w:lineRule="auto"/>
+        <w:jc w:val="both"/>
       </w:pPr>
       <w:r>
         <w:rPr>
           <w:rFonts w:ascii="Times New Roman" w:hAnsi="Times New Roman" w:eastAsia="Times New Roman"/>
           <w:b w:val="0"/>
           <w:i w:val="0"/>
-          <w:color w:val="181A1F"/>
           <w:sz w:val="28"/>
         </w:rPr>
-        <w:t>Выберите верные суждения об избирательных системах в демократическом государстве и запишите цифры, под которыми они указаны.</w:t>
+        <w:t>1) увеличение количества учебных предметов</w:t>
       </w:r>
     </w:p>
     <w:p>
       <w:pPr>
-        <w:widowControl/>
-        <w:spacing w:line="240" w:lineRule="auto" w:after="0"/>
+        <w:keepNext w:val="0"/>
+        <w:spacing w:after="60" w:line="240" w:lineRule="auto"/>
+        <w:jc w:val="both"/>
       </w:pPr>
       <w:r>
         <w:rPr>
           <w:rFonts w:ascii="Times New Roman" w:hAnsi="Times New Roman" w:eastAsia="Times New Roman"/>
           <w:b w:val="0"/>
           <w:i w:val="0"/>
-          <w:color w:val="181A1F"/>
           <w:sz w:val="28"/>
         </w:rPr>
-        <w:t>1) Пропорциональная избирательная система применяется на выборах в представительные органы.</w:t>
+        <w:t>2) сокращение времени изучения естественных наук</w:t>
       </w:r>
     </w:p>
     <w:p>
       <w:pPr>
-        <w:widowControl/>
-        <w:spacing w:line="240" w:lineRule="auto" w:after="0"/>
+        <w:keepNext w:val="0"/>
+        <w:spacing w:after="60" w:line="240" w:lineRule="auto"/>
+        <w:jc w:val="both"/>
       </w:pPr>
       <w:r>
         <w:rPr>
           <w:rFonts w:ascii="Times New Roman" w:hAnsi="Times New Roman" w:eastAsia="Times New Roman"/>
           <w:b w:val="0"/>
           <w:i w:val="0"/>
-          <w:color w:val="181A1F"/>
           <w:sz w:val="28"/>
         </w:rPr>
-        <w:t>2) Избирательные системы в демократическом государстве предполагают равенство возможностей политических партий и кандидатов, добровольность участия в выборах.</w:t>
+        <w:t>3) особое внимание к развитию личности ребёнка</w:t>
       </w:r>
     </w:p>
     <w:p>
       <w:pPr>
-        <w:widowControl/>
-        <w:spacing w:line="240" w:lineRule="auto" w:after="0"/>
+        <w:keepNext w:val="0"/>
+        <w:spacing w:after="60" w:line="240" w:lineRule="auto"/>
+        <w:jc w:val="both"/>
       </w:pPr>
       <w:r>
         <w:rPr>
           <w:rFonts w:ascii="Times New Roman" w:hAnsi="Times New Roman" w:eastAsia="Times New Roman"/>
           <w:b w:val="0"/>
           <w:i w:val="0"/>
-          <w:color w:val="181A1F"/>
           <w:sz w:val="28"/>
         </w:rPr>
-        <w:t>3) Достоинством пропорциональной избирательной системы считается участие различных политических сил в представительном органе в зависимости от их популярности у избирателей.</w:t>
+        <w:t>4) компьютеризация образовательного процесса</w:t>
       </w:r>
     </w:p>
     <w:p>
       <w:pPr>
-        <w:widowControl/>
-        <w:spacing w:line="240" w:lineRule="auto" w:after="0"/>
+        <w:keepNext w:val="0"/>
+        <w:spacing w:after="60" w:line="240" w:lineRule="auto"/>
+        <w:jc w:val="both"/>
       </w:pPr>
       <w:r>
         <w:rPr>
           <w:rFonts w:ascii="Times New Roman" w:hAnsi="Times New Roman" w:eastAsia="Times New Roman"/>
           <w:b w:val="0"/>
           <w:i w:val="0"/>
-          <w:color w:val="181A1F"/>
           <w:sz w:val="28"/>
         </w:rPr>
-        <w:t>4) При проведении выборов по мажоритарной системе депутатские мандаты распределяются между партийными списками в соответствии с голосами, поданными за эти списки.</w:t>
+        <w:t>5) ориентация на интересы и способности ученика</w:t>
       </w:r>
     </w:p>
     <w:p>
       <w:pPr>
-        <w:widowControl/>
-        <w:spacing w:line="240" w:lineRule="auto" w:after="0"/>
+        <w:keepNext w:val="0"/>
+        <w:spacing w:after="60" w:line="240" w:lineRule="auto"/>
+        <w:jc w:val="both"/>
       </w:pPr>
       <w:r>
         <w:rPr>
           <w:rFonts w:ascii="Times New Roman" w:hAnsi="Times New Roman" w:eastAsia="Times New Roman"/>
           <w:b w:val="0"/>
           <w:i w:val="0"/>
-          <w:color w:val="181A1F"/>
           <w:sz w:val="28"/>
         </w:rPr>
-        <w:t>5) Избирательные системы в демократических государствах обязательно предполагают проведение выборов в два тура.</w:t>
+        <w:t>6) применение технологий, сберегающих здоровье</w:t>
       </w:r>
     </w:p>
     <w:p>
       <w:pPr>
-        <w:keepNext/>
-        <w:widowControl/>
-        <w:spacing w:line="240" w:lineRule="auto" w:after="0" w:before="120"/>
-      </w:pPr>
-      <w:r>
-        <w:rPr>
-          <w:rFonts w:ascii="Times New Roman" w:hAnsi="Times New Roman" w:eastAsia="Times New Roman"/>
-          <w:b/>
-          <w:color w:val="181A1F"/>
-          <w:sz w:val="28"/>
-        </w:rPr>
-        <w:t>12.</w:t>
-      </w:r>
-    </w:p>
-    <w:p>
-      <w:pPr>
-        <w:widowControl/>
-        <w:spacing w:line="240" w:lineRule="auto" w:after="0"/>
+        <w:keepNext w:val="0"/>
+        <w:spacing w:after="60" w:line="240" w:lineRule="auto"/>
+        <w:jc w:val="both"/>
       </w:pPr>
       <w:r>
         <w:rPr>
           <w:rFonts w:ascii="Times New Roman" w:hAnsi="Times New Roman" w:eastAsia="Times New Roman"/>
           <w:b w:val="0"/>
           <w:i w:val="0"/>
-          <w:color w:val="181A1F"/>
-          <w:sz w:val="28"/>
-        </w:rPr>
-        <w:t>Ниже приведён перечень терминов. Все они, за исключением двух, связаны с понятием «политический режим».</w:t>
-      </w:r>
-    </w:p>
-    <w:p>
-      <w:pPr>
-        <w:widowControl/>
-        <w:spacing w:line="240" w:lineRule="auto" w:after="0"/>
-      </w:pPr>
-      <w:r>
-        <w:rPr>
-          <w:rFonts w:ascii="Times New Roman" w:hAnsi="Times New Roman" w:eastAsia="Times New Roman"/>
-          <w:b w:val="0"/>
-          <w:i w:val="0"/>
-          <w:color w:val="181A1F"/>
-          <w:sz w:val="28"/>
-        </w:rPr>
-        <w:t xml:space="preserve">1) авторитаризм; </w:t>
-      </w:r>
-    </w:p>
-    <w:p>
-      <w:pPr>
-        <w:widowControl/>
-        <w:spacing w:line="240" w:lineRule="auto" w:after="0"/>
-      </w:pPr>
-      <w:r>
-        <w:rPr>
-          <w:rFonts w:ascii="Times New Roman" w:hAnsi="Times New Roman" w:eastAsia="Times New Roman"/>
-          <w:b w:val="0"/>
-          <w:i w:val="0"/>
-          <w:color w:val="181A1F"/>
-          <w:sz w:val="28"/>
-        </w:rPr>
-        <w:t xml:space="preserve">2) федерализм; </w:t>
-      </w:r>
-    </w:p>
-    <w:p>
-      <w:pPr>
-        <w:widowControl/>
-        <w:spacing w:line="240" w:lineRule="auto" w:after="0"/>
-      </w:pPr>
-      <w:r>
-        <w:rPr>
-          <w:rFonts w:ascii="Times New Roman" w:hAnsi="Times New Roman" w:eastAsia="Times New Roman"/>
-          <w:b w:val="0"/>
-          <w:i w:val="0"/>
-          <w:color w:val="181A1F"/>
-          <w:sz w:val="28"/>
-        </w:rPr>
-        <w:t xml:space="preserve">3) тоталитаризм; </w:t>
-      </w:r>
-    </w:p>
-    <w:p>
-      <w:pPr>
-        <w:widowControl/>
-        <w:spacing w:line="240" w:lineRule="auto" w:after="0"/>
-      </w:pPr>
-      <w:r>
-        <w:rPr>
-          <w:rFonts w:ascii="Times New Roman" w:hAnsi="Times New Roman" w:eastAsia="Times New Roman"/>
-          <w:b w:val="0"/>
-          <w:i w:val="0"/>
-          <w:color w:val="181A1F"/>
-          <w:sz w:val="28"/>
-        </w:rPr>
-        <w:t xml:space="preserve">4) монархия; </w:t>
-      </w:r>
-    </w:p>
-    <w:p>
-      <w:pPr>
-        <w:widowControl/>
-        <w:spacing w:line="240" w:lineRule="auto" w:after="0"/>
-      </w:pPr>
-      <w:r>
-        <w:rPr>
-          <w:rFonts w:ascii="Times New Roman" w:hAnsi="Times New Roman" w:eastAsia="Times New Roman"/>
-          <w:b w:val="0"/>
-          <w:i w:val="0"/>
-          <w:color w:val="181A1F"/>
-          <w:sz w:val="28"/>
-        </w:rPr>
-        <w:t xml:space="preserve">5) демократия; </w:t>
-      </w:r>
-    </w:p>
-    <w:p>
-      <w:pPr>
-        <w:widowControl/>
-        <w:spacing w:line="240" w:lineRule="auto" w:after="0"/>
-      </w:pPr>
-      <w:r>
-        <w:rPr>
-          <w:rFonts w:ascii="Times New Roman" w:hAnsi="Times New Roman" w:eastAsia="Times New Roman"/>
-          <w:b w:val="0"/>
-          <w:i w:val="0"/>
-          <w:color w:val="181A1F"/>
-          <w:sz w:val="28"/>
-        </w:rPr>
-        <w:t>6) диктатура.</w:t>
-      </w:r>
-    </w:p>
-    <w:p>
-      <w:pPr>
-        <w:widowControl/>
-        <w:spacing w:line="240" w:lineRule="auto" w:after="0"/>
-      </w:pPr>
-      <w:r>
-        <w:rPr>
-          <w:rFonts w:ascii="Times New Roman" w:hAnsi="Times New Roman" w:eastAsia="Times New Roman"/>
-          <w:b w:val="0"/>
-          <w:i w:val="0"/>
-          <w:color w:val="181A1F"/>
-          <w:sz w:val="28"/>
-        </w:rPr>
-        <w:t>Найдите два термина, «выпадающие» из общего ряда, и запишите в таблицу цифры, под которыми они указаны.</w:t>
-      </w:r>
-    </w:p>
-    <w:p>
-      <w:pPr>
-        <w:keepNext/>
-        <w:widowControl/>
-        <w:spacing w:line="240" w:lineRule="auto" w:after="0" w:before="120"/>
-      </w:pPr>
-      <w:r>
-        <w:rPr>
-          <w:rFonts w:ascii="Times New Roman" w:hAnsi="Times New Roman" w:eastAsia="Times New Roman"/>
-          <w:b/>
-          <w:color w:val="181A1F"/>
-          <w:sz w:val="28"/>
-        </w:rPr>
-        <w:t>13.</w:t>
-      </w:r>
-    </w:p>
-    <w:p>
-      <w:pPr>
-        <w:widowControl/>
-        <w:spacing w:line="240" w:lineRule="auto" w:after="0"/>
-      </w:pPr>
-      <w:r>
-        <w:rPr>
-          <w:rFonts w:ascii="Times New Roman" w:hAnsi="Times New Roman" w:eastAsia="Times New Roman"/>
-          <w:b w:val="0"/>
-          <w:i w:val="0"/>
-          <w:color w:val="181A1F"/>
-          <w:sz w:val="28"/>
-        </w:rPr>
-        <w:t>Выберите верные суждения о политических партиях и общественно-политических движениях и запишите цифры, под которыми они указаны.</w:t>
-      </w:r>
-    </w:p>
-    <w:p>
-      <w:pPr>
-        <w:widowControl/>
-        <w:spacing w:line="240" w:lineRule="auto" w:after="0"/>
-      </w:pPr>
-      <w:r>
-        <w:rPr>
-          <w:rFonts w:ascii="Times New Roman" w:hAnsi="Times New Roman" w:eastAsia="Times New Roman"/>
-          <w:b w:val="0"/>
-          <w:i w:val="0"/>
-          <w:color w:val="181A1F"/>
-          <w:sz w:val="28"/>
-        </w:rPr>
-        <w:t>1) Политические партии участвуют в выборах в органы государственной власти и местного самоуправления.</w:t>
-      </w:r>
-    </w:p>
-    <w:p>
-      <w:pPr>
-        <w:widowControl/>
-        <w:spacing w:line="240" w:lineRule="auto" w:after="0"/>
-      </w:pPr>
-      <w:r>
-        <w:rPr>
-          <w:rFonts w:ascii="Times New Roman" w:hAnsi="Times New Roman" w:eastAsia="Times New Roman"/>
-          <w:b w:val="0"/>
-          <w:i w:val="0"/>
-          <w:color w:val="181A1F"/>
-          <w:sz w:val="28"/>
-        </w:rPr>
-        <w:t>2) Общественно-политические движения, в отличие от политических партий, ставят задачу получения государственной власти.</w:t>
-      </w:r>
-    </w:p>
-    <w:p>
-      <w:pPr>
-        <w:widowControl/>
-        <w:spacing w:line="240" w:lineRule="auto" w:after="0"/>
-      </w:pPr>
-      <w:r>
-        <w:rPr>
-          <w:rFonts w:ascii="Times New Roman" w:hAnsi="Times New Roman" w:eastAsia="Times New Roman"/>
-          <w:b w:val="0"/>
-          <w:i w:val="0"/>
-          <w:color w:val="181A1F"/>
-          <w:sz w:val="28"/>
-        </w:rPr>
-        <w:t>3) По отношению к действующей власти различают политические партии правящие и оппозиционные.</w:t>
-      </w:r>
-    </w:p>
-    <w:p>
-      <w:pPr>
-        <w:widowControl/>
-        <w:spacing w:line="240" w:lineRule="auto" w:after="0"/>
-      </w:pPr>
-      <w:r>
-        <w:rPr>
-          <w:rFonts w:ascii="Times New Roman" w:hAnsi="Times New Roman" w:eastAsia="Times New Roman"/>
-          <w:b w:val="0"/>
-          <w:i w:val="0"/>
-          <w:color w:val="181A1F"/>
-          <w:sz w:val="28"/>
-        </w:rPr>
-        <w:t>4) Социалистические партии провозглашают ценность порядка, традиций и стабильности развития; незыблемость моральных принципов, лежащих в основе семьи, религии и собственности.</w:t>
-      </w:r>
-    </w:p>
-    <w:p>
-      <w:pPr>
-        <w:widowControl/>
-        <w:spacing w:line="240" w:lineRule="auto" w:after="0"/>
-      </w:pPr>
-      <w:r>
-        <w:rPr>
-          <w:rFonts w:ascii="Times New Roman" w:hAnsi="Times New Roman" w:eastAsia="Times New Roman"/>
-          <w:b w:val="0"/>
-          <w:i w:val="0"/>
-          <w:color w:val="181A1F"/>
-          <w:sz w:val="28"/>
-        </w:rPr>
-        <w:t>5) Кадровые партии ориентированы на ближайшие выборы, формируются вокруг нескольких лидеров, имеют слабую организацию.</w:t>
-      </w:r>
-    </w:p>
-    <w:p>
-      <w:pPr>
-        <w:keepNext/>
-        <w:widowControl/>
-        <w:spacing w:line="240" w:lineRule="auto" w:after="0" w:before="120"/>
-      </w:pPr>
-      <w:r>
-        <w:rPr>
-          <w:rFonts w:ascii="Times New Roman" w:hAnsi="Times New Roman" w:eastAsia="Times New Roman"/>
-          <w:b/>
-          <w:color w:val="181A1F"/>
-          <w:sz w:val="28"/>
-        </w:rPr>
-        <w:t>14.</w:t>
-      </w:r>
-    </w:p>
-    <w:p>
-      <w:pPr>
-        <w:widowControl/>
-        <w:spacing w:line="240" w:lineRule="auto" w:after="0"/>
-      </w:pPr>
-      <w:r>
-        <w:rPr>
-          <w:rFonts w:ascii="Times New Roman" w:hAnsi="Times New Roman" w:eastAsia="Times New Roman"/>
-          <w:b w:val="0"/>
-          <w:i w:val="0"/>
-          <w:color w:val="181A1F"/>
-          <w:sz w:val="28"/>
-        </w:rPr>
-        <w:t>Выберите верные суждения о государстве и его функциях и запишите цифры, под которыми они указаны.</w:t>
-      </w:r>
-    </w:p>
-    <w:p>
-      <w:pPr>
-        <w:widowControl/>
-        <w:spacing w:line="240" w:lineRule="auto" w:after="0"/>
-      </w:pPr>
-      <w:r>
-        <w:rPr>
-          <w:rFonts w:ascii="Times New Roman" w:hAnsi="Times New Roman" w:eastAsia="Times New Roman"/>
-          <w:b w:val="0"/>
-          <w:i w:val="0"/>
-          <w:color w:val="181A1F"/>
-          <w:sz w:val="28"/>
-        </w:rPr>
-        <w:t>1) К внутренним функциям государства относится поддержание правопорядка.</w:t>
-      </w:r>
-    </w:p>
-    <w:p>
-      <w:pPr>
-        <w:widowControl/>
-        <w:spacing w:line="240" w:lineRule="auto" w:after="0"/>
-      </w:pPr>
-      <w:r>
-        <w:rPr>
-          <w:rFonts w:ascii="Times New Roman" w:hAnsi="Times New Roman" w:eastAsia="Times New Roman"/>
-          <w:b w:val="0"/>
-          <w:i w:val="0"/>
-          <w:color w:val="181A1F"/>
-          <w:sz w:val="28"/>
-        </w:rPr>
-        <w:t>2) Одним из признаков государства является публичность власти.</w:t>
-      </w:r>
-    </w:p>
-    <w:p>
-      <w:pPr>
-        <w:widowControl/>
-        <w:spacing w:line="240" w:lineRule="auto" w:after="0"/>
-      </w:pPr>
-      <w:r>
-        <w:rPr>
-          <w:rFonts w:ascii="Times New Roman" w:hAnsi="Times New Roman" w:eastAsia="Times New Roman"/>
-          <w:b w:val="0"/>
-          <w:i w:val="0"/>
-          <w:color w:val="181A1F"/>
-          <w:sz w:val="28"/>
-        </w:rPr>
-        <w:t>3) Реальные гарантии соблюдения прав человека лежат в основе любого государства.</w:t>
-      </w:r>
-    </w:p>
-    <w:p>
-      <w:pPr>
-        <w:widowControl/>
-        <w:spacing w:line="240" w:lineRule="auto" w:after="0"/>
-      </w:pPr>
-      <w:r>
-        <w:rPr>
-          <w:rFonts w:ascii="Times New Roman" w:hAnsi="Times New Roman" w:eastAsia="Times New Roman"/>
-          <w:b w:val="0"/>
-          <w:i w:val="0"/>
-          <w:color w:val="181A1F"/>
-          <w:sz w:val="28"/>
-        </w:rPr>
-        <w:t>4) Одна из внешнеполитических функций государства заключается в создании условий для нормального функционирования экономики.</w:t>
-      </w:r>
-    </w:p>
-    <w:p>
-      <w:pPr>
-        <w:widowControl/>
-        <w:spacing w:line="240" w:lineRule="auto" w:after="0"/>
-      </w:pPr>
-      <w:r>
-        <w:rPr>
-          <w:rFonts w:ascii="Times New Roman" w:hAnsi="Times New Roman" w:eastAsia="Times New Roman"/>
-          <w:b w:val="0"/>
-          <w:i w:val="0"/>
-          <w:color w:val="181A1F"/>
-          <w:sz w:val="28"/>
-        </w:rPr>
-        <w:t>5) Государство обладает исключительным правом принятия законов.</w:t>
-      </w:r>
-    </w:p>
-    <w:p>
-      <w:pPr>
-        <w:keepNext/>
-        <w:widowControl/>
-        <w:spacing w:line="240" w:lineRule="auto" w:after="0" w:before="120"/>
-      </w:pPr>
-      <w:r>
-        <w:rPr>
-          <w:rFonts w:ascii="Times New Roman" w:hAnsi="Times New Roman" w:eastAsia="Times New Roman"/>
-          <w:b/>
-          <w:color w:val="181A1F"/>
-          <w:sz w:val="28"/>
-        </w:rPr>
-        <w:t>15.</w:t>
-      </w:r>
-    </w:p>
-    <w:p>
-      <w:pPr>
-        <w:widowControl/>
-        <w:spacing w:line="240" w:lineRule="auto" w:after="0"/>
-      </w:pPr>
-      <w:r>
-        <w:rPr>
-          <w:rFonts w:ascii="Times New Roman" w:hAnsi="Times New Roman" w:eastAsia="Times New Roman"/>
-          <w:b w:val="0"/>
-          <w:i w:val="0"/>
-          <w:color w:val="181A1F"/>
-          <w:sz w:val="28"/>
-        </w:rPr>
-        <w:t>В государстве Z законодательную власть осуществляет парламент, а всенародно избираемый глава государства формирует правительство и возглавляет исполнительную власть; государственная или обязательная религия не установлена. Граждане обладают всей полнотой прав и свобод, развиты институты гражданского общества. Государство Z включает в себя территории субъектов, которые имеют право принятия собственных конституций. Найдите в приведённом ниже списке характеристики государства Z и запишите цифры, под которыми они указаны.</w:t>
-      </w:r>
-    </w:p>
-    <w:p>
-      <w:pPr>
-        <w:widowControl/>
-        <w:spacing w:line="240" w:lineRule="auto" w:after="0"/>
-      </w:pPr>
-      <w:r>
-        <w:rPr>
-          <w:rFonts w:ascii="Times New Roman" w:hAnsi="Times New Roman" w:eastAsia="Times New Roman"/>
-          <w:b w:val="0"/>
-          <w:i w:val="0"/>
-          <w:color w:val="181A1F"/>
-          <w:sz w:val="28"/>
-        </w:rPr>
-        <w:t>1) федеративное государство</w:t>
-      </w:r>
-    </w:p>
-    <w:p>
-      <w:pPr>
-        <w:widowControl/>
-        <w:spacing w:line="240" w:lineRule="auto" w:after="0"/>
-      </w:pPr>
-      <w:r>
-        <w:rPr>
-          <w:rFonts w:ascii="Times New Roman" w:hAnsi="Times New Roman" w:eastAsia="Times New Roman"/>
-          <w:b w:val="0"/>
-          <w:i w:val="0"/>
-          <w:color w:val="181A1F"/>
-          <w:sz w:val="28"/>
-        </w:rPr>
-        <w:t>2) демократическое государство</w:t>
-      </w:r>
-    </w:p>
-    <w:p>
-      <w:pPr>
-        <w:widowControl/>
-        <w:spacing w:line="240" w:lineRule="auto" w:after="0"/>
-      </w:pPr>
-      <w:r>
-        <w:rPr>
-          <w:rFonts w:ascii="Times New Roman" w:hAnsi="Times New Roman" w:eastAsia="Times New Roman"/>
-          <w:b w:val="0"/>
-          <w:i w:val="0"/>
-          <w:color w:val="181A1F"/>
-          <w:sz w:val="28"/>
-        </w:rPr>
-        <w:t>3) светское государство</w:t>
-      </w:r>
-    </w:p>
-    <w:p>
-      <w:pPr>
-        <w:widowControl/>
-        <w:spacing w:line="240" w:lineRule="auto" w:after="0"/>
-      </w:pPr>
-      <w:r>
-        <w:rPr>
-          <w:rFonts w:ascii="Times New Roman" w:hAnsi="Times New Roman" w:eastAsia="Times New Roman"/>
-          <w:b w:val="0"/>
-          <w:i w:val="0"/>
-          <w:color w:val="181A1F"/>
-          <w:sz w:val="28"/>
-        </w:rPr>
-        <w:t>4) конституционная монархия</w:t>
-      </w:r>
-    </w:p>
-    <w:p>
-      <w:pPr>
-        <w:widowControl/>
-        <w:spacing w:line="240" w:lineRule="auto" w:after="0"/>
-      </w:pPr>
-      <w:r>
-        <w:rPr>
-          <w:rFonts w:ascii="Times New Roman" w:hAnsi="Times New Roman" w:eastAsia="Times New Roman"/>
-          <w:b w:val="0"/>
-          <w:i w:val="0"/>
-          <w:color w:val="181A1F"/>
-          <w:sz w:val="28"/>
-        </w:rPr>
-        <w:t>5) президентская республика</w:t>
-      </w:r>
-    </w:p>
-    <w:p>
-      <w:pPr>
-        <w:widowControl/>
-        <w:spacing w:line="240" w:lineRule="auto" w:after="0"/>
-      </w:pPr>
-      <w:r>
-        <w:rPr>
-          <w:rFonts w:ascii="Times New Roman" w:hAnsi="Times New Roman" w:eastAsia="Times New Roman"/>
-          <w:b w:val="0"/>
-          <w:i w:val="0"/>
-          <w:color w:val="181A1F"/>
-          <w:sz w:val="28"/>
-        </w:rPr>
-        <w:t>6) унитарное государство</w:t>
-      </w:r>
-    </w:p>
-    <w:p>
-      <w:pPr>
-        <w:keepNext/>
-        <w:widowControl/>
-        <w:spacing w:line="240" w:lineRule="auto" w:after="0" w:before="120"/>
-      </w:pPr>
-      <w:r>
-        <w:rPr>
-          <w:rFonts w:ascii="Times New Roman" w:hAnsi="Times New Roman" w:eastAsia="Times New Roman"/>
-          <w:b/>
-          <w:color w:val="181A1F"/>
-          <w:sz w:val="28"/>
-        </w:rPr>
-        <w:t>16.</w:t>
-      </w:r>
-    </w:p>
-    <w:p>
-      <w:pPr>
-        <w:widowControl/>
-        <w:spacing w:line="240" w:lineRule="auto" w:after="0"/>
-      </w:pPr>
-      <w:r>
-        <w:rPr>
-          <w:rFonts w:ascii="Times New Roman" w:hAnsi="Times New Roman" w:eastAsia="Times New Roman"/>
-          <w:b w:val="0"/>
-          <w:i w:val="0"/>
-          <w:color w:val="181A1F"/>
-          <w:sz w:val="28"/>
-        </w:rPr>
-        <w:t>Выберите верные суждения о государстве и запишите цифры, под которыми они указаны.</w:t>
-      </w:r>
-    </w:p>
-    <w:p>
-      <w:pPr>
-        <w:widowControl/>
-        <w:spacing w:line="240" w:lineRule="auto" w:after="0"/>
-      </w:pPr>
-      <w:r>
-        <w:rPr>
-          <w:rFonts w:ascii="Times New Roman" w:hAnsi="Times New Roman" w:eastAsia="Times New Roman"/>
-          <w:b w:val="0"/>
-          <w:i w:val="0"/>
-          <w:color w:val="181A1F"/>
-          <w:sz w:val="28"/>
-        </w:rPr>
-        <w:t>1) Государство располагает специальным аппаратом в целях осуществления управленческой, охранительной функций.</w:t>
-      </w:r>
-    </w:p>
-    <w:p>
-      <w:pPr>
-        <w:widowControl/>
-        <w:spacing w:line="240" w:lineRule="auto" w:after="0"/>
-      </w:pPr>
-      <w:r>
-        <w:rPr>
-          <w:rFonts w:ascii="Times New Roman" w:hAnsi="Times New Roman" w:eastAsia="Times New Roman"/>
-          <w:b w:val="0"/>
-          <w:i w:val="0"/>
-          <w:color w:val="181A1F"/>
-          <w:sz w:val="28"/>
-        </w:rPr>
-        <w:t>2) К признакам государства относят публичность, суверенитет, монополию на издание законов и взимание налогов.</w:t>
-      </w:r>
-    </w:p>
-    <w:p>
-      <w:pPr>
-        <w:widowControl/>
-        <w:spacing w:line="240" w:lineRule="auto" w:after="0"/>
-      </w:pPr>
-      <w:r>
-        <w:rPr>
-          <w:rFonts w:ascii="Times New Roman" w:hAnsi="Times New Roman" w:eastAsia="Times New Roman"/>
-          <w:b w:val="0"/>
-          <w:i w:val="0"/>
-          <w:color w:val="181A1F"/>
-          <w:sz w:val="28"/>
-        </w:rPr>
-        <w:t>3) Любое государство как главный политический институт призвано полностью контролировать жизнь общества для обеспечения правопорядка и безопасности.</w:t>
-      </w:r>
-    </w:p>
-    <w:p>
-      <w:pPr>
-        <w:widowControl/>
-        <w:spacing w:line="240" w:lineRule="auto" w:after="0"/>
-      </w:pPr>
-      <w:r>
-        <w:rPr>
-          <w:rFonts w:ascii="Times New Roman" w:hAnsi="Times New Roman" w:eastAsia="Times New Roman"/>
-          <w:b w:val="0"/>
-          <w:i w:val="0"/>
-          <w:color w:val="181A1F"/>
-          <w:sz w:val="28"/>
-        </w:rPr>
-        <w:t>4) Демократическое государство руководствуется в своей деятельности правами человека и интересами большинства граждан.</w:t>
-      </w:r>
-    </w:p>
-    <w:p>
-      <w:pPr>
-        <w:widowControl/>
-        <w:spacing w:line="240" w:lineRule="auto" w:after="0"/>
-      </w:pPr>
-      <w:r>
-        <w:rPr>
-          <w:rFonts w:ascii="Times New Roman" w:hAnsi="Times New Roman" w:eastAsia="Times New Roman"/>
-          <w:b w:val="0"/>
-          <w:i w:val="0"/>
-          <w:color w:val="181A1F"/>
-          <w:sz w:val="28"/>
-        </w:rPr>
-        <w:t>5) По форме государственного (территориального) устройства выделяют республиканские, федеративные и конфедеративные государства.</w:t>
-      </w:r>
-    </w:p>
-    <w:p>
-      <w:pPr>
-        <w:widowControl/>
-        <w:spacing w:line="240" w:lineRule="auto" w:after="0"/>
-      </w:pPr>
-      <w:r>
-        <w:rPr>
-          <w:rFonts w:ascii="Times New Roman" w:hAnsi="Times New Roman" w:eastAsia="Times New Roman"/>
-          <w:color w:val="181A1F"/>
-          <w:sz w:val="28"/>
-        </w:rPr>
-        <w:br w:type="page"/>
-      </w:r>
-    </w:p>
-    <w:p>
-      <w:pPr>
-        <w:pStyle w:val="Heading1"/>
-        <w:keepNext/>
-        <w:widowControl/>
-        <w:spacing w:line="240" w:lineRule="auto" w:after="60" w:before="160"/>
-      </w:pPr>
-      <w:r>
-        <w:rPr>
-          <w:rFonts w:ascii="Times New Roman" w:hAnsi="Times New Roman" w:eastAsia="Times New Roman"/>
-          <w:b/>
-          <w:color w:val="181A1F"/>
-          <w:sz w:val="28"/>
-        </w:rPr>
-        <w:t>Часть 2</w:t>
-      </w:r>
-    </w:p>
-    <w:p>
-      <w:pPr>
-        <w:widowControl/>
-        <w:spacing w:line="240" w:lineRule="auto" w:after="0"/>
-      </w:pPr>
-      <w:r>
-        <w:rPr>
-          <w:rFonts w:ascii="Times New Roman" w:hAnsi="Times New Roman" w:eastAsia="Times New Roman"/>
-          <w:color w:val="181A1F"/>
-          <w:sz w:val="28"/>
-        </w:rPr>
-        <w:t>Для заданий 17–25 запишите полный развёрнутый ответ. Каждый вопрос самодостаточен и тематически соответствует варианту.</w:t>
-      </w:r>
-    </w:p>
-    <w:p>
-      <w:pPr>
-        <w:keepNext/>
-        <w:widowControl/>
-        <w:spacing w:line="240" w:lineRule="auto" w:after="0" w:before="120"/>
-      </w:pPr>
-      <w:r>
-        <w:rPr>
-          <w:rFonts w:ascii="Times New Roman" w:hAnsi="Times New Roman" w:eastAsia="Times New Roman"/>
-          <w:b/>
-          <w:color w:val="181A1F"/>
-          <w:sz w:val="28"/>
-        </w:rPr>
-        <w:t>17.</w:t>
-      </w:r>
-    </w:p>
-    <w:p>
-      <w:pPr>
-        <w:widowControl/>
-        <w:spacing w:line="240" w:lineRule="auto" w:after="0"/>
-      </w:pPr>
-      <w:r>
-        <w:rPr>
-          <w:rFonts w:ascii="Times New Roman" w:hAnsi="Times New Roman" w:eastAsia="Times New Roman"/>
-          <w:b w:val="0"/>
-          <w:i w:val="0"/>
-          <w:color w:val="181A1F"/>
-          <w:sz w:val="28"/>
-        </w:rPr>
-        <w:t>Демократии как разновидности политического режима присущи следующие основные признаки, выделяемые в научной литературе. — Гарантированность прав и свобод человека и гражданина. Речь идет в первую очередь о личных и политических правах (так называемых «правах первого поколения» или «естественных правах») человека и гражданина. К гарантированным в демократическом государстве правам следует отнести также и социальные права, «права второго поколения» — право на достойную жизнь, право на труд, на повышение своего культурного статуса.</w:t>
-      </w:r>
-    </w:p>
-    <w:p>
-      <w:pPr>
-        <w:widowControl/>
-        <w:spacing w:line="240" w:lineRule="auto" w:after="0"/>
-      </w:pPr>
-      <w:r>
-        <w:rPr>
-          <w:rFonts w:ascii="Times New Roman" w:hAnsi="Times New Roman" w:eastAsia="Times New Roman"/>
-          <w:b w:val="0"/>
-          <w:i w:val="0"/>
-          <w:color w:val="181A1F"/>
-          <w:sz w:val="28"/>
-        </w:rPr>
-        <w:t>Гарантированность прав и свобод человека и гражданина может быть обеспечена двумя способами: эффективным участием гражданина в осуществлении публичной власти и общественным контролем над принимаемыми решениями…</w:t>
-      </w:r>
-    </w:p>
-    <w:p>
-      <w:pPr>
-        <w:widowControl/>
-        <w:spacing w:line="240" w:lineRule="auto" w:after="0"/>
-      </w:pPr>
-      <w:r>
-        <w:rPr>
-          <w:rFonts w:ascii="Times New Roman" w:hAnsi="Times New Roman" w:eastAsia="Times New Roman"/>
-          <w:b w:val="0"/>
-          <w:i w:val="0"/>
-          <w:color w:val="181A1F"/>
-          <w:sz w:val="28"/>
-        </w:rPr>
-        <w:t>Равенство прав… Проблематичный аспект равенства прав и возможностей — это соотношение между равенством и равноправием. Равноправие, в отличие от равенства, предполагает, что любой человек обладает равными правами и возможностями, поскольку, исходя из первоначальных фактических различий между людьми (как психических, так и физических), фактическое равенство не только в принципе недостижимо, но и социально неоправдано. Признак равноправия применительно к политическому режиму предполагает, во-первых, что в политических отношениях имеют право участвовать все граждане государства (за исключением особо установленных законом категорий — несовершеннолетние, умалишенные и т.д.). Если речь идет о такой важной форме реализации прав, как голосование, то все участвующие в голосовании имеют равные и реальные возможности для голосования, все голоса имеют равную сил. Во-вторых, к признаку равноправия относится такая важная характеристика демократии, как плюрализм. Плюрализм проявляется в свободе создания политических и иных ассоциаций, в политическом, культурном, идеологическом и ином многообразии…</w:t>
-      </w:r>
-    </w:p>
-    <w:p>
-      <w:pPr>
-        <w:widowControl/>
-        <w:spacing w:line="240" w:lineRule="auto" w:after="0"/>
-      </w:pPr>
-      <w:r>
-        <w:rPr>
-          <w:rFonts w:ascii="Times New Roman" w:hAnsi="Times New Roman" w:eastAsia="Times New Roman"/>
-          <w:b w:val="0"/>
-          <w:i w:val="0"/>
-          <w:color w:val="181A1F"/>
-          <w:sz w:val="28"/>
-        </w:rPr>
-        <w:t>Противоположными демократии являются авторитарные и тоталитарные политические режимы, различаемые по степени жесткости…Причинами сохранения авторитаризма в современном мире являются: неразвитость гражданского общества и экономическая отсталость; преобладание вертикальных связей и отношений патронажно-клиентального типа в обществе; господство подданнического типа политической культуры; высокая степень конфликтности в развивающихся обществах. Тоталитаризм — такой политический режим, суть которого состоит в полной узурпации публичной власти правящей элитой, лишении человека каких-либо прав и полной унификации всех общественных отношений. (Д. Лубинин)</w:t>
-      </w:r>
-    </w:p>
-    <w:p>
-      <w:pPr>
-        <w:widowControl/>
-        <w:spacing w:line="240" w:lineRule="auto" w:after="0"/>
-      </w:pPr>
-      <w:r>
-        <w:rPr>
-          <w:rFonts w:ascii="Times New Roman" w:hAnsi="Times New Roman" w:eastAsia="Times New Roman"/>
-          <w:b w:val="0"/>
-          <w:i w:val="0"/>
-          <w:color w:val="181A1F"/>
-          <w:sz w:val="28"/>
-        </w:rPr>
-        <w:t>Какие способы обеспечения гарантированности прав и свобод человека и гражданина приводит автор? Какие признаки равноправия применительно к политическому режиму он называет? Как автор характеризует суть тоталитарного режима?</w:t>
-      </w:r>
-    </w:p>
-    <w:p>
-      <w:pPr>
-        <w:widowControl/>
-        <w:spacing w:line="240" w:lineRule="auto" w:after="0"/>
-      </w:pPr>
-      <w:r>
-        <w:rPr>
-          <w:rFonts w:ascii="Times New Roman" w:hAnsi="Times New Roman" w:eastAsia="Times New Roman"/>
-          <w:color w:val="181A1F"/>
           <w:sz w:val="28"/>
         </w:rPr>
         <w:t>Ответ:</w:t>
@@ -2245,125 +912,119 @@
     </w:p>
     <w:p>
       <w:pPr>
-        <w:keepNext/>
-        <w:widowControl/>
-        <w:spacing w:line="240" w:lineRule="auto" w:after="0" w:before="120"/>
+        <w:keepNext w:val="0"/>
+        <w:spacing w:after="60" w:line="240" w:lineRule="auto"/>
+        <w:jc w:val="both"/>
       </w:pPr>
       <w:r>
         <w:rPr>
           <w:rFonts w:ascii="Times New Roman" w:hAnsi="Times New Roman" w:eastAsia="Times New Roman"/>
           <w:b/>
-          <w:color w:val="181A1F"/>
           <w:sz w:val="28"/>
         </w:rPr>
-        <w:t>18.</w:t>
+        <w:t xml:space="preserve">№5 </w:t>
       </w:r>
-    </w:p>
-    <w:p>
-      <w:pPr>
-        <w:widowControl/>
-        <w:spacing w:line="240" w:lineRule="auto" w:after="0"/>
-      </w:pPr>
       <w:r>
         <w:rPr>
           <w:rFonts w:ascii="Times New Roman" w:hAnsi="Times New Roman" w:eastAsia="Times New Roman"/>
           <w:b w:val="0"/>
           <w:i w:val="0"/>
-          <w:color w:val="181A1F"/>
           <w:sz w:val="28"/>
         </w:rPr>
-        <w:t xml:space="preserve">Понятие политической системы наряду с политической властью является сегодня одним из центральных в политологии. Единого определения, как и другие понятия, оно не имеет. И это объяснимо: многообразие представлений о политике не может не породить многообразия представлений обо всём, что с ней связано. Термин «политическая система» состоит из двух слов, и его содержание определяется применением понятия системы к сфере политического. Где начинается и где заканчивается политическое? Где та граница, которая разделяет политические и неполитические явления: деятельность, власть, процессы, системы? </w:t>
+        <w:t>Выберите верные суждения об экономическом росте и запишите цифры, под которыми они указаны.</w:t>
       </w:r>
     </w:p>
     <w:p>
       <w:pPr>
-        <w:widowControl/>
-        <w:spacing w:line="240" w:lineRule="auto" w:after="0"/>
+        <w:keepNext w:val="0"/>
+        <w:spacing w:after="60" w:line="240" w:lineRule="auto"/>
+        <w:jc w:val="both"/>
       </w:pPr>
       <w:r>
         <w:rPr>
           <w:rFonts w:ascii="Times New Roman" w:hAnsi="Times New Roman" w:eastAsia="Times New Roman"/>
           <w:b w:val="0"/>
           <w:i w:val="0"/>
-          <w:color w:val="181A1F"/>
           <w:sz w:val="28"/>
         </w:rPr>
-        <w:t>Не вызывает сомнения, что всё политическое так или иначе связано с государством, с государственной властью. Партии создаются для того, чтобы бороться за места в парламенте. Лидер становится политическим только тогда, когда он претендует на руководящее кресло в государственном учреждении или чего-то добивается от государства. Всякая политика утратила бы смысл, не будь государства.</w:t>
+        <w:t>1) Экстенсивный экономический рост обеспечивается за счёт более рационального использования прежнего объёма ресурсов.</w:t>
       </w:r>
     </w:p>
     <w:p>
       <w:pPr>
-        <w:widowControl/>
-        <w:spacing w:line="240" w:lineRule="auto" w:after="0"/>
+        <w:keepNext w:val="0"/>
+        <w:spacing w:after="60" w:line="240" w:lineRule="auto"/>
+        <w:jc w:val="both"/>
       </w:pPr>
       <w:r>
         <w:rPr>
           <w:rFonts w:ascii="Times New Roman" w:hAnsi="Times New Roman" w:eastAsia="Times New Roman"/>
           <w:b w:val="0"/>
           <w:i w:val="0"/>
-          <w:color w:val="181A1F"/>
           <w:sz w:val="28"/>
         </w:rPr>
-        <w:t>Но столь же очевидно, что не всё государственное является политическим. Многие функции, связанные с организацией внутренней деятельности государственных учреждений, имеют явно неполитический характер. Политической может быть только публичная деятельность государства, т.е. такая деятельность, которая затрагивает интересы широких слоёв или больших социальных групп. Но и в публичной деятельности государства есть сферы, которые мы не относим к политике. Это государственное управление в интересах всего общества. Не принято относить к политической сфере организацию здравоохранения, народного образования, дорожного движения и многое другое. Только там, где с помощью государства осуществляется согласование интересов различных социальных групп или посредством государства реализуются интересы одних групп в ущерб другим, начинается политика. В государственной деятельности следует, таким образом, отличать политическое и неполитическое (технологическое) управление. (О Ф. Шабров)</w:t>
+        <w:t>2) Экономическому росту способствует увеличение до определённого предела масштабов производства, позволяющее экономить ресурсы и наращивать объёмы выпуска продукции.</w:t>
       </w:r>
     </w:p>
     <w:p>
       <w:pPr>
-        <w:widowControl/>
-        <w:spacing w:line="240" w:lineRule="auto" w:after="0"/>
+        <w:keepNext w:val="0"/>
+        <w:spacing w:after="60" w:line="240" w:lineRule="auto"/>
+        <w:jc w:val="both"/>
       </w:pPr>
       <w:r>
         <w:rPr>
           <w:rFonts w:ascii="Times New Roman" w:hAnsi="Times New Roman" w:eastAsia="Times New Roman"/>
           <w:b w:val="0"/>
           <w:i w:val="0"/>
-          <w:color w:val="181A1F"/>
           <w:sz w:val="28"/>
         </w:rPr>
-        <w:t xml:space="preserve">Как автор объясняет отсутствие единого определения политической системы? </w:t>
+        <w:t>3) К интенсивным факторам экономического роста относят увеличение физического капитала фирм.</w:t>
       </w:r>
     </w:p>
     <w:p>
       <w:pPr>
-        <w:widowControl/>
-        <w:spacing w:line="240" w:lineRule="auto" w:after="0"/>
+        <w:keepNext w:val="0"/>
+        <w:spacing w:after="60" w:line="240" w:lineRule="auto"/>
+        <w:jc w:val="both"/>
       </w:pPr>
       <w:r>
         <w:rPr>
           <w:rFonts w:ascii="Times New Roman" w:hAnsi="Times New Roman" w:eastAsia="Times New Roman"/>
           <w:b w:val="0"/>
           <w:i w:val="0"/>
-          <w:color w:val="181A1F"/>
           <w:sz w:val="28"/>
         </w:rPr>
-        <w:t xml:space="preserve">Какие политические институты названы в тексте (укажите любые два политических института)? </w:t>
+        <w:t>4) Интенсивным фактором роста и развития современной экономики является высококачественный человеческий капитал.</w:t>
       </w:r>
     </w:p>
     <w:p>
       <w:pPr>
-        <w:widowControl/>
-        <w:spacing w:line="240" w:lineRule="auto" w:after="0"/>
+        <w:keepNext w:val="0"/>
+        <w:spacing w:after="60" w:line="240" w:lineRule="auto"/>
+        <w:jc w:val="both"/>
       </w:pPr>
       <w:r>
         <w:rPr>
           <w:rFonts w:ascii="Times New Roman" w:hAnsi="Times New Roman" w:eastAsia="Times New Roman"/>
           <w:b w:val="0"/>
           <w:i w:val="0"/>
-          <w:color w:val="181A1F"/>
           <w:sz w:val="28"/>
         </w:rPr>
-        <w:t>В какой ситуации лидер, по мнению автора, становится политическим?</w:t>
+        <w:t>5) Стабильный экономический рост возможен за счёт повсеместного внедрения инноваций.</w:t>
       </w:r>
     </w:p>
     <w:p>
       <w:pPr>
-        <w:widowControl/>
-        <w:spacing w:line="240" w:lineRule="auto" w:after="0"/>
+        <w:keepNext w:val="0"/>
+        <w:spacing w:after="60" w:line="240" w:lineRule="auto"/>
+        <w:jc w:val="both"/>
       </w:pPr>
       <w:r>
         <w:rPr>
           <w:rFonts w:ascii="Times New Roman" w:hAnsi="Times New Roman" w:eastAsia="Times New Roman"/>
-          <w:color w:val="181A1F"/>
+          <w:b w:val="0"/>
+          <w:i w:val="0"/>
           <w:sz w:val="28"/>
         </w:rPr>
         <w:t>Ответ:</w:t>
@@ -2371,45 +1032,451 @@
     </w:p>
     <w:p>
       <w:pPr>
-        <w:keepNext/>
-        <w:widowControl/>
-        <w:spacing w:line="240" w:lineRule="auto" w:after="0" w:before="120"/>
+        <w:keepNext w:val="0"/>
+        <w:spacing w:after="60" w:line="240" w:lineRule="auto"/>
+        <w:jc w:val="both"/>
       </w:pPr>
       <w:r>
         <w:rPr>
           <w:rFonts w:ascii="Times New Roman" w:hAnsi="Times New Roman" w:eastAsia="Times New Roman"/>
           <w:b/>
-          <w:color w:val="181A1F"/>
           <w:sz w:val="28"/>
         </w:rPr>
-        <w:t>19.</w:t>
+        <w:t xml:space="preserve">№6 </w:t>
       </w:r>
-    </w:p>
-    <w:p>
-      <w:pPr>
-        <w:widowControl/>
-        <w:spacing w:line="240" w:lineRule="auto" w:after="0"/>
-      </w:pPr>
       <w:r>
         <w:rPr>
           <w:rFonts w:ascii="Times New Roman" w:hAnsi="Times New Roman" w:eastAsia="Times New Roman"/>
           <w:b w:val="0"/>
           <w:i w:val="0"/>
-          <w:color w:val="181A1F"/>
           <w:sz w:val="28"/>
         </w:rPr>
-        <w:t>Субъект может активно участвовать в политической жизни или уклоняться от такого участия. Используя обществоведческие знания, приведите три аргумента, подтверждающих возможные негативные последствия массового уклонения граждан от участия в политической жизни общества. (Каждый аргумент должен быть сформулирован как распространённое предложение.)</w:t>
+        <w:t>Установите соответствие между примерами и видами издержек фирмы в краткосрочном периоде: к каждой позиции, данной в первом столбце, подберите соответствующую позицию из второго столбца.</w:t>
       </w:r>
     </w:p>
+    <w:tbl>
+      <w:tblPr>
+        <w:tblStyle w:val="TableGrid"/>
+        <w:tblW w:type="auto" w:w="0"/>
+        <w:tblLayout w:type="autofit"/>
+        <w:tblLook w:firstColumn="1" w:firstRow="1" w:lastColumn="0" w:lastRow="0" w:noHBand="0" w:noVBand="1" w:val="04A0"/>
+      </w:tblPr>
+      <w:tblGrid>
+        <w:gridCol w:w="5128"/>
+        <w:gridCol w:w="5128"/>
+      </w:tblGrid>
+      <w:tr>
+        <w:tc>
+          <w:tcPr>
+            <w:tcW w:type="dxa" w:w="5128"/>
+            <w:vAlign w:val="center"/>
+            <w:tcMar>
+              <w:top w:w="80" w:type="dxa"/>
+              <w:start w:w="100" w:type="dxa"/>
+              <w:bottom w:w="80" w:type="dxa"/>
+              <w:end w:w="100" w:type="dxa"/>
+            </w:tcMar>
+          </w:tcPr>
+          <w:p>
+            <w:pPr>
+              <w:keepNext w:val="0"/>
+              <w:spacing w:after="0" w:line="240" w:lineRule="auto"/>
+              <w:jc w:val="left"/>
+            </w:pPr>
+            <w:r>
+              <w:rPr>
+                <w:rFonts w:ascii="Times New Roman" w:hAnsi="Times New Roman" w:eastAsia="Times New Roman"/>
+                <w:sz w:val="28"/>
+              </w:rPr>
+              <w:t>ПРИМЕРЫ</w:t>
+            </w:r>
+          </w:p>
+        </w:tc>
+        <w:tc>
+          <w:tcPr>
+            <w:tcW w:type="dxa" w:w="5128"/>
+            <w:vAlign w:val="center"/>
+            <w:tcMar>
+              <w:top w:w="80" w:type="dxa"/>
+              <w:start w:w="100" w:type="dxa"/>
+              <w:bottom w:w="80" w:type="dxa"/>
+              <w:end w:w="100" w:type="dxa"/>
+            </w:tcMar>
+          </w:tcPr>
+          <w:p>
+            <w:pPr>
+              <w:keepNext w:val="0"/>
+              <w:spacing w:after="0" w:line="240" w:lineRule="auto"/>
+              <w:jc w:val="left"/>
+            </w:pPr>
+            <w:r>
+              <w:rPr>
+                <w:rFonts w:ascii="Times New Roman" w:hAnsi="Times New Roman" w:eastAsia="Times New Roman"/>
+                <w:sz w:val="28"/>
+              </w:rPr>
+              <w:t>ВИДЫ ИЗДЕРЖЕК ФИРМЫ В КРАТКОСРОЧНОМ ПЕРИОДЕ</w:t>
+            </w:r>
+          </w:p>
+        </w:tc>
+      </w:tr>
+      <w:tr>
+        <w:tc>
+          <w:tcPr>
+            <w:tcW w:type="dxa" w:w="5128"/>
+            <w:vAlign w:val="center"/>
+            <w:tcMar>
+              <w:top w:w="80" w:type="dxa"/>
+              <w:start w:w="100" w:type="dxa"/>
+              <w:bottom w:w="80" w:type="dxa"/>
+              <w:end w:w="100" w:type="dxa"/>
+            </w:tcMar>
+          </w:tcPr>
+          <w:p>
+            <w:pPr>
+              <w:keepNext w:val="0"/>
+              <w:spacing w:after="0" w:line="240" w:lineRule="auto"/>
+              <w:jc w:val="left"/>
+            </w:pPr>
+            <w:r>
+              <w:rPr>
+                <w:rFonts w:ascii="Times New Roman" w:hAnsi="Times New Roman" w:eastAsia="Times New Roman"/>
+                <w:sz w:val="28"/>
+              </w:rPr>
+              <w:t>А) арендная плата за помещениеБ) транспортные расходыВ) амортизационные отчисленияГ) плата за потреблённую электроэнергиюД) выплата сдельной заработной платы работникам</w:t>
+            </w:r>
+          </w:p>
+        </w:tc>
+        <w:tc>
+          <w:tcPr>
+            <w:tcW w:type="dxa" w:w="5128"/>
+            <w:vAlign w:val="center"/>
+            <w:tcMar>
+              <w:top w:w="80" w:type="dxa"/>
+              <w:start w:w="100" w:type="dxa"/>
+              <w:bottom w:w="80" w:type="dxa"/>
+              <w:end w:w="100" w:type="dxa"/>
+            </w:tcMar>
+          </w:tcPr>
+          <w:p>
+            <w:pPr>
+              <w:keepNext w:val="0"/>
+              <w:spacing w:after="0" w:line="240" w:lineRule="auto"/>
+              <w:jc w:val="left"/>
+            </w:pPr>
+            <w:r>
+              <w:rPr>
+                <w:rFonts w:ascii="Times New Roman" w:hAnsi="Times New Roman" w:eastAsia="Times New Roman"/>
+                <w:sz w:val="28"/>
+              </w:rPr>
+              <w:t>1) постоянные2) переменные</w:t>
+            </w:r>
+          </w:p>
+        </w:tc>
+      </w:tr>
+    </w:tbl>
+    <w:p/>
     <w:p>
       <w:pPr>
-        <w:widowControl/>
-        <w:spacing w:line="240" w:lineRule="auto" w:after="0"/>
+        <w:keepNext w:val="0"/>
+        <w:spacing w:after="60" w:line="240" w:lineRule="auto"/>
+        <w:jc w:val="both"/>
       </w:pPr>
       <w:r>
         <w:rPr>
           <w:rFonts w:ascii="Times New Roman" w:hAnsi="Times New Roman" w:eastAsia="Times New Roman"/>
-          <w:color w:val="181A1F"/>
+          <w:b w:val="0"/>
+          <w:i w:val="0"/>
+          <w:sz w:val="28"/>
+        </w:rPr>
+        <w:t>Запишите в ответ цифры, расположив их в порядке, соответствующем буквам:</w:t>
+      </w:r>
+    </w:p>
+    <w:tbl>
+      <w:tblPr>
+        <w:tblStyle w:val="TableGrid"/>
+        <w:tblW w:type="auto" w:w="0"/>
+        <w:tblLayout w:type="autofit"/>
+        <w:tblLook w:firstColumn="1" w:firstRow="1" w:lastColumn="0" w:lastRow="0" w:noHBand="0" w:noVBand="1" w:val="04A0"/>
+      </w:tblPr>
+      <w:tblGrid>
+        <w:gridCol w:w="2051"/>
+        <w:gridCol w:w="2051"/>
+        <w:gridCol w:w="2051"/>
+        <w:gridCol w:w="2051"/>
+        <w:gridCol w:w="2051"/>
+      </w:tblGrid>
+      <w:tr>
+        <w:tc>
+          <w:tcPr>
+            <w:tcW w:type="dxa" w:w="2051"/>
+            <w:vAlign w:val="center"/>
+            <w:tcMar>
+              <w:top w:w="80" w:type="dxa"/>
+              <w:start w:w="100" w:type="dxa"/>
+              <w:bottom w:w="80" w:type="dxa"/>
+              <w:end w:w="100" w:type="dxa"/>
+            </w:tcMar>
+          </w:tcPr>
+          <w:p>
+            <w:pPr>
+              <w:keepNext w:val="0"/>
+              <w:spacing w:after="0" w:line="240" w:lineRule="auto"/>
+              <w:jc w:val="left"/>
+            </w:pPr>
+            <w:r>
+              <w:rPr>
+                <w:rFonts w:ascii="Times New Roman" w:hAnsi="Times New Roman" w:eastAsia="Times New Roman"/>
+                <w:sz w:val="28"/>
+              </w:rPr>
+              <w:t>А</w:t>
+            </w:r>
+          </w:p>
+        </w:tc>
+        <w:tc>
+          <w:tcPr>
+            <w:tcW w:type="dxa" w:w="2051"/>
+            <w:vAlign w:val="center"/>
+            <w:tcMar>
+              <w:top w:w="80" w:type="dxa"/>
+              <w:start w:w="100" w:type="dxa"/>
+              <w:bottom w:w="80" w:type="dxa"/>
+              <w:end w:w="100" w:type="dxa"/>
+            </w:tcMar>
+          </w:tcPr>
+          <w:p>
+            <w:pPr>
+              <w:keepNext w:val="0"/>
+              <w:spacing w:after="0" w:line="240" w:lineRule="auto"/>
+              <w:jc w:val="left"/>
+            </w:pPr>
+            <w:r>
+              <w:rPr>
+                <w:rFonts w:ascii="Times New Roman" w:hAnsi="Times New Roman" w:eastAsia="Times New Roman"/>
+                <w:sz w:val="28"/>
+              </w:rPr>
+              <w:t>Б</w:t>
+            </w:r>
+          </w:p>
+        </w:tc>
+        <w:tc>
+          <w:tcPr>
+            <w:tcW w:type="dxa" w:w="2051"/>
+            <w:vAlign w:val="center"/>
+            <w:tcMar>
+              <w:top w:w="80" w:type="dxa"/>
+              <w:start w:w="100" w:type="dxa"/>
+              <w:bottom w:w="80" w:type="dxa"/>
+              <w:end w:w="100" w:type="dxa"/>
+            </w:tcMar>
+          </w:tcPr>
+          <w:p>
+            <w:pPr>
+              <w:keepNext w:val="0"/>
+              <w:spacing w:after="0" w:line="240" w:lineRule="auto"/>
+              <w:jc w:val="left"/>
+            </w:pPr>
+            <w:r>
+              <w:rPr>
+                <w:rFonts w:ascii="Times New Roman" w:hAnsi="Times New Roman" w:eastAsia="Times New Roman"/>
+                <w:sz w:val="28"/>
+              </w:rPr>
+              <w:t>В</w:t>
+            </w:r>
+          </w:p>
+        </w:tc>
+        <w:tc>
+          <w:tcPr>
+            <w:tcW w:type="dxa" w:w="2051"/>
+            <w:vAlign w:val="center"/>
+            <w:tcMar>
+              <w:top w:w="80" w:type="dxa"/>
+              <w:start w:w="100" w:type="dxa"/>
+              <w:bottom w:w="80" w:type="dxa"/>
+              <w:end w:w="100" w:type="dxa"/>
+            </w:tcMar>
+          </w:tcPr>
+          <w:p>
+            <w:pPr>
+              <w:keepNext w:val="0"/>
+              <w:spacing w:after="0" w:line="240" w:lineRule="auto"/>
+              <w:jc w:val="left"/>
+            </w:pPr>
+            <w:r>
+              <w:rPr>
+                <w:rFonts w:ascii="Times New Roman" w:hAnsi="Times New Roman" w:eastAsia="Times New Roman"/>
+                <w:sz w:val="28"/>
+              </w:rPr>
+              <w:t>Г</w:t>
+            </w:r>
+          </w:p>
+        </w:tc>
+        <w:tc>
+          <w:tcPr>
+            <w:tcW w:type="dxa" w:w="2051"/>
+            <w:vAlign w:val="center"/>
+            <w:tcMar>
+              <w:top w:w="80" w:type="dxa"/>
+              <w:start w:w="100" w:type="dxa"/>
+              <w:bottom w:w="80" w:type="dxa"/>
+              <w:end w:w="100" w:type="dxa"/>
+            </w:tcMar>
+          </w:tcPr>
+          <w:p>
+            <w:pPr>
+              <w:keepNext w:val="0"/>
+              <w:spacing w:after="0" w:line="240" w:lineRule="auto"/>
+              <w:jc w:val="left"/>
+            </w:pPr>
+            <w:r>
+              <w:rPr>
+                <w:rFonts w:ascii="Times New Roman" w:hAnsi="Times New Roman" w:eastAsia="Times New Roman"/>
+                <w:sz w:val="28"/>
+              </w:rPr>
+              <w:t>Д</w:t>
+            </w:r>
+          </w:p>
+        </w:tc>
+      </w:tr>
+      <w:tr>
+        <w:tc>
+          <w:tcPr>
+            <w:tcW w:type="dxa" w:w="2051"/>
+            <w:vAlign w:val="center"/>
+            <w:tcMar>
+              <w:top w:w="80" w:type="dxa"/>
+              <w:start w:w="100" w:type="dxa"/>
+              <w:bottom w:w="80" w:type="dxa"/>
+              <w:end w:w="100" w:type="dxa"/>
+            </w:tcMar>
+          </w:tcPr>
+          <w:p>
+            <w:pPr>
+              <w:keepNext w:val="0"/>
+              <w:spacing w:after="0" w:line="240" w:lineRule="auto"/>
+              <w:jc w:val="left"/>
+            </w:pPr>
+            <w:r>
+              <w:rPr>
+                <w:rFonts w:ascii="Times New Roman" w:hAnsi="Times New Roman" w:eastAsia="Times New Roman"/>
+                <w:sz w:val="28"/>
+              </w:rPr>
+            </w:r>
+          </w:p>
+        </w:tc>
+        <w:tc>
+          <w:tcPr>
+            <w:tcW w:type="dxa" w:w="2051"/>
+            <w:vAlign w:val="center"/>
+            <w:tcMar>
+              <w:top w:w="80" w:type="dxa"/>
+              <w:start w:w="100" w:type="dxa"/>
+              <w:bottom w:w="80" w:type="dxa"/>
+              <w:end w:w="100" w:type="dxa"/>
+            </w:tcMar>
+          </w:tcPr>
+          <w:p>
+            <w:pPr>
+              <w:keepNext w:val="0"/>
+              <w:spacing w:after="0" w:line="240" w:lineRule="auto"/>
+              <w:jc w:val="left"/>
+            </w:pPr>
+            <w:r>
+              <w:rPr>
+                <w:rFonts w:ascii="Times New Roman" w:hAnsi="Times New Roman" w:eastAsia="Times New Roman"/>
+                <w:sz w:val="28"/>
+              </w:rPr>
+            </w:r>
+          </w:p>
+        </w:tc>
+        <w:tc>
+          <w:tcPr>
+            <w:tcW w:type="dxa" w:w="2051"/>
+            <w:vAlign w:val="center"/>
+            <w:tcMar>
+              <w:top w:w="80" w:type="dxa"/>
+              <w:start w:w="100" w:type="dxa"/>
+              <w:bottom w:w="80" w:type="dxa"/>
+              <w:end w:w="100" w:type="dxa"/>
+            </w:tcMar>
+          </w:tcPr>
+          <w:p>
+            <w:pPr>
+              <w:keepNext w:val="0"/>
+              <w:spacing w:after="0" w:line="240" w:lineRule="auto"/>
+              <w:jc w:val="left"/>
+            </w:pPr>
+            <w:r>
+              <w:rPr>
+                <w:rFonts w:ascii="Times New Roman" w:hAnsi="Times New Roman" w:eastAsia="Times New Roman"/>
+                <w:sz w:val="28"/>
+              </w:rPr>
+            </w:r>
+          </w:p>
+        </w:tc>
+        <w:tc>
+          <w:tcPr>
+            <w:tcW w:type="dxa" w:w="2051"/>
+            <w:vAlign w:val="center"/>
+            <w:tcMar>
+              <w:top w:w="80" w:type="dxa"/>
+              <w:start w:w="100" w:type="dxa"/>
+              <w:bottom w:w="80" w:type="dxa"/>
+              <w:end w:w="100" w:type="dxa"/>
+            </w:tcMar>
+          </w:tcPr>
+          <w:p>
+            <w:pPr>
+              <w:keepNext w:val="0"/>
+              <w:spacing w:after="0" w:line="240" w:lineRule="auto"/>
+              <w:jc w:val="left"/>
+            </w:pPr>
+            <w:r>
+              <w:rPr>
+                <w:rFonts w:ascii="Times New Roman" w:hAnsi="Times New Roman" w:eastAsia="Times New Roman"/>
+                <w:sz w:val="28"/>
+              </w:rPr>
+            </w:r>
+          </w:p>
+        </w:tc>
+        <w:tc>
+          <w:tcPr>
+            <w:tcW w:type="dxa" w:w="2051"/>
+            <w:vAlign w:val="center"/>
+            <w:tcMar>
+              <w:top w:w="80" w:type="dxa"/>
+              <w:start w:w="100" w:type="dxa"/>
+              <w:bottom w:w="80" w:type="dxa"/>
+              <w:end w:w="100" w:type="dxa"/>
+            </w:tcMar>
+          </w:tcPr>
+          <w:p>
+            <w:pPr>
+              <w:keepNext w:val="0"/>
+              <w:spacing w:after="0" w:line="240" w:lineRule="auto"/>
+              <w:jc w:val="left"/>
+            </w:pPr>
+            <w:r>
+              <w:rPr>
+                <w:rFonts w:ascii="Times New Roman" w:hAnsi="Times New Roman" w:eastAsia="Times New Roman"/>
+                <w:sz w:val="28"/>
+              </w:rPr>
+            </w:r>
+          </w:p>
+        </w:tc>
+      </w:tr>
+    </w:tbl>
+    <w:p/>
+    <w:p>
+      <w:pPr>
+        <w:keepNext w:val="0"/>
+        <w:spacing w:after="60" w:line="240" w:lineRule="auto"/>
+        <w:jc w:val="both"/>
+      </w:pPr>
+      <w:r>
+        <w:rPr>
+          <w:rFonts w:ascii="Times New Roman" w:hAnsi="Times New Roman" w:eastAsia="Times New Roman"/>
+          <w:b w:val="0"/>
+          <w:i w:val="0"/>
           <w:sz w:val="28"/>
         </w:rPr>
         <w:t>Ответ:</w:t>
@@ -2417,45 +1484,135 @@
     </w:p>
     <w:p>
       <w:pPr>
-        <w:keepNext/>
-        <w:widowControl/>
-        <w:spacing w:line="240" w:lineRule="auto" w:after="0" w:before="120"/>
+        <w:keepNext w:val="0"/>
+        <w:spacing w:after="60" w:line="240" w:lineRule="auto"/>
+        <w:jc w:val="both"/>
       </w:pPr>
       <w:r>
         <w:rPr>
           <w:rFonts w:ascii="Times New Roman" w:hAnsi="Times New Roman" w:eastAsia="Times New Roman"/>
           <w:b/>
-          <w:color w:val="181A1F"/>
           <w:sz w:val="28"/>
         </w:rPr>
-        <w:t>20.</w:t>
+        <w:t xml:space="preserve">№7 </w:t>
       </w:r>
-    </w:p>
-    <w:p>
-      <w:pPr>
-        <w:widowControl/>
-        <w:spacing w:line="240" w:lineRule="auto" w:after="0"/>
-      </w:pPr>
       <w:r>
         <w:rPr>
           <w:rFonts w:ascii="Times New Roman" w:hAnsi="Times New Roman" w:eastAsia="Times New Roman"/>
           <w:b w:val="0"/>
           <w:i w:val="0"/>
-          <w:color w:val="181A1F"/>
           <w:sz w:val="28"/>
         </w:rPr>
-        <w:t>Используя обществоведческие знания, сформулируйте три суждения о том, что политический процесс отражает характер социальной динамики. (Каждое суждение должно быть сформулировано как распространённое предложение.)</w:t>
+        <w:t>В стране Z основным собственником ресурсов и производственных мощностей является государство. Какие из перечисленных признаков позволяют сделать вывод о том, что в стране Z командная (плановая) экономика? Запишите цифры, под которыми указаны эти признаки.</w:t>
       </w:r>
     </w:p>
     <w:p>
       <w:pPr>
-        <w:widowControl/>
-        <w:spacing w:line="240" w:lineRule="auto" w:after="0"/>
+        <w:keepNext w:val="0"/>
+        <w:spacing w:after="60" w:line="240" w:lineRule="auto"/>
+        <w:jc w:val="both"/>
       </w:pPr>
       <w:r>
         <w:rPr>
           <w:rFonts w:ascii="Times New Roman" w:hAnsi="Times New Roman" w:eastAsia="Times New Roman"/>
-          <w:color w:val="181A1F"/>
+          <w:b w:val="0"/>
+          <w:i w:val="0"/>
+          <w:sz w:val="28"/>
+        </w:rPr>
+        <w:t>1) директивное ценообразование</w:t>
+      </w:r>
+    </w:p>
+    <w:p>
+      <w:pPr>
+        <w:keepNext w:val="0"/>
+        <w:spacing w:after="60" w:line="240" w:lineRule="auto"/>
+        <w:jc w:val="both"/>
+      </w:pPr>
+      <w:r>
+        <w:rPr>
+          <w:rFonts w:ascii="Times New Roman" w:hAnsi="Times New Roman" w:eastAsia="Times New Roman"/>
+          <w:b w:val="0"/>
+          <w:i w:val="0"/>
+          <w:sz w:val="28"/>
+        </w:rPr>
+        <w:t>2) конкуренция производителей</w:t>
+      </w:r>
+    </w:p>
+    <w:p>
+      <w:pPr>
+        <w:keepNext w:val="0"/>
+        <w:spacing w:after="60" w:line="240" w:lineRule="auto"/>
+        <w:jc w:val="both"/>
+      </w:pPr>
+      <w:r>
+        <w:rPr>
+          <w:rFonts w:ascii="Times New Roman" w:hAnsi="Times New Roman" w:eastAsia="Times New Roman"/>
+          <w:b w:val="0"/>
+          <w:i w:val="0"/>
+          <w:sz w:val="28"/>
+        </w:rPr>
+        <w:t>3) централизованное распределение факторов производства</w:t>
+      </w:r>
+    </w:p>
+    <w:p>
+      <w:pPr>
+        <w:keepNext w:val="0"/>
+        <w:spacing w:after="60" w:line="240" w:lineRule="auto"/>
+        <w:jc w:val="both"/>
+      </w:pPr>
+      <w:r>
+        <w:rPr>
+          <w:rFonts w:ascii="Times New Roman" w:hAnsi="Times New Roman" w:eastAsia="Times New Roman"/>
+          <w:b w:val="0"/>
+          <w:i w:val="0"/>
+          <w:sz w:val="28"/>
+        </w:rPr>
+        <w:t>4) регулирование производства на основе хозяйственного опыта предков</w:t>
+      </w:r>
+    </w:p>
+    <w:p>
+      <w:pPr>
+        <w:keepNext w:val="0"/>
+        <w:spacing w:after="60" w:line="240" w:lineRule="auto"/>
+        <w:jc w:val="both"/>
+      </w:pPr>
+      <w:r>
+        <w:rPr>
+          <w:rFonts w:ascii="Times New Roman" w:hAnsi="Times New Roman" w:eastAsia="Times New Roman"/>
+          <w:b w:val="0"/>
+          <w:i w:val="0"/>
+          <w:sz w:val="28"/>
+        </w:rPr>
+        <w:t>5) действие механизмов спроса и предложения</w:t>
+      </w:r>
+    </w:p>
+    <w:p>
+      <w:pPr>
+        <w:keepNext w:val="0"/>
+        <w:spacing w:after="60" w:line="240" w:lineRule="auto"/>
+        <w:jc w:val="both"/>
+      </w:pPr>
+      <w:r>
+        <w:rPr>
+          <w:rFonts w:ascii="Times New Roman" w:hAnsi="Times New Roman" w:eastAsia="Times New Roman"/>
+          <w:b w:val="0"/>
+          <w:i w:val="0"/>
+          <w:sz w:val="28"/>
+        </w:rPr>
+        <w:t>6) установление государством объёмов производства на каждом предприятии</w:t>
+      </w:r>
+    </w:p>
+    <w:p>
+      <w:pPr>
+        <w:keepNext w:val="0"/>
+        <w:spacing w:after="60" w:line="240" w:lineRule="auto"/>
+        <w:jc w:val="both"/>
+      </w:pPr>
+      <w:r>
+        <w:rPr>
+          <w:rFonts w:ascii="Times New Roman" w:hAnsi="Times New Roman" w:eastAsia="Times New Roman"/>
+          <w:b w:val="0"/>
+          <w:i w:val="0"/>
           <w:sz w:val="28"/>
         </w:rPr>
         <w:t>Ответ:</w:t>
@@ -2463,45 +1620,119 @@
     </w:p>
     <w:p>
       <w:pPr>
-        <w:keepNext/>
-        <w:widowControl/>
-        <w:spacing w:line="240" w:lineRule="auto" w:after="0" w:before="120"/>
+        <w:keepNext w:val="0"/>
+        <w:spacing w:after="60" w:line="240" w:lineRule="auto"/>
+        <w:jc w:val="both"/>
       </w:pPr>
       <w:r>
         <w:rPr>
           <w:rFonts w:ascii="Times New Roman" w:hAnsi="Times New Roman" w:eastAsia="Times New Roman"/>
           <w:b/>
-          <w:color w:val="181A1F"/>
           <w:sz w:val="28"/>
         </w:rPr>
-        <w:t>21.</w:t>
+        <w:t xml:space="preserve">№8 </w:t>
       </w:r>
-    </w:p>
-    <w:p>
-      <w:pPr>
-        <w:widowControl/>
-        <w:spacing w:line="240" w:lineRule="auto" w:after="0"/>
-      </w:pPr>
       <w:r>
         <w:rPr>
           <w:rFonts w:ascii="Times New Roman" w:hAnsi="Times New Roman" w:eastAsia="Times New Roman"/>
           <w:b w:val="0"/>
           <w:i w:val="0"/>
-          <w:color w:val="181A1F"/>
           <w:sz w:val="28"/>
         </w:rPr>
-        <w:t>Приведите три аргумента, подтверждающие, что в демократическом обществе на вопрос: “должны ли те, кто находится на общественном иждивении, пользоваться теми же свободами, что и прочие члены общества” может быть дан только положительный ответ. (Каждый аргумент должен быть сформулирован как распространённое предложение.)</w:t>
+        <w:t>Выберите верные суждения о социальной стратификации и запишите цифры, под которыми они указаны.</w:t>
       </w:r>
     </w:p>
     <w:p>
       <w:pPr>
-        <w:widowControl/>
-        <w:spacing w:line="240" w:lineRule="auto" w:after="0"/>
+        <w:keepNext w:val="0"/>
+        <w:spacing w:after="60" w:line="240" w:lineRule="auto"/>
+        <w:jc w:val="both"/>
       </w:pPr>
       <w:r>
         <w:rPr>
           <w:rFonts w:ascii="Times New Roman" w:hAnsi="Times New Roman" w:eastAsia="Times New Roman"/>
-          <w:color w:val="181A1F"/>
+          <w:b w:val="0"/>
+          <w:i w:val="0"/>
+          <w:sz w:val="28"/>
+        </w:rPr>
+        <w:t xml:space="preserve">1) Понятие «социальная стратификация» обозначает систему признаков и критериев социального расслоения в обществе. </w:t>
+      </w:r>
+    </w:p>
+    <w:p>
+      <w:pPr>
+        <w:keepNext w:val="0"/>
+        <w:spacing w:after="60" w:line="240" w:lineRule="auto"/>
+        <w:jc w:val="both"/>
+      </w:pPr>
+      <w:r>
+        <w:rPr>
+          <w:rFonts w:ascii="Times New Roman" w:hAnsi="Times New Roman" w:eastAsia="Times New Roman"/>
+          <w:b w:val="0"/>
+          <w:i w:val="0"/>
+          <w:sz w:val="28"/>
+        </w:rPr>
+        <w:t>2) Учёные выделяют два вида социальной стратификации: прогрессивную и регрессивную.</w:t>
+      </w:r>
+    </w:p>
+    <w:p>
+      <w:pPr>
+        <w:keepNext w:val="0"/>
+        <w:spacing w:after="60" w:line="240" w:lineRule="auto"/>
+        <w:jc w:val="both"/>
+      </w:pPr>
+      <w:r>
+        <w:rPr>
+          <w:rFonts w:ascii="Times New Roman" w:hAnsi="Times New Roman" w:eastAsia="Times New Roman"/>
+          <w:b w:val="0"/>
+          <w:i w:val="0"/>
+          <w:sz w:val="28"/>
+        </w:rPr>
+        <w:t>3) К критериям социальной стратификации относят объем власти.</w:t>
+      </w:r>
+    </w:p>
+    <w:p>
+      <w:pPr>
+        <w:keepNext w:val="0"/>
+        <w:spacing w:after="60" w:line="240" w:lineRule="auto"/>
+        <w:jc w:val="both"/>
+      </w:pPr>
+      <w:r>
+        <w:rPr>
+          <w:rFonts w:ascii="Times New Roman" w:hAnsi="Times New Roman" w:eastAsia="Times New Roman"/>
+          <w:b w:val="0"/>
+          <w:i w:val="0"/>
+          <w:sz w:val="28"/>
+        </w:rPr>
+        <w:t xml:space="preserve">4) Одним из критериев социальной стратификации являются индивидуальные психологические черты человека. </w:t>
+      </w:r>
+    </w:p>
+    <w:p>
+      <w:pPr>
+        <w:keepNext w:val="0"/>
+        <w:spacing w:after="60" w:line="240" w:lineRule="auto"/>
+        <w:jc w:val="both"/>
+      </w:pPr>
+      <w:r>
+        <w:rPr>
+          <w:rFonts w:ascii="Times New Roman" w:hAnsi="Times New Roman" w:eastAsia="Times New Roman"/>
+          <w:b w:val="0"/>
+          <w:i w:val="0"/>
+          <w:sz w:val="28"/>
+        </w:rPr>
+        <w:t>5) Деление общества на страты осуществляется исходя из неравенства социальных дистанций между ними.</w:t>
+      </w:r>
+    </w:p>
+    <w:p>
+      <w:pPr>
+        <w:keepNext w:val="0"/>
+        <w:spacing w:after="60" w:line="240" w:lineRule="auto"/>
+        <w:jc w:val="both"/>
+      </w:pPr>
+      <w:r>
+        <w:rPr>
+          <w:rFonts w:ascii="Times New Roman" w:hAnsi="Times New Roman" w:eastAsia="Times New Roman"/>
+          <w:b w:val="0"/>
+          <w:i w:val="0"/>
           <w:sz w:val="28"/>
         </w:rPr>
         <w:t>Ответ:</w:t>
@@ -2509,62 +1740,175 @@
     </w:p>
     <w:p>
       <w:pPr>
-        <w:keepNext/>
-        <w:widowControl/>
-        <w:spacing w:line="240" w:lineRule="auto" w:after="0" w:before="120"/>
+        <w:keepNext w:val="0"/>
+        <w:spacing w:after="60" w:line="240" w:lineRule="auto"/>
+        <w:jc w:val="both"/>
       </w:pPr>
       <w:r>
         <w:rPr>
           <w:rFonts w:ascii="Times New Roman" w:hAnsi="Times New Roman" w:eastAsia="Times New Roman"/>
           <w:b/>
-          <w:color w:val="181A1F"/>
           <w:sz w:val="28"/>
         </w:rPr>
-        <w:t>22.</w:t>
+        <w:t xml:space="preserve">№9 </w:t>
       </w:r>
-    </w:p>
-    <w:p>
-      <w:pPr>
-        <w:widowControl/>
-        <w:spacing w:line="240" w:lineRule="auto" w:after="0"/>
-      </w:pPr>
       <w:r>
         <w:rPr>
           <w:rFonts w:ascii="Times New Roman" w:hAnsi="Times New Roman" w:eastAsia="Times New Roman"/>
           <w:b w:val="0"/>
           <w:i w:val="0"/>
-          <w:color w:val="181A1F"/>
           <w:sz w:val="28"/>
         </w:rPr>
-        <w:t xml:space="preserve">В государстве Z субъекты не обладают политической самостоятельностью. Во главе государства стоит партия, поддерживающая традиции. Все сферы жизни общества контролируются государством. Правящая партия борется против экономической системы, в которой преобладает частная собственность, предпринимательство свободное. На государственном уровне одобряется тип семей, в котором глава семьи мужчина, домашние обязанности распределяются по гендерному признаку. - </w:t>
+        <w:t>В ходе социологических опросов совершеннолетних граждан им предложили определить, что может оказать значительное влияние на успешную самореализацию. (Можно было дать несколько вариантов ответа). Полученные результаты (в % от числа опрошенных) представлены в виде диаграммы.</w:t>
       </w:r>
     </w:p>
     <w:p>
       <w:pPr>
-        <w:widowControl/>
-        <w:spacing w:line="240" w:lineRule="auto" w:after="0"/>
+        <w:spacing w:after="80"/>
+        <w:jc w:val="center"/>
+      </w:pPr>
+      <w:r>
+        <w:drawing>
+          <wp:inline xmlns:a="http://schemas.openxmlformats.org/drawingml/2006/main" xmlns:pic="http://schemas.openxmlformats.org/drawingml/2006/picture">
+            <wp:extent cx="3780000" cy="3780000"/>
+            <wp:docPr id="1" name="Picture 1"/>
+            <wp:cNvGraphicFramePr>
+              <a:graphicFrameLocks noChangeAspect="1"/>
+            </wp:cNvGraphicFramePr>
+            <a:graphic>
+              <a:graphicData uri="http://schemas.openxmlformats.org/drawingml/2006/picture">
+                <pic:pic>
+                  <pic:nvPicPr>
+                    <pic:cNvPr id="0" name="asset-0024.png"/>
+                    <pic:cNvPicPr/>
+                  </pic:nvPicPr>
+                  <pic:blipFill>
+                    <a:blip r:embed="rId9"/>
+                    <a:stretch>
+                      <a:fillRect/>
+                    </a:stretch>
+                  </pic:blipFill>
+                  <pic:spPr>
+                    <a:xfrm>
+                      <a:off x="0" y="0"/>
+                      <a:ext cx="3780000" cy="3780000"/>
+                    </a:xfrm>
+                    <a:prstGeom prst="rect"/>
+                  </pic:spPr>
+                </pic:pic>
+              </a:graphicData>
+            </a:graphic>
+          </wp:inline>
+        </w:drawing>
+      </w:r>
+    </w:p>
+    <w:p>
+      <w:pPr>
+        <w:keepNext w:val="0"/>
+        <w:spacing w:after="60" w:line="240" w:lineRule="auto"/>
+        <w:jc w:val="both"/>
       </w:pPr>
       <w:r>
         <w:rPr>
           <w:rFonts w:ascii="Times New Roman" w:hAnsi="Times New Roman" w:eastAsia="Times New Roman"/>
           <w:b w:val="0"/>
           <w:i w:val="0"/>
-          <w:color w:val="181A1F"/>
           <w:sz w:val="28"/>
         </w:rPr>
-        <w:t>Какой политический режим в государстве Z? Приведена ли в тексте форма правления государства? Объясните свой ответ. Какой тип экономической системы критикуется правящей партией страны Z? Какой тип семьи по отношению супругов поддерживается на государственном уровне?</w:t>
+        <w:t>Найдите в приведённом списке выводы, которые можно сделать на основе диаграммы, и запишите цифры, под которыми они указаны.</w:t>
       </w:r>
     </w:p>
     <w:p>
       <w:pPr>
-        <w:widowControl/>
-        <w:spacing w:line="240" w:lineRule="auto" w:after="0"/>
+        <w:keepNext w:val="0"/>
+        <w:spacing w:after="60" w:line="240" w:lineRule="auto"/>
+        <w:jc w:val="both"/>
       </w:pPr>
       <w:r>
         <w:rPr>
           <w:rFonts w:ascii="Times New Roman" w:hAnsi="Times New Roman" w:eastAsia="Times New Roman"/>
-          <w:color w:val="181A1F"/>
+          <w:b w:val="0"/>
+          <w:i w:val="0"/>
+          <w:sz w:val="28"/>
+        </w:rPr>
+        <w:t>1) Доля тех, кто указал заинтересованность близких людей, среди юношей больше, чем среди девушек.</w:t>
+      </w:r>
+    </w:p>
+    <w:p>
+      <w:pPr>
+        <w:keepNext w:val="0"/>
+        <w:spacing w:after="60" w:line="240" w:lineRule="auto"/>
+        <w:jc w:val="both"/>
+      </w:pPr>
+      <w:r>
+        <w:rPr>
+          <w:rFonts w:ascii="Times New Roman" w:hAnsi="Times New Roman" w:eastAsia="Times New Roman"/>
+          <w:b w:val="0"/>
+          <w:i w:val="0"/>
+          <w:sz w:val="28"/>
+        </w:rPr>
+        <w:t>2) Доля тех, кто отметил способность преодолевать собственную лень, среди девушек больше, чем среди юношей.</w:t>
+      </w:r>
+    </w:p>
+    <w:p>
+      <w:pPr>
+        <w:keepNext w:val="0"/>
+        <w:spacing w:after="60" w:line="240" w:lineRule="auto"/>
+        <w:jc w:val="both"/>
+      </w:pPr>
+      <w:r>
+        <w:rPr>
+          <w:rFonts w:ascii="Times New Roman" w:hAnsi="Times New Roman" w:eastAsia="Times New Roman"/>
+          <w:b w:val="0"/>
+          <w:i w:val="0"/>
+          <w:sz w:val="28"/>
+        </w:rPr>
+        <w:t>3) Равные доли юношей отметили получение образования в престижных учебных заведениях и способность к непрерывному образованию и самообразованию.</w:t>
+      </w:r>
+    </w:p>
+    <w:p>
+      <w:pPr>
+        <w:keepNext w:val="0"/>
+        <w:spacing w:after="60" w:line="240" w:lineRule="auto"/>
+        <w:jc w:val="both"/>
+      </w:pPr>
+      <w:r>
+        <w:rPr>
+          <w:rFonts w:ascii="Times New Roman" w:hAnsi="Times New Roman" w:eastAsia="Times New Roman"/>
+          <w:b w:val="0"/>
+          <w:i w:val="0"/>
+          <w:sz w:val="28"/>
+        </w:rPr>
+        <w:t xml:space="preserve">4) Доля тех, кто называл способность к эффективной самоорганизации, среди юношей больше, чем среди девушек. </w:t>
+      </w:r>
+    </w:p>
+    <w:p>
+      <w:pPr>
+        <w:keepNext w:val="0"/>
+        <w:spacing w:after="60" w:line="240" w:lineRule="auto"/>
+        <w:jc w:val="both"/>
+      </w:pPr>
+      <w:r>
+        <w:rPr>
+          <w:rFonts w:ascii="Times New Roman" w:hAnsi="Times New Roman" w:eastAsia="Times New Roman"/>
+          <w:b w:val="0"/>
+          <w:i w:val="0"/>
+          <w:sz w:val="28"/>
+        </w:rPr>
+        <w:t xml:space="preserve">5) Среди девушек тех, кто выбрал способность к непрерывному образованию и самообразованию, больше, чем тех, кто указал способность преодолевать собственную лень. </w:t>
+      </w:r>
+    </w:p>
+    <w:p>
+      <w:pPr>
+        <w:keepNext w:val="0"/>
+        <w:spacing w:after="60" w:line="240" w:lineRule="auto"/>
+        <w:jc w:val="both"/>
+      </w:pPr>
+      <w:r>
+        <w:rPr>
+          <w:rFonts w:ascii="Times New Roman" w:hAnsi="Times New Roman" w:eastAsia="Times New Roman"/>
+          <w:b w:val="0"/>
+          <w:i w:val="0"/>
           <w:sz w:val="28"/>
         </w:rPr>
         <w:t>Ответ:</w:t>
@@ -2572,45 +1916,119 @@
     </w:p>
     <w:p>
       <w:pPr>
-        <w:keepNext/>
-        <w:widowControl/>
-        <w:spacing w:line="240" w:lineRule="auto" w:after="0" w:before="120"/>
+        <w:keepNext w:val="0"/>
+        <w:spacing w:after="60" w:line="240" w:lineRule="auto"/>
+        <w:jc w:val="both"/>
       </w:pPr>
       <w:r>
         <w:rPr>
           <w:rFonts w:ascii="Times New Roman" w:hAnsi="Times New Roman" w:eastAsia="Times New Roman"/>
           <w:b/>
-          <w:color w:val="181A1F"/>
           <w:sz w:val="28"/>
         </w:rPr>
-        <w:t>23.</w:t>
+        <w:t xml:space="preserve">№10 </w:t>
       </w:r>
-    </w:p>
-    <w:p>
-      <w:pPr>
-        <w:widowControl/>
-        <w:spacing w:line="240" w:lineRule="auto" w:after="0"/>
-      </w:pPr>
       <w:r>
         <w:rPr>
           <w:rFonts w:ascii="Times New Roman" w:hAnsi="Times New Roman" w:eastAsia="Times New Roman"/>
           <w:b w:val="0"/>
           <w:i w:val="0"/>
-          <w:color w:val="181A1F"/>
           <w:sz w:val="28"/>
         </w:rPr>
-        <w:t>Используя обществоведческие знания, приведите три объяснения негативных последствия расширения политического участия через цифровые технологии (неприменение критического мышления и альтернативного выбора, популистские идеи, отсутствие политической ценности участия). (Каждое суждение должно быть сформулировано как распространённое предложение.)</w:t>
+        <w:t>Выберите верные суждения о политической элите и запишите цифры, под которыми они указаны.</w:t>
       </w:r>
     </w:p>
     <w:p>
       <w:pPr>
-        <w:widowControl/>
-        <w:spacing w:line="240" w:lineRule="auto" w:after="0"/>
+        <w:keepNext w:val="0"/>
+        <w:spacing w:after="60" w:line="240" w:lineRule="auto"/>
+        <w:jc w:val="both"/>
       </w:pPr>
       <w:r>
         <w:rPr>
           <w:rFonts w:ascii="Times New Roman" w:hAnsi="Times New Roman" w:eastAsia="Times New Roman"/>
-          <w:color w:val="181A1F"/>
+          <w:b w:val="0"/>
+          <w:i w:val="0"/>
+          <w:sz w:val="28"/>
+        </w:rPr>
+        <w:t>1) Политическая элита — это группа лиц, профессионально занимающихся деятельностью в сфере власти и управления государством.</w:t>
+      </w:r>
+    </w:p>
+    <w:p>
+      <w:pPr>
+        <w:keepNext w:val="0"/>
+        <w:spacing w:after="60" w:line="240" w:lineRule="auto"/>
+        <w:jc w:val="both"/>
+      </w:pPr>
+      <w:r>
+        <w:rPr>
+          <w:rFonts w:ascii="Times New Roman" w:hAnsi="Times New Roman" w:eastAsia="Times New Roman"/>
+          <w:b w:val="0"/>
+          <w:i w:val="0"/>
+          <w:sz w:val="28"/>
+        </w:rPr>
+        <w:t>2) Политическая элита принимает участие в выработке целей и направлений развития государства и общества.</w:t>
+      </w:r>
+    </w:p>
+    <w:p>
+      <w:pPr>
+        <w:keepNext w:val="0"/>
+        <w:spacing w:after="60" w:line="240" w:lineRule="auto"/>
+        <w:jc w:val="both"/>
+      </w:pPr>
+      <w:r>
+        <w:rPr>
+          <w:rFonts w:ascii="Times New Roman" w:hAnsi="Times New Roman" w:eastAsia="Times New Roman"/>
+          <w:b w:val="0"/>
+          <w:i w:val="0"/>
+          <w:sz w:val="28"/>
+        </w:rPr>
+        <w:t>3) Производство и потребление материальных благ — основные функции политической элиты.</w:t>
+      </w:r>
+    </w:p>
+    <w:p>
+      <w:pPr>
+        <w:keepNext w:val="0"/>
+        <w:spacing w:after="60" w:line="240" w:lineRule="auto"/>
+        <w:jc w:val="both"/>
+      </w:pPr>
+      <w:r>
+        <w:rPr>
+          <w:rFonts w:ascii="Times New Roman" w:hAnsi="Times New Roman" w:eastAsia="Times New Roman"/>
+          <w:b w:val="0"/>
+          <w:i w:val="0"/>
+          <w:sz w:val="28"/>
+        </w:rPr>
+        <w:t>4) В число основных функций политической элиты входит формирование и представление властно значимых групповых интересов различных слоёв населения.</w:t>
+      </w:r>
+    </w:p>
+    <w:p>
+      <w:pPr>
+        <w:keepNext w:val="0"/>
+        <w:spacing w:after="60" w:line="240" w:lineRule="auto"/>
+        <w:jc w:val="both"/>
+      </w:pPr>
+      <w:r>
+        <w:rPr>
+          <w:rFonts w:ascii="Times New Roman" w:hAnsi="Times New Roman" w:eastAsia="Times New Roman"/>
+          <w:b w:val="0"/>
+          <w:i w:val="0"/>
+          <w:sz w:val="28"/>
+        </w:rPr>
+        <w:t>5) Пополнение или изменение состава политической элиты зависит только от позиции большинства населения.</w:t>
+      </w:r>
+    </w:p>
+    <w:p>
+      <w:pPr>
+        <w:keepNext w:val="0"/>
+        <w:spacing w:after="60" w:line="240" w:lineRule="auto"/>
+        <w:jc w:val="both"/>
+      </w:pPr>
+      <w:r>
+        <w:rPr>
+          <w:rFonts w:ascii="Times New Roman" w:hAnsi="Times New Roman" w:eastAsia="Times New Roman"/>
+          <w:b w:val="0"/>
+          <w:i w:val="0"/>
           <w:sz w:val="28"/>
         </w:rPr>
         <w:t>Ответ:</w:t>
@@ -2618,61 +2036,135 @@
     </w:p>
     <w:p>
       <w:pPr>
-        <w:keepNext/>
-        <w:widowControl/>
-        <w:spacing w:line="240" w:lineRule="auto" w:after="0" w:before="120"/>
+        <w:keepNext w:val="0"/>
+        <w:spacing w:after="60" w:line="240" w:lineRule="auto"/>
+        <w:jc w:val="both"/>
       </w:pPr>
       <w:r>
         <w:rPr>
           <w:rFonts w:ascii="Times New Roman" w:hAnsi="Times New Roman" w:eastAsia="Times New Roman"/>
           <w:b/>
-          <w:color w:val="181A1F"/>
           <w:sz w:val="28"/>
         </w:rPr>
-        <w:t>24.</w:t>
+        <w:t xml:space="preserve">№11 </w:t>
       </w:r>
-    </w:p>
-    <w:p>
-      <w:pPr>
-        <w:widowControl/>
-        <w:spacing w:line="240" w:lineRule="auto" w:after="0"/>
-      </w:pPr>
       <w:r>
         <w:rPr>
           <w:rFonts w:ascii="Times New Roman" w:hAnsi="Times New Roman" w:eastAsia="Times New Roman"/>
           <w:b w:val="0"/>
           <w:i w:val="0"/>
-          <w:color w:val="181A1F"/>
           <w:sz w:val="28"/>
         </w:rPr>
-        <w:t xml:space="preserve">Гражданин РФ Аркадий баллотируется в качестве кандидата в депутаты Государственной Думы в порядке самовыдвижения. В своей предвыборной программе он пообещал бороться за увеличение государственного финансирования новых дорог, больниц, а также полиции и армии ради обеспечения безопасности. Также Аркадий выступает за внесение изменений в законы, регулирующие сделки. </w:t>
+        <w:t>В государстве Z состоялись очередные парламентские выборы. Выберите в приведённом списке черты, свидетельствующие о том, что в государстве Z выборы в парламент проходят по пропорциональной системе, и запишите цифры, под которыми эти черты указаны.</w:t>
       </w:r>
     </w:p>
     <w:p>
       <w:pPr>
-        <w:widowControl/>
-        <w:spacing w:line="240" w:lineRule="auto" w:after="0"/>
+        <w:keepNext w:val="0"/>
+        <w:spacing w:after="60" w:line="240" w:lineRule="auto"/>
+        <w:jc w:val="both"/>
       </w:pPr>
       <w:r>
         <w:rPr>
           <w:rFonts w:ascii="Times New Roman" w:hAnsi="Times New Roman" w:eastAsia="Times New Roman"/>
           <w:b w:val="0"/>
           <w:i w:val="0"/>
-          <w:color w:val="181A1F"/>
           <w:sz w:val="28"/>
         </w:rPr>
-        <w:t xml:space="preserve">Какого возраста должен достичь гражданин РФ, чтобы принять участие в выборах в качестве кандидата в депутаты Государственной Думы? Какая экономическая функция государства описана в предвыборной программе Аркадия? К какой отрасли российского права относится законодательство, в которое кандидат предлагает внести изменения? Какой тип избирательной системы применяется на выборах в Государственную Думу? (Назовите тип и приведите объяснение своего ответа) </w:t>
+        <w:t>1) голосование по одномандатным округам</w:t>
       </w:r>
     </w:p>
     <w:p>
       <w:pPr>
-        <w:widowControl/>
-        <w:spacing w:line="240" w:lineRule="auto" w:after="0"/>
+        <w:keepNext w:val="0"/>
+        <w:spacing w:after="60" w:line="240" w:lineRule="auto"/>
+        <w:jc w:val="both"/>
       </w:pPr>
       <w:r>
         <w:rPr>
           <w:rFonts w:ascii="Times New Roman" w:hAnsi="Times New Roman" w:eastAsia="Times New Roman"/>
-          <w:color w:val="181A1F"/>
+          <w:b w:val="0"/>
+          <w:i w:val="0"/>
+          <w:sz w:val="28"/>
+        </w:rPr>
+        <w:t>2) голосование граждан прежде всего за программы партий, а не за конкретных людей</w:t>
+      </w:r>
+    </w:p>
+    <w:p>
+      <w:pPr>
+        <w:keepNext w:val="0"/>
+        <w:spacing w:after="60" w:line="240" w:lineRule="auto"/>
+        <w:jc w:val="both"/>
+      </w:pPr>
+      <w:r>
+        <w:rPr>
+          <w:rFonts w:ascii="Times New Roman" w:hAnsi="Times New Roman" w:eastAsia="Times New Roman"/>
+          <w:b w:val="0"/>
+          <w:i w:val="0"/>
+          <w:sz w:val="28"/>
+        </w:rPr>
+        <w:t>3) голосование за списки политических партий</w:t>
+      </w:r>
+    </w:p>
+    <w:p>
+      <w:pPr>
+        <w:keepNext w:val="0"/>
+        <w:spacing w:after="60" w:line="240" w:lineRule="auto"/>
+        <w:jc w:val="both"/>
+      </w:pPr>
+      <w:r>
+        <w:rPr>
+          <w:rFonts w:ascii="Times New Roman" w:hAnsi="Times New Roman" w:eastAsia="Times New Roman"/>
+          <w:b w:val="0"/>
+          <w:i w:val="0"/>
+          <w:sz w:val="28"/>
+        </w:rPr>
+        <w:t>4) зависимость победы конкретного кандидата от количества полученных голосов</w:t>
+      </w:r>
+    </w:p>
+    <w:p>
+      <w:pPr>
+        <w:keepNext w:val="0"/>
+        <w:spacing w:after="60" w:line="240" w:lineRule="auto"/>
+        <w:jc w:val="both"/>
+      </w:pPr>
+      <w:r>
+        <w:rPr>
+          <w:rFonts w:ascii="Times New Roman" w:hAnsi="Times New Roman" w:eastAsia="Times New Roman"/>
+          <w:b w:val="0"/>
+          <w:i w:val="0"/>
+          <w:sz w:val="28"/>
+        </w:rPr>
+        <w:t>5) зависимость количества мест, полученных партией в парламенте, от процента голосов, поданных за нее на выборах</w:t>
+      </w:r>
+    </w:p>
+    <w:p>
+      <w:pPr>
+        <w:keepNext w:val="0"/>
+        <w:spacing w:after="60" w:line="240" w:lineRule="auto"/>
+        <w:jc w:val="both"/>
+      </w:pPr>
+      <w:r>
+        <w:rPr>
+          <w:rFonts w:ascii="Times New Roman" w:hAnsi="Times New Roman" w:eastAsia="Times New Roman"/>
+          <w:b w:val="0"/>
+          <w:i w:val="0"/>
+          <w:sz w:val="28"/>
+        </w:rPr>
+        <w:t>6) возможность выдвижения независимых беспартийных кандидатов</w:t>
+      </w:r>
+    </w:p>
+    <w:p>
+      <w:pPr>
+        <w:keepNext w:val="0"/>
+        <w:spacing w:after="60" w:line="240" w:lineRule="auto"/>
+        <w:jc w:val="both"/>
+      </w:pPr>
+      <w:r>
+        <w:rPr>
+          <w:rFonts w:ascii="Times New Roman" w:hAnsi="Times New Roman" w:eastAsia="Times New Roman"/>
+          <w:b w:val="0"/>
+          <w:i w:val="0"/>
           <w:sz w:val="28"/>
         </w:rPr>
         <w:t>Ответ:</w:t>
@@ -2680,77 +2172,119 @@
     </w:p>
     <w:p>
       <w:pPr>
-        <w:keepNext/>
-        <w:widowControl/>
-        <w:spacing w:line="240" w:lineRule="auto" w:after="0" w:before="120"/>
+        <w:keepNext w:val="0"/>
+        <w:spacing w:after="60" w:line="240" w:lineRule="auto"/>
+        <w:jc w:val="both"/>
       </w:pPr>
       <w:r>
         <w:rPr>
           <w:rFonts w:ascii="Times New Roman" w:hAnsi="Times New Roman" w:eastAsia="Times New Roman"/>
           <w:b/>
-          <w:color w:val="181A1F"/>
           <w:sz w:val="28"/>
         </w:rPr>
-        <w:t>25.</w:t>
+        <w:t xml:space="preserve">№12 </w:t>
       </w:r>
-    </w:p>
-    <w:p>
-      <w:pPr>
-        <w:widowControl/>
-        <w:spacing w:line="240" w:lineRule="auto" w:after="0"/>
-      </w:pPr>
       <w:r>
         <w:rPr>
           <w:rFonts w:ascii="Times New Roman" w:hAnsi="Times New Roman" w:eastAsia="Times New Roman"/>
           <w:b w:val="0"/>
           <w:i w:val="0"/>
-          <w:color w:val="181A1F"/>
           <w:sz w:val="28"/>
         </w:rPr>
-        <w:t>Объясните, почему в демократическом обществе, как и в недемократическом, существует политическая элита. (Обоснование должно быть дано с опорой на обществоведческие знания в нескольких связанных между собой распространённых предложениях, раскрывать причинно-следственные и (или) функциональные связи.)</w:t>
+        <w:t xml:space="preserve">Выберите в приведённом списке положения, характеризующие основы конституционного строя Российской Федерации, и запишите цифры, под которыми они указаны. </w:t>
       </w:r>
     </w:p>
     <w:p>
       <w:pPr>
-        <w:widowControl/>
-        <w:spacing w:line="240" w:lineRule="auto" w:after="0"/>
+        <w:keepNext w:val="0"/>
+        <w:spacing w:after="60" w:line="240" w:lineRule="auto"/>
+        <w:jc w:val="both"/>
       </w:pPr>
       <w:r>
         <w:rPr>
           <w:rFonts w:ascii="Times New Roman" w:hAnsi="Times New Roman" w:eastAsia="Times New Roman"/>
           <w:b w:val="0"/>
           <w:i w:val="0"/>
-          <w:color w:val="181A1F"/>
           <w:sz w:val="28"/>
         </w:rPr>
-        <w:t>Кого относят к политической элите? (Назовите трёх любых представителей политической элиты.)</w:t>
+        <w:t xml:space="preserve">1) Необоснованный отказ в заключении трудового договора влечёт юридическую ответственность. </w:t>
       </w:r>
     </w:p>
     <w:p>
       <w:pPr>
-        <w:widowControl/>
-        <w:spacing w:line="240" w:lineRule="auto" w:after="0"/>
+        <w:keepNext w:val="0"/>
+        <w:spacing w:after="60" w:line="240" w:lineRule="auto"/>
+        <w:jc w:val="both"/>
       </w:pPr>
       <w:r>
         <w:rPr>
           <w:rFonts w:ascii="Times New Roman" w:hAnsi="Times New Roman" w:eastAsia="Times New Roman"/>
           <w:b w:val="0"/>
           <w:i w:val="0"/>
-          <w:color w:val="181A1F"/>
           <w:sz w:val="28"/>
         </w:rPr>
-        <w:t>Для каждого из них приведите по одному примеру, иллюстрирующему реализацию любой функции политической элиты в жизни общества и государства. (Каждый пример должен быть сформулирован развёрнуто. В совокупности примеры должны иллюстрировать три различные функции.)</w:t>
+        <w:t xml:space="preserve">2) Органы государственной власти, органы местного самоуправления, должностные лица, граждане и их объединения обязаны соблюдать Конституцию и законы Российской Федерации. </w:t>
       </w:r>
     </w:p>
     <w:p>
       <w:pPr>
-        <w:widowControl/>
-        <w:spacing w:line="240" w:lineRule="auto" w:after="0"/>
+        <w:keepNext w:val="0"/>
+        <w:spacing w:after="60" w:line="240" w:lineRule="auto"/>
+        <w:jc w:val="both"/>
       </w:pPr>
       <w:r>
         <w:rPr>
           <w:rFonts w:ascii="Times New Roman" w:hAnsi="Times New Roman" w:eastAsia="Times New Roman"/>
-          <w:color w:val="181A1F"/>
+          <w:b w:val="0"/>
+          <w:i w:val="0"/>
+          <w:sz w:val="28"/>
+        </w:rPr>
+        <w:t xml:space="preserve">3) В Российской Федерации признаётся и гарантируется местное самоуправление. </w:t>
+      </w:r>
+    </w:p>
+    <w:p>
+      <w:pPr>
+        <w:keepNext w:val="0"/>
+        <w:spacing w:after="60" w:line="240" w:lineRule="auto"/>
+        <w:jc w:val="both"/>
+      </w:pPr>
+      <w:r>
+        <w:rPr>
+          <w:rFonts w:ascii="Times New Roman" w:hAnsi="Times New Roman" w:eastAsia="Times New Roman"/>
+          <w:b w:val="0"/>
+          <w:i w:val="0"/>
+          <w:sz w:val="28"/>
+        </w:rPr>
+        <w:t xml:space="preserve">4) Гражданские права защищаются путём признания права. </w:t>
+      </w:r>
+    </w:p>
+    <w:p>
+      <w:pPr>
+        <w:keepNext w:val="0"/>
+        <w:spacing w:after="60" w:line="240" w:lineRule="auto"/>
+        <w:jc w:val="both"/>
+      </w:pPr>
+      <w:r>
+        <w:rPr>
+          <w:rFonts w:ascii="Times New Roman" w:hAnsi="Times New Roman" w:eastAsia="Times New Roman"/>
+          <w:b w:val="0"/>
+          <w:i w:val="0"/>
+          <w:sz w:val="28"/>
+        </w:rPr>
+        <w:t xml:space="preserve">5) В Российской Федерации признаются и защищаются равным образом частная, государственная, муниципальная и иные формы собственности. </w:t>
+      </w:r>
+    </w:p>
+    <w:p>
+      <w:pPr>
+        <w:keepNext w:val="0"/>
+        <w:spacing w:after="60" w:line="240" w:lineRule="auto"/>
+        <w:jc w:val="both"/>
+      </w:pPr>
+      <w:r>
+        <w:rPr>
+          <w:rFonts w:ascii="Times New Roman" w:hAnsi="Times New Roman" w:eastAsia="Times New Roman"/>
+          <w:b w:val="0"/>
+          <w:i w:val="0"/>
           <w:sz w:val="28"/>
         </w:rPr>
         <w:t>Ответ:</w:t>
@@ -2758,37 +2292,1945 @@
     </w:p>
     <w:p>
       <w:pPr>
-        <w:widowControl/>
-        <w:spacing w:line="240" w:lineRule="auto" w:after="0"/>
+        <w:keepNext w:val="0"/>
+        <w:spacing w:after="60" w:line="240" w:lineRule="auto"/>
+        <w:jc w:val="both"/>
       </w:pPr>
       <w:r>
         <w:rPr>
           <w:rFonts w:ascii="Times New Roman" w:hAnsi="Times New Roman" w:eastAsia="Times New Roman"/>
-          <w:color w:val="181A1F"/>
+          <w:b/>
           <w:sz w:val="28"/>
         </w:rPr>
+        <w:t xml:space="preserve">№13 </w:t>
+      </w:r>
+      <w:r>
+        <w:rPr>
+          <w:rFonts w:ascii="Times New Roman" w:hAnsi="Times New Roman" w:eastAsia="Times New Roman"/>
+          <w:b w:val="0"/>
+          <w:i w:val="0"/>
+          <w:sz w:val="28"/>
+        </w:rPr>
+        <w:t>Установите соответствие между полномочиями и субъектами государственной власти Российской Федерации, реализующими эти полномочия: к каждой позиции, данной в первом столбце, подберите соответствующую позицию из второго столбца.</w:t>
+      </w:r>
+    </w:p>
+    <w:tbl>
+      <w:tblPr>
+        <w:tblStyle w:val="TableGrid"/>
+        <w:tblW w:type="auto" w:w="0"/>
+        <w:tblLayout w:type="autofit"/>
+        <w:tblLook w:firstColumn="1" w:firstRow="1" w:lastColumn="0" w:lastRow="0" w:noHBand="0" w:noVBand="1" w:val="04A0"/>
+      </w:tblPr>
+      <w:tblGrid>
+        <w:gridCol w:w="5128"/>
+        <w:gridCol w:w="5128"/>
+      </w:tblGrid>
+      <w:tr>
+        <w:tc>
+          <w:tcPr>
+            <w:tcW w:type="dxa" w:w="5128"/>
+            <w:vAlign w:val="center"/>
+            <w:tcMar>
+              <w:top w:w="80" w:type="dxa"/>
+              <w:start w:w="100" w:type="dxa"/>
+              <w:bottom w:w="80" w:type="dxa"/>
+              <w:end w:w="100" w:type="dxa"/>
+            </w:tcMar>
+          </w:tcPr>
+          <w:p>
+            <w:pPr>
+              <w:keepNext w:val="0"/>
+              <w:spacing w:after="0" w:line="240" w:lineRule="auto"/>
+              <w:jc w:val="left"/>
+            </w:pPr>
+            <w:r>
+              <w:rPr>
+                <w:rFonts w:ascii="Times New Roman" w:hAnsi="Times New Roman" w:eastAsia="Times New Roman"/>
+                <w:sz w:val="28"/>
+              </w:rPr>
+              <w:t>ПОЛНОМОЧИЯ</w:t>
+            </w:r>
+          </w:p>
+        </w:tc>
+        <w:tc>
+          <w:tcPr>
+            <w:tcW w:type="dxa" w:w="5128"/>
+            <w:vAlign w:val="center"/>
+            <w:tcMar>
+              <w:top w:w="80" w:type="dxa"/>
+              <w:start w:w="100" w:type="dxa"/>
+              <w:bottom w:w="80" w:type="dxa"/>
+              <w:end w:w="100" w:type="dxa"/>
+            </w:tcMar>
+          </w:tcPr>
+          <w:p>
+            <w:pPr>
+              <w:keepNext w:val="0"/>
+              <w:spacing w:after="0" w:line="240" w:lineRule="auto"/>
+              <w:jc w:val="left"/>
+            </w:pPr>
+            <w:r>
+              <w:rPr>
+                <w:rFonts w:ascii="Times New Roman" w:hAnsi="Times New Roman" w:eastAsia="Times New Roman"/>
+                <w:sz w:val="28"/>
+              </w:rPr>
+              <w:t>СУБЪЕКТЫ ГОСУДАРСТВЕННОЙ ВЛАСТИ РОССИЙСКОЙ ФЕДЕРАЦИИ</w:t>
+            </w:r>
+          </w:p>
+        </w:tc>
+      </w:tr>
+      <w:tr>
+        <w:tc>
+          <w:tcPr>
+            <w:tcW w:type="dxa" w:w="5128"/>
+            <w:vAlign w:val="center"/>
+            <w:tcMar>
+              <w:top w:w="80" w:type="dxa"/>
+              <w:start w:w="100" w:type="dxa"/>
+              <w:bottom w:w="80" w:type="dxa"/>
+              <w:end w:w="100" w:type="dxa"/>
+            </w:tcMar>
+          </w:tcPr>
+          <w:p>
+            <w:pPr>
+              <w:keepNext w:val="0"/>
+              <w:spacing w:after="0" w:line="240" w:lineRule="auto"/>
+              <w:jc w:val="left"/>
+            </w:pPr>
+            <w:r>
+              <w:rPr>
+                <w:rFonts w:ascii="Times New Roman" w:hAnsi="Times New Roman" w:eastAsia="Times New Roman"/>
+                <w:sz w:val="28"/>
+              </w:rPr>
+              <w:t>A) обеспечение исполнения федерального бюджетаБ) принятие федеральных законовB) осуществление помилованияГ) осуществление мер по поддержке институтов гражданского обществаД) объявление амнистии</w:t>
+            </w:r>
+          </w:p>
+        </w:tc>
+        <w:tc>
+          <w:tcPr>
+            <w:tcW w:type="dxa" w:w="5128"/>
+            <w:vAlign w:val="center"/>
+            <w:tcMar>
+              <w:top w:w="80" w:type="dxa"/>
+              <w:start w:w="100" w:type="dxa"/>
+              <w:bottom w:w="80" w:type="dxa"/>
+              <w:end w:w="100" w:type="dxa"/>
+            </w:tcMar>
+          </w:tcPr>
+          <w:p>
+            <w:pPr>
+              <w:keepNext w:val="0"/>
+              <w:spacing w:after="0" w:line="240" w:lineRule="auto"/>
+              <w:jc w:val="left"/>
+            </w:pPr>
+            <w:r>
+              <w:rPr>
+                <w:rFonts w:ascii="Times New Roman" w:hAnsi="Times New Roman" w:eastAsia="Times New Roman"/>
+                <w:sz w:val="28"/>
+              </w:rPr>
+              <w:t>1) Правительство Российской Федерации2) Государственная Дума3) Президент Российской Федерации</w:t>
+            </w:r>
+          </w:p>
+        </w:tc>
+      </w:tr>
+    </w:tbl>
+    <w:p/>
+    <w:p>
+      <w:pPr>
+        <w:keepNext w:val="0"/>
+        <w:spacing w:after="60" w:line="240" w:lineRule="auto"/>
+        <w:jc w:val="both"/>
+      </w:pPr>
+      <w:r>
+        <w:rPr>
+          <w:rFonts w:ascii="Times New Roman" w:hAnsi="Times New Roman" w:eastAsia="Times New Roman"/>
+          <w:b w:val="0"/>
+          <w:i w:val="0"/>
+          <w:sz w:val="28"/>
+        </w:rPr>
+        <w:t>Запишите в таблицу выбранные цифры под соответствующими буквами:</w:t>
+      </w:r>
+    </w:p>
+    <w:tbl>
+      <w:tblPr>
+        <w:tblStyle w:val="TableGrid"/>
+        <w:tblW w:type="auto" w:w="0"/>
+        <w:tblLayout w:type="autofit"/>
+        <w:tblLook w:firstColumn="1" w:firstRow="1" w:lastColumn="0" w:lastRow="0" w:noHBand="0" w:noVBand="1" w:val="04A0"/>
+      </w:tblPr>
+      <w:tblGrid>
+        <w:gridCol w:w="2051"/>
+        <w:gridCol w:w="2051"/>
+        <w:gridCol w:w="2051"/>
+        <w:gridCol w:w="2051"/>
+        <w:gridCol w:w="2051"/>
+      </w:tblGrid>
+      <w:tr>
+        <w:tc>
+          <w:tcPr>
+            <w:tcW w:type="dxa" w:w="2051"/>
+            <w:vAlign w:val="center"/>
+            <w:tcMar>
+              <w:top w:w="80" w:type="dxa"/>
+              <w:start w:w="100" w:type="dxa"/>
+              <w:bottom w:w="80" w:type="dxa"/>
+              <w:end w:w="100" w:type="dxa"/>
+            </w:tcMar>
+          </w:tcPr>
+          <w:p>
+            <w:pPr>
+              <w:keepNext w:val="0"/>
+              <w:spacing w:after="0" w:line="240" w:lineRule="auto"/>
+              <w:jc w:val="left"/>
+            </w:pPr>
+            <w:r>
+              <w:rPr>
+                <w:rFonts w:ascii="Times New Roman" w:hAnsi="Times New Roman" w:eastAsia="Times New Roman"/>
+                <w:sz w:val="28"/>
+              </w:rPr>
+              <w:t>A</w:t>
+            </w:r>
+          </w:p>
+        </w:tc>
+        <w:tc>
+          <w:tcPr>
+            <w:tcW w:type="dxa" w:w="2051"/>
+            <w:vAlign w:val="center"/>
+            <w:tcMar>
+              <w:top w:w="80" w:type="dxa"/>
+              <w:start w:w="100" w:type="dxa"/>
+              <w:bottom w:w="80" w:type="dxa"/>
+              <w:end w:w="100" w:type="dxa"/>
+            </w:tcMar>
+          </w:tcPr>
+          <w:p>
+            <w:pPr>
+              <w:keepNext w:val="0"/>
+              <w:spacing w:after="0" w:line="240" w:lineRule="auto"/>
+              <w:jc w:val="left"/>
+            </w:pPr>
+            <w:r>
+              <w:rPr>
+                <w:rFonts w:ascii="Times New Roman" w:hAnsi="Times New Roman" w:eastAsia="Times New Roman"/>
+                <w:sz w:val="28"/>
+              </w:rPr>
+              <w:t>Б</w:t>
+            </w:r>
+          </w:p>
+        </w:tc>
+        <w:tc>
+          <w:tcPr>
+            <w:tcW w:type="dxa" w:w="2051"/>
+            <w:vAlign w:val="center"/>
+            <w:tcMar>
+              <w:top w:w="80" w:type="dxa"/>
+              <w:start w:w="100" w:type="dxa"/>
+              <w:bottom w:w="80" w:type="dxa"/>
+              <w:end w:w="100" w:type="dxa"/>
+            </w:tcMar>
+          </w:tcPr>
+          <w:p>
+            <w:pPr>
+              <w:keepNext w:val="0"/>
+              <w:spacing w:after="0" w:line="240" w:lineRule="auto"/>
+              <w:jc w:val="left"/>
+            </w:pPr>
+            <w:r>
+              <w:rPr>
+                <w:rFonts w:ascii="Times New Roman" w:hAnsi="Times New Roman" w:eastAsia="Times New Roman"/>
+                <w:sz w:val="28"/>
+              </w:rPr>
+              <w:t>В</w:t>
+            </w:r>
+          </w:p>
+        </w:tc>
+        <w:tc>
+          <w:tcPr>
+            <w:tcW w:type="dxa" w:w="2051"/>
+            <w:vAlign w:val="center"/>
+            <w:tcMar>
+              <w:top w:w="80" w:type="dxa"/>
+              <w:start w:w="100" w:type="dxa"/>
+              <w:bottom w:w="80" w:type="dxa"/>
+              <w:end w:w="100" w:type="dxa"/>
+            </w:tcMar>
+          </w:tcPr>
+          <w:p>
+            <w:pPr>
+              <w:keepNext w:val="0"/>
+              <w:spacing w:after="0" w:line="240" w:lineRule="auto"/>
+              <w:jc w:val="left"/>
+            </w:pPr>
+            <w:r>
+              <w:rPr>
+                <w:rFonts w:ascii="Times New Roman" w:hAnsi="Times New Roman" w:eastAsia="Times New Roman"/>
+                <w:sz w:val="28"/>
+              </w:rPr>
+              <w:t>Г</w:t>
+            </w:r>
+          </w:p>
+        </w:tc>
+        <w:tc>
+          <w:tcPr>
+            <w:tcW w:type="dxa" w:w="2051"/>
+            <w:vAlign w:val="center"/>
+            <w:tcMar>
+              <w:top w:w="80" w:type="dxa"/>
+              <w:start w:w="100" w:type="dxa"/>
+              <w:bottom w:w="80" w:type="dxa"/>
+              <w:end w:w="100" w:type="dxa"/>
+            </w:tcMar>
+          </w:tcPr>
+          <w:p>
+            <w:pPr>
+              <w:keepNext w:val="0"/>
+              <w:spacing w:after="0" w:line="240" w:lineRule="auto"/>
+              <w:jc w:val="left"/>
+            </w:pPr>
+            <w:r>
+              <w:rPr>
+                <w:rFonts w:ascii="Times New Roman" w:hAnsi="Times New Roman" w:eastAsia="Times New Roman"/>
+                <w:sz w:val="28"/>
+              </w:rPr>
+              <w:t>Д</w:t>
+            </w:r>
+          </w:p>
+        </w:tc>
+      </w:tr>
+      <w:tr>
+        <w:tc>
+          <w:tcPr>
+            <w:tcW w:type="dxa" w:w="2051"/>
+            <w:vAlign w:val="center"/>
+            <w:tcMar>
+              <w:top w:w="80" w:type="dxa"/>
+              <w:start w:w="100" w:type="dxa"/>
+              <w:bottom w:w="80" w:type="dxa"/>
+              <w:end w:w="100" w:type="dxa"/>
+            </w:tcMar>
+          </w:tcPr>
+          <w:p>
+            <w:pPr>
+              <w:keepNext w:val="0"/>
+              <w:spacing w:after="0" w:line="240" w:lineRule="auto"/>
+              <w:jc w:val="left"/>
+            </w:pPr>
+            <w:r>
+              <w:rPr>
+                <w:rFonts w:ascii="Times New Roman" w:hAnsi="Times New Roman" w:eastAsia="Times New Roman"/>
+                <w:sz w:val="28"/>
+              </w:rPr>
+            </w:r>
+          </w:p>
+        </w:tc>
+        <w:tc>
+          <w:tcPr>
+            <w:tcW w:type="dxa" w:w="2051"/>
+            <w:vAlign w:val="center"/>
+            <w:tcMar>
+              <w:top w:w="80" w:type="dxa"/>
+              <w:start w:w="100" w:type="dxa"/>
+              <w:bottom w:w="80" w:type="dxa"/>
+              <w:end w:w="100" w:type="dxa"/>
+            </w:tcMar>
+          </w:tcPr>
+          <w:p>
+            <w:pPr>
+              <w:keepNext w:val="0"/>
+              <w:spacing w:after="0" w:line="240" w:lineRule="auto"/>
+              <w:jc w:val="left"/>
+            </w:pPr>
+            <w:r>
+              <w:rPr>
+                <w:rFonts w:ascii="Times New Roman" w:hAnsi="Times New Roman" w:eastAsia="Times New Roman"/>
+                <w:sz w:val="28"/>
+              </w:rPr>
+            </w:r>
+          </w:p>
+        </w:tc>
+        <w:tc>
+          <w:tcPr>
+            <w:tcW w:type="dxa" w:w="2051"/>
+            <w:vAlign w:val="center"/>
+            <w:tcMar>
+              <w:top w:w="80" w:type="dxa"/>
+              <w:start w:w="100" w:type="dxa"/>
+              <w:bottom w:w="80" w:type="dxa"/>
+              <w:end w:w="100" w:type="dxa"/>
+            </w:tcMar>
+          </w:tcPr>
+          <w:p>
+            <w:pPr>
+              <w:keepNext w:val="0"/>
+              <w:spacing w:after="0" w:line="240" w:lineRule="auto"/>
+              <w:jc w:val="left"/>
+            </w:pPr>
+            <w:r>
+              <w:rPr>
+                <w:rFonts w:ascii="Times New Roman" w:hAnsi="Times New Roman" w:eastAsia="Times New Roman"/>
+                <w:sz w:val="28"/>
+              </w:rPr>
+            </w:r>
+          </w:p>
+        </w:tc>
+        <w:tc>
+          <w:tcPr>
+            <w:tcW w:type="dxa" w:w="2051"/>
+            <w:vAlign w:val="center"/>
+            <w:tcMar>
+              <w:top w:w="80" w:type="dxa"/>
+              <w:start w:w="100" w:type="dxa"/>
+              <w:bottom w:w="80" w:type="dxa"/>
+              <w:end w:w="100" w:type="dxa"/>
+            </w:tcMar>
+          </w:tcPr>
+          <w:p>
+            <w:pPr>
+              <w:keepNext w:val="0"/>
+              <w:spacing w:after="0" w:line="240" w:lineRule="auto"/>
+              <w:jc w:val="left"/>
+            </w:pPr>
+            <w:r>
+              <w:rPr>
+                <w:rFonts w:ascii="Times New Roman" w:hAnsi="Times New Roman" w:eastAsia="Times New Roman"/>
+                <w:sz w:val="28"/>
+              </w:rPr>
+            </w:r>
+          </w:p>
+        </w:tc>
+        <w:tc>
+          <w:tcPr>
+            <w:tcW w:type="dxa" w:w="2051"/>
+            <w:vAlign w:val="center"/>
+            <w:tcMar>
+              <w:top w:w="80" w:type="dxa"/>
+              <w:start w:w="100" w:type="dxa"/>
+              <w:bottom w:w="80" w:type="dxa"/>
+              <w:end w:w="100" w:type="dxa"/>
+            </w:tcMar>
+          </w:tcPr>
+          <w:p>
+            <w:pPr>
+              <w:keepNext w:val="0"/>
+              <w:spacing w:after="0" w:line="240" w:lineRule="auto"/>
+              <w:jc w:val="left"/>
+            </w:pPr>
+            <w:r>
+              <w:rPr>
+                <w:rFonts w:ascii="Times New Roman" w:hAnsi="Times New Roman" w:eastAsia="Times New Roman"/>
+                <w:sz w:val="28"/>
+              </w:rPr>
+            </w:r>
+          </w:p>
+        </w:tc>
+      </w:tr>
+    </w:tbl>
+    <w:p/>
+    <w:p>
+      <w:pPr>
+        <w:keepNext w:val="0"/>
+        <w:spacing w:after="60" w:line="240" w:lineRule="auto"/>
+        <w:jc w:val="both"/>
+      </w:pPr>
+      <w:r>
+        <w:rPr>
+          <w:rFonts w:ascii="Times New Roman" w:hAnsi="Times New Roman" w:eastAsia="Times New Roman"/>
+          <w:b w:val="0"/>
+          <w:i w:val="0"/>
+          <w:sz w:val="28"/>
+        </w:rPr>
+        <w:t>Ответ:</w:t>
+      </w:r>
+    </w:p>
+    <w:p>
+      <w:pPr>
+        <w:keepNext w:val="0"/>
+        <w:spacing w:after="60" w:line="240" w:lineRule="auto"/>
+        <w:jc w:val="both"/>
+      </w:pPr>
+      <w:r>
+        <w:rPr>
+          <w:rFonts w:ascii="Times New Roman" w:hAnsi="Times New Roman" w:eastAsia="Times New Roman"/>
+          <w:b/>
+          <w:sz w:val="28"/>
+        </w:rPr>
+        <w:t xml:space="preserve">№14 </w:t>
+      </w:r>
+      <w:r>
+        <w:rPr>
+          <w:rFonts w:ascii="Times New Roman" w:hAnsi="Times New Roman" w:eastAsia="Times New Roman"/>
+          <w:b w:val="0"/>
+          <w:i w:val="0"/>
+          <w:sz w:val="28"/>
+        </w:rPr>
+        <w:t>Выберите верные суждения об источниках (формах) права и запишите цифры, под которыми они указаны.</w:t>
+      </w:r>
+    </w:p>
+    <w:p>
+      <w:pPr>
+        <w:keepNext w:val="0"/>
+        <w:spacing w:after="60" w:line="240" w:lineRule="auto"/>
+        <w:jc w:val="both"/>
+      </w:pPr>
+      <w:r>
+        <w:rPr>
+          <w:rFonts w:ascii="Times New Roman" w:hAnsi="Times New Roman" w:eastAsia="Times New Roman"/>
+          <w:b w:val="0"/>
+          <w:i w:val="0"/>
+          <w:sz w:val="28"/>
+        </w:rPr>
+        <w:t>1) Формы (источники) права — это установленные государством официальные способы внешнего выражения и закрепления норм права, придания им общеобязательного значения.</w:t>
+      </w:r>
+    </w:p>
+    <w:p>
+      <w:pPr>
+        <w:keepNext w:val="0"/>
+        <w:spacing w:after="60" w:line="240" w:lineRule="auto"/>
+        <w:jc w:val="both"/>
+      </w:pPr>
+      <w:r>
+        <w:rPr>
+          <w:rFonts w:ascii="Times New Roman" w:hAnsi="Times New Roman" w:eastAsia="Times New Roman"/>
+          <w:b w:val="0"/>
+          <w:i w:val="0"/>
+          <w:sz w:val="28"/>
+        </w:rPr>
+        <w:t>2) Нормативные правовые акты являются источниками только для отраслей материального права.</w:t>
+      </w:r>
+    </w:p>
+    <w:p>
+      <w:pPr>
+        <w:keepNext w:val="0"/>
+        <w:spacing w:after="60" w:line="240" w:lineRule="auto"/>
+        <w:jc w:val="both"/>
+      </w:pPr>
+      <w:r>
+        <w:rPr>
+          <w:rFonts w:ascii="Times New Roman" w:hAnsi="Times New Roman" w:eastAsia="Times New Roman"/>
+          <w:b w:val="0"/>
+          <w:i w:val="0"/>
+          <w:sz w:val="28"/>
+        </w:rPr>
+        <w:t>3) Юридический прецедент — исторически выработанное обществом правило поведения, которое признано государством и гарантировано его принудительной силой.</w:t>
+      </w:r>
+    </w:p>
+    <w:p>
+      <w:pPr>
+        <w:keepNext w:val="0"/>
+        <w:spacing w:after="60" w:line="240" w:lineRule="auto"/>
+        <w:jc w:val="both"/>
+      </w:pPr>
+      <w:r>
+        <w:rPr>
+          <w:rFonts w:ascii="Times New Roman" w:hAnsi="Times New Roman" w:eastAsia="Times New Roman"/>
+          <w:b w:val="0"/>
+          <w:i w:val="0"/>
+          <w:sz w:val="28"/>
+        </w:rPr>
+        <w:t>4) Закон обладает высшей юридической силой по отношению к другим нормативным правовым актам.</w:t>
+      </w:r>
+    </w:p>
+    <w:p>
+      <w:pPr>
+        <w:keepNext w:val="0"/>
+        <w:spacing w:after="60" w:line="240" w:lineRule="auto"/>
+        <w:jc w:val="both"/>
+      </w:pPr>
+      <w:r>
+        <w:rPr>
+          <w:rFonts w:ascii="Times New Roman" w:hAnsi="Times New Roman" w:eastAsia="Times New Roman"/>
+          <w:b w:val="0"/>
+          <w:i w:val="0"/>
+          <w:sz w:val="28"/>
+        </w:rPr>
+        <w:t>5) Нормативный договор — совместный юридический акт, содержащий нормы права и выражающий взаимные изъявления воли нескольких договаривающихся субъектов.</w:t>
+      </w:r>
+    </w:p>
+    <w:p>
+      <w:pPr>
+        <w:keepNext w:val="0"/>
+        <w:spacing w:after="60" w:line="240" w:lineRule="auto"/>
+        <w:jc w:val="both"/>
+      </w:pPr>
+      <w:r>
+        <w:rPr>
+          <w:rFonts w:ascii="Times New Roman" w:hAnsi="Times New Roman" w:eastAsia="Times New Roman"/>
+          <w:b w:val="0"/>
+          <w:i w:val="0"/>
+          <w:sz w:val="28"/>
+        </w:rPr>
+        <w:t>Ответ:</w:t>
+      </w:r>
+    </w:p>
+    <w:p>
+      <w:pPr>
+        <w:keepNext w:val="0"/>
+        <w:spacing w:after="60" w:line="240" w:lineRule="auto"/>
+        <w:jc w:val="both"/>
+      </w:pPr>
+      <w:r>
+        <w:rPr>
+          <w:rFonts w:ascii="Times New Roman" w:hAnsi="Times New Roman" w:eastAsia="Times New Roman"/>
+          <w:b/>
+          <w:sz w:val="28"/>
+        </w:rPr>
+        <w:t xml:space="preserve">№15 </w:t>
+      </w:r>
+      <w:r>
+        <w:rPr>
+          <w:rFonts w:ascii="Times New Roman" w:hAnsi="Times New Roman" w:eastAsia="Times New Roman"/>
+          <w:b w:val="0"/>
+          <w:i w:val="0"/>
+          <w:sz w:val="28"/>
+        </w:rPr>
+        <w:t>Установите соответствие между действиями и элементами статуса налогоплательщика согласно Налоговому кодексу Российской Федерации: к каждой позиции, данной в первом столбце, подберите соответствующую позицию из второго столбца.</w:t>
+      </w:r>
+    </w:p>
+    <w:tbl>
+      <w:tblPr>
+        <w:tblStyle w:val="TableGrid"/>
+        <w:tblW w:type="auto" w:w="0"/>
+        <w:tblLayout w:type="autofit"/>
+        <w:tblLook w:firstColumn="1" w:firstRow="1" w:lastColumn="0" w:lastRow="0" w:noHBand="0" w:noVBand="1" w:val="04A0"/>
+      </w:tblPr>
+      <w:tblGrid>
+        <w:gridCol w:w="5128"/>
+        <w:gridCol w:w="5128"/>
+      </w:tblGrid>
+      <w:tr>
+        <w:tc>
+          <w:tcPr>
+            <w:tcW w:type="dxa" w:w="5128"/>
+            <w:vAlign w:val="center"/>
+            <w:tcMar>
+              <w:top w:w="80" w:type="dxa"/>
+              <w:start w:w="100" w:type="dxa"/>
+              <w:bottom w:w="80" w:type="dxa"/>
+              <w:end w:w="100" w:type="dxa"/>
+            </w:tcMar>
+          </w:tcPr>
+          <w:p>
+            <w:pPr>
+              <w:keepNext w:val="0"/>
+              <w:spacing w:after="0" w:line="240" w:lineRule="auto"/>
+              <w:jc w:val="left"/>
+            </w:pPr>
+            <w:r>
+              <w:rPr>
+                <w:rFonts w:ascii="Times New Roman" w:hAnsi="Times New Roman" w:eastAsia="Times New Roman"/>
+                <w:sz w:val="28"/>
+              </w:rPr>
+              <w:t>ДЕЙСТВИЯ</w:t>
+            </w:r>
+          </w:p>
+        </w:tc>
+        <w:tc>
+          <w:tcPr>
+            <w:tcW w:type="dxa" w:w="5128"/>
+            <w:vAlign w:val="center"/>
+            <w:tcMar>
+              <w:top w:w="80" w:type="dxa"/>
+              <w:start w:w="100" w:type="dxa"/>
+              <w:bottom w:w="80" w:type="dxa"/>
+              <w:end w:w="100" w:type="dxa"/>
+            </w:tcMar>
+          </w:tcPr>
+          <w:p>
+            <w:pPr>
+              <w:keepNext w:val="0"/>
+              <w:spacing w:after="0" w:line="240" w:lineRule="auto"/>
+              <w:jc w:val="left"/>
+            </w:pPr>
+            <w:r>
+              <w:rPr>
+                <w:rFonts w:ascii="Times New Roman" w:hAnsi="Times New Roman" w:eastAsia="Times New Roman"/>
+                <w:sz w:val="28"/>
+              </w:rPr>
+              <w:t>ЭЛЕМЕНТЫ СТАТУСА НАЛОГОПЛАТЕЛЬЩИКА</w:t>
+            </w:r>
+          </w:p>
+        </w:tc>
+      </w:tr>
+      <w:tr>
+        <w:tc>
+          <w:tcPr>
+            <w:tcW w:type="dxa" w:w="5128"/>
+            <w:vAlign w:val="center"/>
+            <w:tcMar>
+              <w:top w:w="80" w:type="dxa"/>
+              <w:start w:w="100" w:type="dxa"/>
+              <w:bottom w:w="80" w:type="dxa"/>
+              <w:end w:w="100" w:type="dxa"/>
+            </w:tcMar>
+          </w:tcPr>
+          <w:p>
+            <w:pPr>
+              <w:keepNext w:val="0"/>
+              <w:spacing w:after="0" w:line="240" w:lineRule="auto"/>
+              <w:jc w:val="left"/>
+            </w:pPr>
+            <w:r>
+              <w:rPr>
+                <w:rFonts w:ascii="Times New Roman" w:hAnsi="Times New Roman" w:eastAsia="Times New Roman"/>
+                <w:sz w:val="28"/>
+              </w:rPr>
+              <w:t>А) уплачивать законно установленные налогиБ) представлять в установленном порядке в налоговый орган по месту учёта налоговые декларации, если это предусмотрено законодательством о налогах и сборахB) получать по месту своего учёта от налоговых органов бесплатную информацию о действующих налогах и сборахГ) вести в установленном порядке учет своих доходов (расходов)Д) обжаловать в установленном порядке акты налоговых органов, иных уполномоченных органов и действия (бездействие) их должностных лиц</w:t>
+            </w:r>
+          </w:p>
+        </w:tc>
+        <w:tc>
+          <w:tcPr>
+            <w:tcW w:type="dxa" w:w="5128"/>
+            <w:vAlign w:val="center"/>
+            <w:tcMar>
+              <w:top w:w="80" w:type="dxa"/>
+              <w:start w:w="100" w:type="dxa"/>
+              <w:bottom w:w="80" w:type="dxa"/>
+              <w:end w:w="100" w:type="dxa"/>
+            </w:tcMar>
+          </w:tcPr>
+          <w:p>
+            <w:pPr>
+              <w:keepNext w:val="0"/>
+              <w:spacing w:after="0" w:line="240" w:lineRule="auto"/>
+              <w:jc w:val="left"/>
+            </w:pPr>
+            <w:r>
+              <w:rPr>
+                <w:rFonts w:ascii="Times New Roman" w:hAnsi="Times New Roman" w:eastAsia="Times New Roman"/>
+                <w:sz w:val="28"/>
+              </w:rPr>
+              <w:t>1) права2) обязанности</w:t>
+            </w:r>
+          </w:p>
+        </w:tc>
+      </w:tr>
+    </w:tbl>
+    <w:p/>
+    <w:p>
+      <w:pPr>
+        <w:keepNext w:val="0"/>
+        <w:spacing w:after="60" w:line="240" w:lineRule="auto"/>
+        <w:jc w:val="both"/>
+      </w:pPr>
+      <w:r>
+        <w:rPr>
+          <w:rFonts w:ascii="Times New Roman" w:hAnsi="Times New Roman" w:eastAsia="Times New Roman"/>
+          <w:b w:val="0"/>
+          <w:i w:val="0"/>
+          <w:sz w:val="28"/>
+        </w:rPr>
+        <w:t>Запишите в ответ цифры, расположив их в порядке, соответствующем буквам:</w:t>
+      </w:r>
+    </w:p>
+    <w:tbl>
+      <w:tblPr>
+        <w:tblStyle w:val="TableGrid"/>
+        <w:tblW w:type="auto" w:w="0"/>
+        <w:tblLayout w:type="autofit"/>
+        <w:tblLook w:firstColumn="1" w:firstRow="1" w:lastColumn="0" w:lastRow="0" w:noHBand="0" w:noVBand="1" w:val="04A0"/>
+      </w:tblPr>
+      <w:tblGrid>
+        <w:gridCol w:w="2051"/>
+        <w:gridCol w:w="2051"/>
+        <w:gridCol w:w="2051"/>
+        <w:gridCol w:w="2051"/>
+        <w:gridCol w:w="2051"/>
+      </w:tblGrid>
+      <w:tr>
+        <w:tc>
+          <w:tcPr>
+            <w:tcW w:type="dxa" w:w="2051"/>
+            <w:vAlign w:val="center"/>
+            <w:tcMar>
+              <w:top w:w="80" w:type="dxa"/>
+              <w:start w:w="100" w:type="dxa"/>
+              <w:bottom w:w="80" w:type="dxa"/>
+              <w:end w:w="100" w:type="dxa"/>
+            </w:tcMar>
+          </w:tcPr>
+          <w:p>
+            <w:pPr>
+              <w:keepNext w:val="0"/>
+              <w:spacing w:after="0" w:line="240" w:lineRule="auto"/>
+              <w:jc w:val="left"/>
+            </w:pPr>
+            <w:r>
+              <w:rPr>
+                <w:rFonts w:ascii="Times New Roman" w:hAnsi="Times New Roman" w:eastAsia="Times New Roman"/>
+                <w:sz w:val="28"/>
+              </w:rPr>
+              <w:t>A</w:t>
+            </w:r>
+          </w:p>
+        </w:tc>
+        <w:tc>
+          <w:tcPr>
+            <w:tcW w:type="dxa" w:w="2051"/>
+            <w:vAlign w:val="center"/>
+            <w:tcMar>
+              <w:top w:w="80" w:type="dxa"/>
+              <w:start w:w="100" w:type="dxa"/>
+              <w:bottom w:w="80" w:type="dxa"/>
+              <w:end w:w="100" w:type="dxa"/>
+            </w:tcMar>
+          </w:tcPr>
+          <w:p>
+            <w:pPr>
+              <w:keepNext w:val="0"/>
+              <w:spacing w:after="0" w:line="240" w:lineRule="auto"/>
+              <w:jc w:val="left"/>
+            </w:pPr>
+            <w:r>
+              <w:rPr>
+                <w:rFonts w:ascii="Times New Roman" w:hAnsi="Times New Roman" w:eastAsia="Times New Roman"/>
+                <w:sz w:val="28"/>
+              </w:rPr>
+              <w:t>Б</w:t>
+            </w:r>
+          </w:p>
+        </w:tc>
+        <w:tc>
+          <w:tcPr>
+            <w:tcW w:type="dxa" w:w="2051"/>
+            <w:vAlign w:val="center"/>
+            <w:tcMar>
+              <w:top w:w="80" w:type="dxa"/>
+              <w:start w:w="100" w:type="dxa"/>
+              <w:bottom w:w="80" w:type="dxa"/>
+              <w:end w:w="100" w:type="dxa"/>
+            </w:tcMar>
+          </w:tcPr>
+          <w:p>
+            <w:pPr>
+              <w:keepNext w:val="0"/>
+              <w:spacing w:after="0" w:line="240" w:lineRule="auto"/>
+              <w:jc w:val="left"/>
+            </w:pPr>
+            <w:r>
+              <w:rPr>
+                <w:rFonts w:ascii="Times New Roman" w:hAnsi="Times New Roman" w:eastAsia="Times New Roman"/>
+                <w:sz w:val="28"/>
+              </w:rPr>
+              <w:t>В</w:t>
+            </w:r>
+          </w:p>
+        </w:tc>
+        <w:tc>
+          <w:tcPr>
+            <w:tcW w:type="dxa" w:w="2051"/>
+            <w:vAlign w:val="center"/>
+            <w:tcMar>
+              <w:top w:w="80" w:type="dxa"/>
+              <w:start w:w="100" w:type="dxa"/>
+              <w:bottom w:w="80" w:type="dxa"/>
+              <w:end w:w="100" w:type="dxa"/>
+            </w:tcMar>
+          </w:tcPr>
+          <w:p>
+            <w:pPr>
+              <w:keepNext w:val="0"/>
+              <w:spacing w:after="0" w:line="240" w:lineRule="auto"/>
+              <w:jc w:val="left"/>
+            </w:pPr>
+            <w:r>
+              <w:rPr>
+                <w:rFonts w:ascii="Times New Roman" w:hAnsi="Times New Roman" w:eastAsia="Times New Roman"/>
+                <w:sz w:val="28"/>
+              </w:rPr>
+              <w:t>Г</w:t>
+            </w:r>
+          </w:p>
+        </w:tc>
+        <w:tc>
+          <w:tcPr>
+            <w:tcW w:type="dxa" w:w="2051"/>
+            <w:vAlign w:val="center"/>
+            <w:tcMar>
+              <w:top w:w="80" w:type="dxa"/>
+              <w:start w:w="100" w:type="dxa"/>
+              <w:bottom w:w="80" w:type="dxa"/>
+              <w:end w:w="100" w:type="dxa"/>
+            </w:tcMar>
+          </w:tcPr>
+          <w:p>
+            <w:pPr>
+              <w:keepNext w:val="0"/>
+              <w:spacing w:after="0" w:line="240" w:lineRule="auto"/>
+              <w:jc w:val="left"/>
+            </w:pPr>
+            <w:r>
+              <w:rPr>
+                <w:rFonts w:ascii="Times New Roman" w:hAnsi="Times New Roman" w:eastAsia="Times New Roman"/>
+                <w:sz w:val="28"/>
+              </w:rPr>
+              <w:t>Д</w:t>
+            </w:r>
+          </w:p>
+        </w:tc>
+      </w:tr>
+      <w:tr>
+        <w:tc>
+          <w:tcPr>
+            <w:tcW w:type="dxa" w:w="2051"/>
+            <w:vAlign w:val="center"/>
+            <w:tcMar>
+              <w:top w:w="80" w:type="dxa"/>
+              <w:start w:w="100" w:type="dxa"/>
+              <w:bottom w:w="80" w:type="dxa"/>
+              <w:end w:w="100" w:type="dxa"/>
+            </w:tcMar>
+          </w:tcPr>
+          <w:p>
+            <w:pPr>
+              <w:keepNext w:val="0"/>
+              <w:spacing w:after="0" w:line="240" w:lineRule="auto"/>
+              <w:jc w:val="left"/>
+            </w:pPr>
+            <w:r>
+              <w:rPr>
+                <w:rFonts w:ascii="Times New Roman" w:hAnsi="Times New Roman" w:eastAsia="Times New Roman"/>
+                <w:sz w:val="28"/>
+              </w:rPr>
+            </w:r>
+          </w:p>
+        </w:tc>
+        <w:tc>
+          <w:tcPr>
+            <w:tcW w:type="dxa" w:w="2051"/>
+            <w:vAlign w:val="center"/>
+            <w:tcMar>
+              <w:top w:w="80" w:type="dxa"/>
+              <w:start w:w="100" w:type="dxa"/>
+              <w:bottom w:w="80" w:type="dxa"/>
+              <w:end w:w="100" w:type="dxa"/>
+            </w:tcMar>
+          </w:tcPr>
+          <w:p>
+            <w:pPr>
+              <w:keepNext w:val="0"/>
+              <w:spacing w:after="0" w:line="240" w:lineRule="auto"/>
+              <w:jc w:val="left"/>
+            </w:pPr>
+            <w:r>
+              <w:rPr>
+                <w:rFonts w:ascii="Times New Roman" w:hAnsi="Times New Roman" w:eastAsia="Times New Roman"/>
+                <w:sz w:val="28"/>
+              </w:rPr>
+            </w:r>
+          </w:p>
+        </w:tc>
+        <w:tc>
+          <w:tcPr>
+            <w:tcW w:type="dxa" w:w="2051"/>
+            <w:vAlign w:val="center"/>
+            <w:tcMar>
+              <w:top w:w="80" w:type="dxa"/>
+              <w:start w:w="100" w:type="dxa"/>
+              <w:bottom w:w="80" w:type="dxa"/>
+              <w:end w:w="100" w:type="dxa"/>
+            </w:tcMar>
+          </w:tcPr>
+          <w:p>
+            <w:pPr>
+              <w:keepNext w:val="0"/>
+              <w:spacing w:after="0" w:line="240" w:lineRule="auto"/>
+              <w:jc w:val="left"/>
+            </w:pPr>
+            <w:r>
+              <w:rPr>
+                <w:rFonts w:ascii="Times New Roman" w:hAnsi="Times New Roman" w:eastAsia="Times New Roman"/>
+                <w:sz w:val="28"/>
+              </w:rPr>
+            </w:r>
+          </w:p>
+        </w:tc>
+        <w:tc>
+          <w:tcPr>
+            <w:tcW w:type="dxa" w:w="2051"/>
+            <w:vAlign w:val="center"/>
+            <w:tcMar>
+              <w:top w:w="80" w:type="dxa"/>
+              <w:start w:w="100" w:type="dxa"/>
+              <w:bottom w:w="80" w:type="dxa"/>
+              <w:end w:w="100" w:type="dxa"/>
+            </w:tcMar>
+          </w:tcPr>
+          <w:p>
+            <w:pPr>
+              <w:keepNext w:val="0"/>
+              <w:spacing w:after="0" w:line="240" w:lineRule="auto"/>
+              <w:jc w:val="left"/>
+            </w:pPr>
+            <w:r>
+              <w:rPr>
+                <w:rFonts w:ascii="Times New Roman" w:hAnsi="Times New Roman" w:eastAsia="Times New Roman"/>
+                <w:sz w:val="28"/>
+              </w:rPr>
+            </w:r>
+          </w:p>
+        </w:tc>
+        <w:tc>
+          <w:tcPr>
+            <w:tcW w:type="dxa" w:w="2051"/>
+            <w:vAlign w:val="center"/>
+            <w:tcMar>
+              <w:top w:w="80" w:type="dxa"/>
+              <w:start w:w="100" w:type="dxa"/>
+              <w:bottom w:w="80" w:type="dxa"/>
+              <w:end w:w="100" w:type="dxa"/>
+            </w:tcMar>
+          </w:tcPr>
+          <w:p>
+            <w:pPr>
+              <w:keepNext w:val="0"/>
+              <w:spacing w:after="0" w:line="240" w:lineRule="auto"/>
+              <w:jc w:val="left"/>
+            </w:pPr>
+            <w:r>
+              <w:rPr>
+                <w:rFonts w:ascii="Times New Roman" w:hAnsi="Times New Roman" w:eastAsia="Times New Roman"/>
+                <w:sz w:val="28"/>
+              </w:rPr>
+            </w:r>
+          </w:p>
+        </w:tc>
+      </w:tr>
+    </w:tbl>
+    <w:p/>
+    <w:p>
+      <w:pPr>
+        <w:keepNext w:val="0"/>
+        <w:spacing w:after="60" w:line="240" w:lineRule="auto"/>
+        <w:jc w:val="both"/>
+      </w:pPr>
+      <w:r>
+        <w:rPr>
+          <w:rFonts w:ascii="Times New Roman" w:hAnsi="Times New Roman" w:eastAsia="Times New Roman"/>
+          <w:b w:val="0"/>
+          <w:i w:val="0"/>
+          <w:sz w:val="28"/>
+        </w:rPr>
+        <w:t>Ответ:</w:t>
+      </w:r>
+    </w:p>
+    <w:p>
+      <w:pPr>
+        <w:keepNext w:val="0"/>
+        <w:spacing w:after="60" w:line="240" w:lineRule="auto"/>
+        <w:jc w:val="both"/>
+      </w:pPr>
+      <w:r>
+        <w:rPr>
+          <w:rFonts w:ascii="Times New Roman" w:hAnsi="Times New Roman" w:eastAsia="Times New Roman"/>
+          <w:b/>
+          <w:sz w:val="28"/>
+        </w:rPr>
+        <w:t xml:space="preserve">№16 </w:t>
+      </w:r>
+      <w:r>
+        <w:rPr>
+          <w:rFonts w:ascii="Times New Roman" w:hAnsi="Times New Roman" w:eastAsia="Times New Roman"/>
+          <w:b w:val="0"/>
+          <w:i w:val="0"/>
+          <w:sz w:val="28"/>
+        </w:rPr>
+        <w:t>Выпускница профессионального колледжа Инна устроилась на работу парикмахером. Для заключения трудового договора она принесла трудовую книжку. Какие ещё документы, согласно Трудовому кодексу РФ‚ Инна должна предъявить работодателю? Запишите цифры, под которыми они указаны.</w:t>
+      </w:r>
+    </w:p>
+    <w:p>
+      <w:pPr>
+        <w:keepNext w:val="0"/>
+        <w:spacing w:after="60" w:line="240" w:lineRule="auto"/>
+        <w:jc w:val="both"/>
+      </w:pPr>
+      <w:r>
+        <w:rPr>
+          <w:rFonts w:ascii="Times New Roman" w:hAnsi="Times New Roman" w:eastAsia="Times New Roman"/>
+          <w:b w:val="0"/>
+          <w:i w:val="0"/>
+          <w:sz w:val="28"/>
+        </w:rPr>
+        <w:t>1) выписку из финансово-лицевого счёта</w:t>
+      </w:r>
+    </w:p>
+    <w:p>
+      <w:pPr>
+        <w:keepNext w:val="0"/>
+        <w:spacing w:after="60" w:line="240" w:lineRule="auto"/>
+        <w:jc w:val="both"/>
+      </w:pPr>
+      <w:r>
+        <w:rPr>
+          <w:rFonts w:ascii="Times New Roman" w:hAnsi="Times New Roman" w:eastAsia="Times New Roman"/>
+          <w:b w:val="0"/>
+          <w:i w:val="0"/>
+          <w:sz w:val="28"/>
+        </w:rPr>
+        <w:t>2) паспорт гражданина РФ</w:t>
+      </w:r>
+    </w:p>
+    <w:p>
+      <w:pPr>
+        <w:keepNext w:val="0"/>
+        <w:spacing w:after="60" w:line="240" w:lineRule="auto"/>
+        <w:jc w:val="both"/>
+      </w:pPr>
+      <w:r>
+        <w:rPr>
+          <w:rFonts w:ascii="Times New Roman" w:hAnsi="Times New Roman" w:eastAsia="Times New Roman"/>
+          <w:b w:val="0"/>
+          <w:i w:val="0"/>
+          <w:sz w:val="28"/>
+        </w:rPr>
+        <w:t>3) водительское удостоверение</w:t>
+      </w:r>
+    </w:p>
+    <w:p>
+      <w:pPr>
+        <w:keepNext w:val="0"/>
+        <w:spacing w:after="60" w:line="240" w:lineRule="auto"/>
+        <w:jc w:val="both"/>
+      </w:pPr>
+      <w:r>
+        <w:rPr>
+          <w:rFonts w:ascii="Times New Roman" w:hAnsi="Times New Roman" w:eastAsia="Times New Roman"/>
+          <w:b w:val="0"/>
+          <w:i w:val="0"/>
+          <w:sz w:val="28"/>
+        </w:rPr>
+        <w:t>4) свидетельство о регистрации права собственности на жилое помещение</w:t>
+      </w:r>
+    </w:p>
+    <w:p>
+      <w:pPr>
+        <w:keepNext w:val="0"/>
+        <w:spacing w:after="60" w:line="240" w:lineRule="auto"/>
+        <w:jc w:val="both"/>
+      </w:pPr>
+      <w:r>
+        <w:rPr>
+          <w:rFonts w:ascii="Times New Roman" w:hAnsi="Times New Roman" w:eastAsia="Times New Roman"/>
+          <w:b w:val="0"/>
+          <w:i w:val="0"/>
+          <w:sz w:val="28"/>
+        </w:rPr>
+        <w:t>5) документ, подтверждающий регистрацию в системе индивидуального (персонифицированного) учета, в том числе в форме электронного документа</w:t>
+      </w:r>
+    </w:p>
+    <w:p>
+      <w:pPr>
+        <w:keepNext w:val="0"/>
+        <w:spacing w:after="60" w:line="240" w:lineRule="auto"/>
+        <w:jc w:val="both"/>
+      </w:pPr>
+      <w:r>
+        <w:rPr>
+          <w:rFonts w:ascii="Times New Roman" w:hAnsi="Times New Roman" w:eastAsia="Times New Roman"/>
+          <w:b w:val="0"/>
+          <w:i w:val="0"/>
+          <w:sz w:val="28"/>
+        </w:rPr>
+        <w:t>6) диплом о среднем профессиональном образовании</w:t>
+      </w:r>
+    </w:p>
+    <w:p>
+      <w:pPr>
+        <w:keepNext w:val="0"/>
+        <w:spacing w:after="60" w:line="240" w:lineRule="auto"/>
+        <w:jc w:val="both"/>
+      </w:pPr>
+      <w:r>
+        <w:rPr>
+          <w:rFonts w:ascii="Times New Roman" w:hAnsi="Times New Roman" w:eastAsia="Times New Roman"/>
+          <w:b w:val="0"/>
+          <w:i w:val="0"/>
+          <w:sz w:val="28"/>
+        </w:rPr>
+        <w:t>Ответ:</w:t>
+      </w:r>
+    </w:p>
+    <w:p>
+      <w:r>
         <w:br w:type="page"/>
       </w:r>
     </w:p>
+    <w:p>
+      <w:pPr>
+        <w:keepNext/>
+        <w:spacing w:after="60" w:line="240" w:lineRule="auto"/>
+        <w:jc w:val="both"/>
+      </w:pPr>
+      <w:r>
+        <w:rPr>
+          <w:rFonts w:ascii="Times New Roman" w:hAnsi="Times New Roman" w:eastAsia="Times New Roman"/>
+          <w:b/>
+          <w:i w:val="0"/>
+          <w:sz w:val="28"/>
+        </w:rPr>
+        <w:t>Вторая часть</w:t>
+      </w:r>
+    </w:p>
+    <w:p>
+      <w:pPr>
+        <w:keepNext w:val="0"/>
+        <w:spacing w:after="60" w:line="240" w:lineRule="auto"/>
+        <w:jc w:val="both"/>
+      </w:pPr>
+      <w:r>
+        <w:rPr>
+          <w:rFonts w:ascii="Times New Roman" w:hAnsi="Times New Roman" w:eastAsia="Times New Roman"/>
+          <w:b w:val="0"/>
+          <w:i w:val="0"/>
+          <w:sz w:val="28"/>
+        </w:rPr>
+        <w:t>Современное общество немыслимо без мощных информационных потоков, воздействующих на общественное сознание, глубину преобразований в структурах политической власти, на ход демократических процессов. Роль средств массовой информации (СМИ) огромна, так как они обеспечивают сбор, обработку и распространение информации среди широкой аудитории. К СМИ традиционно относят: печать, радио, телевидение, различные звукозаписывающие и аудиовизуальные средства.</w:t>
+      </w:r>
+    </w:p>
+    <w:p>
+      <w:pPr>
+        <w:keepNext w:val="0"/>
+        <w:spacing w:after="60" w:line="240" w:lineRule="auto"/>
+        <w:jc w:val="both"/>
+      </w:pPr>
+      <w:r>
+        <w:rPr>
+          <w:rFonts w:ascii="Times New Roman" w:hAnsi="Times New Roman" w:eastAsia="Times New Roman"/>
+          <w:b w:val="0"/>
+          <w:i w:val="0"/>
+          <w:sz w:val="28"/>
+        </w:rPr>
+        <w:t>В некоторых странах индустрия коммуникации и информации приобретает такой экономический вес, что они становятся ключевым элементом в процессе создания национального продукта. Этот скачок в развитии СМИ принято называть «информационным взрывом».</w:t>
+      </w:r>
+    </w:p>
+    <w:p>
+      <w:pPr>
+        <w:keepNext w:val="0"/>
+        <w:spacing w:after="60" w:line="240" w:lineRule="auto"/>
+        <w:jc w:val="both"/>
+      </w:pPr>
+      <w:r>
+        <w:rPr>
+          <w:rFonts w:ascii="Times New Roman" w:hAnsi="Times New Roman" w:eastAsia="Times New Roman"/>
+          <w:b w:val="0"/>
+          <w:i w:val="0"/>
+          <w:sz w:val="28"/>
+        </w:rPr>
+        <w:t>Средства массовой информации не могут рассматриваться как лекарство от всех человеческих бед. Результаты и последствия их применения во многом зависят от того, как, кем и в каких целях они используются. СМИ превратились в один из важнейших инструментов реализации политического процесса. Они выполняют многообразные функции, в том числе информационную, образовательную, социализирующую.</w:t>
+      </w:r>
+    </w:p>
+    <w:p>
+      <w:pPr>
+        <w:keepNext w:val="0"/>
+        <w:spacing w:after="60" w:line="240" w:lineRule="auto"/>
+        <w:jc w:val="both"/>
+      </w:pPr>
+      <w:r>
+        <w:rPr>
+          <w:rFonts w:ascii="Times New Roman" w:hAnsi="Times New Roman" w:eastAsia="Times New Roman"/>
+          <w:b w:val="0"/>
+          <w:i w:val="0"/>
+          <w:sz w:val="28"/>
+        </w:rPr>
+        <w:t>Особенно велика роль СМИ в формировании мнения граждан по вопросам, не находящим непосредственного отражения в их повседневном опыте, например, о других странах, о политических лидерах, деятельности правительства, парламента и других политических институтов.</w:t>
+      </w:r>
+    </w:p>
+    <w:p>
+      <w:pPr>
+        <w:keepNext w:val="0"/>
+        <w:spacing w:after="60" w:line="240" w:lineRule="auto"/>
+        <w:jc w:val="both"/>
+      </w:pPr>
+      <w:r>
+        <w:rPr>
+          <w:rFonts w:ascii="Times New Roman" w:hAnsi="Times New Roman" w:eastAsia="Times New Roman"/>
+          <w:b w:val="0"/>
+          <w:i w:val="0"/>
+          <w:sz w:val="28"/>
+        </w:rPr>
+        <w:t>СМИ могут пролить свет на скрытые элементы политики правящих кругов, обратить внимание на негативные стороны их деятельности. Многие СМИ задают тон в публичных дискуссиях и спорах, доводят актуальные проблемы до общественности. Критика в СМИ содержит не только юридическую, но и моральную оценку тех или иных событий и людей.</w:t>
+      </w:r>
+    </w:p>
+    <w:p>
+      <w:pPr>
+        <w:keepNext w:val="0"/>
+        <w:spacing w:after="60" w:line="240" w:lineRule="auto"/>
+        <w:jc w:val="both"/>
+      </w:pPr>
+      <w:r>
+        <w:rPr>
+          <w:rFonts w:ascii="Times New Roman" w:hAnsi="Times New Roman" w:eastAsia="Times New Roman"/>
+          <w:b w:val="0"/>
+          <w:i w:val="0"/>
+          <w:sz w:val="28"/>
+        </w:rPr>
+        <w:t>Средства массовой информации проводят собственные журналистские расследования, после публикации которых иногда создаются специальные парламентские комиссии, заводятся уголовные дела или принимаются важные политические решения.</w:t>
+      </w:r>
+    </w:p>
+    <w:p>
+      <w:pPr>
+        <w:keepNext w:val="0"/>
+        <w:spacing w:after="60" w:line="240" w:lineRule="auto"/>
+        <w:jc w:val="both"/>
+      </w:pPr>
+      <w:r>
+        <w:rPr>
+          <w:rFonts w:ascii="Times New Roman" w:hAnsi="Times New Roman" w:eastAsia="Times New Roman"/>
+          <w:b w:val="0"/>
+          <w:i w:val="0"/>
+          <w:sz w:val="28"/>
+        </w:rPr>
+        <w:t>Будучи посредником между властью и обществом, СМИ не только критикуют недостатки в политике и обществе, но и выполняют конструктивную функцию выражения различных общественных интересов.</w:t>
+      </w:r>
+    </w:p>
+    <w:p>
+      <w:pPr>
+        <w:keepNext w:val="0"/>
+        <w:spacing w:after="60" w:line="240" w:lineRule="auto"/>
+        <w:jc w:val="both"/>
+      </w:pPr>
+      <w:r>
+        <w:rPr>
+          <w:rFonts w:ascii="Times New Roman" w:hAnsi="Times New Roman" w:eastAsia="Times New Roman"/>
+          <w:b w:val="0"/>
+          <w:i w:val="0"/>
+          <w:sz w:val="28"/>
+        </w:rPr>
+        <w:t>СМИ, создавая условия для широкого участия граждан в информационном обмене, способствуют налаживанию двусторонней, диалоговой связи между властью и обществом. Новые технические средства могут быть использованы для проведения опросов общественного мнения с моментальным подсчётом результатов, в политических дискуссиях. Для обозначения данного феномена введено понятие «теледемократия». Эта технология открывает дорогу плюрализму, развитию «демократии участия». (По Р.В. Короткевичу)</w:t>
+      </w:r>
+    </w:p>
+    <w:p>
+      <w:pPr>
+        <w:keepNext/>
+        <w:spacing w:after="60" w:line="240" w:lineRule="auto"/>
+        <w:jc w:val="both"/>
+      </w:pPr>
+      <w:r>
+        <w:rPr>
+          <w:rFonts w:ascii="Times New Roman" w:hAnsi="Times New Roman" w:eastAsia="Times New Roman"/>
+          <w:b/>
+          <w:i w:val="0"/>
+          <w:sz w:val="28"/>
+        </w:rPr>
+        <w:t>№17</w:t>
+      </w:r>
+    </w:p>
+    <w:p>
+      <w:pPr>
+        <w:keepNext w:val="0"/>
+        <w:spacing w:after="60" w:line="240" w:lineRule="auto"/>
+        <w:jc w:val="both"/>
+      </w:pPr>
+      <w:r>
+        <w:rPr>
+          <w:rFonts w:ascii="Times New Roman" w:hAnsi="Times New Roman" w:eastAsia="Times New Roman"/>
+          <w:b w:val="0"/>
+          <w:i w:val="0"/>
+          <w:sz w:val="28"/>
+        </w:rPr>
+        <w:t>Что традиционно относят к СМИ? Следствием каких процессов стал «информационный взрыв»? От чего зависят результаты и последствия применения СМИ? (Ответы на все вопросы даются только с опорой на текст.)</w:t>
+      </w:r>
+    </w:p>
+    <w:p>
+      <w:pPr>
+        <w:keepNext w:val="0"/>
+        <w:spacing w:after="60" w:line="240" w:lineRule="auto"/>
+        <w:jc w:val="both"/>
+      </w:pPr>
+      <w:r>
+        <w:rPr>
+          <w:rFonts w:ascii="Times New Roman" w:hAnsi="Times New Roman" w:eastAsia="Times New Roman"/>
+          <w:b w:val="0"/>
+          <w:i w:val="0"/>
+          <w:sz w:val="28"/>
+        </w:rPr>
+        <w:t>Ответ:</w:t>
+      </w:r>
+    </w:p>
+    <w:p>
+      <w:pPr>
+        <w:keepNext/>
+        <w:spacing w:after="60" w:line="240" w:lineRule="auto"/>
+        <w:jc w:val="both"/>
+      </w:pPr>
+      <w:r>
+        <w:rPr>
+          <w:rFonts w:ascii="Times New Roman" w:hAnsi="Times New Roman" w:eastAsia="Times New Roman"/>
+          <w:b/>
+          <w:i w:val="0"/>
+          <w:sz w:val="28"/>
+        </w:rPr>
+        <w:t>№18</w:t>
+      </w:r>
+    </w:p>
+    <w:p>
+      <w:pPr>
+        <w:keepNext w:val="0"/>
+        <w:spacing w:after="60" w:line="240" w:lineRule="auto"/>
+        <w:jc w:val="both"/>
+      </w:pPr>
+      <w:r>
+        <w:rPr>
+          <w:rFonts w:ascii="Times New Roman" w:hAnsi="Times New Roman" w:eastAsia="Times New Roman"/>
+          <w:b w:val="0"/>
+          <w:i w:val="0"/>
+          <w:sz w:val="28"/>
+        </w:rPr>
+        <w:t>В тексте упомянуты ключевые понятия социально-гуманитарных наук.</w:t>
+      </w:r>
+    </w:p>
+    <w:p>
+      <w:pPr>
+        <w:keepNext w:val="0"/>
+        <w:spacing w:after="60" w:line="240" w:lineRule="auto"/>
+        <w:jc w:val="both"/>
+      </w:pPr>
+      <w:r>
+        <w:rPr>
+          <w:rFonts w:ascii="Times New Roman" w:hAnsi="Times New Roman" w:eastAsia="Times New Roman"/>
+          <w:b w:val="0"/>
+          <w:i w:val="0"/>
+          <w:sz w:val="28"/>
+        </w:rPr>
+        <w:t>Используя обществоведческие знания,</w:t>
+      </w:r>
+    </w:p>
+    <w:p>
+      <w:pPr>
+        <w:keepNext w:val="0"/>
+        <w:spacing w:after="60" w:line="240" w:lineRule="auto"/>
+        <w:jc w:val="both"/>
+      </w:pPr>
+      <w:r>
+        <w:rPr>
+          <w:rFonts w:ascii="Times New Roman" w:hAnsi="Times New Roman" w:eastAsia="Times New Roman"/>
+          <w:b w:val="0"/>
+          <w:i w:val="0"/>
+          <w:sz w:val="28"/>
+        </w:rPr>
+        <w:t>— укажите не менее трёх основных характеристик политического лидерства;</w:t>
+      </w:r>
+    </w:p>
+    <w:p>
+      <w:pPr>
+        <w:keepNext w:val="0"/>
+        <w:spacing w:after="60" w:line="240" w:lineRule="auto"/>
+        <w:jc w:val="both"/>
+      </w:pPr>
+      <w:r>
+        <w:rPr>
+          <w:rFonts w:ascii="Times New Roman" w:hAnsi="Times New Roman" w:eastAsia="Times New Roman"/>
+          <w:b w:val="0"/>
+          <w:i w:val="0"/>
+          <w:sz w:val="28"/>
+        </w:rPr>
+        <w:t>— объясните связь эффективности реализации рассмотренной в тексте конструктивной функции СМИ с политическим режимом в государстве.</w:t>
+      </w:r>
+    </w:p>
+    <w:p>
+      <w:pPr>
+        <w:keepNext w:val="0"/>
+        <w:spacing w:after="60" w:line="240" w:lineRule="auto"/>
+        <w:jc w:val="both"/>
+      </w:pPr>
+      <w:r>
+        <w:rPr>
+          <w:rFonts w:ascii="Times New Roman" w:hAnsi="Times New Roman" w:eastAsia="Times New Roman"/>
+          <w:b w:val="0"/>
+          <w:i w:val="0"/>
+          <w:sz w:val="28"/>
+        </w:rPr>
+        <w:t>(Объяснение может быть дано в одном или нескольких распространённых предложениях.)</w:t>
+      </w:r>
+    </w:p>
+    <w:p>
+      <w:pPr>
+        <w:keepNext w:val="0"/>
+        <w:spacing w:after="60" w:line="240" w:lineRule="auto"/>
+        <w:jc w:val="both"/>
+      </w:pPr>
+      <w:r>
+        <w:rPr>
+          <w:rFonts w:ascii="Times New Roman" w:hAnsi="Times New Roman" w:eastAsia="Times New Roman"/>
+          <w:b w:val="0"/>
+          <w:i w:val="0"/>
+          <w:sz w:val="28"/>
+        </w:rPr>
+        <w:t>Ответ:</w:t>
+      </w:r>
+    </w:p>
+    <w:p>
+      <w:pPr>
+        <w:keepNext w:val="0"/>
+        <w:spacing w:after="60" w:line="240" w:lineRule="auto"/>
+        <w:jc w:val="both"/>
+      </w:pPr>
+      <w:r>
+        <w:rPr>
+          <w:rFonts w:ascii="Times New Roman" w:hAnsi="Times New Roman" w:eastAsia="Times New Roman"/>
+          <w:b/>
+          <w:sz w:val="28"/>
+        </w:rPr>
+        <w:t xml:space="preserve">№19 </w:t>
+      </w:r>
+      <w:r>
+        <w:rPr>
+          <w:rFonts w:ascii="Times New Roman" w:hAnsi="Times New Roman" w:eastAsia="Times New Roman"/>
+          <w:b w:val="0"/>
+          <w:i w:val="0"/>
+          <w:sz w:val="28"/>
+        </w:rPr>
+        <w:t>Назовите и проиллюстрируйте тремя примерами деятельность политических институтов. (Сначала назовите функцию, затем приведите соответствующий пример. Каждый пример должен быть сформулирован развёрнуто)</w:t>
+      </w:r>
+    </w:p>
+    <w:p>
+      <w:pPr>
+        <w:keepNext w:val="0"/>
+        <w:spacing w:after="60" w:line="240" w:lineRule="auto"/>
+        <w:jc w:val="both"/>
+      </w:pPr>
+      <w:r>
+        <w:rPr>
+          <w:rFonts w:ascii="Times New Roman" w:hAnsi="Times New Roman" w:eastAsia="Times New Roman"/>
+          <w:b w:val="0"/>
+          <w:i w:val="0"/>
+          <w:sz w:val="28"/>
+        </w:rPr>
+        <w:t>Ответ:</w:t>
+      </w:r>
+    </w:p>
+    <w:p>
+      <w:pPr>
+        <w:keepNext w:val="0"/>
+        <w:spacing w:after="60" w:line="240" w:lineRule="auto"/>
+        <w:jc w:val="both"/>
+      </w:pPr>
+      <w:r>
+        <w:rPr>
+          <w:rFonts w:ascii="Times New Roman" w:hAnsi="Times New Roman" w:eastAsia="Times New Roman"/>
+          <w:b/>
+          <w:sz w:val="28"/>
+        </w:rPr>
+        <w:t xml:space="preserve">№20 </w:t>
+      </w:r>
+      <w:r>
+        <w:rPr>
+          <w:rFonts w:ascii="Times New Roman" w:hAnsi="Times New Roman" w:eastAsia="Times New Roman"/>
+          <w:b w:val="0"/>
+          <w:i w:val="0"/>
+          <w:sz w:val="28"/>
+        </w:rPr>
+        <w:t>Используя обществоведческие знания, раскройте три недостатка многопартийной системы. (Каждый аргумент должен быть сформулирован как распространенное предложение).</w:t>
+      </w:r>
+    </w:p>
+    <w:p>
+      <w:pPr>
+        <w:keepNext w:val="0"/>
+        <w:spacing w:after="60" w:line="240" w:lineRule="auto"/>
+        <w:jc w:val="both"/>
+      </w:pPr>
+      <w:r>
+        <w:rPr>
+          <w:rFonts w:ascii="Times New Roman" w:hAnsi="Times New Roman" w:eastAsia="Times New Roman"/>
+          <w:b w:val="0"/>
+          <w:i w:val="0"/>
+          <w:sz w:val="28"/>
+        </w:rPr>
+        <w:t>Ответ:</w:t>
+      </w:r>
+    </w:p>
+    <w:p>
+      <w:pPr>
+        <w:keepNext w:val="0"/>
+        <w:spacing w:after="60" w:line="240" w:lineRule="auto"/>
+        <w:jc w:val="both"/>
+      </w:pPr>
+      <w:r>
+        <w:rPr>
+          <w:rFonts w:ascii="Times New Roman" w:hAnsi="Times New Roman" w:eastAsia="Times New Roman"/>
+          <w:b/>
+          <w:sz w:val="28"/>
+        </w:rPr>
+        <w:t xml:space="preserve">№21 </w:t>
+      </w:r>
+      <w:r>
+        <w:rPr>
+          <w:rFonts w:ascii="Times New Roman" w:hAnsi="Times New Roman" w:eastAsia="Times New Roman"/>
+          <w:b w:val="0"/>
+          <w:i w:val="0"/>
+          <w:sz w:val="28"/>
+        </w:rPr>
+        <w:t xml:space="preserve">На графике изображено изменение ситуации на рынке арбузов. Кривая спроса переместилась из положения D в положение D1 при неизменном предложении S. (На графике Р — цена товара; Q — количество товара.) </w:t>
+      </w:r>
+    </w:p>
+    <w:p>
+      <w:pPr>
+        <w:spacing w:after="80"/>
+        <w:jc w:val="center"/>
+      </w:pPr>
+      <w:r>
+        <w:drawing>
+          <wp:inline xmlns:a="http://schemas.openxmlformats.org/drawingml/2006/main" xmlns:pic="http://schemas.openxmlformats.org/drawingml/2006/picture">
+            <wp:extent cx="3348000" cy="3348000"/>
+            <wp:docPr id="2" name="Picture 2"/>
+            <wp:cNvGraphicFramePr>
+              <a:graphicFrameLocks noChangeAspect="1"/>
+            </wp:cNvGraphicFramePr>
+            <a:graphic>
+              <a:graphicData uri="http://schemas.openxmlformats.org/drawingml/2006/picture">
+                <pic:pic>
+                  <pic:nvPicPr>
+                    <pic:cNvPr id="0" name="asset-0032.png"/>
+                    <pic:cNvPicPr/>
+                  </pic:nvPicPr>
+                  <pic:blipFill>
+                    <a:blip r:embed="rId10"/>
+                    <a:stretch>
+                      <a:fillRect/>
+                    </a:stretch>
+                  </pic:blipFill>
+                  <pic:spPr>
+                    <a:xfrm>
+                      <a:off x="0" y="0"/>
+                      <a:ext cx="3348000" cy="3348000"/>
+                    </a:xfrm>
+                    <a:prstGeom prst="rect"/>
+                  </pic:spPr>
+                </pic:pic>
+              </a:graphicData>
+            </a:graphic>
+          </wp:inline>
+        </w:drawing>
+      </w:r>
+    </w:p>
+    <w:p>
+      <w:pPr>
+        <w:keepNext w:val="0"/>
+        <w:spacing w:after="60" w:line="240" w:lineRule="auto"/>
+        <w:jc w:val="both"/>
+      </w:pPr>
+      <w:r>
+        <w:rPr>
+          <w:rFonts w:ascii="Times New Roman" w:hAnsi="Times New Roman" w:eastAsia="Times New Roman"/>
+          <w:b w:val="0"/>
+          <w:i w:val="0"/>
+          <w:sz w:val="28"/>
+        </w:rPr>
+        <w:t xml:space="preserve">Как изменилась равновесная цена? </w:t>
+      </w:r>
+    </w:p>
+    <w:p>
+      <w:pPr>
+        <w:keepNext w:val="0"/>
+        <w:spacing w:after="60" w:line="240" w:lineRule="auto"/>
+        <w:jc w:val="both"/>
+      </w:pPr>
+      <w:r>
+        <w:rPr>
+          <w:rFonts w:ascii="Times New Roman" w:hAnsi="Times New Roman" w:eastAsia="Times New Roman"/>
+          <w:b w:val="0"/>
+          <w:i w:val="0"/>
+          <w:sz w:val="28"/>
+        </w:rPr>
+        <w:t xml:space="preserve">Что могло вызвать изменение спроса? Сначала укажите любое одно обстоятельство (фактор), затем объясните его влияние на спрос (обязательно укажите характер изменения спроса). (Объяснение должно быть дано применительно к рынку, указанному в тексте задания.) </w:t>
+      </w:r>
+    </w:p>
+    <w:p>
+      <w:pPr>
+        <w:keepNext w:val="0"/>
+        <w:spacing w:after="60" w:line="240" w:lineRule="auto"/>
+        <w:jc w:val="both"/>
+      </w:pPr>
+      <w:r>
+        <w:rPr>
+          <w:rFonts w:ascii="Times New Roman" w:hAnsi="Times New Roman" w:eastAsia="Times New Roman"/>
+          <w:b w:val="0"/>
+          <w:i w:val="0"/>
+          <w:sz w:val="28"/>
+        </w:rPr>
+        <w:t>Как изменятся предложение и равновесная цена, если при прочих равных условиях расширятся посевные площади для выращивания арбузов?</w:t>
+      </w:r>
+    </w:p>
+    <w:p>
+      <w:pPr>
+        <w:keepNext w:val="0"/>
+        <w:spacing w:after="60" w:line="240" w:lineRule="auto"/>
+        <w:jc w:val="both"/>
+      </w:pPr>
+      <w:r>
+        <w:rPr>
+          <w:rFonts w:ascii="Times New Roman" w:hAnsi="Times New Roman" w:eastAsia="Times New Roman"/>
+          <w:b w:val="0"/>
+          <w:i w:val="0"/>
+          <w:sz w:val="28"/>
+        </w:rPr>
+        <w:t>Ответ:</w:t>
+      </w:r>
+    </w:p>
+    <w:p>
+      <w:pPr>
+        <w:keepNext w:val="0"/>
+        <w:spacing w:after="60" w:line="240" w:lineRule="auto"/>
+        <w:jc w:val="both"/>
+      </w:pPr>
+      <w:r>
+        <w:rPr>
+          <w:rFonts w:ascii="Times New Roman" w:hAnsi="Times New Roman" w:eastAsia="Times New Roman"/>
+          <w:b/>
+          <w:sz w:val="28"/>
+        </w:rPr>
+        <w:t xml:space="preserve">№22 </w:t>
+      </w:r>
+      <w:r>
+        <w:rPr>
+          <w:rFonts w:ascii="Times New Roman" w:hAnsi="Times New Roman" w:eastAsia="Times New Roman"/>
+          <w:b w:val="0"/>
+          <w:i w:val="0"/>
+          <w:sz w:val="28"/>
+        </w:rPr>
+        <w:t>В государстве Z законодательную власть осуществляет парламент, а всенародно избираемый глава государства формирует правительство и возглавляет исполнительную власть. Избранным считается кандидат, набравший наибольшее число голосов избирателей. Эта система применяется как при выборах высших должностных лиц, так и на парламентских выборах. В государстве Z существует свободная конкуренция политических партий, принцип разделения властей реализуется на практике. Государство Z включает в себя территории 20 округов, которые не обладают политической самостоятельностью. К какому типу лидерства (в зависимости от способа легитимации власти) можно отнести лидерство главы государства Z? Какой факт из условия задачи позволяет сделать вывод, что государство Z – демократическое? К какому типу относится избирательная система государства Z? Какова форма государственного территориального устройства государства Z?</w:t>
+      </w:r>
+    </w:p>
+    <w:p>
+      <w:pPr>
+        <w:keepNext w:val="0"/>
+        <w:spacing w:after="60" w:line="240" w:lineRule="auto"/>
+        <w:jc w:val="both"/>
+      </w:pPr>
+      <w:r>
+        <w:rPr>
+          <w:rFonts w:ascii="Times New Roman" w:hAnsi="Times New Roman" w:eastAsia="Times New Roman"/>
+          <w:b w:val="0"/>
+          <w:i w:val="0"/>
+          <w:sz w:val="28"/>
+        </w:rPr>
+        <w:t>Ответ:</w:t>
+      </w:r>
+    </w:p>
+    <w:p>
+      <w:pPr>
+        <w:keepNext w:val="0"/>
+        <w:spacing w:after="60" w:line="240" w:lineRule="auto"/>
+        <w:jc w:val="both"/>
+      </w:pPr>
+      <w:r>
+        <w:rPr>
+          <w:rFonts w:ascii="Times New Roman" w:hAnsi="Times New Roman" w:eastAsia="Times New Roman"/>
+          <w:b/>
+          <w:sz w:val="28"/>
+        </w:rPr>
+        <w:t xml:space="preserve">№23 </w:t>
+      </w:r>
+      <w:r>
+        <w:rPr>
+          <w:rFonts w:ascii="Times New Roman" w:hAnsi="Times New Roman" w:eastAsia="Times New Roman"/>
+          <w:b w:val="0"/>
+          <w:i w:val="0"/>
+          <w:sz w:val="28"/>
+        </w:rPr>
+        <w:t xml:space="preserve">Конституция Российской Федерации закрепляет возможности человека действовать в соответствии со своими культурными запросами. </w:t>
+      </w:r>
+    </w:p>
+    <w:p>
+      <w:pPr>
+        <w:keepNext w:val="0"/>
+        <w:spacing w:after="60" w:line="240" w:lineRule="auto"/>
+        <w:jc w:val="both"/>
+      </w:pPr>
+      <w:r>
+        <w:rPr>
+          <w:rFonts w:ascii="Times New Roman" w:hAnsi="Times New Roman" w:eastAsia="Times New Roman"/>
+          <w:b w:val="0"/>
+          <w:i w:val="0"/>
+          <w:sz w:val="28"/>
+        </w:rPr>
+        <w:t xml:space="preserve">На основе положений Конституции Российской Федерации сформулируйте три подтверждения этой характеристики. </w:t>
+      </w:r>
+    </w:p>
+    <w:p>
+      <w:pPr>
+        <w:keepNext w:val="0"/>
+        <w:spacing w:after="60" w:line="240" w:lineRule="auto"/>
+        <w:jc w:val="both"/>
+      </w:pPr>
+      <w:r>
+        <w:rPr>
+          <w:rFonts w:ascii="Times New Roman" w:hAnsi="Times New Roman" w:eastAsia="Times New Roman"/>
+          <w:b w:val="0"/>
+          <w:i w:val="0"/>
+          <w:sz w:val="28"/>
+        </w:rPr>
+        <w:t xml:space="preserve">(Каждое подтверждение должно быть сформулировано как распространённое предложение с опорой на конкретное положение Конституции Российской Федерации. </w:t>
+      </w:r>
+    </w:p>
+    <w:p>
+      <w:pPr>
+        <w:keepNext w:val="0"/>
+        <w:spacing w:after="60" w:line="240" w:lineRule="auto"/>
+        <w:jc w:val="both"/>
+      </w:pPr>
+      <w:r>
+        <w:rPr>
+          <w:rFonts w:ascii="Times New Roman" w:hAnsi="Times New Roman" w:eastAsia="Times New Roman"/>
+          <w:b w:val="0"/>
+          <w:i w:val="0"/>
+          <w:sz w:val="28"/>
+        </w:rPr>
+        <w:t>Обращаем внимание, что правильное выполнение задания не требует указания в ответе номеров соответствующих статей Конституции и дословного воспроизведения их содержания.)</w:t>
+      </w:r>
+    </w:p>
+    <w:p>
+      <w:pPr>
+        <w:keepNext w:val="0"/>
+        <w:spacing w:after="60" w:line="240" w:lineRule="auto"/>
+        <w:jc w:val="both"/>
+      </w:pPr>
+      <w:r>
+        <w:rPr>
+          <w:rFonts w:ascii="Times New Roman" w:hAnsi="Times New Roman" w:eastAsia="Times New Roman"/>
+          <w:b w:val="0"/>
+          <w:i w:val="0"/>
+          <w:sz w:val="28"/>
+        </w:rPr>
+        <w:t>Ответ:</w:t>
+      </w:r>
+    </w:p>
+    <w:p>
+      <w:pPr>
+        <w:keepNext w:val="0"/>
+        <w:spacing w:after="60" w:line="240" w:lineRule="auto"/>
+        <w:jc w:val="both"/>
+      </w:pPr>
+      <w:r>
+        <w:rPr>
+          <w:rFonts w:ascii="Times New Roman" w:hAnsi="Times New Roman" w:eastAsia="Times New Roman"/>
+          <w:b/>
+          <w:sz w:val="28"/>
+        </w:rPr>
+        <w:t xml:space="preserve">№24 </w:t>
+      </w:r>
+      <w:r>
+        <w:rPr>
+          <w:rFonts w:ascii="Times New Roman" w:hAnsi="Times New Roman" w:eastAsia="Times New Roman"/>
+          <w:b w:val="0"/>
+          <w:i w:val="0"/>
+          <w:sz w:val="28"/>
+        </w:rPr>
+        <w:t>Используя обществоведческие знания, составьте сложный план, позволяющий раскрыть по существу тему «Форма государства». Сложный план должен содержать не менее трёх непосредственно раскрывающих тему по существу пунктов, детализированных в подпунктах. (Количество подпунктов каждого детализированного пункта должно быть не менее трёх, за исключением случаев, когда с точки зрения общественных наук возможны только два подпункта.)</w:t>
+      </w:r>
+    </w:p>
+    <w:p>
+      <w:pPr>
+        <w:keepNext w:val="0"/>
+        <w:spacing w:after="60" w:line="240" w:lineRule="auto"/>
+        <w:jc w:val="both"/>
+      </w:pPr>
+      <w:r>
+        <w:rPr>
+          <w:rFonts w:ascii="Times New Roman" w:hAnsi="Times New Roman" w:eastAsia="Times New Roman"/>
+          <w:b w:val="0"/>
+          <w:i w:val="0"/>
+          <w:sz w:val="28"/>
+        </w:rPr>
+        <w:t>Ответ:</w:t>
+      </w:r>
+    </w:p>
+    <w:p>
+      <w:pPr>
+        <w:keepNext w:val="0"/>
+        <w:spacing w:after="60" w:line="240" w:lineRule="auto"/>
+        <w:jc w:val="both"/>
+      </w:pPr>
+      <w:r>
+        <w:rPr>
+          <w:rFonts w:ascii="Times New Roman" w:hAnsi="Times New Roman" w:eastAsia="Times New Roman"/>
+          <w:b/>
+          <w:sz w:val="28"/>
+        </w:rPr>
+        <w:t xml:space="preserve">№25 </w:t>
+      </w:r>
+      <w:r>
+        <w:rPr>
+          <w:rFonts w:ascii="Times New Roman" w:hAnsi="Times New Roman" w:eastAsia="Times New Roman"/>
+          <w:b w:val="0"/>
+          <w:i w:val="0"/>
+          <w:sz w:val="28"/>
+        </w:rPr>
+        <w:t>Используя обществоведческие знания, факты общественной жизни и личный социальный опыт, выполните задания, ответьте на вопрос:</w:t>
+      </w:r>
+    </w:p>
+    <w:p>
+      <w:pPr>
+        <w:keepNext w:val="0"/>
+        <w:spacing w:after="60" w:line="240" w:lineRule="auto"/>
+        <w:jc w:val="both"/>
+      </w:pPr>
+      <w:r>
+        <w:rPr>
+          <w:rFonts w:ascii="Times New Roman" w:hAnsi="Times New Roman" w:eastAsia="Times New Roman"/>
+          <w:b w:val="0"/>
+          <w:i w:val="0"/>
+          <w:sz w:val="28"/>
+        </w:rPr>
+        <w:t>1) Объясните позитивное влияние гражданского общества на развитие гражданственности и патриотизма у гражданина Российской Федерации. (Объяснение должно быть дано с опорой на обществоведческие знания в нескольких связанных между собой распространённых предложениях, раскрывающих причинно-следственные и (или) функциональные связи.)</w:t>
+      </w:r>
+    </w:p>
+    <w:p>
+      <w:pPr>
+        <w:keepNext w:val="0"/>
+        <w:spacing w:after="60" w:line="240" w:lineRule="auto"/>
+        <w:jc w:val="both"/>
+      </w:pPr>
+      <w:r>
+        <w:rPr>
+          <w:rFonts w:ascii="Times New Roman" w:hAnsi="Times New Roman" w:eastAsia="Times New Roman"/>
+          <w:b w:val="0"/>
+          <w:i w:val="0"/>
+          <w:sz w:val="28"/>
+        </w:rPr>
+        <w:t>2) Какие организации гражданского общества современной России участвуют в патриотическом воспитании молодых граждан? (Укажите любые три такие организации.)</w:t>
+      </w:r>
+    </w:p>
+    <w:p>
+      <w:pPr>
+        <w:keepNext w:val="0"/>
+        <w:spacing w:after="60" w:line="240" w:lineRule="auto"/>
+        <w:jc w:val="both"/>
+      </w:pPr>
+      <w:r>
+        <w:rPr>
+          <w:rFonts w:ascii="Times New Roman" w:hAnsi="Times New Roman" w:eastAsia="Times New Roman"/>
+          <w:b w:val="0"/>
+          <w:i w:val="0"/>
+          <w:sz w:val="28"/>
+        </w:rPr>
+        <w:t>3) В качестве примеров приведите по одному факту из современной российской действительности, иллюстрирующему деятельность каждой из указанных в пункте 2 организаций, связанную с патриотическим воспитанием молодых граждан. (Каждый пример должен быть сформулирован развёрнуто. Примеры не должны быть однотипными и дублировать друг друга.)</w:t>
+      </w:r>
+    </w:p>
+    <w:p>
+      <w:pPr>
+        <w:keepNext w:val="0"/>
+        <w:spacing w:after="60" w:line="240" w:lineRule="auto"/>
+        <w:jc w:val="both"/>
+      </w:pPr>
+      <w:r>
+        <w:rPr>
+          <w:rFonts w:ascii="Times New Roman" w:hAnsi="Times New Roman" w:eastAsia="Times New Roman"/>
+          <w:b w:val="0"/>
+          <w:i w:val="0"/>
+          <w:sz w:val="28"/>
+        </w:rPr>
+        <w:t>Ответ:</w:t>
+      </w:r>
+    </w:p>
     <w:sectPr>
-      <w:footerReference w:type="default" r:id="rId9"/>
-      <w:pgSz w:w="11906" w:h="16838"/>
-      <w:pgMar w:top="935" w:right="879" w:bottom="879" w:left="992" w:header="397" w:footer="397" w:gutter="0"/>
+      <w:pgSz w:w="12240" w:h="15840"/>
+      <w:pgMar w:top="964" w:right="850" w:bottom="964" w:left="1134" w:header="720" w:footer="720" w:gutter="0"/>
       <w:cols w:space="720"/>
       <w:docGrid w:linePitch="360"/>
     </w:sectPr>
   </w:body>
 </w:document>
-</file>
-
-<file path=word/footer1.xml><?xml version="1.0" encoding="utf-8"?>
-<w:ftr xmlns:m="http://schemas.openxmlformats.org/officeDocument/2006/math" xmlns:mc="http://schemas.openxmlformats.org/markup-compatibility/2006" xmlns:mo="http://schemas.microsoft.com/office/mac/office/2008/main" xmlns:mv="urn:schemas-microsoft-com:mac:vml" xmlns:o="urn:schemas-microsoft-com:office:office" xmlns:r="http://schemas.openxmlformats.org/officeDocument/2006/relationships" xmlns:v="urn:schemas-microsoft-com:vml" xmlns:w10="urn:schemas-microsoft-com:office:word" xmlns:w14="http://schemas.microsoft.com/office/word/2010/wordml" xmlns:w="http://schemas.openxmlformats.org/wordprocessingml/2006/main" xmlns:wne="http://schemas.microsoft.com/office/word/2006/wordml" xmlns:wp14="http://schemas.microsoft.com/office/word/2010/wordprocessingDrawing" xmlns:wp="http://schemas.openxmlformats.org/drawingml/2006/wordprocessingDrawing" xmlns:wpc="http://schemas.microsoft.com/office/word/2010/wordprocessingCanvas" xmlns:wpg="http://schemas.microsoft.com/office/word/2010/wordprocessingGroup" xmlns:wpi="http://schemas.microsoft.com/office/word/2010/wordprocessingInk" xmlns:wps="http://schemas.microsoft.com/office/word/2010/wordprocessingShape" mc:Ignorable="w14 wp14">
-  <w:p>
-    <w:pPr>
-      <w:pStyle w:val="Footer"/>
-    </w:pPr>
-  </w:p>
-</w:ftr>
 </file>
 
 <file path=word/numbering.xml><?xml version="1.0" encoding="utf-8"?>
@@ -3155,11 +4597,10 @@
     <w:qFormat/>
     <w:rsid w:val="00FC693F"/>
     <w:pPr>
-      <w:spacing w:after="0" w:line="240" w:lineRule="auto"/>
+      <w:spacing w:after="60" w:line="240" w:lineRule="auto"/>
     </w:pPr>
     <w:rPr>
-      <w:rFonts w:ascii="Times New Roman" w:hAnsi="Times New Roman"/>
-      <w:color w:val="181A1F"/>
+      <w:rFonts w:ascii="Times New Roman" w:hAnsi="Times New Roman" w:eastAsia="Times New Roman"/>
       <w:sz w:val="28"/>
     </w:rPr>
   </w:style>
@@ -3222,10 +4663,10 @@
       <w:outlineLvl w:val="0"/>
     </w:pPr>
     <w:rPr>
-      <w:rFonts w:asciiTheme="majorHAnsi" w:eastAsiaTheme="majorEastAsia" w:hAnsiTheme="majorHAnsi" w:cstheme="majorBidi" w:ascii="Times New Roman" w:hAnsi="Times New Roman"/>
+      <w:rFonts w:asciiTheme="majorHAnsi" w:eastAsiaTheme="majorEastAsia" w:hAnsiTheme="majorHAnsi" w:cstheme="majorBidi"/>
       <w:b/>
       <w:bCs/>
-      <w:color w:val="181A1F"/>
+      <w:color w:val="365F91" w:themeColor="accent1" w:themeShade="BF"/>
       <w:sz w:val="28"/>
       <w:szCs w:val="28"/>
     </w:rPr>
@@ -3246,7 +4687,7 @@
       <w:outlineLvl w:val="1"/>
     </w:pPr>
     <w:rPr>
-      <w:rFonts w:asciiTheme="majorHAnsi" w:eastAsiaTheme="majorEastAsia" w:hAnsiTheme="majorHAnsi" w:cstheme="majorBidi" w:ascii="Arial" w:hAnsi="Arial"/>
+      <w:rFonts w:asciiTheme="majorHAnsi" w:eastAsiaTheme="majorEastAsia" w:hAnsiTheme="majorHAnsi" w:cstheme="majorBidi"/>
       <w:b/>
       <w:bCs/>
       <w:color w:val="4F81BD" w:themeColor="accent1"/>
@@ -3511,7 +4952,7 @@
       <w:contextualSpacing/>
     </w:pPr>
     <w:rPr>
-      <w:rFonts w:asciiTheme="majorHAnsi" w:eastAsiaTheme="majorEastAsia" w:hAnsiTheme="majorHAnsi" w:cstheme="majorBidi" w:ascii="Arial" w:hAnsi="Arial"/>
+      <w:rFonts w:asciiTheme="majorHAnsi" w:eastAsiaTheme="majorEastAsia" w:hAnsiTheme="majorHAnsi" w:cstheme="majorBidi"/>
       <w:color w:val="17365D" w:themeColor="text2" w:themeShade="BF"/>
       <w:spacing w:val="5"/>
       <w:kern w:val="28"/>
